--- a/playwright-tests/RUNNING_SPECIFIED_TESTS.docx
+++ b/playwright-tests/RUNNING_SPECIFIED_TESTS.docx
@@ -32,7 +32,7 @@
         <w:rPr>
           <w:rFonts w:ascii="Arial" w:cs="Arial" w:eastAsia="Arial" w:hAnsi="Arial"/>
         </w:rPr>
-        <w:t xml:space="preserve">Each command starts the journey from scratch: it creates a new specified (money) claim and takes it through the steps in order. A step that does not apply to the claim, or is switched off, is skipped. The journey currently ends with the claimant's response to the defence.</w:t>
+        <w:t xml:space="preserve">Each command starts the journey from scratch: it creates a new specified (money) claim and takes it through the steps in order. A step that does not apply to the claim, or is switched off, is skipped. The journey currently ends with the judge's Standard Direction Order or directions order.</w:t>
       </w:r>
     </w:p>
     <w:p>
@@ -204,6 +204,44 @@
     </w:p>
     <w:p>
       <w:pPr>
+        <w:pStyle w:val="ListParagraph"/>
+        <w:numPr>
+          <w:ilvl w:val="0"/>
+          <w:numId w:val="2"/>
+        </w:numPr>
+        <w:tabs>
+          <w:tab w:val="left" w:pos="720"/>
+        </w:tabs>
+        <w:spacing w:after="60"/>
+      </w:pPr>
+      <w:r>
+        <w:rPr>
+          <w:rFonts w:ascii="Arial" w:cs="Arial" w:eastAsia="Arial" w:hAnsi="Arial"/>
+        </w:rPr>
+        <w:t xml:space="preserve">CREATE_SDO: the judge makes a Standard Direction Order, moving the claim from JUDICIAL_REFERRAL to CASE_PROGRESSION. It only runs on the fast track, when the claimant's response took the claim to JUDICIAL_REFERRAL. It is always done in the UI, where the judge opens the event by its URL (and claims the directions task first where work allocation needs one).</w:t>
+      </w:r>
+    </w:p>
+    <w:p>
+      <w:pPr>
+        <w:pStyle w:val="ListParagraph"/>
+        <w:numPr>
+          <w:ilvl w:val="0"/>
+          <w:numId w:val="2"/>
+        </w:numPr>
+        <w:tabs>
+          <w:tab w:val="left" w:pos="720"/>
+        </w:tabs>
+        <w:spacing w:after="60"/>
+      </w:pPr>
+      <w:r>
+        <w:rPr>
+          <w:rFonts w:ascii="Arial" w:cs="Arial" w:eastAsia="Arial" w:hAnsi="Arial"/>
+        </w:rPr>
+        <w:t xml:space="preserve">MAKE_DIRECTIONS_ORDER: on the intermediate and multi tracks, which have no Standard Direction Order, the judge makes a directions order with "Make an order" instead, also moving the claim from JUDICIAL_REFERRAL to CASE_PROGRESSION. The judge keeps the claim on its track, chooses the blank template for an order before a hearing and uploads the completed order (playwright-tests/documents/TEST_ORDER.docx; the page only takes Word documents). It is always done in the UI (claiming the track allocation task first where work allocation needs one).</w:t>
+      </w:r>
+    </w:p>
+    <w:p>
+      <w:pPr>
         <w:spacing w:after="120"/>
       </w:pPr>
       <w:r>
@@ -243,7 +281,7 @@
         <w:rPr>
           <w:rFonts w:ascii="Arial" w:cs="Arial" w:eastAsia="Arial" w:hAnsi="Arial"/>
         </w:rPr>
-        <w:t xml:space="preserve">The steps with an API version are CREATE_CLAIM, INFORM_AGREED_EXTENSION_DEFENDANT1/2, RESPOND_TO_CLAIM_DEFENDANT1/2 and RESPOND_TO_DEFENCE. With API_UNTIL=&lt;state&gt; they go through the CCD API until the claim reaches that state, and every step after it goes through the UI. Leave API_UNTIL unset to do everything through the UI.</w:t>
+        <w:t xml:space="preserve">The steps with an API version are CREATE_CLAIM, INFORM_AGREED_EXTENSION_DEFENDANT1/2, RESPOND_TO_CLAIM_DEFENDANT1/2 and RESPOND_TO_DEFENCE. CREATE_SDO and MAKE_DIRECTIONS_ORDER always use the UI. With API_UNTIL=&lt;state&gt; they go through the CCD API until the claim reaches that state, and every step after it goes through the UI. Leave API_UNTIL unset to do everything through the UI.</w:t>
       </w:r>
     </w:p>
     <w:p>
@@ -254,7 +292,7 @@
         <w:rPr>
           <w:rFonts w:ascii="Arial" w:cs="Arial" w:eastAsia="Arial" w:hAnsi="Arial"/>
         </w:rPr>
-        <w:t xml:space="preserve">Everything through the API (All_FINAL_ORDERS_ISSUED is only ever reached by the last step, RESPOND_TO_DEFENCE, so every step uses the API):</w:t>
+        <w:t xml:space="preserve">Everything that has an API version through the API (All_FINAL_ORDERS_ISSUED is only ever reached by RESPOND_TO_DEFENCE, so every step before the Standard Direction Order uses the API):</w:t>
       </w:r>
     </w:p>
     <w:p>
@@ -340,7 +378,7 @@
         <w:rPr>
           <w:rFonts w:ascii="Arial" w:cs="Arial" w:eastAsia="Arial" w:hAnsi="Arial"/>
         </w:rPr>
-        <w:t xml:space="preserve">States the journey reaches: PENDING_CASE_ISSUED, AWAITING_RESPONDENT_ACKNOWLEDGEMENT, AWAITING_APPLICANT_INTENTION, JUDICIAL_REFERRAL, IN_MEDIATION, All_FINAL_ORDERS_ISSUED, PROCEEDS_IN_HERITAGE_SYSTEM.</w:t>
+        <w:t xml:space="preserve">States the journey reaches: PENDING_CASE_ISSUED, AWAITING_RESPONDENT_ACKNOWLEDGEMENT, AWAITING_APPLICANT_INTENTION, JUDICIAL_REFERRAL, CASE_PROGRESSION, IN_MEDIATION, All_FINAL_ORDERS_ISSUED, PROCEEDS_IN_HERITAGE_SYSTEM.</w:t>
       </w:r>
     </w:p>
     <w:p>

--- a/playwright-tests/RUNNING_SPECIFIED_TESTS.docx
+++ b/playwright-tests/RUNNING_SPECIFIED_TESTS.docx
@@ -242,6 +242,25 @@
     </w:p>
     <w:p>
       <w:pPr>
+        <w:pStyle w:val="ListParagraph"/>
+        <w:numPr>
+          <w:ilvl w:val="0"/>
+          <w:numId w:val="2"/>
+        </w:numPr>
+        <w:tabs>
+          <w:tab w:val="left" w:pos="720"/>
+        </w:tabs>
+        <w:spacing w:after="60"/>
+      </w:pPr>
+      <w:r>
+        <w:rPr>
+          <w:rFonts w:ascii="Arial" w:cs="Arial" w:eastAsia="Arial" w:hAnsi="Arial"/>
+        </w:rPr>
+        <w:t xml:space="preserve">UPLOAD_EVIDENCE (group: _CLAIMANT_SOLICITOR, _DEFENDANT1_SOLICITOR, _DEFENDANT2_SOLICITOR): once the judge's order has moved the claim to CASE_PROGRESSION, each solicitor uploads a disclosure list with "Upload Your Documents" (the second defendant's solicitor only for 1v2DS). A solicitor acting for two parties uploads it for both. The claim stays in CASE_PROGRESSION. It is always done in the UI.</w:t>
+      </w:r>
+    </w:p>
+    <w:p>
+      <w:pPr>
         <w:spacing w:after="120"/>
       </w:pPr>
       <w:r>
@@ -281,7 +300,7 @@
         <w:rPr>
           <w:rFonts w:ascii="Arial" w:cs="Arial" w:eastAsia="Arial" w:hAnsi="Arial"/>
         </w:rPr>
-        <w:t xml:space="preserve">The steps with an API version are CREATE_CLAIM, INFORM_AGREED_EXTENSION_DEFENDANT1/2, RESPOND_TO_CLAIM_DEFENDANT1/2 and RESPOND_TO_DEFENCE. CREATE_SDO and MAKE_DIRECTIONS_ORDER always use the UI. With API_UNTIL=&lt;state&gt; they go through the CCD API until the claim reaches that state, and every step after it goes through the UI. Leave API_UNTIL unset to do everything through the UI.</w:t>
+        <w:t xml:space="preserve">The steps with an API version are CREATE_CLAIM, INFORM_AGREED_EXTENSION_DEFENDANT1/2, RESPOND_TO_CLAIM_DEFENDANT1/2 and RESPOND_TO_DEFENCE. CREATE_SDO, MAKE_DIRECTIONS_ORDER and UPLOAD_EVIDENCE always use the UI. With API_UNTIL=&lt;state&gt; they go through the CCD API until the claim reaches that state, and every step after it goes through the UI. Leave API_UNTIL unset to do everything through the UI.</w:t>
       </w:r>
     </w:p>
     <w:p>

--- a/playwright-tests/RUNNING_SPECIFIED_TESTS.docx
+++ b/playwright-tests/RUNNING_SPECIFIED_TESTS.docx
@@ -261,6 +261,25 @@
     </w:p>
     <w:p>
       <w:pPr>
+        <w:pStyle w:val="ListParagraph"/>
+        <w:numPr>
+          <w:ilvl w:val="0"/>
+          <w:numId w:val="2"/>
+        </w:numPr>
+        <w:tabs>
+          <w:tab w:val="left" w:pos="720"/>
+        </w:tabs>
+        <w:spacing w:after="60"/>
+      </w:pPr>
+      <w:r>
+        <w:rPr>
+          <w:rFonts w:ascii="Arial" w:cs="Arial" w:eastAsia="Arial" w:hAnsi="Arial"/>
+        </w:rPr>
+        <w:t xml:space="preserve">CREATE_HEARING_NOTICE: once the evidence is in, the hearing centre admin lists the trial with "Create a hearing notice" (a first listing of a "Trial (Fast, Intermediate and Multi track)" notice at Clerkenwell, 8 weeks ahead). This stands in for HMC returning a listed hearing. civil-service works out the hearing fee and moves the claim to HEARING_READINESS. It is always done in the UI.</w:t>
+      </w:r>
+    </w:p>
+    <w:p>
+      <w:pPr>
         <w:spacing w:after="120"/>
       </w:pPr>
       <w:r>
@@ -300,7 +319,7 @@
         <w:rPr>
           <w:rFonts w:ascii="Arial" w:cs="Arial" w:eastAsia="Arial" w:hAnsi="Arial"/>
         </w:rPr>
-        <w:t xml:space="preserve">The steps with an API version are CREATE_CLAIM, INFORM_AGREED_EXTENSION_DEFENDANT1/2, RESPOND_TO_CLAIM_DEFENDANT1/2 and RESPOND_TO_DEFENCE. CREATE_SDO, MAKE_DIRECTIONS_ORDER and UPLOAD_EVIDENCE always use the UI. With API_UNTIL=&lt;state&gt; they go through the CCD API until the claim reaches that state, and every step after it goes through the UI. Leave API_UNTIL unset to do everything through the UI.</w:t>
+        <w:t xml:space="preserve">The steps with an API version are CREATE_CLAIM, INFORM_AGREED_EXTENSION_DEFENDANT1/2, RESPOND_TO_CLAIM_DEFENDANT1/2 and RESPOND_TO_DEFENCE. CREATE_SDO, MAKE_DIRECTIONS_ORDER, UPLOAD_EVIDENCE and CREATE_HEARING_NOTICE always use the UI. With API_UNTIL=&lt;state&gt; they go through the CCD API until the claim reaches that state, and every step after it goes through the UI. Leave API_UNTIL unset to do everything through the UI.</w:t>
       </w:r>
     </w:p>
     <w:p>
@@ -397,7 +416,7 @@
         <w:rPr>
           <w:rFonts w:ascii="Arial" w:cs="Arial" w:eastAsia="Arial" w:hAnsi="Arial"/>
         </w:rPr>
-        <w:t xml:space="preserve">States the journey reaches: PENDING_CASE_ISSUED, AWAITING_RESPONDENT_ACKNOWLEDGEMENT, AWAITING_APPLICANT_INTENTION, JUDICIAL_REFERRAL, CASE_PROGRESSION, IN_MEDIATION, All_FINAL_ORDERS_ISSUED, PROCEEDS_IN_HERITAGE_SYSTEM.</w:t>
+        <w:t xml:space="preserve">States the journey reaches: PENDING_CASE_ISSUED, AWAITING_RESPONDENT_ACKNOWLEDGEMENT, AWAITING_APPLICANT_INTENTION, JUDICIAL_REFERRAL, CASE_PROGRESSION, HEARING_READINESS, IN_MEDIATION, All_FINAL_ORDERS_ISSUED, PROCEEDS_IN_HERITAGE_SYSTEM.</w:t>
       </w:r>
     </w:p>
     <w:p>

--- a/playwright-tests/RUNNING_SPECIFIED_TESTS.docx
+++ b/playwright-tests/RUNNING_SPECIFIED_TESTS.docx
@@ -32,7 +32,7 @@
         <w:rPr>
           <w:rFonts w:ascii="Arial" w:cs="Arial" w:eastAsia="Arial" w:hAnsi="Arial"/>
         </w:rPr>
-        <w:t xml:space="preserve">Each command starts the journey from scratch: it creates a new specified (money) claim and takes it through the steps in order. A step that does not apply to the claim, or is switched off, is skipped. The journey currently ends with the judge's Standard Direction Order or directions order.</w:t>
+        <w:t xml:space="preserve">Each command starts the journey from scratch: it creates a new specified (money) claim and takes it through the steps in order. A step that does not apply to the claim, or is switched off, is skipped. The journey currently ends with the claimant's solicitor paying the hearing fee, leaving the claim in PREPARE_FOR_HEARING_CONDUCT_HEARING.</w:t>
       </w:r>
     </w:p>
     <w:p>
@@ -280,6 +280,25 @@
     </w:p>
     <w:p>
       <w:pPr>
+        <w:pStyle w:val="ListParagraph"/>
+        <w:numPr>
+          <w:ilvl w:val="0"/>
+          <w:numId w:val="2"/>
+        </w:numPr>
+        <w:tabs>
+          <w:tab w:val="left" w:pos="720"/>
+        </w:tabs>
+        <w:spacing w:after="60"/>
+      </w:pPr>
+      <w:r>
+        <w:rPr>
+          <w:rFonts w:ascii="Arial" w:cs="Arial" w:eastAsia="Arial" w:hAnsi="Arial"/>
+        </w:rPr>
+        <w:t xml:space="preserve">PAY_HEARING_FEE: the claimant's solicitor pays the hearing fee from the Service Request tab, by PBA or card (PAYMENT_METHOD). If the payment service has not told civil-service about the payment within a minute, the test does. The test then runs HEARING_FEE_PAID, which civil-service's scheduler would otherwise run later, moving the claim to PREPARE_FOR_HEARING_CONDUCT_HEARING. It is always done in the UI.</w:t>
+      </w:r>
+    </w:p>
+    <w:p>
+      <w:pPr>
         <w:spacing w:after="120"/>
       </w:pPr>
       <w:r>
@@ -319,7 +338,7 @@
         <w:rPr>
           <w:rFonts w:ascii="Arial" w:cs="Arial" w:eastAsia="Arial" w:hAnsi="Arial"/>
         </w:rPr>
-        <w:t xml:space="preserve">The steps with an API version are CREATE_CLAIM, INFORM_AGREED_EXTENSION_DEFENDANT1/2, RESPOND_TO_CLAIM_DEFENDANT1/2 and RESPOND_TO_DEFENCE. CREATE_SDO, MAKE_DIRECTIONS_ORDER, UPLOAD_EVIDENCE and CREATE_HEARING_NOTICE always use the UI. With API_UNTIL=&lt;state&gt; they go through the CCD API until the claim reaches that state, and every step after it goes through the UI. Leave API_UNTIL unset to do everything through the UI.</w:t>
+        <w:t xml:space="preserve">The steps with an API version are CREATE_CLAIM, INFORM_AGREED_EXTENSION_DEFENDANT1/2, RESPOND_TO_CLAIM_DEFENDANT1/2 and RESPOND_TO_DEFENCE. CREATE_SDO, MAKE_DIRECTIONS_ORDER, UPLOAD_EVIDENCE, CREATE_HEARING_NOTICE and PAY_HEARING_FEE always use the UI. With API_UNTIL=&lt;state&gt; they go through the CCD API until the claim reaches that state, and every step after it goes through the UI. Leave API_UNTIL unset to do everything through the UI.</w:t>
       </w:r>
     </w:p>
     <w:p>
@@ -416,7 +435,7 @@
         <w:rPr>
           <w:rFonts w:ascii="Arial" w:cs="Arial" w:eastAsia="Arial" w:hAnsi="Arial"/>
         </w:rPr>
-        <w:t xml:space="preserve">States the journey reaches: PENDING_CASE_ISSUED, AWAITING_RESPONDENT_ACKNOWLEDGEMENT, AWAITING_APPLICANT_INTENTION, JUDICIAL_REFERRAL, CASE_PROGRESSION, HEARING_READINESS, IN_MEDIATION, All_FINAL_ORDERS_ISSUED, PROCEEDS_IN_HERITAGE_SYSTEM.</w:t>
+        <w:t xml:space="preserve">States the journey reaches: PENDING_CASE_ISSUED, AWAITING_RESPONDENT_ACKNOWLEDGEMENT, AWAITING_APPLICANT_INTENTION, JUDICIAL_REFERRAL, CASE_PROGRESSION, HEARING_READINESS, PREPARE_FOR_HEARING_CONDUCT_HEARING, IN_MEDIATION, All_FINAL_ORDERS_ISSUED, PROCEEDS_IN_HERITAGE_SYSTEM.</w:t>
       </w:r>
     </w:p>
     <w:p>
@@ -2226,7 +2245,7 @@
         <w:rPr>
           <w:rFonts w:ascii="Arial" w:cs="Arial" w:eastAsia="Arial" w:hAnsi="Arial"/>
         </w:rPr>
-        <w:t xml:space="preserve">8. Paying the claim fee by PBA or card</w:t>
+        <w:t xml:space="preserve">8. Paying fees by PBA or card</w:t>
       </w:r>
     </w:p>
     <w:p>
@@ -2237,7 +2256,7 @@
         <w:rPr>
           <w:rFonts w:ascii="Arial" w:cs="Arial" w:eastAsia="Arial" w:hAnsi="Arial"/>
         </w:rPr>
-        <w:t xml:space="preserve">PAYMENT_METHOD=PBA (the default) pays from the claimant solicitor's PBA account. PAYMENT_METHOD=CARD pays on GOV.UK Pay's pages with a test card, always in the UI, even when the claim is created through the API. Use CARD when PBA payments fail on the environment, for example with "Unable to retrieve account information".</w:t>
+        <w:t xml:space="preserve">PAYMENT_METHOD picks how the claimant's solicitor pays the claim fee and the hearing fee. PBA (the default) pays from their PBA account. CARD pays on GOV.UK Pay's pages with a test card, always in the UI, even when the claim is created through the API. Use CARD when PBA payments fail on the environment, for example with "Unable to retrieve account information".</w:t>
       </w:r>
     </w:p>
     <w:p>
@@ -3693,7 +3712,7 @@
                 <w:sz w:val="20"/>
                 <w:szCs w:val="20"/>
               </w:rPr>
-              <w:t xml:space="preserve">How the claim fee is paid. CARD is always paid in the UI. Any other value stops the run.</w:t>
+              <w:t xml:space="preserve">How the claim fee and the hearing fee are paid. CARD is always paid in the UI. Any other value stops the run.</w:t>
             </w:r>
           </w:p>
         </w:tc>

--- a/playwright-tests/RUNNING_SPECIFIED_TESTS.docx
+++ b/playwright-tests/RUNNING_SPECIFIED_TESTS.docx
@@ -32,7 +32,7 @@
         <w:rPr>
           <w:rFonts w:ascii="Arial" w:cs="Arial" w:eastAsia="Arial" w:hAnsi="Arial"/>
         </w:rPr>
-        <w:t xml:space="preserve">Each command starts the journey from scratch: it creates a new specified (money) claim and takes it through the steps in order. A step that does not apply to the claim, or is switched off, is skipped. The journey currently ends with the claimant's solicitor paying the hearing fee, leaving the claim in PREPARE_FOR_HEARING_CONDUCT_HEARING.</w:t>
+        <w:t xml:space="preserve">Each command starts the journey from scratch: it creates a new specified (money) claim and takes it through the steps in order. A step that does not apply to the claim, or is switched off, is skipped. The journey currently ends in PREPARE_FOR_HEARING_CONDUCT_HEARING, with the hearing fee paid and, on the fast track, the trial ready check made.</w:t>
       </w:r>
     </w:p>
     <w:p>
@@ -295,6 +295,25 @@
           <w:rFonts w:ascii="Arial" w:cs="Arial" w:eastAsia="Arial" w:hAnsi="Arial"/>
         </w:rPr>
         <w:t xml:space="preserve">PAY_HEARING_FEE: the claimant's solicitor pays the hearing fee from the Service Request tab, by PBA or card (PAYMENT_METHOD). If the payment service has not told civil-service about the payment within a minute, the test does. The test then runs HEARING_FEE_PAID, which civil-service's scheduler would otherwise run later, moving the claim to PREPARE_FOR_HEARING_CONDUCT_HEARING. It is always done in the UI.</w:t>
+      </w:r>
+    </w:p>
+    <w:p>
+      <w:pPr>
+        <w:pStyle w:val="ListParagraph"/>
+        <w:numPr>
+          <w:ilvl w:val="0"/>
+          <w:numId w:val="2"/>
+        </w:numPr>
+        <w:tabs>
+          <w:tab w:val="left" w:pos="720"/>
+        </w:tabs>
+        <w:spacing w:after="60"/>
+      </w:pPr>
+      <w:r>
+        <w:rPr>
+          <w:rFonts w:ascii="Arial" w:cs="Arial" w:eastAsia="Arial" w:hAnsi="Arial"/>
+        </w:rPr>
+        <w:t xml:space="preserve">TRIAL_READY_CHECK: on the fast track only, the parties are asked to confirm they are ready for trial. civil-service's scheduler does this once the hearing is less than 3 weeks away; the hearing is 8 weeks ahead, so the test runs the event itself and checks it was recorded on the case. The claim stays in PREPARE_FOR_HEARING_CONDUCT_HEARING.</w:t>
       </w:r>
     </w:p>
     <w:p>

--- a/playwright-tests/RUNNING_SPECIFIED_TESTS.docx
+++ b/playwright-tests/RUNNING_SPECIFIED_TESTS.docx
@@ -32,7 +32,7 @@
         <w:rPr>
           <w:rFonts w:ascii="Arial" w:cs="Arial" w:eastAsia="Arial" w:hAnsi="Arial"/>
         </w:rPr>
-        <w:t xml:space="preserve">Each command starts the journey from scratch: it creates a new specified (money) claim and takes it through the steps in order. A step that does not apply to the claim, or is switched off, is skipped. The journey currently ends in PREPARE_FOR_HEARING_CONDUCT_HEARING, with the hearing fee paid and, on the fast track, the trial ready check made.</w:t>
+        <w:t xml:space="preserve">Each command starts the journey from scratch: it creates a new specified (money) claim and takes it through the steps in order. A step that does not apply to the claim, or is switched off, is skipped. The journey currently ends in PREPARE_FOR_HEARING_CONDUCT_HEARING, with the hearing fee paid and, on the fast track, the trial ready check made and the solicitors' trial arrangements confirmed.</w:t>
       </w:r>
     </w:p>
     <w:p>
@@ -318,6 +318,25 @@
     </w:p>
     <w:p>
       <w:pPr>
+        <w:pStyle w:val="ListParagraph"/>
+        <w:numPr>
+          <w:ilvl w:val="0"/>
+          <w:numId w:val="2"/>
+        </w:numPr>
+        <w:tabs>
+          <w:tab w:val="left" w:pos="720"/>
+        </w:tabs>
+        <w:spacing w:after="60"/>
+      </w:pPr>
+      <w:r>
+        <w:rPr>
+          <w:rFonts w:ascii="Arial" w:cs="Arial" w:eastAsia="Arial" w:hAnsi="Arial"/>
+        </w:rPr>
+        <w:t xml:space="preserve">CONFIRM_TRIAL_ARRANGEMENTS (group: _CLAIMANT_SOLICITOR, _DEFENDANT1_SOLICITOR, _DEFENDANT2_SOLICITOR): each solicitor confirms with "Confirm trial arrangements" that the case is ready for trial, with no change to the hearing requirements (the second defendant's solicitor only for 1v2DS). A solicitor acting for two parties confirms for both. Like the trial ready check it is fast track only (XUI does not offer it on the intermediate or multi tracks), and it has to be done more than 3 weeks before the hearing. The claim stays in PREPARE_FOR_HEARING_CONDUCT_HEARING. It is always done in the UI.</w:t>
+      </w:r>
+    </w:p>
+    <w:p>
+      <w:pPr>
         <w:spacing w:after="120"/>
       </w:pPr>
       <w:r>
@@ -357,7 +376,7 @@
         <w:rPr>
           <w:rFonts w:ascii="Arial" w:cs="Arial" w:eastAsia="Arial" w:hAnsi="Arial"/>
         </w:rPr>
-        <w:t xml:space="preserve">The steps with an API version are CREATE_CLAIM, INFORM_AGREED_EXTENSION_DEFENDANT1/2, RESPOND_TO_CLAIM_DEFENDANT1/2 and RESPOND_TO_DEFENCE. CREATE_SDO, MAKE_DIRECTIONS_ORDER, UPLOAD_EVIDENCE, CREATE_HEARING_NOTICE and PAY_HEARING_FEE always use the UI. With API_UNTIL=&lt;state&gt; they go through the CCD API until the claim reaches that state, and every step after it goes through the UI. Leave API_UNTIL unset to do everything through the UI.</w:t>
+        <w:t xml:space="preserve">The steps with an API version are CREATE_CLAIM, INFORM_AGREED_EXTENSION_DEFENDANT1/2, RESPOND_TO_CLAIM_DEFENDANT1/2 and RESPOND_TO_DEFENCE. CREATE_SDO, MAKE_DIRECTIONS_ORDER, UPLOAD_EVIDENCE, CREATE_HEARING_NOTICE, PAY_HEARING_FEE and CONFIRM_TRIAL_ARRANGEMENTS always use the UI. With API_UNTIL=&lt;state&gt; they go through the CCD API until the claim reaches that state, and every step after it goes through the UI. Leave API_UNTIL unset to do everything through the UI.</w:t>
       </w:r>
     </w:p>
     <w:p>

--- a/playwright-tests/RUNNING_SPECIFIED_TESTS.docx
+++ b/playwright-tests/RUNNING_SPECIFIED_TESTS.docx
@@ -32,7 +32,7 @@
         <w:rPr>
           <w:rFonts w:ascii="Arial" w:cs="Arial" w:eastAsia="Arial" w:hAnsi="Arial"/>
         </w:rPr>
-        <w:t xml:space="preserve">Each command starts the journey from scratch: it creates a new specified (money) claim and takes it through the steps in order. A step that does not apply to the claim, or is switched off, is skipped. The journey currently ends in PREPARE_FOR_HEARING_CONDUCT_HEARING, with the hearing fee paid and, on the fast track, the trial ready check made and the solicitors' trial arrangements confirmed.</w:t>
+        <w:t xml:space="preserve">Each command starts the journey from scratch: it creates a new specified (money) claim and takes it through the steps in order. A step that does not apply to the claim, or is switched off, is skipped. The journey currently ends in PREPARE_FOR_HEARING_CONDUCT_HEARING, with the hearing fee paid and, on the fast track, the trial ready check made, the solicitors' trial arrangements confirmed and the trial bundle created.</w:t>
       </w:r>
     </w:p>
     <w:p>
@@ -333,6 +333,25 @@
           <w:rFonts w:ascii="Arial" w:cs="Arial" w:eastAsia="Arial" w:hAnsi="Arial"/>
         </w:rPr>
         <w:t xml:space="preserve">CONFIRM_TRIAL_ARRANGEMENTS (group: _CLAIMANT_SOLICITOR, _DEFENDANT1_SOLICITOR, _DEFENDANT2_SOLICITOR): each solicitor confirms with "Confirm trial arrangements" that the case is ready for trial, with no change to the hearing requirements (the second defendant's solicitor only for 1v2DS). A solicitor acting for two parties confirms for both. Like the trial ready check it is fast track only (XUI does not offer it on the intermediate or multi tracks), and it has to be done more than 3 weeks before the hearing. The claim stays in PREPARE_FOR_HEARING_CONDUCT_HEARING. It is always done in the UI.</w:t>
+      </w:r>
+    </w:p>
+    <w:p>
+      <w:pPr>
+        <w:pStyle w:val="ListParagraph"/>
+        <w:numPr>
+          <w:ilvl w:val="0"/>
+          <w:numId w:val="2"/>
+        </w:numPr>
+        <w:tabs>
+          <w:tab w:val="left" w:pos="720"/>
+        </w:tabs>
+        <w:spacing w:after="60"/>
+      </w:pPr>
+      <w:r>
+        <w:rPr>
+          <w:rFonts w:ascii="Arial" w:cs="Arial" w:eastAsia="Arial" w:hAnsi="Arial"/>
+        </w:rPr>
+        <w:t xml:space="preserve">CREATE_TRIAL_BUNDLE: the trial bundle is created. civil-service's scheduler does this about 3 weeks before the hearing, for every track except intermediate and multi (small claims have bundles too, but go to mediation in this journey), so the test asks civil-service to do it now, waits for the bundle to be stitched into one document and checks the claimant's solicitor sees it on the Bundles tab. The claim stays in PREPARE_FOR_HEARING_CONDUCT_HEARING.</w:t>
       </w:r>
     </w:p>
     <w:p>

--- a/playwright-tests/RUNNING_SPECIFIED_TESTS.docx
+++ b/playwright-tests/RUNNING_SPECIFIED_TESTS.docx
@@ -32,7 +32,7 @@
         <w:rPr>
           <w:rFonts w:ascii="Arial" w:cs="Arial" w:eastAsia="Arial" w:hAnsi="Arial"/>
         </w:rPr>
-        <w:t xml:space="preserve">Each command starts the journey from scratch: it creates a new specified (money) claim and takes it through the steps in order. A step that does not apply to the claim, or is switched off, is skipped. The journey currently ends in PREPARE_FOR_HEARING_CONDUCT_HEARING, with the hearing fee paid and, on the fast track, the trial ready check made, the solicitors' trial arrangements confirmed and the trial bundle created.</w:t>
+        <w:t xml:space="preserve">Each command starts the journey from scratch: it creates a new specified (money) claim and takes it through the steps in order. A step that does not apply to the claim, or is switched off, is skipped. The journey currently ends with court staff confirming the judge's final order, which moves the claim to All_FINAL_ORDERS_ISSUED.</w:t>
       </w:r>
     </w:p>
     <w:p>
@@ -356,6 +356,63 @@
     </w:p>
     <w:p>
       <w:pPr>
+        <w:pStyle w:val="ListParagraph"/>
+        <w:numPr>
+          <w:ilvl w:val="0"/>
+          <w:numId w:val="2"/>
+        </w:numPr>
+        <w:tabs>
+          <w:tab w:val="left" w:pos="720"/>
+        </w:tabs>
+        <w:spacing w:after="60"/>
+      </w:pPr>
+      <w:r>
+        <w:rPr>
+          <w:rFonts w:ascii="Arial" w:cs="Arial" w:eastAsia="Arial" w:hAnsi="Arial"/>
+        </w:rPr>
+        <w:t xml:space="preserve">MOVE_TO_DECISION_OUTCOME: once the hearing date has passed, civil-service's scheduler moves the claim to DECISION_OUTCOME to wait for the judge's decision, on every track. The hearing is weeks away, so the test runs the event itself.</w:t>
+      </w:r>
+    </w:p>
+    <w:p>
+      <w:pPr>
+        <w:pStyle w:val="ListParagraph"/>
+        <w:numPr>
+          <w:ilvl w:val="0"/>
+          <w:numId w:val="2"/>
+        </w:numPr>
+        <w:tabs>
+          <w:tab w:val="left" w:pos="720"/>
+        </w:tabs>
+        <w:spacing w:after="60"/>
+      </w:pPr>
+      <w:r>
+        <w:rPr>
+          <w:rFonts w:ascii="Arial" w:cs="Arial" w:eastAsia="Arial" w:hAnsi="Arial"/>
+        </w:rPr>
+        <w:t xml:space="preserve">MAKE_FINAL_ORDER: the judge makes the final order with "Make an order" (FINAL_ORDER, see section 10). On the fast track the judge writes a free form or an assisted order on the page. On the intermediate and multi tracks the judge keeps the claim on its track, picks a template (for the after-hearing template, giving today as the hearing date), and uploads the completed order (playwright-tests/documents/TEST_ORDER.docx). The test checks the order was added to the case and its notifications sent. The claim stays in DECISION_OUTCOME. It is always done in the UI.</w:t>
+      </w:r>
+    </w:p>
+    <w:p>
+      <w:pPr>
+        <w:pStyle w:val="ListParagraph"/>
+        <w:numPr>
+          <w:ilvl w:val="0"/>
+          <w:numId w:val="2"/>
+        </w:numPr>
+        <w:tabs>
+          <w:tab w:val="left" w:pos="720"/>
+        </w:tabs>
+        <w:spacing w:after="60"/>
+      </w:pPr>
+      <w:r>
+        <w:rPr>
+          <w:rFonts w:ascii="Arial" w:cs="Arial" w:eastAsia="Arial" w:hAnsi="Arial"/>
+        </w:rPr>
+        <w:t xml:space="preserve">CONFIRM_ORDER_REVIEW: the hearing centre admin reviews the order with "Confirm order review": no date a party must do something by, a final order, and nothing left to do. This closes the claim on any track, moving it to All_FINAL_ORDERS_ISSUED. It is always done in the UI.</w:t>
+      </w:r>
+    </w:p>
+    <w:p>
+      <w:pPr>
         <w:spacing w:after="120"/>
       </w:pPr>
       <w:r>
@@ -395,7 +452,7 @@
         <w:rPr>
           <w:rFonts w:ascii="Arial" w:cs="Arial" w:eastAsia="Arial" w:hAnsi="Arial"/>
         </w:rPr>
-        <w:t xml:space="preserve">The steps with an API version are CREATE_CLAIM, INFORM_AGREED_EXTENSION_DEFENDANT1/2, RESPOND_TO_CLAIM_DEFENDANT1/2 and RESPOND_TO_DEFENCE. CREATE_SDO, MAKE_DIRECTIONS_ORDER, UPLOAD_EVIDENCE, CREATE_HEARING_NOTICE, PAY_HEARING_FEE and CONFIRM_TRIAL_ARRANGEMENTS always use the UI. With API_UNTIL=&lt;state&gt; they go through the CCD API until the claim reaches that state, and every step after it goes through the UI. Leave API_UNTIL unset to do everything through the UI.</w:t>
+        <w:t xml:space="preserve">The steps with an API version are CREATE_CLAIM, INFORM_AGREED_EXTENSION_DEFENDANT1/2, RESPOND_TO_CLAIM_DEFENDANT1/2 and RESPOND_TO_DEFENCE. CREATE_SDO, MAKE_DIRECTIONS_ORDER, UPLOAD_EVIDENCE, CREATE_HEARING_NOTICE, PAY_HEARING_FEE, CONFIRM_TRIAL_ARRANGEMENTS, MAKE_FINAL_ORDER and CONFIRM_ORDER_REVIEW always use the UI. With API_UNTIL=&lt;state&gt; they go through the CCD API until the claim reaches that state, and every step after it goes through the UI. Leave API_UNTIL unset to do everything through the UI.</w:t>
       </w:r>
     </w:p>
     <w:p>
@@ -406,7 +463,7 @@
         <w:rPr>
           <w:rFonts w:ascii="Arial" w:cs="Arial" w:eastAsia="Arial" w:hAnsi="Arial"/>
         </w:rPr>
-        <w:t xml:space="preserve">Everything that has an API version through the API (All_FINAL_ORDERS_ISSUED is only ever reached by RESPOND_TO_DEFENCE, so every step before the Standard Direction Order uses the API):</w:t>
+        <w:t xml:space="preserve">Everything that has an API version through the API (All_FINAL_ORDERS_ISSUED is the last state the journey reaches, so every step that has an API version uses it):</w:t>
       </w:r>
     </w:p>
     <w:p>
@@ -492,7 +549,7 @@
         <w:rPr>
           <w:rFonts w:ascii="Arial" w:cs="Arial" w:eastAsia="Arial" w:hAnsi="Arial"/>
         </w:rPr>
-        <w:t xml:space="preserve">States the journey reaches: PENDING_CASE_ISSUED, AWAITING_RESPONDENT_ACKNOWLEDGEMENT, AWAITING_APPLICANT_INTENTION, JUDICIAL_REFERRAL, CASE_PROGRESSION, HEARING_READINESS, PREPARE_FOR_HEARING_CONDUCT_HEARING, IN_MEDIATION, All_FINAL_ORDERS_ISSUED, PROCEEDS_IN_HERITAGE_SYSTEM.</w:t>
+        <w:t xml:space="preserve">States the journey reaches: PENDING_CASE_ISSUED, AWAITING_RESPONDENT_ACKNOWLEDGEMENT, AWAITING_APPLICANT_INTENTION, JUDICIAL_REFERRAL, CASE_PROGRESSION, HEARING_READINESS, PREPARE_FOR_HEARING_CONDUCT_HEARING, DECISION_OUTCOME, IN_MEDIATION, All_FINAL_ORDERS_ISSUED, PROCEEDS_IN_HERITAGE_SYSTEM.</w:t>
       </w:r>
     </w:p>
     <w:p>
@@ -2401,10 +2458,10 @@
         </w:tblBorders>
       </w:tblPr>
       <w:tblGrid>
-        <w:gridCol w:w="1752"/>
-        <w:gridCol w:w="3310"/>
-        <w:gridCol w:w="1265"/>
-        <w:gridCol w:w="3311"/>
+        <w:gridCol w:w="1692"/>
+        <w:gridCol w:w="3196"/>
+        <w:gridCol w:w="1551"/>
+        <w:gridCol w:w="3199"/>
       </w:tblGrid>
       <w:tr>
         <w:trPr>
@@ -2412,7 +2469,7 @@
         </w:trPr>
         <w:tc>
           <w:tcPr>
-            <w:tcW w:type="dxa" w:w="1752"/>
+            <w:tcW w:type="dxa" w:w="1692"/>
             <w:tcBorders>
               <w:top w:val="single" w:color="BFBFBF" w:sz="4"/>
               <w:left w:val="single" w:color="BFBFBF" w:sz="4"/>
@@ -2442,7 +2499,7 @@
         </w:tc>
         <w:tc>
           <w:tcPr>
-            <w:tcW w:type="dxa" w:w="3310"/>
+            <w:tcW w:type="dxa" w:w="3196"/>
             <w:tcBorders>
               <w:top w:val="single" w:color="BFBFBF" w:sz="4"/>
               <w:left w:val="single" w:color="BFBFBF" w:sz="4"/>
@@ -2472,7 +2529,7 @@
         </w:tc>
         <w:tc>
           <w:tcPr>
-            <w:tcW w:type="dxa" w:w="1265"/>
+            <w:tcW w:type="dxa" w:w="1551"/>
             <w:tcBorders>
               <w:top w:val="single" w:color="BFBFBF" w:sz="4"/>
               <w:left w:val="single" w:color="BFBFBF" w:sz="4"/>
@@ -2502,7 +2559,7 @@
         </w:tc>
         <w:tc>
           <w:tcPr>
-            <w:tcW w:type="dxa" w:w="3311"/>
+            <w:tcW w:type="dxa" w:w="3199"/>
             <w:tcBorders>
               <w:top w:val="single" w:color="BFBFBF" w:sz="4"/>
               <w:left w:val="single" w:color="BFBFBF" w:sz="4"/>
@@ -2537,7 +2594,7 @@
         </w:trPr>
         <w:tc>
           <w:tcPr>
-            <w:tcW w:type="dxa" w:w="1752"/>
+            <w:tcW w:type="dxa" w:w="1692"/>
             <w:tcBorders>
               <w:top w:val="single" w:color="BFBFBF" w:sz="4"/>
               <w:left w:val="single" w:color="BFBFBF" w:sz="4"/>
@@ -2564,7 +2621,7 @@
         </w:tc>
         <w:tc>
           <w:tcPr>
-            <w:tcW w:type="dxa" w:w="3310"/>
+            <w:tcW w:type="dxa" w:w="3196"/>
             <w:tcBorders>
               <w:top w:val="single" w:color="BFBFBF" w:sz="4"/>
               <w:left w:val="single" w:color="BFBFBF" w:sz="4"/>
@@ -2591,7 +2648,7 @@
         </w:tc>
         <w:tc>
           <w:tcPr>
-            <w:tcW w:type="dxa" w:w="1265"/>
+            <w:tcW w:type="dxa" w:w="1551"/>
             <w:tcBorders>
               <w:top w:val="single" w:color="BFBFBF" w:sz="4"/>
               <w:left w:val="single" w:color="BFBFBF" w:sz="4"/>
@@ -2618,7 +2675,7 @@
         </w:tc>
         <w:tc>
           <w:tcPr>
-            <w:tcW w:type="dxa" w:w="3311"/>
+            <w:tcW w:type="dxa" w:w="3199"/>
             <w:tcBorders>
               <w:top w:val="single" w:color="BFBFBF" w:sz="4"/>
               <w:left w:val="single" w:color="BFBFBF" w:sz="4"/>
@@ -2650,7 +2707,7 @@
         </w:trPr>
         <w:tc>
           <w:tcPr>
-            <w:tcW w:type="dxa" w:w="1752"/>
+            <w:tcW w:type="dxa" w:w="1692"/>
             <w:tcBorders>
               <w:top w:val="single" w:color="BFBFBF" w:sz="4"/>
               <w:left w:val="single" w:color="BFBFBF" w:sz="4"/>
@@ -2677,7 +2734,7 @@
         </w:tc>
         <w:tc>
           <w:tcPr>
-            <w:tcW w:type="dxa" w:w="3310"/>
+            <w:tcW w:type="dxa" w:w="3196"/>
             <w:tcBorders>
               <w:top w:val="single" w:color="BFBFBF" w:sz="4"/>
               <w:left w:val="single" w:color="BFBFBF" w:sz="4"/>
@@ -2704,7 +2761,7 @@
         </w:tc>
         <w:tc>
           <w:tcPr>
-            <w:tcW w:type="dxa" w:w="1265"/>
+            <w:tcW w:type="dxa" w:w="1551"/>
             <w:tcBorders>
               <w:top w:val="single" w:color="BFBFBF" w:sz="4"/>
               <w:left w:val="single" w:color="BFBFBF" w:sz="4"/>
@@ -2731,7 +2788,7 @@
         </w:tc>
         <w:tc>
           <w:tcPr>
-            <w:tcW w:type="dxa" w:w="3311"/>
+            <w:tcW w:type="dxa" w:w="3199"/>
             <w:tcBorders>
               <w:top w:val="single" w:color="BFBFBF" w:sz="4"/>
               <w:left w:val="single" w:color="BFBFBF" w:sz="4"/>
@@ -2763,7 +2820,7 @@
         </w:trPr>
         <w:tc>
           <w:tcPr>
-            <w:tcW w:type="dxa" w:w="1752"/>
+            <w:tcW w:type="dxa" w:w="1692"/>
             <w:tcBorders>
               <w:top w:val="single" w:color="BFBFBF" w:sz="4"/>
               <w:left w:val="single" w:color="BFBFBF" w:sz="4"/>
@@ -2790,7 +2847,7 @@
         </w:tc>
         <w:tc>
           <w:tcPr>
-            <w:tcW w:type="dxa" w:w="3310"/>
+            <w:tcW w:type="dxa" w:w="3196"/>
             <w:tcBorders>
               <w:top w:val="single" w:color="BFBFBF" w:sz="4"/>
               <w:left w:val="single" w:color="BFBFBF" w:sz="4"/>
@@ -2817,7 +2874,7 @@
         </w:tc>
         <w:tc>
           <w:tcPr>
-            <w:tcW w:type="dxa" w:w="1265"/>
+            <w:tcW w:type="dxa" w:w="1551"/>
             <w:tcBorders>
               <w:top w:val="single" w:color="BFBFBF" w:sz="4"/>
               <w:left w:val="single" w:color="BFBFBF" w:sz="4"/>
@@ -2844,7 +2901,7 @@
         </w:tc>
         <w:tc>
           <w:tcPr>
-            <w:tcW w:type="dxa" w:w="3311"/>
+            <w:tcW w:type="dxa" w:w="3199"/>
             <w:tcBorders>
               <w:top w:val="single" w:color="BFBFBF" w:sz="4"/>
               <w:left w:val="single" w:color="BFBFBF" w:sz="4"/>
@@ -2876,7 +2933,7 @@
         </w:trPr>
         <w:tc>
           <w:tcPr>
-            <w:tcW w:type="dxa" w:w="1752"/>
+            <w:tcW w:type="dxa" w:w="1692"/>
             <w:tcBorders>
               <w:top w:val="single" w:color="BFBFBF" w:sz="4"/>
               <w:left w:val="single" w:color="BFBFBF" w:sz="4"/>
@@ -2903,7 +2960,7 @@
         </w:tc>
         <w:tc>
           <w:tcPr>
-            <w:tcW w:type="dxa" w:w="3310"/>
+            <w:tcW w:type="dxa" w:w="3196"/>
             <w:tcBorders>
               <w:top w:val="single" w:color="BFBFBF" w:sz="4"/>
               <w:left w:val="single" w:color="BFBFBF" w:sz="4"/>
@@ -2930,7 +2987,7 @@
         </w:tc>
         <w:tc>
           <w:tcPr>
-            <w:tcW w:type="dxa" w:w="1265"/>
+            <w:tcW w:type="dxa" w:w="1551"/>
             <w:tcBorders>
               <w:top w:val="single" w:color="BFBFBF" w:sz="4"/>
               <w:left w:val="single" w:color="BFBFBF" w:sz="4"/>
@@ -2957,7 +3014,7 @@
         </w:tc>
         <w:tc>
           <w:tcPr>
-            <w:tcW w:type="dxa" w:w="3311"/>
+            <w:tcW w:type="dxa" w:w="3199"/>
             <w:tcBorders>
               <w:top w:val="single" w:color="BFBFBF" w:sz="4"/>
               <w:left w:val="single" w:color="BFBFBF" w:sz="4"/>
@@ -2989,7 +3046,7 @@
         </w:trPr>
         <w:tc>
           <w:tcPr>
-            <w:tcW w:type="dxa" w:w="1752"/>
+            <w:tcW w:type="dxa" w:w="1692"/>
             <w:tcBorders>
               <w:top w:val="single" w:color="BFBFBF" w:sz="4"/>
               <w:left w:val="single" w:color="BFBFBF" w:sz="4"/>
@@ -3016,7 +3073,7 @@
         </w:tc>
         <w:tc>
           <w:tcPr>
-            <w:tcW w:type="dxa" w:w="3310"/>
+            <w:tcW w:type="dxa" w:w="3196"/>
             <w:tcBorders>
               <w:top w:val="single" w:color="BFBFBF" w:sz="4"/>
               <w:left w:val="single" w:color="BFBFBF" w:sz="4"/>
@@ -3043,7 +3100,7 @@
         </w:tc>
         <w:tc>
           <w:tcPr>
-            <w:tcW w:type="dxa" w:w="1265"/>
+            <w:tcW w:type="dxa" w:w="1551"/>
             <w:tcBorders>
               <w:top w:val="single" w:color="BFBFBF" w:sz="4"/>
               <w:left w:val="single" w:color="BFBFBF" w:sz="4"/>
@@ -3070,7 +3127,7 @@
         </w:tc>
         <w:tc>
           <w:tcPr>
-            <w:tcW w:type="dxa" w:w="3311"/>
+            <w:tcW w:type="dxa" w:w="3199"/>
             <w:tcBorders>
               <w:top w:val="single" w:color="BFBFBF" w:sz="4"/>
               <w:left w:val="single" w:color="BFBFBF" w:sz="4"/>
@@ -3102,7 +3159,7 @@
         </w:trPr>
         <w:tc>
           <w:tcPr>
-            <w:tcW w:type="dxa" w:w="1752"/>
+            <w:tcW w:type="dxa" w:w="1692"/>
             <w:tcBorders>
               <w:top w:val="single" w:color="BFBFBF" w:sz="4"/>
               <w:left w:val="single" w:color="BFBFBF" w:sz="4"/>
@@ -3129,7 +3186,7 @@
         </w:tc>
         <w:tc>
           <w:tcPr>
-            <w:tcW w:type="dxa" w:w="3310"/>
+            <w:tcW w:type="dxa" w:w="3196"/>
             <w:tcBorders>
               <w:top w:val="single" w:color="BFBFBF" w:sz="4"/>
               <w:left w:val="single" w:color="BFBFBF" w:sz="4"/>
@@ -3156,7 +3213,7 @@
         </w:tc>
         <w:tc>
           <w:tcPr>
-            <w:tcW w:type="dxa" w:w="1265"/>
+            <w:tcW w:type="dxa" w:w="1551"/>
             <w:tcBorders>
               <w:top w:val="single" w:color="BFBFBF" w:sz="4"/>
               <w:left w:val="single" w:color="BFBFBF" w:sz="4"/>
@@ -3183,7 +3240,7 @@
         </w:tc>
         <w:tc>
           <w:tcPr>
-            <w:tcW w:type="dxa" w:w="3311"/>
+            <w:tcW w:type="dxa" w:w="3199"/>
             <w:tcBorders>
               <w:top w:val="single" w:color="BFBFBF" w:sz="4"/>
               <w:left w:val="single" w:color="BFBFBF" w:sz="4"/>
@@ -3215,7 +3272,7 @@
         </w:trPr>
         <w:tc>
           <w:tcPr>
-            <w:tcW w:type="dxa" w:w="1752"/>
+            <w:tcW w:type="dxa" w:w="1692"/>
             <w:tcBorders>
               <w:top w:val="single" w:color="BFBFBF" w:sz="4"/>
               <w:left w:val="single" w:color="BFBFBF" w:sz="4"/>
@@ -3242,7 +3299,7 @@
         </w:tc>
         <w:tc>
           <w:tcPr>
-            <w:tcW w:type="dxa" w:w="3310"/>
+            <w:tcW w:type="dxa" w:w="3196"/>
             <w:tcBorders>
               <w:top w:val="single" w:color="BFBFBF" w:sz="4"/>
               <w:left w:val="single" w:color="BFBFBF" w:sz="4"/>
@@ -3269,7 +3326,7 @@
         </w:tc>
         <w:tc>
           <w:tcPr>
-            <w:tcW w:type="dxa" w:w="1265"/>
+            <w:tcW w:type="dxa" w:w="1551"/>
             <w:tcBorders>
               <w:top w:val="single" w:color="BFBFBF" w:sz="4"/>
               <w:left w:val="single" w:color="BFBFBF" w:sz="4"/>
@@ -3296,7 +3353,7 @@
         </w:tc>
         <w:tc>
           <w:tcPr>
-            <w:tcW w:type="dxa" w:w="3311"/>
+            <w:tcW w:type="dxa" w:w="3199"/>
             <w:tcBorders>
               <w:top w:val="single" w:color="BFBFBF" w:sz="4"/>
               <w:left w:val="single" w:color="BFBFBF" w:sz="4"/>
@@ -3328,7 +3385,7 @@
         </w:trPr>
         <w:tc>
           <w:tcPr>
-            <w:tcW w:type="dxa" w:w="1752"/>
+            <w:tcW w:type="dxa" w:w="1692"/>
             <w:tcBorders>
               <w:top w:val="single" w:color="BFBFBF" w:sz="4"/>
               <w:left w:val="single" w:color="BFBFBF" w:sz="4"/>
@@ -3355,7 +3412,7 @@
         </w:tc>
         <w:tc>
           <w:tcPr>
-            <w:tcW w:type="dxa" w:w="3310"/>
+            <w:tcW w:type="dxa" w:w="3196"/>
             <w:tcBorders>
               <w:top w:val="single" w:color="BFBFBF" w:sz="4"/>
               <w:left w:val="single" w:color="BFBFBF" w:sz="4"/>
@@ -3382,7 +3439,7 @@
         </w:tc>
         <w:tc>
           <w:tcPr>
-            <w:tcW w:type="dxa" w:w="1265"/>
+            <w:tcW w:type="dxa" w:w="1551"/>
             <w:tcBorders>
               <w:top w:val="single" w:color="BFBFBF" w:sz="4"/>
               <w:left w:val="single" w:color="BFBFBF" w:sz="4"/>
@@ -3409,7 +3466,7 @@
         </w:tc>
         <w:tc>
           <w:tcPr>
-            <w:tcW w:type="dxa" w:w="3311"/>
+            <w:tcW w:type="dxa" w:w="3199"/>
             <w:tcBorders>
               <w:top w:val="single" w:color="BFBFBF" w:sz="4"/>
               <w:left w:val="single" w:color="BFBFBF" w:sz="4"/>
@@ -3441,7 +3498,7 @@
         </w:trPr>
         <w:tc>
           <w:tcPr>
-            <w:tcW w:type="dxa" w:w="1752"/>
+            <w:tcW w:type="dxa" w:w="1692"/>
             <w:tcBorders>
               <w:top w:val="single" w:color="BFBFBF" w:sz="4"/>
               <w:left w:val="single" w:color="BFBFBF" w:sz="4"/>
@@ -3468,7 +3525,7 @@
         </w:tc>
         <w:tc>
           <w:tcPr>
-            <w:tcW w:type="dxa" w:w="3310"/>
+            <w:tcW w:type="dxa" w:w="3196"/>
             <w:tcBorders>
               <w:top w:val="single" w:color="BFBFBF" w:sz="4"/>
               <w:left w:val="single" w:color="BFBFBF" w:sz="4"/>
@@ -3495,7 +3552,7 @@
         </w:tc>
         <w:tc>
           <w:tcPr>
-            <w:tcW w:type="dxa" w:w="1265"/>
+            <w:tcW w:type="dxa" w:w="1551"/>
             <w:tcBorders>
               <w:top w:val="single" w:color="BFBFBF" w:sz="4"/>
               <w:left w:val="single" w:color="BFBFBF" w:sz="4"/>
@@ -3522,7 +3579,7 @@
         </w:tc>
         <w:tc>
           <w:tcPr>
-            <w:tcW w:type="dxa" w:w="3311"/>
+            <w:tcW w:type="dxa" w:w="3199"/>
             <w:tcBorders>
               <w:top w:val="single" w:color="BFBFBF" w:sz="4"/>
               <w:left w:val="single" w:color="BFBFBF" w:sz="4"/>
@@ -3554,7 +3611,7 @@
         </w:trPr>
         <w:tc>
           <w:tcPr>
-            <w:tcW w:type="dxa" w:w="1752"/>
+            <w:tcW w:type="dxa" w:w="1692"/>
             <w:tcBorders>
               <w:top w:val="single" w:color="BFBFBF" w:sz="4"/>
               <w:left w:val="single" w:color="BFBFBF" w:sz="4"/>
@@ -3581,7 +3638,7 @@
         </w:tc>
         <w:tc>
           <w:tcPr>
-            <w:tcW w:type="dxa" w:w="3310"/>
+            <w:tcW w:type="dxa" w:w="3196"/>
             <w:tcBorders>
               <w:top w:val="single" w:color="BFBFBF" w:sz="4"/>
               <w:left w:val="single" w:color="BFBFBF" w:sz="4"/>
@@ -3608,7 +3665,7 @@
         </w:tc>
         <w:tc>
           <w:tcPr>
-            <w:tcW w:type="dxa" w:w="1265"/>
+            <w:tcW w:type="dxa" w:w="1551"/>
             <w:tcBorders>
               <w:top w:val="single" w:color="BFBFBF" w:sz="4"/>
               <w:left w:val="single" w:color="BFBFBF" w:sz="4"/>
@@ -3635,7 +3692,7 @@
         </w:tc>
         <w:tc>
           <w:tcPr>
-            <w:tcW w:type="dxa" w:w="3311"/>
+            <w:tcW w:type="dxa" w:w="3199"/>
             <w:tcBorders>
               <w:top w:val="single" w:color="BFBFBF" w:sz="4"/>
               <w:left w:val="single" w:color="BFBFBF" w:sz="4"/>
@@ -3667,7 +3724,7 @@
         </w:trPr>
         <w:tc>
           <w:tcPr>
-            <w:tcW w:type="dxa" w:w="1752"/>
+            <w:tcW w:type="dxa" w:w="1692"/>
             <w:tcBorders>
               <w:top w:val="single" w:color="BFBFBF" w:sz="4"/>
               <w:left w:val="single" w:color="BFBFBF" w:sz="4"/>
@@ -3694,7 +3751,7 @@
         </w:tc>
         <w:tc>
           <w:tcPr>
-            <w:tcW w:type="dxa" w:w="3310"/>
+            <w:tcW w:type="dxa" w:w="3196"/>
             <w:tcBorders>
               <w:top w:val="single" w:color="BFBFBF" w:sz="4"/>
               <w:left w:val="single" w:color="BFBFBF" w:sz="4"/>
@@ -3721,7 +3778,7 @@
         </w:tc>
         <w:tc>
           <w:tcPr>
-            <w:tcW w:type="dxa" w:w="1265"/>
+            <w:tcW w:type="dxa" w:w="1551"/>
             <w:tcBorders>
               <w:top w:val="single" w:color="BFBFBF" w:sz="4"/>
               <w:left w:val="single" w:color="BFBFBF" w:sz="4"/>
@@ -3748,7 +3805,7 @@
         </w:tc>
         <w:tc>
           <w:tcPr>
-            <w:tcW w:type="dxa" w:w="3311"/>
+            <w:tcW w:type="dxa" w:w="3199"/>
             <w:tcBorders>
               <w:top w:val="single" w:color="BFBFBF" w:sz="4"/>
               <w:left w:val="single" w:color="BFBFBF" w:sz="4"/>
@@ -3780,7 +3837,7 @@
         </w:trPr>
         <w:tc>
           <w:tcPr>
-            <w:tcW w:type="dxa" w:w="1752"/>
+            <w:tcW w:type="dxa" w:w="1692"/>
             <w:tcBorders>
               <w:top w:val="single" w:color="BFBFBF" w:sz="4"/>
               <w:left w:val="single" w:color="BFBFBF" w:sz="4"/>
@@ -3807,7 +3864,7 @@
         </w:tc>
         <w:tc>
           <w:tcPr>
-            <w:tcW w:type="dxa" w:w="3310"/>
+            <w:tcW w:type="dxa" w:w="3196"/>
             <w:tcBorders>
               <w:top w:val="single" w:color="BFBFBF" w:sz="4"/>
               <w:left w:val="single" w:color="BFBFBF" w:sz="4"/>
@@ -3834,7 +3891,7 @@
         </w:tc>
         <w:tc>
           <w:tcPr>
-            <w:tcW w:type="dxa" w:w="1265"/>
+            <w:tcW w:type="dxa" w:w="1551"/>
             <w:tcBorders>
               <w:top w:val="single" w:color="BFBFBF" w:sz="4"/>
               <w:left w:val="single" w:color="BFBFBF" w:sz="4"/>
@@ -3861,7 +3918,7 @@
         </w:tc>
         <w:tc>
           <w:tcPr>
-            <w:tcW w:type="dxa" w:w="3311"/>
+            <w:tcW w:type="dxa" w:w="3199"/>
             <w:tcBorders>
               <w:top w:val="single" w:color="BFBFBF" w:sz="4"/>
               <w:left w:val="single" w:color="BFBFBF" w:sz="4"/>
@@ -3893,7 +3950,7 @@
         </w:trPr>
         <w:tc>
           <w:tcPr>
-            <w:tcW w:type="dxa" w:w="1752"/>
+            <w:tcW w:type="dxa" w:w="1692"/>
             <w:tcBorders>
               <w:top w:val="single" w:color="BFBFBF" w:sz="4"/>
               <w:left w:val="single" w:color="BFBFBF" w:sz="4"/>
@@ -3920,7 +3977,7 @@
         </w:tc>
         <w:tc>
           <w:tcPr>
-            <w:tcW w:type="dxa" w:w="3310"/>
+            <w:tcW w:type="dxa" w:w="3196"/>
             <w:tcBorders>
               <w:top w:val="single" w:color="BFBFBF" w:sz="4"/>
               <w:left w:val="single" w:color="BFBFBF" w:sz="4"/>
@@ -3947,7 +4004,7 @@
         </w:tc>
         <w:tc>
           <w:tcPr>
-            <w:tcW w:type="dxa" w:w="1265"/>
+            <w:tcW w:type="dxa" w:w="1551"/>
             <w:tcBorders>
               <w:top w:val="single" w:color="BFBFBF" w:sz="4"/>
               <w:left w:val="single" w:color="BFBFBF" w:sz="4"/>
@@ -3974,7 +4031,7 @@
         </w:tc>
         <w:tc>
           <w:tcPr>
-            <w:tcW w:type="dxa" w:w="3311"/>
+            <w:tcW w:type="dxa" w:w="3199"/>
             <w:tcBorders>
               <w:top w:val="single" w:color="BFBFBF" w:sz="4"/>
               <w:left w:val="single" w:color="BFBFBF" w:sz="4"/>
@@ -4006,7 +4063,7 @@
         </w:trPr>
         <w:tc>
           <w:tcPr>
-            <w:tcW w:type="dxa" w:w="1752"/>
+            <w:tcW w:type="dxa" w:w="1692"/>
             <w:tcBorders>
               <w:top w:val="single" w:color="BFBFBF" w:sz="4"/>
               <w:left w:val="single" w:color="BFBFBF" w:sz="4"/>
@@ -4033,7 +4090,7 @@
         </w:tc>
         <w:tc>
           <w:tcPr>
-            <w:tcW w:type="dxa" w:w="3310"/>
+            <w:tcW w:type="dxa" w:w="3196"/>
             <w:tcBorders>
               <w:top w:val="single" w:color="BFBFBF" w:sz="4"/>
               <w:left w:val="single" w:color="BFBFBF" w:sz="4"/>
@@ -4060,7 +4117,7 @@
         </w:tc>
         <w:tc>
           <w:tcPr>
-            <w:tcW w:type="dxa" w:w="1265"/>
+            <w:tcW w:type="dxa" w:w="1551"/>
             <w:tcBorders>
               <w:top w:val="single" w:color="BFBFBF" w:sz="4"/>
               <w:left w:val="single" w:color="BFBFBF" w:sz="4"/>
@@ -4087,7 +4144,7 @@
         </w:tc>
         <w:tc>
           <w:tcPr>
-            <w:tcW w:type="dxa" w:w="3311"/>
+            <w:tcW w:type="dxa" w:w="3199"/>
             <w:tcBorders>
               <w:top w:val="single" w:color="BFBFBF" w:sz="4"/>
               <w:left w:val="single" w:color="BFBFBF" w:sz="4"/>
@@ -4119,7 +4176,7 @@
         </w:trPr>
         <w:tc>
           <w:tcPr>
-            <w:tcW w:type="dxa" w:w="1752"/>
+            <w:tcW w:type="dxa" w:w="1692"/>
             <w:tcBorders>
               <w:top w:val="single" w:color="BFBFBF" w:sz="4"/>
               <w:left w:val="single" w:color="BFBFBF" w:sz="4"/>
@@ -4146,7 +4203,7 @@
         </w:tc>
         <w:tc>
           <w:tcPr>
-            <w:tcW w:type="dxa" w:w="3310"/>
+            <w:tcW w:type="dxa" w:w="3196"/>
             <w:tcBorders>
               <w:top w:val="single" w:color="BFBFBF" w:sz="4"/>
               <w:left w:val="single" w:color="BFBFBF" w:sz="4"/>
@@ -4173,7 +4230,7 @@
         </w:tc>
         <w:tc>
           <w:tcPr>
-            <w:tcW w:type="dxa" w:w="1265"/>
+            <w:tcW w:type="dxa" w:w="1551"/>
             <w:tcBorders>
               <w:top w:val="single" w:color="BFBFBF" w:sz="4"/>
               <w:left w:val="single" w:color="BFBFBF" w:sz="4"/>
@@ -4200,7 +4257,7 @@
         </w:tc>
         <w:tc>
           <w:tcPr>
-            <w:tcW w:type="dxa" w:w="3311"/>
+            <w:tcW w:type="dxa" w:w="3199"/>
             <w:tcBorders>
               <w:top w:val="single" w:color="BFBFBF" w:sz="4"/>
               <w:left w:val="single" w:color="BFBFBF" w:sz="4"/>
@@ -4232,7 +4289,7 @@
         </w:trPr>
         <w:tc>
           <w:tcPr>
-            <w:tcW w:type="dxa" w:w="1752"/>
+            <w:tcW w:type="dxa" w:w="1692"/>
             <w:tcBorders>
               <w:top w:val="single" w:color="BFBFBF" w:sz="4"/>
               <w:left w:val="single" w:color="BFBFBF" w:sz="4"/>
@@ -4259,7 +4316,7 @@
         </w:tc>
         <w:tc>
           <w:tcPr>
-            <w:tcW w:type="dxa" w:w="3310"/>
+            <w:tcW w:type="dxa" w:w="3196"/>
             <w:tcBorders>
               <w:top w:val="single" w:color="BFBFBF" w:sz="4"/>
               <w:left w:val="single" w:color="BFBFBF" w:sz="4"/>
@@ -4286,7 +4343,7 @@
         </w:tc>
         <w:tc>
           <w:tcPr>
-            <w:tcW w:type="dxa" w:w="1265"/>
+            <w:tcW w:type="dxa" w:w="1551"/>
             <w:tcBorders>
               <w:top w:val="single" w:color="BFBFBF" w:sz="4"/>
               <w:left w:val="single" w:color="BFBFBF" w:sz="4"/>
@@ -4313,7 +4370,7 @@
         </w:tc>
         <w:tc>
           <w:tcPr>
-            <w:tcW w:type="dxa" w:w="3311"/>
+            <w:tcW w:type="dxa" w:w="3199"/>
             <w:tcBorders>
               <w:top w:val="single" w:color="BFBFBF" w:sz="4"/>
               <w:left w:val="single" w:color="BFBFBF" w:sz="4"/>
@@ -4345,7 +4402,7 @@
         </w:trPr>
         <w:tc>
           <w:tcPr>
-            <w:tcW w:type="dxa" w:w="1752"/>
+            <w:tcW w:type="dxa" w:w="1692"/>
             <w:tcBorders>
               <w:top w:val="single" w:color="BFBFBF" w:sz="4"/>
               <w:left w:val="single" w:color="BFBFBF" w:sz="4"/>
@@ -4372,7 +4429,7 @@
         </w:tc>
         <w:tc>
           <w:tcPr>
-            <w:tcW w:type="dxa" w:w="3310"/>
+            <w:tcW w:type="dxa" w:w="3196"/>
             <w:tcBorders>
               <w:top w:val="single" w:color="BFBFBF" w:sz="4"/>
               <w:left w:val="single" w:color="BFBFBF" w:sz="4"/>
@@ -4399,7 +4456,7 @@
         </w:tc>
         <w:tc>
           <w:tcPr>
-            <w:tcW w:type="dxa" w:w="1265"/>
+            <w:tcW w:type="dxa" w:w="1551"/>
             <w:tcBorders>
               <w:top w:val="single" w:color="BFBFBF" w:sz="4"/>
               <w:left w:val="single" w:color="BFBFBF" w:sz="4"/>
@@ -4426,7 +4483,7 @@
         </w:tc>
         <w:tc>
           <w:tcPr>
-            <w:tcW w:type="dxa" w:w="3311"/>
+            <w:tcW w:type="dxa" w:w="3199"/>
             <w:tcBorders>
               <w:top w:val="single" w:color="BFBFBF" w:sz="4"/>
               <w:left w:val="single" w:color="BFBFBF" w:sz="4"/>
@@ -4458,7 +4515,7 @@
         </w:trPr>
         <w:tc>
           <w:tcPr>
-            <w:tcW w:type="dxa" w:w="1752"/>
+            <w:tcW w:type="dxa" w:w="1692"/>
             <w:tcBorders>
               <w:top w:val="single" w:color="BFBFBF" w:sz="4"/>
               <w:left w:val="single" w:color="BFBFBF" w:sz="4"/>
@@ -4485,7 +4542,7 @@
         </w:tc>
         <w:tc>
           <w:tcPr>
-            <w:tcW w:type="dxa" w:w="3310"/>
+            <w:tcW w:type="dxa" w:w="3196"/>
             <w:tcBorders>
               <w:top w:val="single" w:color="BFBFBF" w:sz="4"/>
               <w:left w:val="single" w:color="BFBFBF" w:sz="4"/>
@@ -4512,7 +4569,7 @@
         </w:tc>
         <w:tc>
           <w:tcPr>
-            <w:tcW w:type="dxa" w:w="1265"/>
+            <w:tcW w:type="dxa" w:w="1551"/>
             <w:tcBorders>
               <w:top w:val="single" w:color="BFBFBF" w:sz="4"/>
               <w:left w:val="single" w:color="BFBFBF" w:sz="4"/>
@@ -4539,7 +4596,7 @@
         </w:tc>
         <w:tc>
           <w:tcPr>
-            <w:tcW w:type="dxa" w:w="3311"/>
+            <w:tcW w:type="dxa" w:w="3199"/>
             <w:tcBorders>
               <w:top w:val="single" w:color="BFBFBF" w:sz="4"/>
               <w:left w:val="single" w:color="BFBFBF" w:sz="4"/>
@@ -4571,7 +4628,7 @@
         </w:trPr>
         <w:tc>
           <w:tcPr>
-            <w:tcW w:type="dxa" w:w="1752"/>
+            <w:tcW w:type="dxa" w:w="1692"/>
             <w:tcBorders>
               <w:top w:val="single" w:color="BFBFBF" w:sz="4"/>
               <w:left w:val="single" w:color="BFBFBF" w:sz="4"/>
@@ -4598,7 +4655,7 @@
         </w:tc>
         <w:tc>
           <w:tcPr>
-            <w:tcW w:type="dxa" w:w="3310"/>
+            <w:tcW w:type="dxa" w:w="3196"/>
             <w:tcBorders>
               <w:top w:val="single" w:color="BFBFBF" w:sz="4"/>
               <w:left w:val="single" w:color="BFBFBF" w:sz="4"/>
@@ -4625,7 +4682,7 @@
         </w:tc>
         <w:tc>
           <w:tcPr>
-            <w:tcW w:type="dxa" w:w="1265"/>
+            <w:tcW w:type="dxa" w:w="1551"/>
             <w:tcBorders>
               <w:top w:val="single" w:color="BFBFBF" w:sz="4"/>
               <w:left w:val="single" w:color="BFBFBF" w:sz="4"/>
@@ -4652,7 +4709,7 @@
         </w:tc>
         <w:tc>
           <w:tcPr>
-            <w:tcW w:type="dxa" w:w="3311"/>
+            <w:tcW w:type="dxa" w:w="3199"/>
             <w:tcBorders>
               <w:top w:val="single" w:color="BFBFBF" w:sz="4"/>
               <w:left w:val="single" w:color="BFBFBF" w:sz="4"/>
@@ -4674,6 +4731,119 @@
                 <w:szCs w:val="20"/>
               </w:rPr>
               <w:t xml:space="preserve">How the claimant suggests the defendant pays when they reject the date or plan.</w:t>
+            </w:r>
+          </w:p>
+        </w:tc>
+      </w:tr>
+      <w:tr>
+        <w:trPr>
+          <w:tblHeader w:val="off"/>
+        </w:trPr>
+        <w:tc>
+          <w:tcPr>
+            <w:tcW w:type="dxa" w:w="1692"/>
+            <w:tcBorders>
+              <w:top w:val="single" w:color="BFBFBF" w:sz="4"/>
+              <w:left w:val="single" w:color="BFBFBF" w:sz="4"/>
+              <w:bottom w:val="single" w:color="BFBFBF" w:sz="4"/>
+              <w:right w:val="single" w:color="BFBFBF" w:sz="4"/>
+            </w:tcBorders>
+            <w:tcMar>
+              <w:top w:type="dxa" w:w="60"/>
+              <w:left w:type="dxa" w:w="100"/>
+              <w:bottom w:type="dxa" w:w="60"/>
+              <w:right w:type="dxa" w:w="100"/>
+            </w:tcMar>
+          </w:tcPr>
+          <w:p>
+            <w:r>
+              <w:rPr>
+                <w:rFonts w:ascii="Courier New" w:cs="Courier New" w:eastAsia="Courier New" w:hAnsi="Courier New"/>
+                <w:sz w:val="20"/>
+                <w:szCs w:val="20"/>
+              </w:rPr>
+              <w:t xml:space="preserve">FINAL_ORDER</w:t>
+            </w:r>
+          </w:p>
+        </w:tc>
+        <w:tc>
+          <w:tcPr>
+            <w:tcW w:type="dxa" w:w="3196"/>
+            <w:tcBorders>
+              <w:top w:val="single" w:color="BFBFBF" w:sz="4"/>
+              <w:left w:val="single" w:color="BFBFBF" w:sz="4"/>
+              <w:bottom w:val="single" w:color="BFBFBF" w:sz="4"/>
+              <w:right w:val="single" w:color="BFBFBF" w:sz="4"/>
+            </w:tcBorders>
+            <w:tcMar>
+              <w:top w:type="dxa" w:w="60"/>
+              <w:left w:type="dxa" w:w="100"/>
+              <w:bottom w:type="dxa" w:w="60"/>
+              <w:right w:type="dxa" w:w="100"/>
+            </w:tcMar>
+          </w:tcPr>
+          <w:p>
+            <w:r>
+              <w:rPr>
+                <w:rFonts w:ascii="Arial" w:cs="Arial" w:eastAsia="Arial" w:hAnsi="Arial"/>
+                <w:sz w:val="20"/>
+                <w:szCs w:val="20"/>
+              </w:rPr>
+              <w:t xml:space="preserve">Fast: FREE_FORM_ORDER, ASSISTED_ORDER. Intermediate: BLANK_TEMPLATE_AFTER_HEARING, BLANK_TEMPLATE_BEFORE_HEARING, FIX_A_DATE_FOR_CMC. Multi: those three and FIX_A_DATE_FOR_CCMC</w:t>
+            </w:r>
+          </w:p>
+        </w:tc>
+        <w:tc>
+          <w:tcPr>
+            <w:tcW w:type="dxa" w:w="1551"/>
+            <w:tcBorders>
+              <w:top w:val="single" w:color="BFBFBF" w:sz="4"/>
+              <w:left w:val="single" w:color="BFBFBF" w:sz="4"/>
+              <w:bottom w:val="single" w:color="BFBFBF" w:sz="4"/>
+              <w:right w:val="single" w:color="BFBFBF" w:sz="4"/>
+            </w:tcBorders>
+            <w:tcMar>
+              <w:top w:type="dxa" w:w="60"/>
+              <w:left w:type="dxa" w:w="100"/>
+              <w:bottom w:type="dxa" w:w="60"/>
+              <w:right w:type="dxa" w:w="100"/>
+            </w:tcMar>
+          </w:tcPr>
+          <w:p>
+            <w:r>
+              <w:rPr>
+                <w:rFonts w:ascii="Arial" w:cs="Arial" w:eastAsia="Arial" w:hAnsi="Arial"/>
+                <w:sz w:val="20"/>
+                <w:szCs w:val="20"/>
+              </w:rPr>
+              <w:t xml:space="preserve">First order for the track</w:t>
+            </w:r>
+          </w:p>
+        </w:tc>
+        <w:tc>
+          <w:tcPr>
+            <w:tcW w:type="dxa" w:w="3199"/>
+            <w:tcBorders>
+              <w:top w:val="single" w:color="BFBFBF" w:sz="4"/>
+              <w:left w:val="single" w:color="BFBFBF" w:sz="4"/>
+              <w:bottom w:val="single" w:color="BFBFBF" w:sz="4"/>
+              <w:right w:val="single" w:color="BFBFBF" w:sz="4"/>
+            </w:tcBorders>
+            <w:tcMar>
+              <w:top w:type="dxa" w:w="60"/>
+              <w:left w:type="dxa" w:w="100"/>
+              <w:bottom w:type="dxa" w:w="60"/>
+              <w:right w:type="dxa" w:w="100"/>
+            </w:tcMar>
+          </w:tcPr>
+          <w:p>
+            <w:r>
+              <w:rPr>
+                <w:rFonts w:ascii="Arial" w:cs="Arial" w:eastAsia="Arial" w:hAnsi="Arial"/>
+                <w:sz w:val="20"/>
+                <w:szCs w:val="20"/>
+              </w:rPr>
+              <w:t xml:space="preserve">FREE_FORM_ORDER on fast, BLANK_TEMPLATE_AFTER_HEARING on intermediate and multi. Any other value stops the run.</w:t>
             </w:r>
           </w:p>
         </w:tc>

--- a/playwright-tests/RUNNING_SPECIFIED_TESTS.docx
+++ b/playwright-tests/RUNNING_SPECIFIED_TESTS.docx
@@ -675,7 +675,7 @@
         <w:rPr>
           <w:rFonts w:ascii="Arial" w:cs="Arial" w:eastAsia="Arial" w:hAnsi="Arial"/>
         </w:rPr>
-        <w:t xml:space="preserve">Full or part admission: ADMISSION_PAYMENT_ROUTE picks when they will pay. IMMEDIATELY (the default), BY_SET_DATE (a month from today) or SUGGESTION_OF_REPAYMENT_PLAN (£100 a month, starting a month from today). The defendant's financial details are filled in wherever XUI asks for them.</w:t>
+        <w:t xml:space="preserve">Full or part admission: ADMISSION_PAYMENT_ROUTE picks when they will pay. IMMEDIATELY (the default), BY_SET_DATE (a month from today) or SUGGESTION_OF_REPAYMENT_PLAN (£100 a month, starting a month from today). The defendant's financial details are filled in wherever XUI asks for them: an individual or sole trader not paying immediately owns their home, has no partner, children, dependants, debts or court orders, and is retired or self-employed (RESPONDENT1_EMPLOYMENT and RESPONDENT2_EMPLOYMENT). A self-employed defendant is a plumber with a £30,000 turnover who is not behind on their tax.</w:t>
       </w:r>
     </w:p>
     <w:p>
@@ -1100,6 +1100,17 @@
     </w:p>
     <w:p>
       <w:pPr>
+        <w:spacing w:after="120"/>
+      </w:pPr>
+      <w:r>
+        <w:rPr>
+          <w:rFonts w:ascii="Arial" w:cs="Arial" w:eastAsia="Arial" w:hAnsi="Arial"/>
+        </w:rPr>
+        <w:t xml:space="preserve">In a 1v2DS claim Defendant 2's solicitor should only see Defendant 2's financial pages. If they are shown one of Defendant 1's (DefendantSelfEmployment, DefendantIncomeExpenses or DefendantIncomeExpensesFullAdmission, which hold Defendant 1's answers), the step fails. Those pages' show conditions in the CCD definition need isRespondent1 = "Yes"; until that fix is deployed, a 1v2DS claim where both defendants admit and pay later fails at Defendant 2's response.</w:t>
+      </w:r>
+    </w:p>
+    <w:p>
+      <w:pPr>
         <w:shd w:fill="F2F2F2" w:color="auto" w:val="clear"/>
         <w:spacing w:after="160" w:before="60"/>
       </w:pPr>
@@ -1124,6 +1135,20 @@
           <w:szCs w:val="18"/>
         </w:rPr>
         <w:t xml:space="preserve">ENV=aat RESPONDENT1_RESPONSE=PART_ADMISSION ADMISSION_PAYMENT_ROUTE=SUGGESTION_OF_REPAYMENT_PLAN npx playwright test playwright-tests/e2e/journeys/SpecifiedSS.test.ts --project chromium</w:t>
+      </w:r>
+    </w:p>
+    <w:p>
+      <w:pPr>
+        <w:shd w:fill="F2F2F2" w:color="auto" w:val="clear"/>
+        <w:spacing w:after="160" w:before="60"/>
+      </w:pPr>
+      <w:r>
+        <w:rPr>
+          <w:rFonts w:ascii="Courier New" w:cs="Courier New" w:eastAsia="Courier New" w:hAnsi="Courier New"/>
+          <w:sz w:val="18"/>
+          <w:szCs w:val="18"/>
+        </w:rPr>
+        <w:t xml:space="preserve">ENV=aat RESPONDENT1_RESPONSE=PART_ADMISSION ADMISSION_PAYMENT_ROUTE=SUGGESTION_OF_REPAYMENT_PLAN RESPONDENT1_EMPLOYMENT=SELF_EMPLOYED npx playwright test playwright-tests/e2e/journeys/SpecifiedSS.test.ts --project chromium</w:t>
       </w:r>
     </w:p>
     <w:p>
@@ -4166,6 +4191,232 @@
                 <w:szCs w:val="20"/>
               </w:rPr>
               <w:t xml:space="preserve">Defendant 2's response, or in a 2v1 claim the defendant's response to Claimant 2.</w:t>
+            </w:r>
+          </w:p>
+        </w:tc>
+      </w:tr>
+      <w:tr>
+        <w:trPr>
+          <w:tblHeader w:val="off"/>
+        </w:trPr>
+        <w:tc>
+          <w:tcPr>
+            <w:tcW w:type="dxa" w:w="1692"/>
+            <w:tcBorders>
+              <w:top w:val="single" w:color="BFBFBF" w:sz="4"/>
+              <w:left w:val="single" w:color="BFBFBF" w:sz="4"/>
+              <w:bottom w:val="single" w:color="BFBFBF" w:sz="4"/>
+              <w:right w:val="single" w:color="BFBFBF" w:sz="4"/>
+            </w:tcBorders>
+            <w:tcMar>
+              <w:top w:type="dxa" w:w="60"/>
+              <w:left w:type="dxa" w:w="100"/>
+              <w:bottom w:type="dxa" w:w="60"/>
+              <w:right w:type="dxa" w:w="100"/>
+            </w:tcMar>
+          </w:tcPr>
+          <w:p>
+            <w:r>
+              <w:rPr>
+                <w:rFonts w:ascii="Courier New" w:cs="Courier New" w:eastAsia="Courier New" w:hAnsi="Courier New"/>
+                <w:sz w:val="20"/>
+                <w:szCs w:val="20"/>
+              </w:rPr>
+              <w:t xml:space="preserve">RESPONDENT1_EMPLOYMENT</w:t>
+            </w:r>
+          </w:p>
+        </w:tc>
+        <w:tc>
+          <w:tcPr>
+            <w:tcW w:type="dxa" w:w="3196"/>
+            <w:tcBorders>
+              <w:top w:val="single" w:color="BFBFBF" w:sz="4"/>
+              <w:left w:val="single" w:color="BFBFBF" w:sz="4"/>
+              <w:bottom w:val="single" w:color="BFBFBF" w:sz="4"/>
+              <w:right w:val="single" w:color="BFBFBF" w:sz="4"/>
+            </w:tcBorders>
+            <w:tcMar>
+              <w:top w:type="dxa" w:w="60"/>
+              <w:left w:type="dxa" w:w="100"/>
+              <w:bottom w:type="dxa" w:w="60"/>
+              <w:right w:type="dxa" w:w="100"/>
+            </w:tcMar>
+          </w:tcPr>
+          <w:p>
+            <w:r>
+              <w:rPr>
+                <w:rFonts w:ascii="Arial" w:cs="Arial" w:eastAsia="Arial" w:hAnsi="Arial"/>
+                <w:sz w:val="20"/>
+                <w:szCs w:val="20"/>
+              </w:rPr>
+              <w:t xml:space="preserve">RETIRED, SELF_EMPLOYED</w:t>
+            </w:r>
+          </w:p>
+        </w:tc>
+        <w:tc>
+          <w:tcPr>
+            <w:tcW w:type="dxa" w:w="1551"/>
+            <w:tcBorders>
+              <w:top w:val="single" w:color="BFBFBF" w:sz="4"/>
+              <w:left w:val="single" w:color="BFBFBF" w:sz="4"/>
+              <w:bottom w:val="single" w:color="BFBFBF" w:sz="4"/>
+              <w:right w:val="single" w:color="BFBFBF" w:sz="4"/>
+            </w:tcBorders>
+            <w:tcMar>
+              <w:top w:type="dxa" w:w="60"/>
+              <w:left w:type="dxa" w:w="100"/>
+              <w:bottom w:type="dxa" w:w="60"/>
+              <w:right w:type="dxa" w:w="100"/>
+            </w:tcMar>
+          </w:tcPr>
+          <w:p>
+            <w:r>
+              <w:rPr>
+                <w:rFonts w:ascii="Arial" w:cs="Arial" w:eastAsia="Arial" w:hAnsi="Arial"/>
+                <w:sz w:val="20"/>
+                <w:szCs w:val="20"/>
+              </w:rPr>
+              <w:t xml:space="preserve">RETIRED</w:t>
+            </w:r>
+          </w:p>
+        </w:tc>
+        <w:tc>
+          <w:tcPr>
+            <w:tcW w:type="dxa" w:w="3199"/>
+            <w:tcBorders>
+              <w:top w:val="single" w:color="BFBFBF" w:sz="4"/>
+              <w:left w:val="single" w:color="BFBFBF" w:sz="4"/>
+              <w:bottom w:val="single" w:color="BFBFBF" w:sz="4"/>
+              <w:right w:val="single" w:color="BFBFBF" w:sz="4"/>
+            </w:tcBorders>
+            <w:tcMar>
+              <w:top w:type="dxa" w:w="60"/>
+              <w:left w:type="dxa" w:w="100"/>
+              <w:bottom w:type="dxa" w:w="60"/>
+              <w:right w:type="dxa" w:w="100"/>
+            </w:tcMar>
+          </w:tcPr>
+          <w:p>
+            <w:r>
+              <w:rPr>
+                <w:rFonts w:ascii="Arial" w:cs="Arial" w:eastAsia="Arial" w:hAnsi="Arial"/>
+                <w:sz w:val="20"/>
+                <w:szCs w:val="20"/>
+              </w:rPr>
+              <w:t xml:space="preserve">What Defendant 1 says about their work when they give their finances (an individual or sole trader admitting and not paying immediately).</w:t>
+            </w:r>
+          </w:p>
+        </w:tc>
+      </w:tr>
+      <w:tr>
+        <w:trPr>
+          <w:tblHeader w:val="off"/>
+        </w:trPr>
+        <w:tc>
+          <w:tcPr>
+            <w:tcW w:type="dxa" w:w="1692"/>
+            <w:tcBorders>
+              <w:top w:val="single" w:color="BFBFBF" w:sz="4"/>
+              <w:left w:val="single" w:color="BFBFBF" w:sz="4"/>
+              <w:bottom w:val="single" w:color="BFBFBF" w:sz="4"/>
+              <w:right w:val="single" w:color="BFBFBF" w:sz="4"/>
+            </w:tcBorders>
+            <w:tcMar>
+              <w:top w:type="dxa" w:w="60"/>
+              <w:left w:type="dxa" w:w="100"/>
+              <w:bottom w:type="dxa" w:w="60"/>
+              <w:right w:type="dxa" w:w="100"/>
+            </w:tcMar>
+          </w:tcPr>
+          <w:p>
+            <w:r>
+              <w:rPr>
+                <w:rFonts w:ascii="Courier New" w:cs="Courier New" w:eastAsia="Courier New" w:hAnsi="Courier New"/>
+                <w:sz w:val="20"/>
+                <w:szCs w:val="20"/>
+              </w:rPr>
+              <w:t xml:space="preserve">RESPONDENT2_EMPLOYMENT</w:t>
+            </w:r>
+          </w:p>
+        </w:tc>
+        <w:tc>
+          <w:tcPr>
+            <w:tcW w:type="dxa" w:w="3196"/>
+            <w:tcBorders>
+              <w:top w:val="single" w:color="BFBFBF" w:sz="4"/>
+              <w:left w:val="single" w:color="BFBFBF" w:sz="4"/>
+              <w:bottom w:val="single" w:color="BFBFBF" w:sz="4"/>
+              <w:right w:val="single" w:color="BFBFBF" w:sz="4"/>
+            </w:tcBorders>
+            <w:tcMar>
+              <w:top w:type="dxa" w:w="60"/>
+              <w:left w:type="dxa" w:w="100"/>
+              <w:bottom w:type="dxa" w:w="60"/>
+              <w:right w:type="dxa" w:w="100"/>
+            </w:tcMar>
+          </w:tcPr>
+          <w:p>
+            <w:r>
+              <w:rPr>
+                <w:rFonts w:ascii="Arial" w:cs="Arial" w:eastAsia="Arial" w:hAnsi="Arial"/>
+                <w:sz w:val="20"/>
+                <w:szCs w:val="20"/>
+              </w:rPr>
+              <w:t xml:space="preserve">RETIRED, SELF_EMPLOYED</w:t>
+            </w:r>
+          </w:p>
+        </w:tc>
+        <w:tc>
+          <w:tcPr>
+            <w:tcW w:type="dxa" w:w="1551"/>
+            <w:tcBorders>
+              <w:top w:val="single" w:color="BFBFBF" w:sz="4"/>
+              <w:left w:val="single" w:color="BFBFBF" w:sz="4"/>
+              <w:bottom w:val="single" w:color="BFBFBF" w:sz="4"/>
+              <w:right w:val="single" w:color="BFBFBF" w:sz="4"/>
+            </w:tcBorders>
+            <w:tcMar>
+              <w:top w:type="dxa" w:w="60"/>
+              <w:left w:type="dxa" w:w="100"/>
+              <w:bottom w:type="dxa" w:w="60"/>
+              <w:right w:type="dxa" w:w="100"/>
+            </w:tcMar>
+          </w:tcPr>
+          <w:p>
+            <w:r>
+              <w:rPr>
+                <w:rFonts w:ascii="Arial" w:cs="Arial" w:eastAsia="Arial" w:hAnsi="Arial"/>
+                <w:sz w:val="20"/>
+                <w:szCs w:val="20"/>
+              </w:rPr>
+              <w:t xml:space="preserve">RETIRED</w:t>
+            </w:r>
+          </w:p>
+        </w:tc>
+        <w:tc>
+          <w:tcPr>
+            <w:tcW w:type="dxa" w:w="3199"/>
+            <w:tcBorders>
+              <w:top w:val="single" w:color="BFBFBF" w:sz="4"/>
+              <w:left w:val="single" w:color="BFBFBF" w:sz="4"/>
+              <w:bottom w:val="single" w:color="BFBFBF" w:sz="4"/>
+              <w:right w:val="single" w:color="BFBFBF" w:sz="4"/>
+            </w:tcBorders>
+            <w:tcMar>
+              <w:top w:type="dxa" w:w="60"/>
+              <w:left w:type="dxa" w:w="100"/>
+              <w:bottom w:type="dxa" w:w="60"/>
+              <w:right w:type="dxa" w:w="100"/>
+            </w:tcMar>
+          </w:tcPr>
+          <w:p>
+            <w:r>
+              <w:rPr>
+                <w:rFonts w:ascii="Arial" w:cs="Arial" w:eastAsia="Arial" w:hAnsi="Arial"/>
+                <w:sz w:val="20"/>
+                <w:szCs w:val="20"/>
+              </w:rPr>
+              <w:t xml:space="preserve">The same for Defendant 2.</w:t>
             </w:r>
           </w:p>
         </w:tc>

--- a/playwright-tests/RUNNING_SPECIFIED_TESTS.docx
+++ b/playwright-tests/RUNNING_SPECIFIED_TESTS.docx
@@ -142,7 +142,7 @@
         <w:rPr>
           <w:rFonts w:ascii="Arial" w:cs="Arial" w:eastAsia="Arial" w:hAnsi="Arial"/>
         </w:rPr>
-        <w:t xml:space="preserve">ASSIGN_DEFENDANT_SOLICITORS: the defendants' solicitors are given access to the claim. A specified claim has no Notify claim or Notify claim details steps.</w:t>
+        <w:t xml:space="preserve">ADD_CASE_NOTE (optional): the hearing centre admin adds a case note with "Add a case note" straight after the claim is issued (ADD_CASE_NOTE=Yes). The test checks it shows on the Notes tab. The claim stays in AWAITING_RESPONDENT_ACKNOWLEDGEMENT. It is always done in the UI.</w:t>
       </w:r>
     </w:p>
     <w:p>
@@ -161,7 +161,7 @@
         <w:rPr>
           <w:rFonts w:ascii="Arial" w:cs="Arial" w:eastAsia="Arial" w:hAnsi="Arial"/>
         </w:rPr>
-        <w:t xml:space="preserve">INFORM_AGREED_EXTENSION_DEFENDANT1, INFORM_AGREED_EXTENSION_DEFENDANT2 (optional): each defendant's solicitor tells the court about an agreed extension, which moves their response deadline back.</w:t>
+        <w:t xml:space="preserve">ASSIGN_DEFENDANT_SOLICITORS: the defendants' solicitors are given access to the claim. A specified claim has no Notify claim or Notify claim details steps.</w:t>
       </w:r>
     </w:p>
     <w:p>
@@ -180,7 +180,7 @@
         <w:rPr>
           <w:rFonts w:ascii="Arial" w:cs="Arial" w:eastAsia="Arial" w:hAnsi="Arial"/>
         </w:rPr>
-        <w:t xml:space="preserve">RESPOND_TO_CLAIM_DEFENDANT1, RESPOND_TO_CLAIM_DEFENDANT2: each defendant's solicitor responds with a full defence, a full or part admission, or a counterclaim.</w:t>
+        <w:t xml:space="preserve">INFORM_AGREED_EXTENSION_DEFENDANT1, INFORM_AGREED_EXTENSION_DEFENDANT2 (optional): each defendant's solicitor tells the court about an agreed extension, which moves their response deadline back.</w:t>
       </w:r>
     </w:p>
     <w:p>
@@ -199,7 +199,7 @@
         <w:rPr>
           <w:rFonts w:ascii="Arial" w:cs="Arial" w:eastAsia="Arial" w:hAnsi="Arial"/>
         </w:rPr>
-        <w:t xml:space="preserve">RESPOND_TO_DEFENCE: the claimant's solicitor responds to the defence or the admission. It runs whenever the claim is still online once every defendant has responded (AWAITING_APPLICANT_INTENTION).</w:t>
+        <w:t xml:space="preserve">RESPOND_TO_CLAIM_DEFENDANT1, RESPOND_TO_CLAIM_DEFENDANT2: each defendant's solicitor responds with a full defence, a full or part admission, or a counterclaim.</w:t>
       </w:r>
     </w:p>
     <w:p>
@@ -218,7 +218,7 @@
         <w:rPr>
           <w:rFonts w:ascii="Arial" w:cs="Arial" w:eastAsia="Arial" w:hAnsi="Arial"/>
         </w:rPr>
-        <w:t xml:space="preserve">CREATE_SDO: the judge makes a Standard Direction Order, moving the claim from JUDICIAL_REFERRAL to CASE_PROGRESSION. It only runs on the fast track, when the claimant's response took the claim to JUDICIAL_REFERRAL. It is always done in the UI, where the judge opens the event by its URL (and claims the directions task first where work allocation needs one).</w:t>
+        <w:t xml:space="preserve">RESPOND_TO_DEFENCE: the claimant's solicitor responds to the defence or the admission. It runs whenever the claim is still online once every defendant has responded (AWAITING_APPLICANT_INTENTION).</w:t>
       </w:r>
     </w:p>
     <w:p>
@@ -237,7 +237,7 @@
         <w:rPr>
           <w:rFonts w:ascii="Arial" w:cs="Arial" w:eastAsia="Arial" w:hAnsi="Arial"/>
         </w:rPr>
-        <w:t xml:space="preserve">MAKE_DIRECTIONS_ORDER: on the intermediate and multi tracks, which have no Standard Direction Order, the judge makes a directions order with "Make an order" instead, also moving the claim from JUDICIAL_REFERRAL to CASE_PROGRESSION. The judge keeps the claim on its track, chooses the blank template for an order before a hearing and uploads the completed order (playwright-tests/documents/TEST_ORDER.docx; the page only takes Word documents). It is always done in the UI (claiming the track allocation task first where work allocation needs one).</w:t>
+        <w:t xml:space="preserve">CREATE_SDO: the judge makes a Standard Direction Order, moving the claim from JUDICIAL_REFERRAL to CASE_PROGRESSION. It only runs on the fast track, when the claimant's response took the claim to JUDICIAL_REFERRAL. It is always done in the UI, where the judge opens the event by its URL (and claims the directions task first where work allocation needs one).</w:t>
       </w:r>
     </w:p>
     <w:p>
@@ -256,7 +256,7 @@
         <w:rPr>
           <w:rFonts w:ascii="Arial" w:cs="Arial" w:eastAsia="Arial" w:hAnsi="Arial"/>
         </w:rPr>
-        <w:t xml:space="preserve">UPLOAD_EVIDENCE (group: _CLAIMANT_SOLICITOR, _DEFENDANT1_SOLICITOR, _DEFENDANT2_SOLICITOR): once the judge's order has moved the claim to CASE_PROGRESSION, each solicitor uploads a disclosure list with "Upload Your Documents" (the second defendant's solicitor only for 1v2DS). A solicitor acting for two parties uploads it for both. The claim stays in CASE_PROGRESSION. It is always done in the UI.</w:t>
+        <w:t xml:space="preserve">MAKE_DIRECTIONS_ORDER: on the intermediate and multi tracks, which have no Standard Direction Order, the judge makes a directions order with "Make an order" instead, also moving the claim from JUDICIAL_REFERRAL to CASE_PROGRESSION. The judge keeps the claim on its track, chooses the blank template for an order before a hearing and uploads the completed order (playwright-tests/documents/TEST_ORDER.docx; the page only takes Word documents). It is always done in the UI (claiming the track allocation task first where work allocation needs one).</w:t>
       </w:r>
     </w:p>
     <w:p>
@@ -275,7 +275,7 @@
         <w:rPr>
           <w:rFonts w:ascii="Arial" w:cs="Arial" w:eastAsia="Arial" w:hAnsi="Arial"/>
         </w:rPr>
-        <w:t xml:space="preserve">CREATE_HEARING_NOTICE: once the evidence is in, the hearing centre admin lists the trial with "Create a hearing notice" (a first listing of a "Trial (Fast, Intermediate and Multi track)" notice at Clerkenwell, 8 weeks ahead). This stands in for HMC returning a listed hearing. civil-service works out the hearing fee and moves the claim to HEARING_READINESS. It is always done in the UI.</w:t>
+        <w:t xml:space="preserve">UPLOAD_EVIDENCE (group: _CLAIMANT_SOLICITOR, _DEFENDANT1_SOLICITOR, _DEFENDANT2_SOLICITOR): once the judge's order has moved the claim to CASE_PROGRESSION, each solicitor uploads a disclosure list with "Upload Your Documents" (the second defendant's solicitor only for 1v2DS). A solicitor acting for two parties uploads it for both. The claim stays in CASE_PROGRESSION. It is always done in the UI.</w:t>
       </w:r>
     </w:p>
     <w:p>
@@ -294,7 +294,7 @@
         <w:rPr>
           <w:rFonts w:ascii="Arial" w:cs="Arial" w:eastAsia="Arial" w:hAnsi="Arial"/>
         </w:rPr>
-        <w:t xml:space="preserve">PAY_HEARING_FEE: the claimant's solicitor pays the hearing fee from the Service Request tab, by PBA or card (PAYMENT_METHOD). If the payment service has not told civil-service about the payment within a minute, the test does. The test then runs HEARING_FEE_PAID, which civil-service's scheduler would otherwise run later, moving the claim to PREPARE_FOR_HEARING_CONDUCT_HEARING. It is always done in the UI.</w:t>
+        <w:t xml:space="preserve">CREATE_HEARING_NOTICE: once the evidence is in, the hearing centre admin lists the trial with "Create a hearing notice" (a first listing of a "Trial (Fast, Intermediate and Multi track)" notice at Clerkenwell, 8 weeks ahead). This stands in for HMC returning a listed hearing. civil-service works out the hearing fee and moves the claim to HEARING_READINESS. It is always done in the UI.</w:t>
       </w:r>
     </w:p>
     <w:p>
@@ -313,7 +313,7 @@
         <w:rPr>
           <w:rFonts w:ascii="Arial" w:cs="Arial" w:eastAsia="Arial" w:hAnsi="Arial"/>
         </w:rPr>
-        <w:t xml:space="preserve">TRIAL_READY_CHECK: on the fast track only, the parties are asked to confirm they are ready for trial. civil-service's scheduler does this once the hearing is less than 3 weeks away; the hearing is 8 weeks ahead, so the test runs the event itself and checks it was recorded on the case. The claim stays in PREPARE_FOR_HEARING_CONDUCT_HEARING.</w:t>
+        <w:t xml:space="preserve">PAY_HEARING_FEE: the claimant's solicitor pays the hearing fee from the Service Request tab, by PBA or card (PAYMENT_METHOD). If the payment service has not told civil-service about the payment within a minute, the test does. The test then runs HEARING_FEE_PAID, which civil-service's scheduler would otherwise run later, moving the claim to PREPARE_FOR_HEARING_CONDUCT_HEARING. It is always done in the UI.</w:t>
       </w:r>
     </w:p>
     <w:p>
@@ -332,7 +332,7 @@
         <w:rPr>
           <w:rFonts w:ascii="Arial" w:cs="Arial" w:eastAsia="Arial" w:hAnsi="Arial"/>
         </w:rPr>
-        <w:t xml:space="preserve">CONFIRM_TRIAL_ARRANGEMENTS (group: _CLAIMANT_SOLICITOR, _DEFENDANT1_SOLICITOR, _DEFENDANT2_SOLICITOR): each solicitor confirms with "Confirm trial arrangements" that the case is ready for trial, with no change to the hearing requirements (the second defendant's solicitor only for 1v2DS). A solicitor acting for two parties confirms for both. Like the trial ready check it is fast track only (XUI does not offer it on the intermediate or multi tracks), and it has to be done more than 3 weeks before the hearing. The claim stays in PREPARE_FOR_HEARING_CONDUCT_HEARING. It is always done in the UI.</w:t>
+        <w:t xml:space="preserve">TRIAL_READY_CHECK: on the fast track only, the parties are asked to confirm they are ready for trial. civil-service's scheduler does this once the hearing is less than 3 weeks away; the hearing is 8 weeks ahead, so the test runs the event itself and checks it was recorded on the case. The claim stays in PREPARE_FOR_HEARING_CONDUCT_HEARING.</w:t>
       </w:r>
     </w:p>
     <w:p>
@@ -351,7 +351,7 @@
         <w:rPr>
           <w:rFonts w:ascii="Arial" w:cs="Arial" w:eastAsia="Arial" w:hAnsi="Arial"/>
         </w:rPr>
-        <w:t xml:space="preserve">CREATE_TRIAL_BUNDLE: the trial bundle is created. civil-service's scheduler does this about 3 weeks before the hearing, for every track except intermediate and multi (small claims have bundles too, but go to mediation in this journey), so the test asks civil-service to do it now, waits for the bundle to be stitched into one document and checks the claimant's solicitor sees it on the Bundles tab. The claim stays in PREPARE_FOR_HEARING_CONDUCT_HEARING.</w:t>
+        <w:t xml:space="preserve">CONFIRM_TRIAL_ARRANGEMENTS (group: _CLAIMANT_SOLICITOR, _DEFENDANT1_SOLICITOR, _DEFENDANT2_SOLICITOR): each solicitor confirms with "Confirm trial arrangements" that the case is ready for trial, with no change to the hearing requirements (the second defendant's solicitor only for 1v2DS). A solicitor acting for two parties confirms for both. Like the trial ready check it is fast track only (XUI does not offer it on the intermediate or multi tracks), and it has to be done more than 3 weeks before the hearing. The claim stays in PREPARE_FOR_HEARING_CONDUCT_HEARING. It is always done in the UI.</w:t>
       </w:r>
     </w:p>
     <w:p>
@@ -370,7 +370,7 @@
         <w:rPr>
           <w:rFonts w:ascii="Arial" w:cs="Arial" w:eastAsia="Arial" w:hAnsi="Arial"/>
         </w:rPr>
-        <w:t xml:space="preserve">MOVE_TO_DECISION_OUTCOME: once the hearing date has passed, civil-service's scheduler moves the claim to DECISION_OUTCOME to wait for the judge's decision, on every track. The hearing is weeks away, so the test runs the event itself.</w:t>
+        <w:t xml:space="preserve">CREATE_TRIAL_BUNDLE: the trial bundle is created. civil-service's scheduler does this about 3 weeks before the hearing, for every track except intermediate and multi (small claims have bundles too, but go to mediation in this journey), so the test asks civil-service to do it now, waits for the bundle to be stitched into one document and checks the claimant's solicitor sees it on the Bundles tab. The claim stays in PREPARE_FOR_HEARING_CONDUCT_HEARING.</w:t>
       </w:r>
     </w:p>
     <w:p>
@@ -389,7 +389,7 @@
         <w:rPr>
           <w:rFonts w:ascii="Arial" w:cs="Arial" w:eastAsia="Arial" w:hAnsi="Arial"/>
         </w:rPr>
-        <w:t xml:space="preserve">MAKE_FINAL_ORDER: the judge makes the final order with "Make an order" (FINAL_ORDER, see section 10). On the fast track the judge writes a free form or an assisted order on the page. On the intermediate and multi tracks the judge keeps the claim on its track, picks a template (for the after-hearing template, giving today as the hearing date), and uploads the completed order (playwright-tests/documents/TEST_ORDER.docx). The test checks the order was added to the case and its notifications sent. The claim stays in DECISION_OUTCOME. It is always done in the UI.</w:t>
+        <w:t xml:space="preserve">MOVE_TO_DECISION_OUTCOME: once the hearing date has passed, civil-service's scheduler moves the claim to DECISION_OUTCOME to wait for the judge's decision, on every track. The hearing is weeks away, so the test runs the event itself.</w:t>
       </w:r>
     </w:p>
     <w:p>
@@ -408,6 +408,25 @@
         <w:rPr>
           <w:rFonts w:ascii="Arial" w:cs="Arial" w:eastAsia="Arial" w:hAnsi="Arial"/>
         </w:rPr>
+        <w:t xml:space="preserve">MAKE_FINAL_ORDER: the judge makes the final order with "Make an order" (FINAL_ORDER, see section 10). On the fast track the judge writes a free form or an assisted order on the page. On the intermediate and multi tracks the judge keeps the claim on its track, picks a template (for the after-hearing template, giving today as the hearing date), and uploads the completed order (playwright-tests/documents/TEST_ORDER.docx). The test checks the order was added to the case and its notifications sent. The claim stays in DECISION_OUTCOME. It is always done in the UI.</w:t>
+      </w:r>
+    </w:p>
+    <w:p>
+      <w:pPr>
+        <w:pStyle w:val="ListParagraph"/>
+        <w:numPr>
+          <w:ilvl w:val="0"/>
+          <w:numId w:val="2"/>
+        </w:numPr>
+        <w:tabs>
+          <w:tab w:val="left" w:pos="720"/>
+        </w:tabs>
+        <w:spacing w:after="60"/>
+      </w:pPr>
+      <w:r>
+        <w:rPr>
+          <w:rFonts w:ascii="Arial" w:cs="Arial" w:eastAsia="Arial" w:hAnsi="Arial"/>
+        </w:rPr>
         <w:t xml:space="preserve">CONFIRM_ORDER_REVIEW: the hearing centre admin reviews the order with "Confirm order review": no date a party must do something by, a final order, and nothing left to do. This closes the claim on any track, moving it to All_FINAL_ORDERS_ISSUED. It is always done in the UI.</w:t>
       </w:r>
     </w:p>
@@ -452,7 +471,7 @@
         <w:rPr>
           <w:rFonts w:ascii="Arial" w:cs="Arial" w:eastAsia="Arial" w:hAnsi="Arial"/>
         </w:rPr>
-        <w:t xml:space="preserve">The steps with an API version are CREATE_CLAIM, INFORM_AGREED_EXTENSION_DEFENDANT1/2, RESPOND_TO_CLAIM_DEFENDANT1/2 and RESPOND_TO_DEFENCE. CREATE_SDO, MAKE_DIRECTIONS_ORDER, UPLOAD_EVIDENCE, CREATE_HEARING_NOTICE, PAY_HEARING_FEE, CONFIRM_TRIAL_ARRANGEMENTS, MAKE_FINAL_ORDER and CONFIRM_ORDER_REVIEW always use the UI. With API_UNTIL=&lt;state&gt; they go through the CCD API until the claim reaches that state, and every step after it goes through the UI. Leave API_UNTIL unset to do everything through the UI.</w:t>
+        <w:t xml:space="preserve">The steps with an API version are CREATE_CLAIM, INFORM_AGREED_EXTENSION_DEFENDANT1/2, RESPOND_TO_CLAIM_DEFENDANT1/2 and RESPOND_TO_DEFENCE. ADD_CASE_NOTE, CREATE_SDO, MAKE_DIRECTIONS_ORDER, UPLOAD_EVIDENCE, CREATE_HEARING_NOTICE, PAY_HEARING_FEE, CONFIRM_TRIAL_ARRANGEMENTS, MAKE_FINAL_ORDER and CONFIRM_ORDER_REVIEW always use the UI. With API_UNTIL=&lt;state&gt; they go through the CCD API until the claim reaches that state, and every step after it goes through the UI. Leave API_UNTIL unset to do everything through the UI.</w:t>
       </w:r>
     </w:p>
     <w:p>
@@ -3852,6 +3871,119 @@
                 <w:szCs w:val="20"/>
               </w:rPr>
               <w:t xml:space="preserve">How the claim fee and the hearing fee are paid. CARD is always paid in the UI. Any other value stops the run.</w:t>
+            </w:r>
+          </w:p>
+        </w:tc>
+      </w:tr>
+      <w:tr>
+        <w:trPr>
+          <w:tblHeader w:val="off"/>
+        </w:trPr>
+        <w:tc>
+          <w:tcPr>
+            <w:tcW w:type="dxa" w:w="1692"/>
+            <w:tcBorders>
+              <w:top w:val="single" w:color="BFBFBF" w:sz="4"/>
+              <w:left w:val="single" w:color="BFBFBF" w:sz="4"/>
+              <w:bottom w:val="single" w:color="BFBFBF" w:sz="4"/>
+              <w:right w:val="single" w:color="BFBFBF" w:sz="4"/>
+            </w:tcBorders>
+            <w:tcMar>
+              <w:top w:type="dxa" w:w="60"/>
+              <w:left w:type="dxa" w:w="100"/>
+              <w:bottom w:type="dxa" w:w="60"/>
+              <w:right w:type="dxa" w:w="100"/>
+            </w:tcMar>
+          </w:tcPr>
+          <w:p>
+            <w:r>
+              <w:rPr>
+                <w:rFonts w:ascii="Courier New" w:cs="Courier New" w:eastAsia="Courier New" w:hAnsi="Courier New"/>
+                <w:sz w:val="20"/>
+                <w:szCs w:val="20"/>
+              </w:rPr>
+              <w:t xml:space="preserve">ADD_CASE_NOTE</w:t>
+            </w:r>
+          </w:p>
+        </w:tc>
+        <w:tc>
+          <w:tcPr>
+            <w:tcW w:type="dxa" w:w="3196"/>
+            <w:tcBorders>
+              <w:top w:val="single" w:color="BFBFBF" w:sz="4"/>
+              <w:left w:val="single" w:color="BFBFBF" w:sz="4"/>
+              <w:bottom w:val="single" w:color="BFBFBF" w:sz="4"/>
+              <w:right w:val="single" w:color="BFBFBF" w:sz="4"/>
+            </w:tcBorders>
+            <w:tcMar>
+              <w:top w:type="dxa" w:w="60"/>
+              <w:left w:type="dxa" w:w="100"/>
+              <w:bottom w:type="dxa" w:w="60"/>
+              <w:right w:type="dxa" w:w="100"/>
+            </w:tcMar>
+          </w:tcPr>
+          <w:p>
+            <w:r>
+              <w:rPr>
+                <w:rFonts w:ascii="Arial" w:cs="Arial" w:eastAsia="Arial" w:hAnsi="Arial"/>
+                <w:sz w:val="20"/>
+                <w:szCs w:val="20"/>
+              </w:rPr>
+              <w:t xml:space="preserve">Yes, No</w:t>
+            </w:r>
+          </w:p>
+        </w:tc>
+        <w:tc>
+          <w:tcPr>
+            <w:tcW w:type="dxa" w:w="1551"/>
+            <w:tcBorders>
+              <w:top w:val="single" w:color="BFBFBF" w:sz="4"/>
+              <w:left w:val="single" w:color="BFBFBF" w:sz="4"/>
+              <w:bottom w:val="single" w:color="BFBFBF" w:sz="4"/>
+              <w:right w:val="single" w:color="BFBFBF" w:sz="4"/>
+            </w:tcBorders>
+            <w:tcMar>
+              <w:top w:type="dxa" w:w="60"/>
+              <w:left w:type="dxa" w:w="100"/>
+              <w:bottom w:type="dxa" w:w="60"/>
+              <w:right w:type="dxa" w:w="100"/>
+            </w:tcMar>
+          </w:tcPr>
+          <w:p>
+            <w:r>
+              <w:rPr>
+                <w:rFonts w:ascii="Arial" w:cs="Arial" w:eastAsia="Arial" w:hAnsi="Arial"/>
+                <w:sz w:val="20"/>
+                <w:szCs w:val="20"/>
+              </w:rPr>
+              <w:t xml:space="preserve">No</w:t>
+            </w:r>
+          </w:p>
+        </w:tc>
+        <w:tc>
+          <w:tcPr>
+            <w:tcW w:type="dxa" w:w="3199"/>
+            <w:tcBorders>
+              <w:top w:val="single" w:color="BFBFBF" w:sz="4"/>
+              <w:left w:val="single" w:color="BFBFBF" w:sz="4"/>
+              <w:bottom w:val="single" w:color="BFBFBF" w:sz="4"/>
+              <w:right w:val="single" w:color="BFBFBF" w:sz="4"/>
+            </w:tcBorders>
+            <w:tcMar>
+              <w:top w:type="dxa" w:w="60"/>
+              <w:left w:type="dxa" w:w="100"/>
+              <w:bottom w:type="dxa" w:w="60"/>
+              <w:right w:type="dxa" w:w="100"/>
+            </w:tcMar>
+          </w:tcPr>
+          <w:p>
+            <w:r>
+              <w:rPr>
+                <w:rFonts w:ascii="Arial" w:cs="Arial" w:eastAsia="Arial" w:hAnsi="Arial"/>
+                <w:sz w:val="20"/>
+                <w:szCs w:val="20"/>
+              </w:rPr>
+              <w:t xml:space="preserve">Optional step: the hearing centre admin adds a case note after the claim is issued.</w:t>
             </w:r>
           </w:p>
         </w:tc>

--- a/playwright-tests/RUNNING_SPECIFIED_TESTS.docx
+++ b/playwright-tests/RUNNING_SPECIFIED_TESTS.docx
@@ -237,7 +237,7 @@
         <w:rPr>
           <w:rFonts w:ascii="Arial" w:cs="Arial" w:eastAsia="Arial" w:hAnsi="Arial"/>
         </w:rPr>
-        <w:t xml:space="preserve">CREATE_SDO: the judge makes a Standard Direction Order, moving the claim from JUDICIAL_REFERRAL to CASE_PROGRESSION. It only runs on the fast track, when the claimant's response took the claim to JUDICIAL_REFERRAL. It is always done in the UI, where the judge opens the event by its URL (and claims the directions task first where work allocation needs one).</w:t>
+        <w:t xml:space="preserve">CREATE_CASE_FLAGS, MAKE_CASE_FLAG_INACTIVE (optional): once the claimant has responded and the claim is still online, the hearing centre admin adds each flag in CASE_FLAGS with "Create case flags", then makes the first one inactive with "Manage case flags" (see section 8). The test checks each flag was saved, and the claim stays in the state the claimant's response left it in. It is always done in the UI.</w:t>
       </w:r>
     </w:p>
     <w:p>
@@ -256,7 +256,7 @@
         <w:rPr>
           <w:rFonts w:ascii="Arial" w:cs="Arial" w:eastAsia="Arial" w:hAnsi="Arial"/>
         </w:rPr>
-        <w:t xml:space="preserve">MAKE_DIRECTIONS_ORDER: on the intermediate and multi tracks, which have no Standard Direction Order, the judge makes a directions order with "Make an order" instead, also moving the claim from JUDICIAL_REFERRAL to CASE_PROGRESSION. The judge keeps the claim on its track, chooses the blank template for an order before a hearing and uploads the completed order (playwright-tests/documents/TEST_ORDER.docx; the page only takes Word documents). It is always done in the UI (claiming the track allocation task first where work allocation needs one).</w:t>
+        <w:t xml:space="preserve">CREATE_SDO: the judge makes a Standard Direction Order, moving the claim from JUDICIAL_REFERRAL to CASE_PROGRESSION. It only runs on the fast track, when the claimant's response took the claim to JUDICIAL_REFERRAL. It is always done in the UI, where the judge opens the event by its URL (and claims the directions task first where work allocation needs one).</w:t>
       </w:r>
     </w:p>
     <w:p>
@@ -275,7 +275,7 @@
         <w:rPr>
           <w:rFonts w:ascii="Arial" w:cs="Arial" w:eastAsia="Arial" w:hAnsi="Arial"/>
         </w:rPr>
-        <w:t xml:space="preserve">UPLOAD_EVIDENCE (group: _CLAIMANT_SOLICITOR, _DEFENDANT1_SOLICITOR, _DEFENDANT2_SOLICITOR): once the judge's order has moved the claim to CASE_PROGRESSION, each solicitor uploads a disclosure list with "Upload Your Documents" (the second defendant's solicitor only for 1v2DS). A solicitor acting for two parties uploads it for both. The claim stays in CASE_PROGRESSION. It is always done in the UI.</w:t>
+        <w:t xml:space="preserve">MAKE_DIRECTIONS_ORDER: on the intermediate and multi tracks, which have no Standard Direction Order, the judge makes a directions order with "Make an order" instead, also moving the claim from JUDICIAL_REFERRAL to CASE_PROGRESSION. The judge keeps the claim on its track, chooses the blank template for an order before a hearing and uploads the completed order (playwright-tests/documents/TEST_ORDER.docx; the page only takes Word documents). It is always done in the UI (claiming the track allocation task first where work allocation needs one).</w:t>
       </w:r>
     </w:p>
     <w:p>
@@ -294,7 +294,7 @@
         <w:rPr>
           <w:rFonts w:ascii="Arial" w:cs="Arial" w:eastAsia="Arial" w:hAnsi="Arial"/>
         </w:rPr>
-        <w:t xml:space="preserve">CREATE_HEARING_NOTICE: once the evidence is in, the hearing centre admin lists the trial with "Create a hearing notice" (a first listing of a "Trial (Fast, Intermediate and Multi track)" notice at Clerkenwell, 8 weeks ahead). This stands in for HMC returning a listed hearing. civil-service works out the hearing fee and moves the claim to HEARING_READINESS. It is always done in the UI.</w:t>
+        <w:t xml:space="preserve">UPLOAD_EVIDENCE (group: _CLAIMANT_SOLICITOR, _DEFENDANT1_SOLICITOR, _DEFENDANT2_SOLICITOR): once the judge's order has moved the claim to CASE_PROGRESSION, each solicitor uploads a disclosure list with "Upload Your Documents" (the second defendant's solicitor only for 1v2DS). A solicitor acting for two parties uploads it for both. The claim stays in CASE_PROGRESSION. It is always done in the UI.</w:t>
       </w:r>
     </w:p>
     <w:p>
@@ -313,7 +313,7 @@
         <w:rPr>
           <w:rFonts w:ascii="Arial" w:cs="Arial" w:eastAsia="Arial" w:hAnsi="Arial"/>
         </w:rPr>
-        <w:t xml:space="preserve">PAY_HEARING_FEE: the claimant's solicitor pays the hearing fee from the Service Request tab, by PBA or card (PAYMENT_METHOD). If the payment service has not told civil-service about the payment within a minute, the test does. The test then runs HEARING_FEE_PAID, which civil-service's scheduler would otherwise run later, moving the claim to PREPARE_FOR_HEARING_CONDUCT_HEARING. It is always done in the UI.</w:t>
+        <w:t xml:space="preserve">CREATE_HEARING_NOTICE: once the evidence is in, the hearing centre admin lists the trial with "Create a hearing notice" (a first listing of a "Trial (Fast, Intermediate and Multi track)" notice at Clerkenwell, 8 weeks ahead). This stands in for HMC returning a listed hearing. civil-service works out the hearing fee and moves the claim to HEARING_READINESS. It is always done in the UI.</w:t>
       </w:r>
     </w:p>
     <w:p>
@@ -332,7 +332,7 @@
         <w:rPr>
           <w:rFonts w:ascii="Arial" w:cs="Arial" w:eastAsia="Arial" w:hAnsi="Arial"/>
         </w:rPr>
-        <w:t xml:space="preserve">TRIAL_READY_CHECK: on the fast track only, the parties are asked to confirm they are ready for trial. civil-service's scheduler does this once the hearing is less than 3 weeks away; the hearing is 8 weeks ahead, so the test runs the event itself and checks it was recorded on the case. The claim stays in PREPARE_FOR_HEARING_CONDUCT_HEARING.</w:t>
+        <w:t xml:space="preserve">PAY_HEARING_FEE: the claimant's solicitor pays the hearing fee from the Service Request tab, by PBA or card (PAYMENT_METHOD). If the payment service has not told civil-service about the payment within a minute, the test does. The test then runs HEARING_FEE_PAID, which civil-service's scheduler would otherwise run later, moving the claim to PREPARE_FOR_HEARING_CONDUCT_HEARING. It is always done in the UI.</w:t>
       </w:r>
     </w:p>
     <w:p>
@@ -351,7 +351,7 @@
         <w:rPr>
           <w:rFonts w:ascii="Arial" w:cs="Arial" w:eastAsia="Arial" w:hAnsi="Arial"/>
         </w:rPr>
-        <w:t xml:space="preserve">CONFIRM_TRIAL_ARRANGEMENTS (group: _CLAIMANT_SOLICITOR, _DEFENDANT1_SOLICITOR, _DEFENDANT2_SOLICITOR): each solicitor confirms with "Confirm trial arrangements" that the case is ready for trial, with no change to the hearing requirements (the second defendant's solicitor only for 1v2DS). A solicitor acting for two parties confirms for both. Like the trial ready check it is fast track only (XUI does not offer it on the intermediate or multi tracks), and it has to be done more than 3 weeks before the hearing. The claim stays in PREPARE_FOR_HEARING_CONDUCT_HEARING. It is always done in the UI.</w:t>
+        <w:t xml:space="preserve">TRIAL_READY_CHECK: on the fast track only, the parties are asked to confirm they are ready for trial. civil-service's scheduler does this once the hearing is less than 3 weeks away; the hearing is 8 weeks ahead, so the test runs the event itself and checks it was recorded on the case. The claim stays in PREPARE_FOR_HEARING_CONDUCT_HEARING.</w:t>
       </w:r>
     </w:p>
     <w:p>
@@ -370,7 +370,7 @@
         <w:rPr>
           <w:rFonts w:ascii="Arial" w:cs="Arial" w:eastAsia="Arial" w:hAnsi="Arial"/>
         </w:rPr>
-        <w:t xml:space="preserve">CREATE_TRIAL_BUNDLE: the trial bundle is created. civil-service's scheduler does this about 3 weeks before the hearing, for every track except intermediate and multi (small claims have bundles too, but go to mediation in this journey), so the test asks civil-service to do it now, waits for the bundle to be stitched into one document and checks the claimant's solicitor sees it on the Bundles tab. The claim stays in PREPARE_FOR_HEARING_CONDUCT_HEARING.</w:t>
+        <w:t xml:space="preserve">CONFIRM_TRIAL_ARRANGEMENTS (group: _CLAIMANT_SOLICITOR, _DEFENDANT1_SOLICITOR, _DEFENDANT2_SOLICITOR): each solicitor confirms with "Confirm trial arrangements" that the case is ready for trial, with no change to the hearing requirements (the second defendant's solicitor only for 1v2DS). A solicitor acting for two parties confirms for both. Like the trial ready check it is fast track only (XUI does not offer it on the intermediate or multi tracks), and it has to be done more than 3 weeks before the hearing. The claim stays in PREPARE_FOR_HEARING_CONDUCT_HEARING. It is always done in the UI.</w:t>
       </w:r>
     </w:p>
     <w:p>
@@ -389,7 +389,7 @@
         <w:rPr>
           <w:rFonts w:ascii="Arial" w:cs="Arial" w:eastAsia="Arial" w:hAnsi="Arial"/>
         </w:rPr>
-        <w:t xml:space="preserve">MOVE_TO_DECISION_OUTCOME: once the hearing date has passed, civil-service's scheduler moves the claim to DECISION_OUTCOME to wait for the judge's decision, on every track. The hearing is weeks away, so the test runs the event itself.</w:t>
+        <w:t xml:space="preserve">CREATE_TRIAL_BUNDLE: the trial bundle is created. civil-service's scheduler does this about 3 weeks before the hearing, for every track except intermediate and multi (small claims have bundles too, but go to mediation in this journey), so the test asks civil-service to do it now, waits for the bundle to be stitched into one document and checks the claimant's solicitor sees it on the Bundles tab. The claim stays in PREPARE_FOR_HEARING_CONDUCT_HEARING.</w:t>
       </w:r>
     </w:p>
     <w:p>
@@ -408,7 +408,7 @@
         <w:rPr>
           <w:rFonts w:ascii="Arial" w:cs="Arial" w:eastAsia="Arial" w:hAnsi="Arial"/>
         </w:rPr>
-        <w:t xml:space="preserve">MAKE_FINAL_ORDER: the judge makes the final order with "Make an order" (FINAL_ORDER, see section 10). On the fast track the judge writes a free form or an assisted order on the page. On the intermediate and multi tracks the judge keeps the claim on its track, picks a template (for the after-hearing template, giving today as the hearing date), and uploads the completed order (playwright-tests/documents/TEST_ORDER.docx). The test checks the order was added to the case and its notifications sent. The claim stays in DECISION_OUTCOME. It is always done in the UI.</w:t>
+        <w:t xml:space="preserve">MOVE_TO_DECISION_OUTCOME: once the hearing date has passed, civil-service's scheduler moves the claim to DECISION_OUTCOME to wait for the judge's decision, on every track. The hearing is weeks away, so the test runs the event itself.</w:t>
       </w:r>
     </w:p>
     <w:p>
@@ -427,6 +427,25 @@
         <w:rPr>
           <w:rFonts w:ascii="Arial" w:cs="Arial" w:eastAsia="Arial" w:hAnsi="Arial"/>
         </w:rPr>
+        <w:t xml:space="preserve">MAKE_FINAL_ORDER: the judge makes the final order with "Make an order" (FINAL_ORDER, see section 11). On the fast track the judge writes a free form or an assisted order on the page. On the intermediate and multi tracks the judge keeps the claim on its track, picks a template (for the after-hearing template, giving today as the hearing date), and uploads the completed order (playwright-tests/documents/TEST_ORDER.docx). The test checks the order was added to the case and its notifications sent. The claim stays in DECISION_OUTCOME. It is always done in the UI.</w:t>
+      </w:r>
+    </w:p>
+    <w:p>
+      <w:pPr>
+        <w:pStyle w:val="ListParagraph"/>
+        <w:numPr>
+          <w:ilvl w:val="0"/>
+          <w:numId w:val="2"/>
+        </w:numPr>
+        <w:tabs>
+          <w:tab w:val="left" w:pos="720"/>
+        </w:tabs>
+        <w:spacing w:after="60"/>
+      </w:pPr>
+      <w:r>
+        <w:rPr>
+          <w:rFonts w:ascii="Arial" w:cs="Arial" w:eastAsia="Arial" w:hAnsi="Arial"/>
+        </w:rPr>
         <w:t xml:space="preserve">CONFIRM_ORDER_REVIEW: the hearing centre admin reviews the order with "Confirm order review": no date a party must do something by, a final order, and nothing left to do. This closes the claim on any track, moving it to All_FINAL_ORDERS_ISSUED. It is always done in the UI.</w:t>
       </w:r>
     </w:p>
@@ -471,7 +490,7 @@
         <w:rPr>
           <w:rFonts w:ascii="Arial" w:cs="Arial" w:eastAsia="Arial" w:hAnsi="Arial"/>
         </w:rPr>
-        <w:t xml:space="preserve">The steps with an API version are CREATE_CLAIM, INFORM_AGREED_EXTENSION_DEFENDANT1/2, RESPOND_TO_CLAIM_DEFENDANT1/2 and RESPOND_TO_DEFENCE. ADD_CASE_NOTE, CREATE_SDO, MAKE_DIRECTIONS_ORDER, UPLOAD_EVIDENCE, CREATE_HEARING_NOTICE, PAY_HEARING_FEE, CONFIRM_TRIAL_ARRANGEMENTS, MAKE_FINAL_ORDER and CONFIRM_ORDER_REVIEW always use the UI. With API_UNTIL=&lt;state&gt; they go through the CCD API until the claim reaches that state, and every step after it goes through the UI. Leave API_UNTIL unset to do everything through the UI.</w:t>
+        <w:t xml:space="preserve">The steps with an API version are CREATE_CLAIM, INFORM_AGREED_EXTENSION_DEFENDANT1/2, RESPOND_TO_CLAIM_DEFENDANT1/2 and RESPOND_TO_DEFENCE. ADD_CASE_NOTE, CREATE_CASE_FLAGS, MAKE_CASE_FLAG_INACTIVE, CREATE_SDO, MAKE_DIRECTIONS_ORDER, UPLOAD_EVIDENCE, CREATE_HEARING_NOTICE, PAY_HEARING_FEE, CONFIRM_TRIAL_ARRANGEMENTS, MAKE_FINAL_ORDER and CONFIRM_ORDER_REVIEW always use the UI. With API_UNTIL=&lt;state&gt; they go through the CCD API until the claim reaches that state, and every step after it goes through the UI. Leave API_UNTIL unset to do everything through the UI.</w:t>
       </w:r>
     </w:p>
     <w:p>
@@ -2403,7 +2422,7 @@
         <w:rPr>
           <w:rFonts w:ascii="Arial" w:cs="Arial" w:eastAsia="Arial" w:hAnsi="Arial"/>
         </w:rPr>
-        <w:t xml:space="preserve">8. Paying fees by PBA or card</w:t>
+        <w:t xml:space="preserve">8. Case flags</w:t>
       </w:r>
     </w:p>
     <w:p>
@@ -2414,7 +2433,56 @@
         <w:rPr>
           <w:rFonts w:ascii="Arial" w:cs="Arial" w:eastAsia="Arial" w:hAnsi="Arial"/>
         </w:rPr>
-        <w:t xml:space="preserve">PAYMENT_METHOD picks how the claimant's solicitor pays the claim fee and the hearing fee. PBA (the default) pays from their PBA account. CARD pays on GOV.UK Pay's pages with a test card, always in the UI, even when the claim is created through the API. Use CARD when PBA payments fail on the environment, for example with "Unable to retrieve account information".</w:t>
+        <w:t xml:space="preserve">CASE_FLAGS switches on the case flag steps. Once the claimant has responded and the claim is still online (JUDICIAL_REFERRAL, IN_MEDIATION for a small claim, or after an admission AWAITING_APPLICANT_INTENTION or All_FINAL_ORDERS_ISSUED), the hearing centre admin adds each flag, then makes the first one inactive.</w:t>
+      </w:r>
+    </w:p>
+    <w:p>
+      <w:pPr>
+        <w:pStyle w:val="ListParagraph"/>
+        <w:numPr>
+          <w:ilvl w:val="0"/>
+          <w:numId w:val="2"/>
+        </w:numPr>
+        <w:tabs>
+          <w:tab w:val="left" w:pos="720"/>
+        </w:tabs>
+        <w:spacing w:after="60"/>
+      </w:pPr>
+      <w:r>
+        <w:rPr>
+          <w:rFonts w:ascii="Arial" w:cs="Arial" w:eastAsia="Arial" w:hAnsi="Arial"/>
+        </w:rPr>
+        <w:t xml:space="preserve">representative: a hearing loop for Claimant 1 (RA0043, the longest route through the flag pages), evidence by live link for Defendant 1 (SM0003) and vulnerable user for Defendant 2 (PF0002), leaving out a flag for a party the claim does not have.</w:t>
+      </w:r>
+    </w:p>
+    <w:p>
+      <w:pPr>
+        <w:pStyle w:val="ListParagraph"/>
+        <w:numPr>
+          <w:ilvl w:val="0"/>
+          <w:numId w:val="2"/>
+        </w:numPr>
+        <w:tabs>
+          <w:tab w:val="left" w:pos="720"/>
+        </w:tabs>
+        <w:spacing w:after="60"/>
+      </w:pPr>
+      <w:r>
+        <w:rPr>
+          <w:rFonts w:ascii="Arial" w:cs="Arial" w:eastAsia="Arial" w:hAnsi="Arial"/>
+        </w:rPr>
+        <w:t xml:space="preserve">A list of holder:code, e.g. CASE:CF0002,DEFENDANT_1:RA0012. A third part gives the language for an interpreter flag (CLAIMANT_1:PF0015:Spanish) or the description for an "Other" flag (OT0001).</w:t>
+      </w:r>
+    </w:p>
+    <w:p>
+      <w:pPr>
+        <w:spacing w:after="120"/>
+      </w:pPr>
+      <w:r>
+        <w:rPr>
+          <w:rFonts w:ascii="Arial" w:cs="Arial" w:eastAsia="Arial" w:hAnsi="Arial"/>
+        </w:rPr>
+        <w:t xml:space="preserve">The holders are CASE, CLAIMANT_1, CLAIMANT_2 (2v1) and DEFENDANT_1, DEFENDANT_2 (1v2). A specified claim's directions questionnaires name no experts or witnesses, so they cannot be flagged. A holder the claim does not have stops the run before it starts.</w:t>
       </w:r>
     </w:p>
     <w:p>
@@ -2428,29 +2496,7 @@
           <w:sz w:val="18"/>
           <w:szCs w:val="18"/>
         </w:rPr>
-        <w:t xml:space="preserve">ENV=aat PAYMENT_METHOD=CARD API_UNTIL=JUDICIAL_REFERRAL npx playwright test playwright-tests/e2e/journeys/SpecifiedSS.test.ts --project chromium</w:t>
-      </w:r>
-    </w:p>
-    <w:p>
-      <w:pPr>
-        <w:pStyle w:val="Heading2"/>
-      </w:pPr>
-      <w:r>
-        <w:rPr>
-          <w:rFonts w:ascii="Arial" w:cs="Arial" w:eastAsia="Arial" w:hAnsi="Arial"/>
-        </w:rPr>
-        <w:t xml:space="preserve">9. Named scenarios</w:t>
-      </w:r>
-    </w:p>
-    <w:p>
-      <w:pPr>
-        <w:spacing w:after="120"/>
-      </w:pPr>
-      <w:r>
-        <w:rPr>
-          <w:rFonts w:ascii="Arial" w:cs="Arial" w:eastAsia="Arial" w:hAnsi="Arial"/>
-        </w:rPr>
-        <w:t xml:space="preserve">Run a named scenario from playwright-tests/scenarios/specifiedScenarios.ts, or use a test:SPEC_* script in package.json:</w:t>
+        <w:t xml:space="preserve">ENV=aat CASE_FLAGS=representative STOP_AFTER_TEST=MAKE_CASE_FLAG_INACTIVE npx playwright test playwright-tests/e2e/journeys/SpecifiedSS.test.ts --project chromium</w:t>
       </w:r>
     </w:p>
     <w:p>
@@ -2464,6 +2510,78 @@
           <w:sz w:val="18"/>
           <w:szCs w:val="18"/>
         </w:rPr>
+        <w:t xml:space="preserve">ENV=aat CLAIM_TYPE=1v2DS API_UNTIL=JUDICIAL_REFERRAL CASE_FLAGS='CASE:CF0002,DEFENDANT_2:PF0015:Spanish' STOP_AFTER_TEST=MAKE_CASE_FLAG_INACTIVE npx playwright test playwright-tests/e2e/journeys/SpecifiedSS.test.ts --project chromium</w:t>
+      </w:r>
+    </w:p>
+    <w:p>
+      <w:pPr>
+        <w:pStyle w:val="Heading2"/>
+      </w:pPr>
+      <w:r>
+        <w:rPr>
+          <w:rFonts w:ascii="Arial" w:cs="Arial" w:eastAsia="Arial" w:hAnsi="Arial"/>
+        </w:rPr>
+        <w:t xml:space="preserve">9. Paying fees by PBA or card</w:t>
+      </w:r>
+    </w:p>
+    <w:p>
+      <w:pPr>
+        <w:spacing w:after="120"/>
+      </w:pPr>
+      <w:r>
+        <w:rPr>
+          <w:rFonts w:ascii="Arial" w:cs="Arial" w:eastAsia="Arial" w:hAnsi="Arial"/>
+        </w:rPr>
+        <w:t xml:space="preserve">PAYMENT_METHOD picks how the claimant's solicitor pays the claim fee and the hearing fee. PBA (the default) pays from their PBA account. CARD pays on GOV.UK Pay's pages with a test card, always in the UI, even when the claim is created through the API. Use CARD when PBA payments fail on the environment, for example with "Unable to retrieve account information".</w:t>
+      </w:r>
+    </w:p>
+    <w:p>
+      <w:pPr>
+        <w:shd w:fill="F2F2F2" w:color="auto" w:val="clear"/>
+        <w:spacing w:after="160" w:before="60"/>
+      </w:pPr>
+      <w:r>
+        <w:rPr>
+          <w:rFonts w:ascii="Courier New" w:cs="Courier New" w:eastAsia="Courier New" w:hAnsi="Courier New"/>
+          <w:sz w:val="18"/>
+          <w:szCs w:val="18"/>
+        </w:rPr>
+        <w:t xml:space="preserve">ENV=aat PAYMENT_METHOD=CARD API_UNTIL=JUDICIAL_REFERRAL npx playwright test playwright-tests/e2e/journeys/SpecifiedSS.test.ts --project chromium</w:t>
+      </w:r>
+    </w:p>
+    <w:p>
+      <w:pPr>
+        <w:pStyle w:val="Heading2"/>
+      </w:pPr>
+      <w:r>
+        <w:rPr>
+          <w:rFonts w:ascii="Arial" w:cs="Arial" w:eastAsia="Arial" w:hAnsi="Arial"/>
+        </w:rPr>
+        <w:t xml:space="preserve">10. Named scenarios</w:t>
+      </w:r>
+    </w:p>
+    <w:p>
+      <w:pPr>
+        <w:spacing w:after="120"/>
+      </w:pPr>
+      <w:r>
+        <w:rPr>
+          <w:rFonts w:ascii="Arial" w:cs="Arial" w:eastAsia="Arial" w:hAnsi="Arial"/>
+        </w:rPr>
+        <w:t xml:space="preserve">Run a named scenario from playwright-tests/scenarios/specifiedScenarios.ts, or use a test:SPEC_* script in package.json:</w:t>
+      </w:r>
+    </w:p>
+    <w:p>
+      <w:pPr>
+        <w:shd w:fill="F2F2F2" w:color="auto" w:val="clear"/>
+        <w:spacing w:after="160" w:before="60"/>
+      </w:pPr>
+      <w:r>
+        <w:rPr>
+          <w:rFonts w:ascii="Courier New" w:cs="Courier New" w:eastAsia="Courier New" w:hAnsi="Courier New"/>
+          <w:sz w:val="18"/>
+          <w:szCs w:val="18"/>
+        </w:rPr>
         <w:t xml:space="preserve">ENV=aat SCENARIOS=Yes npx playwright test playwright-tests/e2e/journeys/SpecifiedSS.test.ts --project chromium --grep @SPEC_1v2DS_FAST</w:t>
       </w:r>
     </w:p>
@@ -2475,7 +2593,7 @@
         <w:rPr>
           <w:rFonts w:ascii="Arial" w:cs="Arial" w:eastAsia="Arial" w:hAnsi="Arial"/>
         </w:rPr>
-        <w:t xml:space="preserve">10. Claim parameters</w:t>
+        <w:t xml:space="preserve">11. Claim parameters</w:t>
       </w:r>
     </w:p>
     <w:p>
@@ -4015,7 +4133,7 @@
                 <w:sz w:val="20"/>
                 <w:szCs w:val="20"/>
               </w:rPr>
-              <w:t xml:space="preserve">INFORM_AGREED_EXTENSION</w:t>
+              <w:t xml:space="preserve">CASE_FLAGS</w:t>
             </w:r>
           </w:p>
         </w:tc>
@@ -4042,7 +4160,7 @@
                 <w:sz w:val="20"/>
                 <w:szCs w:val="20"/>
               </w:rPr>
-              <w:t xml:space="preserve">Yes, No</w:t>
+              <w:t xml:space="preserve">representative, or a list of holder:code[:detail]</w:t>
             </w:r>
           </w:p>
         </w:tc>
@@ -4069,7 +4187,7 @@
                 <w:sz w:val="20"/>
                 <w:szCs w:val="20"/>
               </w:rPr>
-              <w:t xml:space="preserve">No</w:t>
+              <w:t xml:space="preserve">None</w:t>
             </w:r>
           </w:p>
         </w:tc>
@@ -4096,7 +4214,7 @@
                 <w:sz w:val="20"/>
                 <w:szCs w:val="20"/>
               </w:rPr>
-              <w:t xml:space="preserve">Optional steps: each defendant's solicitor informs the court of an agreed extension before responding.</w:t>
+              <w:t xml:space="preserve">Optional steps: add flags once the claimant has responded, then make the first inactive (section 8). Holders: CASE, CLAIMANT_1, CLAIMANT_2, DEFENDANT_1, DEFENDANT_2. The detail is the language for an interpreter flag or the description for an OT0001 flag.</w:t>
             </w:r>
           </w:p>
         </w:tc>
@@ -4128,7 +4246,7 @@
                 <w:sz w:val="20"/>
                 <w:szCs w:val="20"/>
               </w:rPr>
-              <w:t xml:space="preserve">RESPONDENT1_RESPONSE</w:t>
+              <w:t xml:space="preserve">INFORM_AGREED_EXTENSION</w:t>
             </w:r>
           </w:p>
         </w:tc>
@@ -4155,7 +4273,7 @@
                 <w:sz w:val="20"/>
                 <w:szCs w:val="20"/>
               </w:rPr>
-              <w:t xml:space="preserve">FULL_DEFENCE, FULL_ADMISSION, PART_ADMISSION, COUNTER_CLAIM</w:t>
+              <w:t xml:space="preserve">Yes, No</w:t>
             </w:r>
           </w:p>
         </w:tc>
@@ -4182,7 +4300,7 @@
                 <w:sz w:val="20"/>
                 <w:szCs w:val="20"/>
               </w:rPr>
-              <w:t xml:space="preserve">FULL_DEFENCE</w:t>
+              <w:t xml:space="preserve">No</w:t>
             </w:r>
           </w:p>
         </w:tc>
@@ -4209,7 +4327,7 @@
                 <w:sz w:val="20"/>
                 <w:szCs w:val="20"/>
               </w:rPr>
-              <w:t xml:space="preserve">Defendant 1's response.</w:t>
+              <w:t xml:space="preserve">Optional steps: each defendant's solicitor informs the court of an agreed extension before responding.</w:t>
             </w:r>
           </w:p>
         </w:tc>
@@ -4241,7 +4359,7 @@
                 <w:sz w:val="20"/>
                 <w:szCs w:val="20"/>
               </w:rPr>
-              <w:t xml:space="preserve">RESPONDENT2_RESPONSE</w:t>
+              <w:t xml:space="preserve">RESPONDENT1_RESPONSE</w:t>
             </w:r>
           </w:p>
         </w:tc>
@@ -4322,7 +4440,7 @@
                 <w:sz w:val="20"/>
                 <w:szCs w:val="20"/>
               </w:rPr>
-              <w:t xml:space="preserve">Defendant 2's response, or in a 2v1 claim the defendant's response to Claimant 2.</w:t>
+              <w:t xml:space="preserve">Defendant 1's response.</w:t>
             </w:r>
           </w:p>
         </w:tc>
@@ -4354,7 +4472,7 @@
                 <w:sz w:val="20"/>
                 <w:szCs w:val="20"/>
               </w:rPr>
-              <w:t xml:space="preserve">RESPONDENT1_EMPLOYMENT</w:t>
+              <w:t xml:space="preserve">RESPONDENT2_RESPONSE</w:t>
             </w:r>
           </w:p>
         </w:tc>
@@ -4381,7 +4499,7 @@
                 <w:sz w:val="20"/>
                 <w:szCs w:val="20"/>
               </w:rPr>
-              <w:t xml:space="preserve">RETIRED, SELF_EMPLOYED</w:t>
+              <w:t xml:space="preserve">FULL_DEFENCE, FULL_ADMISSION, PART_ADMISSION, COUNTER_CLAIM</w:t>
             </w:r>
           </w:p>
         </w:tc>
@@ -4408,7 +4526,7 @@
                 <w:sz w:val="20"/>
                 <w:szCs w:val="20"/>
               </w:rPr>
-              <w:t xml:space="preserve">RETIRED</w:t>
+              <w:t xml:space="preserve">FULL_DEFENCE</w:t>
             </w:r>
           </w:p>
         </w:tc>
@@ -4435,7 +4553,7 @@
                 <w:sz w:val="20"/>
                 <w:szCs w:val="20"/>
               </w:rPr>
-              <w:t xml:space="preserve">What Defendant 1 says about their work when they give their finances (an individual or sole trader admitting and not paying immediately).</w:t>
+              <w:t xml:space="preserve">Defendant 2's response, or in a 2v1 claim the defendant's response to Claimant 2.</w:t>
             </w:r>
           </w:p>
         </w:tc>
@@ -4467,7 +4585,7 @@
                 <w:sz w:val="20"/>
                 <w:szCs w:val="20"/>
               </w:rPr>
-              <w:t xml:space="preserve">RESPONDENT2_EMPLOYMENT</w:t>
+              <w:t xml:space="preserve">RESPONDENT1_EMPLOYMENT</w:t>
             </w:r>
           </w:p>
         </w:tc>
@@ -4548,7 +4666,7 @@
                 <w:sz w:val="20"/>
                 <w:szCs w:val="20"/>
               </w:rPr>
-              <w:t xml:space="preserve">The same for Defendant 2.</w:t>
+              <w:t xml:space="preserve">What Defendant 1 says about their work when they give their finances (an individual or sole trader admitting and not paying immediately).</w:t>
             </w:r>
           </w:p>
         </w:tc>
@@ -4580,7 +4698,7 @@
                 <w:sz w:val="20"/>
                 <w:szCs w:val="20"/>
               </w:rPr>
-              <w:t xml:space="preserve">ADMISSION_PAYMENT_ROUTE</w:t>
+              <w:t xml:space="preserve">RESPONDENT2_EMPLOYMENT</w:t>
             </w:r>
           </w:p>
         </w:tc>
@@ -4607,7 +4725,7 @@
                 <w:sz w:val="20"/>
                 <w:szCs w:val="20"/>
               </w:rPr>
-              <w:t xml:space="preserve">IMMEDIATELY, BY_SET_DATE, SUGGESTION_OF_REPAYMENT_PLAN</w:t>
+              <w:t xml:space="preserve">RETIRED, SELF_EMPLOYED</w:t>
             </w:r>
           </w:p>
         </w:tc>
@@ -4634,7 +4752,7 @@
                 <w:sz w:val="20"/>
                 <w:szCs w:val="20"/>
               </w:rPr>
-              <w:t xml:space="preserve">IMMEDIATELY</w:t>
+              <w:t xml:space="preserve">RETIRED</w:t>
             </w:r>
           </w:p>
         </w:tc>
@@ -4661,7 +4779,7 @@
                 <w:sz w:val="20"/>
                 <w:szCs w:val="20"/>
               </w:rPr>
-              <w:t xml:space="preserve">When a defendant who admits all or part of the claim will pay.</w:t>
+              <w:t xml:space="preserve">The same for Defendant 2.</w:t>
             </w:r>
           </w:p>
         </w:tc>
@@ -4693,7 +4811,7 @@
                 <w:sz w:val="20"/>
                 <w:szCs w:val="20"/>
               </w:rPr>
-              <w:t xml:space="preserve">CLAIMANT_PROCEED</w:t>
+              <w:t xml:space="preserve">ADMISSION_PAYMENT_ROUTE</w:t>
             </w:r>
           </w:p>
         </w:tc>
@@ -4720,7 +4838,7 @@
                 <w:sz w:val="20"/>
                 <w:szCs w:val="20"/>
               </w:rPr>
-              <w:t xml:space="preserve">Yes, No</w:t>
+              <w:t xml:space="preserve">IMMEDIATELY, BY_SET_DATE, SUGGESTION_OF_REPAYMENT_PLAN</w:t>
             </w:r>
           </w:p>
         </w:tc>
@@ -4747,7 +4865,7 @@
                 <w:sz w:val="20"/>
                 <w:szCs w:val="20"/>
               </w:rPr>
-              <w:t xml:space="preserve">Yes</w:t>
+              <w:t xml:space="preserve">IMMEDIATELY</w:t>
             </w:r>
           </w:p>
         </w:tc>
@@ -4774,7 +4892,7 @@
                 <w:sz w:val="20"/>
                 <w:szCs w:val="20"/>
               </w:rPr>
-              <w:t xml:space="preserve">Whether the claimant proceeds with the claim after the defendants' full defences, or after a 2v1 or 1v2SS admission. Any other value stops the run.</w:t>
+              <w:t xml:space="preserve">When a defendant who admits all or part of the claim will pay.</w:t>
             </w:r>
           </w:p>
         </w:tc>
@@ -4806,7 +4924,7 @@
                 <w:sz w:val="20"/>
                 <w:szCs w:val="20"/>
               </w:rPr>
-              <w:t xml:space="preserve">CLAIMANT_ACCEPTS_AMOUNT</w:t>
+              <w:t xml:space="preserve">CLAIMANT_PROCEED</w:t>
             </w:r>
           </w:p>
         </w:tc>
@@ -4887,7 +5005,7 @@
                 <w:sz w:val="20"/>
                 <w:szCs w:val="20"/>
               </w:rPr>
-              <w:t xml:space="preserve">Whether the claimant accepts the amount a 1v1 defendant admits (part admission).</w:t>
+              <w:t xml:space="preserve">Whether the claimant proceeds with the claim after the defendants' full defences, or after a 2v1 or 1v2SS admission. Any other value stops the run.</w:t>
             </w:r>
           </w:p>
         </w:tc>
@@ -4919,7 +5037,7 @@
                 <w:sz w:val="20"/>
                 <w:szCs w:val="20"/>
               </w:rPr>
-              <w:t xml:space="preserve">CLAIMANT_ACCEPTS_PLAN</w:t>
+              <w:t xml:space="preserve">CLAIMANT_ACCEPTS_AMOUNT</w:t>
             </w:r>
           </w:p>
         </w:tc>
@@ -5000,7 +5118,7 @@
                 <w:sz w:val="20"/>
                 <w:szCs w:val="20"/>
               </w:rPr>
-              <w:t xml:space="preserve">Whether the claimant accepts a 1v1 defendant's payment date or repayment plan.</w:t>
+              <w:t xml:space="preserve">Whether the claimant accepts the amount a 1v1 defendant admits (part admission).</w:t>
             </w:r>
           </w:p>
         </w:tc>
@@ -5032,7 +5150,7 @@
                 <w:sz w:val="20"/>
                 <w:szCs w:val="20"/>
               </w:rPr>
-              <w:t xml:space="preserve">CLAIMANT_SUGGESTED_PAYMENT</w:t>
+              <w:t xml:space="preserve">CLAIMANT_ACCEPTS_PLAN</w:t>
             </w:r>
           </w:p>
         </w:tc>
@@ -5059,7 +5177,7 @@
                 <w:sz w:val="20"/>
                 <w:szCs w:val="20"/>
               </w:rPr>
-              <w:t xml:space="preserve">IMMEDIATELY, SET_DATE, REPAYMENT_PLAN</w:t>
+              <w:t xml:space="preserve">Yes, No</w:t>
             </w:r>
           </w:p>
         </w:tc>
@@ -5086,7 +5204,7 @@
                 <w:sz w:val="20"/>
                 <w:szCs w:val="20"/>
               </w:rPr>
-              <w:t xml:space="preserve">IMMEDIATELY</w:t>
+              <w:t xml:space="preserve">Yes</w:t>
             </w:r>
           </w:p>
         </w:tc>
@@ -5113,7 +5231,7 @@
                 <w:sz w:val="20"/>
                 <w:szCs w:val="20"/>
               </w:rPr>
-              <w:t xml:space="preserve">How the claimant suggests the defendant pays when they reject the date or plan.</w:t>
+              <w:t xml:space="preserve">Whether the claimant accepts a 1v1 defendant's payment date or repayment plan.</w:t>
             </w:r>
           </w:p>
         </w:tc>
@@ -5145,6 +5263,119 @@
                 <w:sz w:val="20"/>
                 <w:szCs w:val="20"/>
               </w:rPr>
+              <w:t xml:space="preserve">CLAIMANT_SUGGESTED_PAYMENT</w:t>
+            </w:r>
+          </w:p>
+        </w:tc>
+        <w:tc>
+          <w:tcPr>
+            <w:tcW w:type="dxa" w:w="3196"/>
+            <w:tcBorders>
+              <w:top w:val="single" w:color="BFBFBF" w:sz="4"/>
+              <w:left w:val="single" w:color="BFBFBF" w:sz="4"/>
+              <w:bottom w:val="single" w:color="BFBFBF" w:sz="4"/>
+              <w:right w:val="single" w:color="BFBFBF" w:sz="4"/>
+            </w:tcBorders>
+            <w:tcMar>
+              <w:top w:type="dxa" w:w="60"/>
+              <w:left w:type="dxa" w:w="100"/>
+              <w:bottom w:type="dxa" w:w="60"/>
+              <w:right w:type="dxa" w:w="100"/>
+            </w:tcMar>
+          </w:tcPr>
+          <w:p>
+            <w:r>
+              <w:rPr>
+                <w:rFonts w:ascii="Arial" w:cs="Arial" w:eastAsia="Arial" w:hAnsi="Arial"/>
+                <w:sz w:val="20"/>
+                <w:szCs w:val="20"/>
+              </w:rPr>
+              <w:t xml:space="preserve">IMMEDIATELY, SET_DATE, REPAYMENT_PLAN</w:t>
+            </w:r>
+          </w:p>
+        </w:tc>
+        <w:tc>
+          <w:tcPr>
+            <w:tcW w:type="dxa" w:w="1551"/>
+            <w:tcBorders>
+              <w:top w:val="single" w:color="BFBFBF" w:sz="4"/>
+              <w:left w:val="single" w:color="BFBFBF" w:sz="4"/>
+              <w:bottom w:val="single" w:color="BFBFBF" w:sz="4"/>
+              <w:right w:val="single" w:color="BFBFBF" w:sz="4"/>
+            </w:tcBorders>
+            <w:tcMar>
+              <w:top w:type="dxa" w:w="60"/>
+              <w:left w:type="dxa" w:w="100"/>
+              <w:bottom w:type="dxa" w:w="60"/>
+              <w:right w:type="dxa" w:w="100"/>
+            </w:tcMar>
+          </w:tcPr>
+          <w:p>
+            <w:r>
+              <w:rPr>
+                <w:rFonts w:ascii="Arial" w:cs="Arial" w:eastAsia="Arial" w:hAnsi="Arial"/>
+                <w:sz w:val="20"/>
+                <w:szCs w:val="20"/>
+              </w:rPr>
+              <w:t xml:space="preserve">IMMEDIATELY</w:t>
+            </w:r>
+          </w:p>
+        </w:tc>
+        <w:tc>
+          <w:tcPr>
+            <w:tcW w:type="dxa" w:w="3199"/>
+            <w:tcBorders>
+              <w:top w:val="single" w:color="BFBFBF" w:sz="4"/>
+              <w:left w:val="single" w:color="BFBFBF" w:sz="4"/>
+              <w:bottom w:val="single" w:color="BFBFBF" w:sz="4"/>
+              <w:right w:val="single" w:color="BFBFBF" w:sz="4"/>
+            </w:tcBorders>
+            <w:tcMar>
+              <w:top w:type="dxa" w:w="60"/>
+              <w:left w:type="dxa" w:w="100"/>
+              <w:bottom w:type="dxa" w:w="60"/>
+              <w:right w:type="dxa" w:w="100"/>
+            </w:tcMar>
+          </w:tcPr>
+          <w:p>
+            <w:r>
+              <w:rPr>
+                <w:rFonts w:ascii="Arial" w:cs="Arial" w:eastAsia="Arial" w:hAnsi="Arial"/>
+                <w:sz w:val="20"/>
+                <w:szCs w:val="20"/>
+              </w:rPr>
+              <w:t xml:space="preserve">How the claimant suggests the defendant pays when they reject the date or plan.</w:t>
+            </w:r>
+          </w:p>
+        </w:tc>
+      </w:tr>
+      <w:tr>
+        <w:trPr>
+          <w:tblHeader w:val="off"/>
+        </w:trPr>
+        <w:tc>
+          <w:tcPr>
+            <w:tcW w:type="dxa" w:w="1692"/>
+            <w:tcBorders>
+              <w:top w:val="single" w:color="BFBFBF" w:sz="4"/>
+              <w:left w:val="single" w:color="BFBFBF" w:sz="4"/>
+              <w:bottom w:val="single" w:color="BFBFBF" w:sz="4"/>
+              <w:right w:val="single" w:color="BFBFBF" w:sz="4"/>
+            </w:tcBorders>
+            <w:tcMar>
+              <w:top w:type="dxa" w:w="60"/>
+              <w:left w:type="dxa" w:w="100"/>
+              <w:bottom w:type="dxa" w:w="60"/>
+              <w:right w:type="dxa" w:w="100"/>
+            </w:tcMar>
+          </w:tcPr>
+          <w:p>
+            <w:r>
+              <w:rPr>
+                <w:rFonts w:ascii="Courier New" w:cs="Courier New" w:eastAsia="Courier New" w:hAnsi="Courier New"/>
+                <w:sz w:val="20"/>
+                <w:szCs w:val="20"/>
+              </w:rPr>
               <w:t xml:space="preserve">FINAL_ORDER</w:t>
             </w:r>
           </w:p>
@@ -5248,7 +5479,7 @@
         <w:rPr>
           <w:rFonts w:ascii="Arial" w:cs="Arial" w:eastAsia="Arial" w:hAnsi="Arial"/>
         </w:rPr>
-        <w:t xml:space="preserve">11. Run settings</w:t>
+        <w:t xml:space="preserve">12. Run settings</w:t>
       </w:r>
     </w:p>
     <w:p>

--- a/playwright-tests/RUNNING_SPECIFIED_TESTS.docx
+++ b/playwright-tests/RUNNING_SPECIFIED_TESTS.docx
@@ -256,7 +256,7 @@
         <w:rPr>
           <w:rFonts w:ascii="Arial" w:cs="Arial" w:eastAsia="Arial" w:hAnsi="Arial"/>
         </w:rPr>
-        <w:t xml:space="preserve">CREATE_SDO: the judge makes a Standard Direction Order, moving the claim from JUDICIAL_REFERRAL to CASE_PROGRESSION. It only runs on the fast track, when the claimant's response took the claim to JUDICIAL_REFERRAL. It is always done in the UI, where the judge opens the event by its URL (and claims the directions task first where work allocation needs one).</w:t>
+        <w:t xml:space="preserve">MANAGE_CONTACT_INFORMATION (group, optional): once the claimant has responded and the claim is still online, each run in MANAGE_CONTACT_INFORMATION updates contact details with "Manage Contact Information", as the admin or a solicitor (see section 9). The test checks each change was saved, and the claim stays in the state the claimant's response left it in. It has an API version.</w:t>
       </w:r>
     </w:p>
     <w:p>
@@ -275,7 +275,7 @@
         <w:rPr>
           <w:rFonts w:ascii="Arial" w:cs="Arial" w:eastAsia="Arial" w:hAnsi="Arial"/>
         </w:rPr>
-        <w:t xml:space="preserve">MAKE_DIRECTIONS_ORDER: on the intermediate and multi tracks, which have no Standard Direction Order, the judge makes a directions order with "Make an order" instead, also moving the claim from JUDICIAL_REFERRAL to CASE_PROGRESSION. The judge keeps the claim on its track, chooses the blank template for an order before a hearing and uploads the completed order (playwright-tests/documents/TEST_ORDER.docx; the page only takes Word documents). It is always done in the UI (claiming the track allocation task first where work allocation needs one).</w:t>
+        <w:t xml:space="preserve">CREATE_SDO: the judge makes a Standard Direction Order, moving the claim from JUDICIAL_REFERRAL to CASE_PROGRESSION. It only runs on the fast track, when the claimant's response took the claim to JUDICIAL_REFERRAL. It is always done in the UI, where the judge opens the event by its URL (and claims the directions task first where work allocation needs one).</w:t>
       </w:r>
     </w:p>
     <w:p>
@@ -294,7 +294,7 @@
         <w:rPr>
           <w:rFonts w:ascii="Arial" w:cs="Arial" w:eastAsia="Arial" w:hAnsi="Arial"/>
         </w:rPr>
-        <w:t xml:space="preserve">UPLOAD_EVIDENCE (group: _CLAIMANT_SOLICITOR, _DEFENDANT1_SOLICITOR, _DEFENDANT2_SOLICITOR): once the judge's order has moved the claim to CASE_PROGRESSION, each solicitor uploads a disclosure list with "Upload Your Documents" (the second defendant's solicitor only for 1v2DS). A solicitor acting for two parties uploads it for both. The claim stays in CASE_PROGRESSION. It is always done in the UI.</w:t>
+        <w:t xml:space="preserve">MAKE_DIRECTIONS_ORDER: on the intermediate and multi tracks, which have no Standard Direction Order, the judge makes a directions order with "Make an order" instead, also moving the claim from JUDICIAL_REFERRAL to CASE_PROGRESSION. The judge keeps the claim on its track, chooses the blank template for an order before a hearing and uploads the completed order (playwright-tests/documents/TEST_ORDER.docx; the page only takes Word documents). It is always done in the UI (claiming the track allocation task first where work allocation needs one).</w:t>
       </w:r>
     </w:p>
     <w:p>
@@ -313,7 +313,7 @@
         <w:rPr>
           <w:rFonts w:ascii="Arial" w:cs="Arial" w:eastAsia="Arial" w:hAnsi="Arial"/>
         </w:rPr>
-        <w:t xml:space="preserve">CREATE_HEARING_NOTICE: once the evidence is in, the hearing centre admin lists the trial with "Create a hearing notice" (a first listing of a "Trial (Fast, Intermediate and Multi track)" notice at Clerkenwell, 8 weeks ahead). This stands in for HMC returning a listed hearing. civil-service works out the hearing fee and moves the claim to HEARING_READINESS. It is always done in the UI.</w:t>
+        <w:t xml:space="preserve">UPLOAD_EVIDENCE (group: _CLAIMANT_SOLICITOR, _DEFENDANT1_SOLICITOR, _DEFENDANT2_SOLICITOR): once the judge's order has moved the claim to CASE_PROGRESSION, each solicitor uploads a disclosure list with "Upload Your Documents" (the second defendant's solicitor only for 1v2DS). A solicitor acting for two parties uploads it for both. The claim stays in CASE_PROGRESSION. It is always done in the UI.</w:t>
       </w:r>
     </w:p>
     <w:p>
@@ -332,7 +332,7 @@
         <w:rPr>
           <w:rFonts w:ascii="Arial" w:cs="Arial" w:eastAsia="Arial" w:hAnsi="Arial"/>
         </w:rPr>
-        <w:t xml:space="preserve">PAY_HEARING_FEE: the claimant's solicitor pays the hearing fee from the Service Request tab, by PBA or card (PAYMENT_METHOD). If the payment service has not told civil-service about the payment within a minute, the test does. The test then runs HEARING_FEE_PAID, which civil-service's scheduler would otherwise run later, moving the claim to PREPARE_FOR_HEARING_CONDUCT_HEARING. It is always done in the UI.</w:t>
+        <w:t xml:space="preserve">CREATE_HEARING_NOTICE: once the evidence is in, the hearing centre admin lists the trial with "Create a hearing notice" (a first listing of a "Trial (Fast, Intermediate and Multi track)" notice at Clerkenwell, 8 weeks ahead). This stands in for HMC returning a listed hearing. civil-service works out the hearing fee and moves the claim to HEARING_READINESS. It is always done in the UI.</w:t>
       </w:r>
     </w:p>
     <w:p>
@@ -351,7 +351,7 @@
         <w:rPr>
           <w:rFonts w:ascii="Arial" w:cs="Arial" w:eastAsia="Arial" w:hAnsi="Arial"/>
         </w:rPr>
-        <w:t xml:space="preserve">TRIAL_READY_CHECK: on the fast track only, the parties are asked to confirm they are ready for trial. civil-service's scheduler does this once the hearing is less than 3 weeks away; the hearing is 8 weeks ahead, so the test runs the event itself and checks it was recorded on the case. The claim stays in PREPARE_FOR_HEARING_CONDUCT_HEARING.</w:t>
+        <w:t xml:space="preserve">PAY_HEARING_FEE: the claimant's solicitor pays the hearing fee from the Service Request tab, by PBA or card (PAYMENT_METHOD). If the payment service has not told civil-service about the payment within a minute, the test does. The test then runs HEARING_FEE_PAID, which civil-service's scheduler would otherwise run later, moving the claim to PREPARE_FOR_HEARING_CONDUCT_HEARING. It is always done in the UI.</w:t>
       </w:r>
     </w:p>
     <w:p>
@@ -370,7 +370,7 @@
         <w:rPr>
           <w:rFonts w:ascii="Arial" w:cs="Arial" w:eastAsia="Arial" w:hAnsi="Arial"/>
         </w:rPr>
-        <w:t xml:space="preserve">CONFIRM_TRIAL_ARRANGEMENTS (group: _CLAIMANT_SOLICITOR, _DEFENDANT1_SOLICITOR, _DEFENDANT2_SOLICITOR): each solicitor confirms with "Confirm trial arrangements" that the case is ready for trial, with no change to the hearing requirements (the second defendant's solicitor only for 1v2DS). A solicitor acting for two parties confirms for both. Like the trial ready check it is fast track only (XUI does not offer it on the intermediate or multi tracks), and it has to be done more than 3 weeks before the hearing. The claim stays in PREPARE_FOR_HEARING_CONDUCT_HEARING. It is always done in the UI.</w:t>
+        <w:t xml:space="preserve">TRIAL_READY_CHECK: on the fast track only, the parties are asked to confirm they are ready for trial. civil-service's scheduler does this once the hearing is less than 3 weeks away; the hearing is 8 weeks ahead, so the test runs the event itself and checks it was recorded on the case. The claim stays in PREPARE_FOR_HEARING_CONDUCT_HEARING.</w:t>
       </w:r>
     </w:p>
     <w:p>
@@ -389,7 +389,7 @@
         <w:rPr>
           <w:rFonts w:ascii="Arial" w:cs="Arial" w:eastAsia="Arial" w:hAnsi="Arial"/>
         </w:rPr>
-        <w:t xml:space="preserve">CREATE_TRIAL_BUNDLE: the trial bundle is created. civil-service's scheduler does this about 3 weeks before the hearing, for every track except intermediate and multi (small claims have bundles too, but go to mediation in this journey), so the test asks civil-service to do it now, waits for the bundle to be stitched into one document and checks the claimant's solicitor sees it on the Bundles tab. The claim stays in PREPARE_FOR_HEARING_CONDUCT_HEARING.</w:t>
+        <w:t xml:space="preserve">CONFIRM_TRIAL_ARRANGEMENTS (group: _CLAIMANT_SOLICITOR, _DEFENDANT1_SOLICITOR, _DEFENDANT2_SOLICITOR): each solicitor confirms with "Confirm trial arrangements" that the case is ready for trial, with no change to the hearing requirements (the second defendant's solicitor only for 1v2DS). A solicitor acting for two parties confirms for both. Like the trial ready check it is fast track only (XUI does not offer it on the intermediate or multi tracks), and it has to be done more than 3 weeks before the hearing. The claim stays in PREPARE_FOR_HEARING_CONDUCT_HEARING. It is always done in the UI.</w:t>
       </w:r>
     </w:p>
     <w:p>
@@ -408,7 +408,7 @@
         <w:rPr>
           <w:rFonts w:ascii="Arial" w:cs="Arial" w:eastAsia="Arial" w:hAnsi="Arial"/>
         </w:rPr>
-        <w:t xml:space="preserve">MOVE_TO_DECISION_OUTCOME: once the hearing date has passed, civil-service's scheduler moves the claim to DECISION_OUTCOME to wait for the judge's decision, on every track. The hearing is weeks away, so the test runs the event itself.</w:t>
+        <w:t xml:space="preserve">CREATE_TRIAL_BUNDLE: the trial bundle is created. civil-service's scheduler does this about 3 weeks before the hearing, for every track except intermediate and multi (small claims have bundles too, but go to mediation in this journey), so the test asks civil-service to do it now, waits for the bundle to be stitched into one document and checks the claimant's solicitor sees it on the Bundles tab. The claim stays in PREPARE_FOR_HEARING_CONDUCT_HEARING.</w:t>
       </w:r>
     </w:p>
     <w:p>
@@ -427,7 +427,7 @@
         <w:rPr>
           <w:rFonts w:ascii="Arial" w:cs="Arial" w:eastAsia="Arial" w:hAnsi="Arial"/>
         </w:rPr>
-        <w:t xml:space="preserve">MAKE_FINAL_ORDER: the judge makes the final order with "Make an order" (FINAL_ORDER, see section 11). On the fast track the judge writes a free form or an assisted order on the page. On the intermediate and multi tracks the judge keeps the claim on its track, picks a template (for the after-hearing template, giving today as the hearing date), and uploads the completed order (playwright-tests/documents/TEST_ORDER.docx). The test checks the order was added to the case and its notifications sent. The claim stays in DECISION_OUTCOME. It is always done in the UI.</w:t>
+        <w:t xml:space="preserve">MOVE_TO_DECISION_OUTCOME: once the hearing date has passed, civil-service's scheduler moves the claim to DECISION_OUTCOME to wait for the judge's decision, on every track. The hearing is weeks away, so the test runs the event itself.</w:t>
       </w:r>
     </w:p>
     <w:p>
@@ -446,6 +446,25 @@
         <w:rPr>
           <w:rFonts w:ascii="Arial" w:cs="Arial" w:eastAsia="Arial" w:hAnsi="Arial"/>
         </w:rPr>
+        <w:t xml:space="preserve">MAKE_FINAL_ORDER: the judge makes the final order with "Make an order" (FINAL_ORDER, see section 12). On the fast track the judge writes a free form or an assisted order on the page. On the intermediate and multi tracks the judge keeps the claim on its track, picks a template (for the after-hearing template, giving today as the hearing date), and uploads the completed order (playwright-tests/documents/TEST_ORDER.docx). The test checks the order was added to the case and its notifications sent. The claim stays in DECISION_OUTCOME. It is always done in the UI.</w:t>
+      </w:r>
+    </w:p>
+    <w:p>
+      <w:pPr>
+        <w:pStyle w:val="ListParagraph"/>
+        <w:numPr>
+          <w:ilvl w:val="0"/>
+          <w:numId w:val="2"/>
+        </w:numPr>
+        <w:tabs>
+          <w:tab w:val="left" w:pos="720"/>
+        </w:tabs>
+        <w:spacing w:after="60"/>
+      </w:pPr>
+      <w:r>
+        <w:rPr>
+          <w:rFonts w:ascii="Arial" w:cs="Arial" w:eastAsia="Arial" w:hAnsi="Arial"/>
+        </w:rPr>
         <w:t xml:space="preserve">CONFIRM_ORDER_REVIEW: the hearing centre admin reviews the order with "Confirm order review": no date a party must do something by, a final order, and nothing left to do. This closes the claim on any track, moving it to All_FINAL_ORDERS_ISSUED. It is always done in the UI.</w:t>
       </w:r>
     </w:p>
@@ -490,7 +509,7 @@
         <w:rPr>
           <w:rFonts w:ascii="Arial" w:cs="Arial" w:eastAsia="Arial" w:hAnsi="Arial"/>
         </w:rPr>
-        <w:t xml:space="preserve">The steps with an API version are CREATE_CLAIM, INFORM_AGREED_EXTENSION_DEFENDANT1/2, RESPOND_TO_CLAIM_DEFENDANT1/2 and RESPOND_TO_DEFENCE. ADD_CASE_NOTE, CREATE_CASE_FLAGS, MAKE_CASE_FLAG_INACTIVE, CREATE_SDO, MAKE_DIRECTIONS_ORDER, UPLOAD_EVIDENCE, CREATE_HEARING_NOTICE, PAY_HEARING_FEE, CONFIRM_TRIAL_ARRANGEMENTS, MAKE_FINAL_ORDER and CONFIRM_ORDER_REVIEW always use the UI. With API_UNTIL=&lt;state&gt; they go through the CCD API until the claim reaches that state, and every step after it goes through the UI. Leave API_UNTIL unset to do everything through the UI.</w:t>
+        <w:t xml:space="preserve">The steps with an API version are CREATE_CLAIM, INFORM_AGREED_EXTENSION_DEFENDANT1/2, RESPOND_TO_CLAIM_DEFENDANT1/2, RESPOND_TO_DEFENCE and MANAGE_CONTACT_INFORMATION. ADD_CASE_NOTE, CREATE_CASE_FLAGS, MAKE_CASE_FLAG_INACTIVE, CREATE_SDO, MAKE_DIRECTIONS_ORDER, UPLOAD_EVIDENCE, CREATE_HEARING_NOTICE, PAY_HEARING_FEE, CONFIRM_TRIAL_ARRANGEMENTS, MAKE_FINAL_ORDER and CONFIRM_ORDER_REVIEW always use the UI. With API_UNTIL=&lt;state&gt; they go through the CCD API until the claim reaches that state, and every step after it goes through the UI. Leave API_UNTIL unset to do everything through the UI.</w:t>
       </w:r>
     </w:p>
     <w:p>
@@ -2521,7 +2540,7 @@
         <w:rPr>
           <w:rFonts w:ascii="Arial" w:cs="Arial" w:eastAsia="Arial" w:hAnsi="Arial"/>
         </w:rPr>
-        <w:t xml:space="preserve">9. Paying fees by PBA or card</w:t>
+        <w:t xml:space="preserve">9. Manage Contact Information</w:t>
       </w:r>
     </w:p>
     <w:p>
@@ -2532,7 +2551,67 @@
         <w:rPr>
           <w:rFonts w:ascii="Arial" w:cs="Arial" w:eastAsia="Arial" w:hAnsi="Arial"/>
         </w:rPr>
-        <w:t xml:space="preserve">PAYMENT_METHOD picks how the claimant's solicitor pays the claim fee and the hearing fee. PBA (the default) pays from their PBA account. CARD pays on GOV.UK Pay's pages with a test card, always in the UI, even when the claim is created through the API. Use CARD when PBA payments fail on the environment, for example with "Unable to retrieve account information".</w:t>
+        <w:t xml:space="preserve">MANAGE_CONTACT_INFORMATION switches on the contact information steps, which run once the claimant has responded and the claim is still online.</w:t>
+      </w:r>
+    </w:p>
+    <w:p>
+      <w:pPr>
+        <w:pStyle w:val="ListParagraph"/>
+        <w:numPr>
+          <w:ilvl w:val="0"/>
+          <w:numId w:val="2"/>
+        </w:numPr>
+        <w:tabs>
+          <w:tab w:val="left" w:pos="720"/>
+        </w:tabs>
+        <w:spacing w:after="60"/>
+      </w:pPr>
+      <w:r>
+        <w:rPr>
+          <w:rFonts w:ascii="Arial" w:cs="Arial" w:eastAsia="Arial" w:hAnsi="Arial"/>
+        </w:rPr>
+        <w:t xml:space="preserve">representative: the claimant's solicitor changes Claimant 1's details and adds someone attending for their firm, each defendant's solicitor changes their client's details, and the admin adds a witness for Defendant 1. A run for a party or solicitor the claim does not have is left out.</w:t>
+      </w:r>
+    </w:p>
+    <w:p>
+      <w:pPr>
+        <w:pStyle w:val="ListParagraph"/>
+        <w:numPr>
+          <w:ilvl w:val="0"/>
+          <w:numId w:val="2"/>
+        </w:numPr>
+        <w:tabs>
+          <w:tab w:val="left" w:pos="720"/>
+        </w:tabs>
+        <w:spacing w:after="60"/>
+      </w:pPr>
+      <w:r>
+        <w:rPr>
+          <w:rFonts w:ascii="Arial" w:cs="Arial" w:eastAsia="Arial" w:hAnsi="Arial"/>
+        </w:rPr>
+        <w:t xml:space="preserve">A list of user:party, one run of the event each. The users are admin, claimantSolicitor, respondent1Solicitor and respondent2Solicitor; the parties are the event's options, e.g. CLAIMANT_1, DEFENDANT_1_LR_INDIVIDUALS or DEFENDANT_2_ORGANISATION_INDIVIDUALS (a company or organisation defendant).</w:t>
+      </w:r>
+    </w:p>
+    <w:p>
+      <w:pPr>
+        <w:spacing w:after="120"/>
+      </w:pPr>
+      <w:r>
+        <w:rPr>
+          <w:rFonts w:ascii="Arial" w:cs="Arial" w:eastAsia="Arial" w:hAnsi="Arial"/>
+        </w:rPr>
+        <w:t xml:space="preserve">A party's email and first address line are changed, someone attending for an organisation or its solicitor is added, and the admin adds a witness or expert. A solicitor only sees their own client's side. A specified claim names no witnesses or experts and has no litigation friends, so a solicitor cannot choose witnesses or experts, and no one can choose a litigation friend. A run the claim does not allow stops the run before it starts.</w:t>
+      </w:r>
+    </w:p>
+    <w:p>
+      <w:pPr>
+        <w:spacing w:after="120"/>
+      </w:pPr>
+      <w:r>
+        <w:rPr>
+          <w:rFonts w:ascii="Arial" w:cs="Arial" w:eastAsia="Arial" w:hAnsi="Arial"/>
+        </w:rPr>
+        <w:t xml:space="preserve">civil-service does not let a solicitor manage contact information while a claim waits in AWAITING_APPLICANT_INTENTION (a 1v1 full admission paid immediately), so a solicitor's run is skipped then; the admin's still runs.</w:t>
       </w:r>
     </w:p>
     <w:p>
@@ -2546,29 +2625,7 @@
           <w:sz w:val="18"/>
           <w:szCs w:val="18"/>
         </w:rPr>
-        <w:t xml:space="preserve">ENV=aat PAYMENT_METHOD=CARD API_UNTIL=JUDICIAL_REFERRAL npx playwright test playwright-tests/e2e/journeys/SpecifiedSS.test.ts --project chromium</w:t>
-      </w:r>
-    </w:p>
-    <w:p>
-      <w:pPr>
-        <w:pStyle w:val="Heading2"/>
-      </w:pPr>
-      <w:r>
-        <w:rPr>
-          <w:rFonts w:ascii="Arial" w:cs="Arial" w:eastAsia="Arial" w:hAnsi="Arial"/>
-        </w:rPr>
-        <w:t xml:space="preserve">10. Named scenarios</w:t>
-      </w:r>
-    </w:p>
-    <w:p>
-      <w:pPr>
-        <w:spacing w:after="120"/>
-      </w:pPr>
-      <w:r>
-        <w:rPr>
-          <w:rFonts w:ascii="Arial" w:cs="Arial" w:eastAsia="Arial" w:hAnsi="Arial"/>
-        </w:rPr>
-        <w:t xml:space="preserve">Run a named scenario from playwright-tests/scenarios/specifiedScenarios.ts, or use a test:SPEC_* script in package.json:</w:t>
+        <w:t xml:space="preserve">ENV=aat MANAGE_CONTACT_INFORMATION=representative STOP_AFTER_TEST=MANAGE_CONTACT_INFORMATION npx playwright test playwright-tests/e2e/journeys/SpecifiedSS.test.ts --project chromium</w:t>
       </w:r>
     </w:p>
     <w:p>
@@ -2582,6 +2639,78 @@
           <w:sz w:val="18"/>
           <w:szCs w:val="18"/>
         </w:rPr>
+        <w:t xml:space="preserve">ENV=aat CLAIM_TYPE=1v2DS DEFENDANT_TYPE=COMPANY API_UNTIL=JUDICIAL_REFERRAL MANAGE_CONTACT_INFORMATION='admin:CLAIMANT_1,respondent1Solicitor:DEFENDANT_1_ORGANISATION_INDIVIDUALS,respondent2Solicitor:DEFENDANT_2' STOP_AFTER_TEST=MANAGE_CONTACT_INFORMATION npx playwright test playwright-tests/e2e/journeys/SpecifiedSS.test.ts --project chromium</w:t>
+      </w:r>
+    </w:p>
+    <w:p>
+      <w:pPr>
+        <w:pStyle w:val="Heading2"/>
+      </w:pPr>
+      <w:r>
+        <w:rPr>
+          <w:rFonts w:ascii="Arial" w:cs="Arial" w:eastAsia="Arial" w:hAnsi="Arial"/>
+        </w:rPr>
+        <w:t xml:space="preserve">10. Paying fees by PBA or card</w:t>
+      </w:r>
+    </w:p>
+    <w:p>
+      <w:pPr>
+        <w:spacing w:after="120"/>
+      </w:pPr>
+      <w:r>
+        <w:rPr>
+          <w:rFonts w:ascii="Arial" w:cs="Arial" w:eastAsia="Arial" w:hAnsi="Arial"/>
+        </w:rPr>
+        <w:t xml:space="preserve">PAYMENT_METHOD picks how the claimant's solicitor pays the claim fee and the hearing fee. PBA (the default) pays from their PBA account. CARD pays on GOV.UK Pay's pages with a test card, always in the UI, even when the claim is created through the API. Use CARD when PBA payments fail on the environment, for example with "Unable to retrieve account information".</w:t>
+      </w:r>
+    </w:p>
+    <w:p>
+      <w:pPr>
+        <w:shd w:fill="F2F2F2" w:color="auto" w:val="clear"/>
+        <w:spacing w:after="160" w:before="60"/>
+      </w:pPr>
+      <w:r>
+        <w:rPr>
+          <w:rFonts w:ascii="Courier New" w:cs="Courier New" w:eastAsia="Courier New" w:hAnsi="Courier New"/>
+          <w:sz w:val="18"/>
+          <w:szCs w:val="18"/>
+        </w:rPr>
+        <w:t xml:space="preserve">ENV=aat PAYMENT_METHOD=CARD API_UNTIL=JUDICIAL_REFERRAL npx playwright test playwright-tests/e2e/journeys/SpecifiedSS.test.ts --project chromium</w:t>
+      </w:r>
+    </w:p>
+    <w:p>
+      <w:pPr>
+        <w:pStyle w:val="Heading2"/>
+      </w:pPr>
+      <w:r>
+        <w:rPr>
+          <w:rFonts w:ascii="Arial" w:cs="Arial" w:eastAsia="Arial" w:hAnsi="Arial"/>
+        </w:rPr>
+        <w:t xml:space="preserve">11. Named scenarios</w:t>
+      </w:r>
+    </w:p>
+    <w:p>
+      <w:pPr>
+        <w:spacing w:after="120"/>
+      </w:pPr>
+      <w:r>
+        <w:rPr>
+          <w:rFonts w:ascii="Arial" w:cs="Arial" w:eastAsia="Arial" w:hAnsi="Arial"/>
+        </w:rPr>
+        <w:t xml:space="preserve">Run a named scenario from playwright-tests/scenarios/specifiedScenarios.ts, or use a test:SPEC_* script in package.json:</w:t>
+      </w:r>
+    </w:p>
+    <w:p>
+      <w:pPr>
+        <w:shd w:fill="F2F2F2" w:color="auto" w:val="clear"/>
+        <w:spacing w:after="160" w:before="60"/>
+      </w:pPr>
+      <w:r>
+        <w:rPr>
+          <w:rFonts w:ascii="Courier New" w:cs="Courier New" w:eastAsia="Courier New" w:hAnsi="Courier New"/>
+          <w:sz w:val="18"/>
+          <w:szCs w:val="18"/>
+        </w:rPr>
         <w:t xml:space="preserve">ENV=aat SCENARIOS=Yes npx playwright test playwright-tests/e2e/journeys/SpecifiedSS.test.ts --project chromium --grep @SPEC_1v2DS_FAST</w:t>
       </w:r>
     </w:p>
@@ -2593,7 +2722,7 @@
         <w:rPr>
           <w:rFonts w:ascii="Arial" w:cs="Arial" w:eastAsia="Arial" w:hAnsi="Arial"/>
         </w:rPr>
-        <w:t xml:space="preserve">11. Claim parameters</w:t>
+        <w:t xml:space="preserve">12. Claim parameters</w:t>
       </w:r>
     </w:p>
     <w:p>
@@ -4246,7 +4375,7 @@
                 <w:sz w:val="20"/>
                 <w:szCs w:val="20"/>
               </w:rPr>
-              <w:t xml:space="preserve">INFORM_AGREED_EXTENSION</w:t>
+              <w:t xml:space="preserve">MANAGE_CONTACT_INFORMATION</w:t>
             </w:r>
           </w:p>
         </w:tc>
@@ -4273,7 +4402,7 @@
                 <w:sz w:val="20"/>
                 <w:szCs w:val="20"/>
               </w:rPr>
-              <w:t xml:space="preserve">Yes, No</w:t>
+              <w:t xml:space="preserve">representative, or a list of user:party</w:t>
             </w:r>
           </w:p>
         </w:tc>
@@ -4300,7 +4429,7 @@
                 <w:sz w:val="20"/>
                 <w:szCs w:val="20"/>
               </w:rPr>
-              <w:t xml:space="preserve">No</w:t>
+              <w:t xml:space="preserve">None</w:t>
             </w:r>
           </w:p>
         </w:tc>
@@ -4327,7 +4456,7 @@
                 <w:sz w:val="20"/>
                 <w:szCs w:val="20"/>
               </w:rPr>
-              <w:t xml:space="preserve">Optional steps: each defendant's solicitor informs the court of an agreed extension before responding.</w:t>
+              <w:t xml:space="preserve">Optional steps: Manage Contact Information once the claimant has responded, one run per entry, each checked against the saved case data (section 9). Users: admin, claimantSolicitor, respondent1Solicitor, respondent2Solicitor. Parties: CLAIMANT_1/2, DEFENDANT_1/2, each with _ORGANISATION_INDIVIDUALS, and CLAIMANT_1/DEFENDANT_1/DEFENDANT_2 with _LR_INDIVIDUALS; the admin can also add _WITNESSES or _EXPERTS. Has an API version.</w:t>
             </w:r>
           </w:p>
         </w:tc>
@@ -4359,7 +4488,7 @@
                 <w:sz w:val="20"/>
                 <w:szCs w:val="20"/>
               </w:rPr>
-              <w:t xml:space="preserve">RESPONDENT1_RESPONSE</w:t>
+              <w:t xml:space="preserve">INFORM_AGREED_EXTENSION</w:t>
             </w:r>
           </w:p>
         </w:tc>
@@ -4386,7 +4515,7 @@
                 <w:sz w:val="20"/>
                 <w:szCs w:val="20"/>
               </w:rPr>
-              <w:t xml:space="preserve">FULL_DEFENCE, FULL_ADMISSION, PART_ADMISSION, COUNTER_CLAIM</w:t>
+              <w:t xml:space="preserve">Yes, No</w:t>
             </w:r>
           </w:p>
         </w:tc>
@@ -4413,7 +4542,7 @@
                 <w:sz w:val="20"/>
                 <w:szCs w:val="20"/>
               </w:rPr>
-              <w:t xml:space="preserve">FULL_DEFENCE</w:t>
+              <w:t xml:space="preserve">No</w:t>
             </w:r>
           </w:p>
         </w:tc>
@@ -4440,7 +4569,7 @@
                 <w:sz w:val="20"/>
                 <w:szCs w:val="20"/>
               </w:rPr>
-              <w:t xml:space="preserve">Defendant 1's response.</w:t>
+              <w:t xml:space="preserve">Optional steps: each defendant's solicitor informs the court of an agreed extension before responding.</w:t>
             </w:r>
           </w:p>
         </w:tc>
@@ -4472,7 +4601,7 @@
                 <w:sz w:val="20"/>
                 <w:szCs w:val="20"/>
               </w:rPr>
-              <w:t xml:space="preserve">RESPONDENT2_RESPONSE</w:t>
+              <w:t xml:space="preserve">RESPONDENT1_RESPONSE</w:t>
             </w:r>
           </w:p>
         </w:tc>
@@ -4553,7 +4682,7 @@
                 <w:sz w:val="20"/>
                 <w:szCs w:val="20"/>
               </w:rPr>
-              <w:t xml:space="preserve">Defendant 2's response, or in a 2v1 claim the defendant's response to Claimant 2.</w:t>
+              <w:t xml:space="preserve">Defendant 1's response.</w:t>
             </w:r>
           </w:p>
         </w:tc>
@@ -4585,7 +4714,7 @@
                 <w:sz w:val="20"/>
                 <w:szCs w:val="20"/>
               </w:rPr>
-              <w:t xml:space="preserve">RESPONDENT1_EMPLOYMENT</w:t>
+              <w:t xml:space="preserve">RESPONDENT2_RESPONSE</w:t>
             </w:r>
           </w:p>
         </w:tc>
@@ -4612,7 +4741,7 @@
                 <w:sz w:val="20"/>
                 <w:szCs w:val="20"/>
               </w:rPr>
-              <w:t xml:space="preserve">RETIRED, SELF_EMPLOYED</w:t>
+              <w:t xml:space="preserve">FULL_DEFENCE, FULL_ADMISSION, PART_ADMISSION, COUNTER_CLAIM</w:t>
             </w:r>
           </w:p>
         </w:tc>
@@ -4639,7 +4768,7 @@
                 <w:sz w:val="20"/>
                 <w:szCs w:val="20"/>
               </w:rPr>
-              <w:t xml:space="preserve">RETIRED</w:t>
+              <w:t xml:space="preserve">FULL_DEFENCE</w:t>
             </w:r>
           </w:p>
         </w:tc>
@@ -4666,7 +4795,7 @@
                 <w:sz w:val="20"/>
                 <w:szCs w:val="20"/>
               </w:rPr>
-              <w:t xml:space="preserve">What Defendant 1 says about their work when they give their finances (an individual or sole trader admitting and not paying immediately).</w:t>
+              <w:t xml:space="preserve">Defendant 2's response, or in a 2v1 claim the defendant's response to Claimant 2.</w:t>
             </w:r>
           </w:p>
         </w:tc>
@@ -4698,7 +4827,7 @@
                 <w:sz w:val="20"/>
                 <w:szCs w:val="20"/>
               </w:rPr>
-              <w:t xml:space="preserve">RESPONDENT2_EMPLOYMENT</w:t>
+              <w:t xml:space="preserve">RESPONDENT1_EMPLOYMENT</w:t>
             </w:r>
           </w:p>
         </w:tc>
@@ -4779,7 +4908,7 @@
                 <w:sz w:val="20"/>
                 <w:szCs w:val="20"/>
               </w:rPr>
-              <w:t xml:space="preserve">The same for Defendant 2.</w:t>
+              <w:t xml:space="preserve">What Defendant 1 says about their work when they give their finances (an individual or sole trader admitting and not paying immediately).</w:t>
             </w:r>
           </w:p>
         </w:tc>
@@ -4811,7 +4940,7 @@
                 <w:sz w:val="20"/>
                 <w:szCs w:val="20"/>
               </w:rPr>
-              <w:t xml:space="preserve">ADMISSION_PAYMENT_ROUTE</w:t>
+              <w:t xml:space="preserve">RESPONDENT2_EMPLOYMENT</w:t>
             </w:r>
           </w:p>
         </w:tc>
@@ -4838,7 +4967,7 @@
                 <w:sz w:val="20"/>
                 <w:szCs w:val="20"/>
               </w:rPr>
-              <w:t xml:space="preserve">IMMEDIATELY, BY_SET_DATE, SUGGESTION_OF_REPAYMENT_PLAN</w:t>
+              <w:t xml:space="preserve">RETIRED, SELF_EMPLOYED</w:t>
             </w:r>
           </w:p>
         </w:tc>
@@ -4865,7 +4994,7 @@
                 <w:sz w:val="20"/>
                 <w:szCs w:val="20"/>
               </w:rPr>
-              <w:t xml:space="preserve">IMMEDIATELY</w:t>
+              <w:t xml:space="preserve">RETIRED</w:t>
             </w:r>
           </w:p>
         </w:tc>
@@ -4892,7 +5021,7 @@
                 <w:sz w:val="20"/>
                 <w:szCs w:val="20"/>
               </w:rPr>
-              <w:t xml:space="preserve">When a defendant who admits all or part of the claim will pay.</w:t>
+              <w:t xml:space="preserve">The same for Defendant 2.</w:t>
             </w:r>
           </w:p>
         </w:tc>
@@ -4924,7 +5053,7 @@
                 <w:sz w:val="20"/>
                 <w:szCs w:val="20"/>
               </w:rPr>
-              <w:t xml:space="preserve">CLAIMANT_PROCEED</w:t>
+              <w:t xml:space="preserve">ADMISSION_PAYMENT_ROUTE</w:t>
             </w:r>
           </w:p>
         </w:tc>
@@ -4951,7 +5080,7 @@
                 <w:sz w:val="20"/>
                 <w:szCs w:val="20"/>
               </w:rPr>
-              <w:t xml:space="preserve">Yes, No</w:t>
+              <w:t xml:space="preserve">IMMEDIATELY, BY_SET_DATE, SUGGESTION_OF_REPAYMENT_PLAN</w:t>
             </w:r>
           </w:p>
         </w:tc>
@@ -4978,7 +5107,7 @@
                 <w:sz w:val="20"/>
                 <w:szCs w:val="20"/>
               </w:rPr>
-              <w:t xml:space="preserve">Yes</w:t>
+              <w:t xml:space="preserve">IMMEDIATELY</w:t>
             </w:r>
           </w:p>
         </w:tc>
@@ -5005,7 +5134,7 @@
                 <w:sz w:val="20"/>
                 <w:szCs w:val="20"/>
               </w:rPr>
-              <w:t xml:space="preserve">Whether the claimant proceeds with the claim after the defendants' full defences, or after a 2v1 or 1v2SS admission. Any other value stops the run.</w:t>
+              <w:t xml:space="preserve">When a defendant who admits all or part of the claim will pay.</w:t>
             </w:r>
           </w:p>
         </w:tc>
@@ -5037,7 +5166,7 @@
                 <w:sz w:val="20"/>
                 <w:szCs w:val="20"/>
               </w:rPr>
-              <w:t xml:space="preserve">CLAIMANT_ACCEPTS_AMOUNT</w:t>
+              <w:t xml:space="preserve">CLAIMANT_PROCEED</w:t>
             </w:r>
           </w:p>
         </w:tc>
@@ -5118,7 +5247,7 @@
                 <w:sz w:val="20"/>
                 <w:szCs w:val="20"/>
               </w:rPr>
-              <w:t xml:space="preserve">Whether the claimant accepts the amount a 1v1 defendant admits (part admission).</w:t>
+              <w:t xml:space="preserve">Whether the claimant proceeds with the claim after the defendants' full defences, or after a 2v1 or 1v2SS admission. Any other value stops the run.</w:t>
             </w:r>
           </w:p>
         </w:tc>
@@ -5150,7 +5279,7 @@
                 <w:sz w:val="20"/>
                 <w:szCs w:val="20"/>
               </w:rPr>
-              <w:t xml:space="preserve">CLAIMANT_ACCEPTS_PLAN</w:t>
+              <w:t xml:space="preserve">CLAIMANT_ACCEPTS_AMOUNT</w:t>
             </w:r>
           </w:p>
         </w:tc>
@@ -5231,7 +5360,7 @@
                 <w:sz w:val="20"/>
                 <w:szCs w:val="20"/>
               </w:rPr>
-              <w:t xml:space="preserve">Whether the claimant accepts a 1v1 defendant's payment date or repayment plan.</w:t>
+              <w:t xml:space="preserve">Whether the claimant accepts the amount a 1v1 defendant admits (part admission).</w:t>
             </w:r>
           </w:p>
         </w:tc>
@@ -5263,7 +5392,7 @@
                 <w:sz w:val="20"/>
                 <w:szCs w:val="20"/>
               </w:rPr>
-              <w:t xml:space="preserve">CLAIMANT_SUGGESTED_PAYMENT</w:t>
+              <w:t xml:space="preserve">CLAIMANT_ACCEPTS_PLAN</w:t>
             </w:r>
           </w:p>
         </w:tc>
@@ -5290,7 +5419,7 @@
                 <w:sz w:val="20"/>
                 <w:szCs w:val="20"/>
               </w:rPr>
-              <w:t xml:space="preserve">IMMEDIATELY, SET_DATE, REPAYMENT_PLAN</w:t>
+              <w:t xml:space="preserve">Yes, No</w:t>
             </w:r>
           </w:p>
         </w:tc>
@@ -5317,7 +5446,7 @@
                 <w:sz w:val="20"/>
                 <w:szCs w:val="20"/>
               </w:rPr>
-              <w:t xml:space="preserve">IMMEDIATELY</w:t>
+              <w:t xml:space="preserve">Yes</w:t>
             </w:r>
           </w:p>
         </w:tc>
@@ -5344,7 +5473,7 @@
                 <w:sz w:val="20"/>
                 <w:szCs w:val="20"/>
               </w:rPr>
-              <w:t xml:space="preserve">How the claimant suggests the defendant pays when they reject the date or plan.</w:t>
+              <w:t xml:space="preserve">Whether the claimant accepts a 1v1 defendant's payment date or repayment plan.</w:t>
             </w:r>
           </w:p>
         </w:tc>
@@ -5376,6 +5505,119 @@
                 <w:sz w:val="20"/>
                 <w:szCs w:val="20"/>
               </w:rPr>
+              <w:t xml:space="preserve">CLAIMANT_SUGGESTED_PAYMENT</w:t>
+            </w:r>
+          </w:p>
+        </w:tc>
+        <w:tc>
+          <w:tcPr>
+            <w:tcW w:type="dxa" w:w="3196"/>
+            <w:tcBorders>
+              <w:top w:val="single" w:color="BFBFBF" w:sz="4"/>
+              <w:left w:val="single" w:color="BFBFBF" w:sz="4"/>
+              <w:bottom w:val="single" w:color="BFBFBF" w:sz="4"/>
+              <w:right w:val="single" w:color="BFBFBF" w:sz="4"/>
+            </w:tcBorders>
+            <w:tcMar>
+              <w:top w:type="dxa" w:w="60"/>
+              <w:left w:type="dxa" w:w="100"/>
+              <w:bottom w:type="dxa" w:w="60"/>
+              <w:right w:type="dxa" w:w="100"/>
+            </w:tcMar>
+          </w:tcPr>
+          <w:p>
+            <w:r>
+              <w:rPr>
+                <w:rFonts w:ascii="Arial" w:cs="Arial" w:eastAsia="Arial" w:hAnsi="Arial"/>
+                <w:sz w:val="20"/>
+                <w:szCs w:val="20"/>
+              </w:rPr>
+              <w:t xml:space="preserve">IMMEDIATELY, SET_DATE, REPAYMENT_PLAN</w:t>
+            </w:r>
+          </w:p>
+        </w:tc>
+        <w:tc>
+          <w:tcPr>
+            <w:tcW w:type="dxa" w:w="1551"/>
+            <w:tcBorders>
+              <w:top w:val="single" w:color="BFBFBF" w:sz="4"/>
+              <w:left w:val="single" w:color="BFBFBF" w:sz="4"/>
+              <w:bottom w:val="single" w:color="BFBFBF" w:sz="4"/>
+              <w:right w:val="single" w:color="BFBFBF" w:sz="4"/>
+            </w:tcBorders>
+            <w:tcMar>
+              <w:top w:type="dxa" w:w="60"/>
+              <w:left w:type="dxa" w:w="100"/>
+              <w:bottom w:type="dxa" w:w="60"/>
+              <w:right w:type="dxa" w:w="100"/>
+            </w:tcMar>
+          </w:tcPr>
+          <w:p>
+            <w:r>
+              <w:rPr>
+                <w:rFonts w:ascii="Arial" w:cs="Arial" w:eastAsia="Arial" w:hAnsi="Arial"/>
+                <w:sz w:val="20"/>
+                <w:szCs w:val="20"/>
+              </w:rPr>
+              <w:t xml:space="preserve">IMMEDIATELY</w:t>
+            </w:r>
+          </w:p>
+        </w:tc>
+        <w:tc>
+          <w:tcPr>
+            <w:tcW w:type="dxa" w:w="3199"/>
+            <w:tcBorders>
+              <w:top w:val="single" w:color="BFBFBF" w:sz="4"/>
+              <w:left w:val="single" w:color="BFBFBF" w:sz="4"/>
+              <w:bottom w:val="single" w:color="BFBFBF" w:sz="4"/>
+              <w:right w:val="single" w:color="BFBFBF" w:sz="4"/>
+            </w:tcBorders>
+            <w:tcMar>
+              <w:top w:type="dxa" w:w="60"/>
+              <w:left w:type="dxa" w:w="100"/>
+              <w:bottom w:type="dxa" w:w="60"/>
+              <w:right w:type="dxa" w:w="100"/>
+            </w:tcMar>
+          </w:tcPr>
+          <w:p>
+            <w:r>
+              <w:rPr>
+                <w:rFonts w:ascii="Arial" w:cs="Arial" w:eastAsia="Arial" w:hAnsi="Arial"/>
+                <w:sz w:val="20"/>
+                <w:szCs w:val="20"/>
+              </w:rPr>
+              <w:t xml:space="preserve">How the claimant suggests the defendant pays when they reject the date or plan.</w:t>
+            </w:r>
+          </w:p>
+        </w:tc>
+      </w:tr>
+      <w:tr>
+        <w:trPr>
+          <w:tblHeader w:val="off"/>
+        </w:trPr>
+        <w:tc>
+          <w:tcPr>
+            <w:tcW w:type="dxa" w:w="1692"/>
+            <w:tcBorders>
+              <w:top w:val="single" w:color="BFBFBF" w:sz="4"/>
+              <w:left w:val="single" w:color="BFBFBF" w:sz="4"/>
+              <w:bottom w:val="single" w:color="BFBFBF" w:sz="4"/>
+              <w:right w:val="single" w:color="BFBFBF" w:sz="4"/>
+            </w:tcBorders>
+            <w:tcMar>
+              <w:top w:type="dxa" w:w="60"/>
+              <w:left w:type="dxa" w:w="100"/>
+              <w:bottom w:type="dxa" w:w="60"/>
+              <w:right w:type="dxa" w:w="100"/>
+            </w:tcMar>
+          </w:tcPr>
+          <w:p>
+            <w:r>
+              <w:rPr>
+                <w:rFonts w:ascii="Courier New" w:cs="Courier New" w:eastAsia="Courier New" w:hAnsi="Courier New"/>
+                <w:sz w:val="20"/>
+                <w:szCs w:val="20"/>
+              </w:rPr>
               <w:t xml:space="preserve">FINAL_ORDER</w:t>
             </w:r>
           </w:p>
@@ -5479,7 +5721,7 @@
         <w:rPr>
           <w:rFonts w:ascii="Arial" w:cs="Arial" w:eastAsia="Arial" w:hAnsi="Arial"/>
         </w:rPr>
-        <w:t xml:space="preserve">12. Run settings</w:t>
+        <w:t xml:space="preserve">13. Run settings</w:t>
       </w:r>
     </w:p>
     <w:p>

--- a/playwright-tests/RUNNING_SPECIFIED_TESTS.docx
+++ b/playwright-tests/RUNNING_SPECIFIED_TESTS.docx
@@ -275,7 +275,7 @@
         <w:rPr>
           <w:rFonts w:ascii="Arial" w:cs="Arial" w:eastAsia="Arial" w:hAnsi="Arial"/>
         </w:rPr>
-        <w:t xml:space="preserve">CREATE_SDO: the judge makes a Standard Direction Order, moving the claim from JUDICIAL_REFERRAL to CASE_PROGRESSION. It only runs on the fast track, when the claimant's response took the claim to JUDICIAL_REFERRAL. It is always done in the UI, where the judge opens the event by its URL (and claims the directions task first where work allocation needs one).</w:t>
+        <w:t xml:space="preserve">STAY_CASE, MANAGE_STAY_REQUEST_UPDATE, LIFT_STAY (optional): once the claimant's response has taken the claim to JUDICIAL_REFERRAL, the hearing centre admin stays the case with "Stay case" (CASE_STAYED), asks the parties for an update with "Manage stay", then lifts the stay, which takes the claim back to JUDICIAL_REFERRAL for the judge's order (STAY_CASE=Yes). It is always done in the UI.</w:t>
       </w:r>
     </w:p>
     <w:p>
@@ -294,7 +294,7 @@
         <w:rPr>
           <w:rFonts w:ascii="Arial" w:cs="Arial" w:eastAsia="Arial" w:hAnsi="Arial"/>
         </w:rPr>
-        <w:t xml:space="preserve">MAKE_DIRECTIONS_ORDER: on the intermediate and multi tracks, which have no Standard Direction Order, the judge makes a directions order with "Make an order" instead, also moving the claim from JUDICIAL_REFERRAL to CASE_PROGRESSION. The judge keeps the claim on its track, chooses the blank template for an order before a hearing and uploads the completed order (playwright-tests/documents/TEST_ORDER.docx; the page only takes Word documents). It is always done in the UI (claiming the track allocation task first where work allocation needs one).</w:t>
+        <w:t xml:space="preserve">CREATE_SDO: the judge makes a Standard Direction Order, moving the claim from JUDICIAL_REFERRAL to CASE_PROGRESSION. It only runs on the fast track, when the claimant's response took the claim to JUDICIAL_REFERRAL. It is always done in the UI, where the judge opens the event by its URL (and claims the directions task first where work allocation needs one).</w:t>
       </w:r>
     </w:p>
     <w:p>
@@ -313,7 +313,7 @@
         <w:rPr>
           <w:rFonts w:ascii="Arial" w:cs="Arial" w:eastAsia="Arial" w:hAnsi="Arial"/>
         </w:rPr>
-        <w:t xml:space="preserve">UPLOAD_EVIDENCE (group: _CLAIMANT_SOLICITOR, _DEFENDANT1_SOLICITOR, _DEFENDANT2_SOLICITOR): once the judge's order has moved the claim to CASE_PROGRESSION, each solicitor uploads a disclosure list with "Upload Your Documents" (the second defendant's solicitor only for 1v2DS). A solicitor acting for two parties uploads it for both. The claim stays in CASE_PROGRESSION. It is always done in the UI.</w:t>
+        <w:t xml:space="preserve">MAKE_DIRECTIONS_ORDER: on the intermediate and multi tracks, which have no Standard Direction Order, the judge makes a directions order with "Make an order" instead, also moving the claim from JUDICIAL_REFERRAL to CASE_PROGRESSION. The judge keeps the claim on its track, chooses the blank template for an order before a hearing and uploads the completed order (playwright-tests/documents/TEST_ORDER.docx; the page only takes Word documents). It is always done in the UI (claiming the track allocation task first where work allocation needs one).</w:t>
       </w:r>
     </w:p>
     <w:p>
@@ -332,7 +332,7 @@
         <w:rPr>
           <w:rFonts w:ascii="Arial" w:cs="Arial" w:eastAsia="Arial" w:hAnsi="Arial"/>
         </w:rPr>
-        <w:t xml:space="preserve">CREATE_HEARING_NOTICE: once the evidence is in, the hearing centre admin lists the trial with "Create a hearing notice" (a first listing of a "Trial (Fast, Intermediate and Multi track)" notice at Clerkenwell, 8 weeks ahead). This stands in for HMC returning a listed hearing. civil-service works out the hearing fee and moves the claim to HEARING_READINESS. It is always done in the UI.</w:t>
+        <w:t xml:space="preserve">UPLOAD_EVIDENCE (group: _CLAIMANT_SOLICITOR, _DEFENDANT1_SOLICITOR, _DEFENDANT2_SOLICITOR): once the judge's order has moved the claim to CASE_PROGRESSION, each solicitor uploads a disclosure list with "Upload Your Documents" (the second defendant's solicitor only for 1v2DS). A solicitor acting for two parties uploads it for both. The claim stays in CASE_PROGRESSION. It is always done in the UI.</w:t>
       </w:r>
     </w:p>
     <w:p>
@@ -351,7 +351,7 @@
         <w:rPr>
           <w:rFonts w:ascii="Arial" w:cs="Arial" w:eastAsia="Arial" w:hAnsi="Arial"/>
         </w:rPr>
-        <w:t xml:space="preserve">PAY_HEARING_FEE: the claimant's solicitor pays the hearing fee from the Service Request tab, by PBA or card (PAYMENT_METHOD). If the payment service has not told civil-service about the payment within a minute, the test does. The test then runs HEARING_FEE_PAID, which civil-service's scheduler would otherwise run later, moving the claim to PREPARE_FOR_HEARING_CONDUCT_HEARING. It is always done in the UI.</w:t>
+        <w:t xml:space="preserve">CREATE_HEARING_NOTICE: once the evidence is in, the hearing centre admin lists the trial with "Create a hearing notice" (a first listing of a "Trial (Fast, Intermediate and Multi track)" notice at Clerkenwell, 8 weeks ahead). This stands in for HMC returning a listed hearing. civil-service works out the hearing fee and moves the claim to HEARING_READINESS. It is always done in the UI.</w:t>
       </w:r>
     </w:p>
     <w:p>
@@ -370,7 +370,7 @@
         <w:rPr>
           <w:rFonts w:ascii="Arial" w:cs="Arial" w:eastAsia="Arial" w:hAnsi="Arial"/>
         </w:rPr>
-        <w:t xml:space="preserve">TRIAL_READY_CHECK: on the fast track only, the parties are asked to confirm they are ready for trial. civil-service's scheduler does this once the hearing is less than 3 weeks away; the hearing is 8 weeks ahead, so the test runs the event itself and checks it was recorded on the case. The claim stays in PREPARE_FOR_HEARING_CONDUCT_HEARING.</w:t>
+        <w:t xml:space="preserve">PAY_HEARING_FEE: the claimant's solicitor pays the hearing fee from the Service Request tab, by PBA or card (PAYMENT_METHOD). If the payment service has not told civil-service about the payment within a minute, the test does. The test then runs HEARING_FEE_PAID, which civil-service's scheduler would otherwise run later, moving the claim to PREPARE_FOR_HEARING_CONDUCT_HEARING. It is always done in the UI.</w:t>
       </w:r>
     </w:p>
     <w:p>
@@ -389,7 +389,7 @@
         <w:rPr>
           <w:rFonts w:ascii="Arial" w:cs="Arial" w:eastAsia="Arial" w:hAnsi="Arial"/>
         </w:rPr>
-        <w:t xml:space="preserve">CONFIRM_TRIAL_ARRANGEMENTS (group: _CLAIMANT_SOLICITOR, _DEFENDANT1_SOLICITOR, _DEFENDANT2_SOLICITOR): each solicitor confirms with "Confirm trial arrangements" that the case is ready for trial, with no change to the hearing requirements (the second defendant's solicitor only for 1v2DS). A solicitor acting for two parties confirms for both. Like the trial ready check it is fast track only (XUI does not offer it on the intermediate or multi tracks), and it has to be done more than 3 weeks before the hearing. The claim stays in PREPARE_FOR_HEARING_CONDUCT_HEARING. It is always done in the UI.</w:t>
+        <w:t xml:space="preserve">TRIAL_READY_CHECK: on the fast track only, the parties are asked to confirm they are ready for trial. civil-service's scheduler does this once the hearing is less than 3 weeks away; the hearing is 8 weeks ahead, so the test runs the event itself and checks it was recorded on the case. The claim stays in PREPARE_FOR_HEARING_CONDUCT_HEARING.</w:t>
       </w:r>
     </w:p>
     <w:p>
@@ -408,7 +408,7 @@
         <w:rPr>
           <w:rFonts w:ascii="Arial" w:cs="Arial" w:eastAsia="Arial" w:hAnsi="Arial"/>
         </w:rPr>
-        <w:t xml:space="preserve">CREATE_TRIAL_BUNDLE: the trial bundle is created. civil-service's scheduler does this about 3 weeks before the hearing, for every track except intermediate and multi (small claims have bundles too, but go to mediation in this journey), so the test asks civil-service to do it now, waits for the bundle to be stitched into one document and checks the claimant's solicitor sees it on the Bundles tab. The claim stays in PREPARE_FOR_HEARING_CONDUCT_HEARING.</w:t>
+        <w:t xml:space="preserve">CONFIRM_TRIAL_ARRANGEMENTS (group: _CLAIMANT_SOLICITOR, _DEFENDANT1_SOLICITOR, _DEFENDANT2_SOLICITOR): each solicitor confirms with "Confirm trial arrangements" that the case is ready for trial, with no change to the hearing requirements (the second defendant's solicitor only for 1v2DS). A solicitor acting for two parties confirms for both. Like the trial ready check it is fast track only (XUI does not offer it on the intermediate or multi tracks), and it has to be done more than 3 weeks before the hearing. The claim stays in PREPARE_FOR_HEARING_CONDUCT_HEARING. It is always done in the UI.</w:t>
       </w:r>
     </w:p>
     <w:p>
@@ -427,7 +427,7 @@
         <w:rPr>
           <w:rFonts w:ascii="Arial" w:cs="Arial" w:eastAsia="Arial" w:hAnsi="Arial"/>
         </w:rPr>
-        <w:t xml:space="preserve">MOVE_TO_DECISION_OUTCOME: once the hearing date has passed, civil-service's scheduler moves the claim to DECISION_OUTCOME to wait for the judge's decision, on every track. The hearing is weeks away, so the test runs the event itself.</w:t>
+        <w:t xml:space="preserve">CREATE_TRIAL_BUNDLE: the trial bundle is created. civil-service's scheduler does this about 3 weeks before the hearing, for every track except intermediate and multi (small claims have bundles too, but go to mediation in this journey), so the test asks civil-service to do it now, waits for the bundle to be stitched into one document and checks the claimant's solicitor sees it on the Bundles tab. The claim stays in PREPARE_FOR_HEARING_CONDUCT_HEARING.</w:t>
       </w:r>
     </w:p>
     <w:p>
@@ -446,7 +446,7 @@
         <w:rPr>
           <w:rFonts w:ascii="Arial" w:cs="Arial" w:eastAsia="Arial" w:hAnsi="Arial"/>
         </w:rPr>
-        <w:t xml:space="preserve">MAKE_FINAL_ORDER: the judge makes the final order with "Make an order" (FINAL_ORDER, see section 12). On the fast track the judge writes a free form or an assisted order on the page. On the intermediate and multi tracks the judge keeps the claim on its track, picks a template (for the after-hearing template, giving today as the hearing date), and uploads the completed order (playwright-tests/documents/TEST_ORDER.docx). The test checks the order was added to the case and its notifications sent. The claim stays in DECISION_OUTCOME. It is always done in the UI.</w:t>
+        <w:t xml:space="preserve">MOVE_TO_DECISION_OUTCOME: once the hearing date has passed, civil-service's scheduler moves the claim to DECISION_OUTCOME to wait for the judge's decision, on every track. The hearing is weeks away, so the test runs the event itself.</w:t>
       </w:r>
     </w:p>
     <w:p>
@@ -465,6 +465,25 @@
         <w:rPr>
           <w:rFonts w:ascii="Arial" w:cs="Arial" w:eastAsia="Arial" w:hAnsi="Arial"/>
         </w:rPr>
+        <w:t xml:space="preserve">MAKE_FINAL_ORDER: the judge makes the final order with "Make an order" (FINAL_ORDER, see section 12). On the fast track the judge writes a free form or an assisted order on the page. On the intermediate and multi tracks the judge keeps the claim on its track, picks a template (for the after-hearing template, giving today as the hearing date), and uploads the completed order (playwright-tests/documents/TEST_ORDER.docx). The test checks the order was added to the case and its notifications sent. The claim stays in DECISION_OUTCOME. It is always done in the UI.</w:t>
+      </w:r>
+    </w:p>
+    <w:p>
+      <w:pPr>
+        <w:pStyle w:val="ListParagraph"/>
+        <w:numPr>
+          <w:ilvl w:val="0"/>
+          <w:numId w:val="2"/>
+        </w:numPr>
+        <w:tabs>
+          <w:tab w:val="left" w:pos="720"/>
+        </w:tabs>
+        <w:spacing w:after="60"/>
+      </w:pPr>
+      <w:r>
+        <w:rPr>
+          <w:rFonts w:ascii="Arial" w:cs="Arial" w:eastAsia="Arial" w:hAnsi="Arial"/>
+        </w:rPr>
         <w:t xml:space="preserve">CONFIRM_ORDER_REVIEW: the hearing centre admin reviews the order with "Confirm order review": no date a party must do something by, a final order, and nothing left to do. This closes the claim on any track, moving it to All_FINAL_ORDERS_ISSUED. It is always done in the UI.</w:t>
       </w:r>
     </w:p>
@@ -509,7 +528,7 @@
         <w:rPr>
           <w:rFonts w:ascii="Arial" w:cs="Arial" w:eastAsia="Arial" w:hAnsi="Arial"/>
         </w:rPr>
-        <w:t xml:space="preserve">The steps with an API version are CREATE_CLAIM, INFORM_AGREED_EXTENSION_DEFENDANT1/2, RESPOND_TO_CLAIM_DEFENDANT1/2, RESPOND_TO_DEFENCE and MANAGE_CONTACT_INFORMATION. ADD_CASE_NOTE, CREATE_CASE_FLAGS, MAKE_CASE_FLAG_INACTIVE, CREATE_SDO, MAKE_DIRECTIONS_ORDER, UPLOAD_EVIDENCE, CREATE_HEARING_NOTICE, PAY_HEARING_FEE, CONFIRM_TRIAL_ARRANGEMENTS, MAKE_FINAL_ORDER and CONFIRM_ORDER_REVIEW always use the UI. With API_UNTIL=&lt;state&gt; they go through the CCD API until the claim reaches that state, and every step after it goes through the UI. Leave API_UNTIL unset to do everything through the UI.</w:t>
+        <w:t xml:space="preserve">The steps with an API version are CREATE_CLAIM, INFORM_AGREED_EXTENSION_DEFENDANT1/2, RESPOND_TO_CLAIM_DEFENDANT1/2, RESPOND_TO_DEFENCE and MANAGE_CONTACT_INFORMATION. ADD_CASE_NOTE, CREATE_CASE_FLAGS, MAKE_CASE_FLAG_INACTIVE, STAY_CASE, MANAGE_STAY_REQUEST_UPDATE, LIFT_STAY, CREATE_SDO, MAKE_DIRECTIONS_ORDER, UPLOAD_EVIDENCE, CREATE_HEARING_NOTICE, PAY_HEARING_FEE, CONFIRM_TRIAL_ARRANGEMENTS, MAKE_FINAL_ORDER and CONFIRM_ORDER_REVIEW always use the UI. With API_UNTIL=&lt;state&gt; they go through the CCD API until the claim reaches that state, and every step after it goes through the UI. Leave API_UNTIL unset to do everything through the UI.</w:t>
       </w:r>
     </w:p>
     <w:p>
@@ -606,7 +625,7 @@
         <w:rPr>
           <w:rFonts w:ascii="Arial" w:cs="Arial" w:eastAsia="Arial" w:hAnsi="Arial"/>
         </w:rPr>
-        <w:t xml:space="preserve">States the journey reaches: PENDING_CASE_ISSUED, AWAITING_RESPONDENT_ACKNOWLEDGEMENT, AWAITING_APPLICANT_INTENTION, JUDICIAL_REFERRAL, CASE_PROGRESSION, HEARING_READINESS, PREPARE_FOR_HEARING_CONDUCT_HEARING, DECISION_OUTCOME, IN_MEDIATION, All_FINAL_ORDERS_ISSUED, PROCEEDS_IN_HERITAGE_SYSTEM.</w:t>
+        <w:t xml:space="preserve">States the journey reaches: PENDING_CASE_ISSUED, AWAITING_RESPONDENT_ACKNOWLEDGEMENT, AWAITING_APPLICANT_INTENTION, JUDICIAL_REFERRAL, CASE_PROGRESSION, HEARING_READINESS, PREPARE_FOR_HEARING_CONDUCT_HEARING, DECISION_OUTCOME, IN_MEDIATION, CASE_STAYED, All_FINAL_ORDERS_ISSUED, PROCEEDS_IN_HERITAGE_SYSTEM.</w:t>
       </w:r>
     </w:p>
     <w:p>
@@ -4457,6 +4476,119 @@
                 <w:szCs w:val="20"/>
               </w:rPr>
               <w:t xml:space="preserve">Optional steps: Manage Contact Information once the claimant has responded, one run per entry, each checked against the saved case data (section 9). Users: admin, claimantSolicitor, respondent1Solicitor, respondent2Solicitor. Parties: CLAIMANT_1/2, DEFENDANT_1/2, each with _ORGANISATION_INDIVIDUALS, and CLAIMANT_1/DEFENDANT_1/DEFENDANT_2 with _LR_INDIVIDUALS; the admin can also add _WITNESSES or _EXPERTS. Has an API version.</w:t>
+            </w:r>
+          </w:p>
+        </w:tc>
+      </w:tr>
+      <w:tr>
+        <w:trPr>
+          <w:tblHeader w:val="off"/>
+        </w:trPr>
+        <w:tc>
+          <w:tcPr>
+            <w:tcW w:type="dxa" w:w="1692"/>
+            <w:tcBorders>
+              <w:top w:val="single" w:color="BFBFBF" w:sz="4"/>
+              <w:left w:val="single" w:color="BFBFBF" w:sz="4"/>
+              <w:bottom w:val="single" w:color="BFBFBF" w:sz="4"/>
+              <w:right w:val="single" w:color="BFBFBF" w:sz="4"/>
+            </w:tcBorders>
+            <w:tcMar>
+              <w:top w:type="dxa" w:w="60"/>
+              <w:left w:type="dxa" w:w="100"/>
+              <w:bottom w:type="dxa" w:w="60"/>
+              <w:right w:type="dxa" w:w="100"/>
+            </w:tcMar>
+          </w:tcPr>
+          <w:p>
+            <w:r>
+              <w:rPr>
+                <w:rFonts w:ascii="Courier New" w:cs="Courier New" w:eastAsia="Courier New" w:hAnsi="Courier New"/>
+                <w:sz w:val="20"/>
+                <w:szCs w:val="20"/>
+              </w:rPr>
+              <w:t xml:space="preserve">STAY_CASE</w:t>
+            </w:r>
+          </w:p>
+        </w:tc>
+        <w:tc>
+          <w:tcPr>
+            <w:tcW w:type="dxa" w:w="3196"/>
+            <w:tcBorders>
+              <w:top w:val="single" w:color="BFBFBF" w:sz="4"/>
+              <w:left w:val="single" w:color="BFBFBF" w:sz="4"/>
+              <w:bottom w:val="single" w:color="BFBFBF" w:sz="4"/>
+              <w:right w:val="single" w:color="BFBFBF" w:sz="4"/>
+            </w:tcBorders>
+            <w:tcMar>
+              <w:top w:type="dxa" w:w="60"/>
+              <w:left w:type="dxa" w:w="100"/>
+              <w:bottom w:type="dxa" w:w="60"/>
+              <w:right w:type="dxa" w:w="100"/>
+            </w:tcMar>
+          </w:tcPr>
+          <w:p>
+            <w:r>
+              <w:rPr>
+                <w:rFonts w:ascii="Arial" w:cs="Arial" w:eastAsia="Arial" w:hAnsi="Arial"/>
+                <w:sz w:val="20"/>
+                <w:szCs w:val="20"/>
+              </w:rPr>
+              <w:t xml:space="preserve">Yes, No</w:t>
+            </w:r>
+          </w:p>
+        </w:tc>
+        <w:tc>
+          <w:tcPr>
+            <w:tcW w:type="dxa" w:w="1551"/>
+            <w:tcBorders>
+              <w:top w:val="single" w:color="BFBFBF" w:sz="4"/>
+              <w:left w:val="single" w:color="BFBFBF" w:sz="4"/>
+              <w:bottom w:val="single" w:color="BFBFBF" w:sz="4"/>
+              <w:right w:val="single" w:color="BFBFBF" w:sz="4"/>
+            </w:tcBorders>
+            <w:tcMar>
+              <w:top w:type="dxa" w:w="60"/>
+              <w:left w:type="dxa" w:w="100"/>
+              <w:bottom w:type="dxa" w:w="60"/>
+              <w:right w:type="dxa" w:w="100"/>
+            </w:tcMar>
+          </w:tcPr>
+          <w:p>
+            <w:r>
+              <w:rPr>
+                <w:rFonts w:ascii="Arial" w:cs="Arial" w:eastAsia="Arial" w:hAnsi="Arial"/>
+                <w:sz w:val="20"/>
+                <w:szCs w:val="20"/>
+              </w:rPr>
+              <w:t xml:space="preserve">No</w:t>
+            </w:r>
+          </w:p>
+        </w:tc>
+        <w:tc>
+          <w:tcPr>
+            <w:tcW w:type="dxa" w:w="3199"/>
+            <w:tcBorders>
+              <w:top w:val="single" w:color="BFBFBF" w:sz="4"/>
+              <w:left w:val="single" w:color="BFBFBF" w:sz="4"/>
+              <w:bottom w:val="single" w:color="BFBFBF" w:sz="4"/>
+              <w:right w:val="single" w:color="BFBFBF" w:sz="4"/>
+            </w:tcBorders>
+            <w:tcMar>
+              <w:top w:type="dxa" w:w="60"/>
+              <w:left w:type="dxa" w:w="100"/>
+              <w:bottom w:type="dxa" w:w="60"/>
+              <w:right w:type="dxa" w:w="100"/>
+            </w:tcMar>
+          </w:tcPr>
+          <w:p>
+            <w:r>
+              <w:rPr>
+                <w:rFonts w:ascii="Arial" w:cs="Arial" w:eastAsia="Arial" w:hAnsi="Arial"/>
+                <w:sz w:val="20"/>
+                <w:szCs w:val="20"/>
+              </w:rPr>
+              <w:t xml:space="preserve">Optional steps: stay the case once it reaches JUDICIAL_REFERRAL, ask for an update and lift the stay.</w:t>
             </w:r>
           </w:p>
         </w:tc>

--- a/playwright-tests/RUNNING_SPECIFIED_TESTS.docx
+++ b/playwright-tests/RUNNING_SPECIFIED_TESTS.docx
@@ -32,7 +32,7 @@
         <w:rPr>
           <w:rFonts w:ascii="Arial" w:cs="Arial" w:eastAsia="Arial" w:hAnsi="Arial"/>
         </w:rPr>
-        <w:t xml:space="preserve">Each command starts the journey from scratch: it creates a new specified (money) claim and takes it through the steps in order. A step that does not apply to the claim, or is switched off, is skipped. The journey currently ends with court staff confirming the judge's final order, which moves the claim to All_FINAL_ORDERS_ISSUED.</w:t>
+        <w:t xml:space="preserve">Each command starts the journey from scratch: it creates a new specified (money) claim and takes it through the steps in order. A step that does not apply to the claim, or is switched off, is skipped. The journey currently ends with court staff confirming the judge's final order, which moves the claim to All_FINAL_ORDERS_ISSUED. A small claim goes to mediation, then after unsuccessful mediation gets the judge's small claims Standard Direction Order and ends in CASE_PROGRESSION: the small claims steps after the order are not coded yet.</w:t>
       </w:r>
     </w:p>
     <w:p>
@@ -294,7 +294,7 @@
         <w:rPr>
           <w:rFonts w:ascii="Arial" w:cs="Arial" w:eastAsia="Arial" w:hAnsi="Arial"/>
         </w:rPr>
-        <w:t xml:space="preserve">CREATE_SDO: the judge makes a Standard Direction Order, moving the claim from JUDICIAL_REFERRAL to CASE_PROGRESSION. It only runs on the fast track, when the claimant's response took the claim to JUDICIAL_REFERRAL. It is always done in the UI, where the judge opens the event by its URL (and claims the directions task first where work allocation needs one).</w:t>
+        <w:t xml:space="preserve">MEDIATION_UNSUCCESSFUL: when the claimant's response took a small claim to mediation (IN_MEDIATION), the hearing centre admin records with "Mediation Unsuccessful" that a party withdrew. civil-service moves the claim to JUDICIAL_REFERRAL for the judge's directions. It is always done in the UI.</w:t>
       </w:r>
     </w:p>
     <w:p>
@@ -313,7 +313,7 @@
         <w:rPr>
           <w:rFonts w:ascii="Arial" w:cs="Arial" w:eastAsia="Arial" w:hAnsi="Arial"/>
         </w:rPr>
-        <w:t xml:space="preserve">MAKE_DIRECTIONS_ORDER: on the intermediate and multi tracks, which have no Standard Direction Order, the judge makes a directions order with "Make an order" instead, also moving the claim from JUDICIAL_REFERRAL to CASE_PROGRESSION. The judge keeps the claim on its track, chooses the blank template for an order before a hearing and uploads the completed order (playwright-tests/documents/TEST_ORDER.docx; the page only takes Word documents). It is always done in the UI (claiming the track allocation task first where work allocation needs one).</w:t>
+        <w:t xml:space="preserve">CREATE_SDO: the judge makes a Standard Direction Order, moving the claim from JUDICIAL_REFERRAL to CASE_PROGRESSION. It runs on the fast track when the claimant's response took the claim to JUDICIAL_REFERRAL, and on the small claims track after unsuccessful mediation, where work allocation gives the directions task to a legal adviser, who makes the order (a one hour hearing, in person at the court civil-service fills in). It is always done in the UI, where the judge opens the event by its URL (and claims the directions task first where work allocation needs one).</w:t>
       </w:r>
     </w:p>
     <w:p>
@@ -332,7 +332,7 @@
         <w:rPr>
           <w:rFonts w:ascii="Arial" w:cs="Arial" w:eastAsia="Arial" w:hAnsi="Arial"/>
         </w:rPr>
-        <w:t xml:space="preserve">UPLOAD_EVIDENCE (group: _CLAIMANT_SOLICITOR, _DEFENDANT1_SOLICITOR, _DEFENDANT2_SOLICITOR): once the judge's order has moved the claim to CASE_PROGRESSION, each solicitor uploads a disclosure list with "Upload Your Documents" (the second defendant's solicitor only for 1v2DS). A solicitor acting for two parties uploads it for both. The claim stays in CASE_PROGRESSION. It is always done in the UI.</w:t>
+        <w:t xml:space="preserve">MAKE_DIRECTIONS_ORDER: on the intermediate and multi tracks, which have no Standard Direction Order, the judge makes a directions order with "Make an order" instead, also moving the claim from JUDICIAL_REFERRAL to CASE_PROGRESSION. The judge keeps the claim on its track, chooses the blank template for an order before a hearing and uploads the completed order (playwright-tests/documents/TEST_ORDER.docx; the page only takes Word documents). It is always done in the UI (claiming the track allocation task first where work allocation needs one).</w:t>
       </w:r>
     </w:p>
     <w:p>
@@ -351,7 +351,7 @@
         <w:rPr>
           <w:rFonts w:ascii="Arial" w:cs="Arial" w:eastAsia="Arial" w:hAnsi="Arial"/>
         </w:rPr>
-        <w:t xml:space="preserve">CREATE_HEARING_NOTICE: once the evidence is in, the hearing centre admin lists the trial with "Create a hearing notice" (a first listing of a "Trial (Fast, Intermediate and Multi track)" notice at Clerkenwell, 8 weeks ahead). This stands in for HMC returning a listed hearing. civil-service works out the hearing fee and moves the claim to HEARING_READINESS. It is always done in the UI.</w:t>
+        <w:t xml:space="preserve">UPLOAD_EVIDENCE (group: _CLAIMANT_SOLICITOR, _DEFENDANT1_SOLICITOR, _DEFENDANT2_SOLICITOR): once the judge's order has moved the claim to CASE_PROGRESSION, each solicitor uploads a disclosure list with "Upload Your Documents" (the second defendant's solicitor only for 1v2DS). A solicitor acting for two parties uploads it for both. The claim stays in CASE_PROGRESSION. It is always done in the UI.</w:t>
       </w:r>
     </w:p>
     <w:p>
@@ -370,7 +370,7 @@
         <w:rPr>
           <w:rFonts w:ascii="Arial" w:cs="Arial" w:eastAsia="Arial" w:hAnsi="Arial"/>
         </w:rPr>
-        <w:t xml:space="preserve">PAY_HEARING_FEE: the claimant's solicitor pays the hearing fee from the Service Request tab, by PBA or card (PAYMENT_METHOD). If the payment service has not told civil-service about the payment within a minute, the test does. The test then runs HEARING_FEE_PAID, which civil-service's scheduler would otherwise run later, moving the claim to PREPARE_FOR_HEARING_CONDUCT_HEARING. It is always done in the UI.</w:t>
+        <w:t xml:space="preserve">CREATE_HEARING_NOTICE: once the evidence is in, the hearing centre admin lists the trial with "Create a hearing notice" (a first listing of a "Trial (Fast, Intermediate and Multi track)" notice at Clerkenwell, 8 weeks ahead). This stands in for HMC returning a listed hearing. civil-service works out the hearing fee and moves the claim to HEARING_READINESS. It is always done in the UI.</w:t>
       </w:r>
     </w:p>
     <w:p>
@@ -389,7 +389,7 @@
         <w:rPr>
           <w:rFonts w:ascii="Arial" w:cs="Arial" w:eastAsia="Arial" w:hAnsi="Arial"/>
         </w:rPr>
-        <w:t xml:space="preserve">TRIAL_READY_CHECK: on the fast track only, the parties are asked to confirm they are ready for trial. civil-service's scheduler does this once the hearing is less than 3 weeks away; the hearing is 8 weeks ahead, so the test runs the event itself and checks it was recorded on the case. The claim stays in PREPARE_FOR_HEARING_CONDUCT_HEARING.</w:t>
+        <w:t xml:space="preserve">PAY_HEARING_FEE: the claimant's solicitor pays the hearing fee from the Service Request tab, by PBA or card (PAYMENT_METHOD). If the payment service has not told civil-service about the payment within a minute, the test does. The test then runs HEARING_FEE_PAID, which civil-service's scheduler would otherwise run later, moving the claim to PREPARE_FOR_HEARING_CONDUCT_HEARING. It is always done in the UI.</w:t>
       </w:r>
     </w:p>
     <w:p>
@@ -408,7 +408,7 @@
         <w:rPr>
           <w:rFonts w:ascii="Arial" w:cs="Arial" w:eastAsia="Arial" w:hAnsi="Arial"/>
         </w:rPr>
-        <w:t xml:space="preserve">CONFIRM_TRIAL_ARRANGEMENTS (group: _CLAIMANT_SOLICITOR, _DEFENDANT1_SOLICITOR, _DEFENDANT2_SOLICITOR): each solicitor confirms with "Confirm trial arrangements" that the case is ready for trial, with no change to the hearing requirements (the second defendant's solicitor only for 1v2DS). A solicitor acting for two parties confirms for both. Like the trial ready check it is fast track only (XUI does not offer it on the intermediate or multi tracks), and it has to be done more than 3 weeks before the hearing. The claim stays in PREPARE_FOR_HEARING_CONDUCT_HEARING. It is always done in the UI.</w:t>
+        <w:t xml:space="preserve">TRIAL_READY_CHECK: on the fast track only, the parties are asked to confirm they are ready for trial. civil-service's scheduler does this once the hearing is less than 3 weeks away; the hearing is 8 weeks ahead, so the test runs the event itself and checks it was recorded on the case. The claim stays in PREPARE_FOR_HEARING_CONDUCT_HEARING.</w:t>
       </w:r>
     </w:p>
     <w:p>
@@ -427,7 +427,7 @@
         <w:rPr>
           <w:rFonts w:ascii="Arial" w:cs="Arial" w:eastAsia="Arial" w:hAnsi="Arial"/>
         </w:rPr>
-        <w:t xml:space="preserve">CREATE_TRIAL_BUNDLE: the trial bundle is created. civil-service's scheduler does this about 3 weeks before the hearing, for every track except intermediate and multi (small claims have bundles too, but go to mediation in this journey), so the test asks civil-service to do it now, waits for the bundle to be stitched into one document and checks the claimant's solicitor sees it on the Bundles tab. The claim stays in PREPARE_FOR_HEARING_CONDUCT_HEARING.</w:t>
+        <w:t xml:space="preserve">CONFIRM_TRIAL_ARRANGEMENTS (group: _CLAIMANT_SOLICITOR, _DEFENDANT1_SOLICITOR, _DEFENDANT2_SOLICITOR): each solicitor confirms with "Confirm trial arrangements" that the case is ready for trial, with no change to the hearing requirements (the second defendant's solicitor only for 1v2DS). A solicitor acting for two parties confirms for both. Like the trial ready check it is fast track only (XUI does not offer it on the intermediate or multi tracks), and it has to be done more than 3 weeks before the hearing. The claim stays in PREPARE_FOR_HEARING_CONDUCT_HEARING. It is always done in the UI.</w:t>
       </w:r>
     </w:p>
     <w:p>
@@ -446,7 +446,7 @@
         <w:rPr>
           <w:rFonts w:ascii="Arial" w:cs="Arial" w:eastAsia="Arial" w:hAnsi="Arial"/>
         </w:rPr>
-        <w:t xml:space="preserve">MOVE_TO_DECISION_OUTCOME: once the hearing date has passed, civil-service's scheduler moves the claim to DECISION_OUTCOME to wait for the judge's decision, on every track. The hearing is weeks away, so the test runs the event itself.</w:t>
+        <w:t xml:space="preserve">CREATE_TRIAL_BUNDLE: the trial bundle is created. civil-service's scheduler does this about 3 weeks before the hearing, for every track except intermediate and multi (small claims have bundles too, but the journey stops after their Standard Direction Order), so the test asks civil-service to do it now, waits for the bundle to be stitched into one document and checks the claimant's solicitor sees it on the Bundles tab. The claim stays in PREPARE_FOR_HEARING_CONDUCT_HEARING.</w:t>
       </w:r>
     </w:p>
     <w:p>
@@ -465,7 +465,7 @@
         <w:rPr>
           <w:rFonts w:ascii="Arial" w:cs="Arial" w:eastAsia="Arial" w:hAnsi="Arial"/>
         </w:rPr>
-        <w:t xml:space="preserve">MAKE_FINAL_ORDER: the judge makes the final order with "Make an order" (FINAL_ORDER, see section 12). On the fast track the judge writes a free form or an assisted order on the page. On the intermediate and multi tracks the judge keeps the claim on its track, picks a template (for the after-hearing template, giving today as the hearing date), and uploads the completed order (playwright-tests/documents/TEST_ORDER.docx). The test checks the order was added to the case and its notifications sent. The claim stays in DECISION_OUTCOME. It is always done in the UI.</w:t>
+        <w:t xml:space="preserve">MOVE_TO_DECISION_OUTCOME: once the hearing date has passed, civil-service's scheduler moves the claim to DECISION_OUTCOME to wait for the judge's decision, on every track. The hearing is weeks away, so the test runs the event itself.</w:t>
       </w:r>
     </w:p>
     <w:p>
@@ -484,6 +484,25 @@
         <w:rPr>
           <w:rFonts w:ascii="Arial" w:cs="Arial" w:eastAsia="Arial" w:hAnsi="Arial"/>
         </w:rPr>
+        <w:t xml:space="preserve">MAKE_FINAL_ORDER: the judge makes the final order with "Make an order" (FINAL_ORDER, see section 12). On the fast track the judge writes a free form or an assisted order on the page. On the intermediate and multi tracks the judge keeps the claim on its track, picks a template (for the after-hearing template, giving today as the hearing date), and uploads the completed order (playwright-tests/documents/TEST_ORDER.docx). The test checks the order was added to the case and its notifications sent. The claim stays in DECISION_OUTCOME. It is always done in the UI.</w:t>
+      </w:r>
+    </w:p>
+    <w:p>
+      <w:pPr>
+        <w:pStyle w:val="ListParagraph"/>
+        <w:numPr>
+          <w:ilvl w:val="0"/>
+          <w:numId w:val="2"/>
+        </w:numPr>
+        <w:tabs>
+          <w:tab w:val="left" w:pos="720"/>
+        </w:tabs>
+        <w:spacing w:after="60"/>
+      </w:pPr>
+      <w:r>
+        <w:rPr>
+          <w:rFonts w:ascii="Arial" w:cs="Arial" w:eastAsia="Arial" w:hAnsi="Arial"/>
+        </w:rPr>
         <w:t xml:space="preserve">CONFIRM_ORDER_REVIEW: the hearing centre admin reviews the order with "Confirm order review": no date a party must do something by, a final order, and nothing left to do. This closes the claim on any track, moving it to All_FINAL_ORDERS_ISSUED. It is always done in the UI.</w:t>
       </w:r>
     </w:p>
@@ -528,7 +547,7 @@
         <w:rPr>
           <w:rFonts w:ascii="Arial" w:cs="Arial" w:eastAsia="Arial" w:hAnsi="Arial"/>
         </w:rPr>
-        <w:t xml:space="preserve">The steps with an API version are CREATE_CLAIM, INFORM_AGREED_EXTENSION_DEFENDANT1/2, RESPOND_TO_CLAIM_DEFENDANT1/2, RESPOND_TO_DEFENCE and MANAGE_CONTACT_INFORMATION. ADD_CASE_NOTE, CREATE_CASE_FLAGS, MAKE_CASE_FLAG_INACTIVE, STAY_CASE, MANAGE_STAY_REQUEST_UPDATE, LIFT_STAY, CREATE_SDO, MAKE_DIRECTIONS_ORDER, UPLOAD_EVIDENCE, CREATE_HEARING_NOTICE, PAY_HEARING_FEE, CONFIRM_TRIAL_ARRANGEMENTS, MAKE_FINAL_ORDER and CONFIRM_ORDER_REVIEW always use the UI. With API_UNTIL=&lt;state&gt; they go through the CCD API until the claim reaches that state, and every step after it goes through the UI. Leave API_UNTIL unset to do everything through the UI.</w:t>
+        <w:t xml:space="preserve">The steps with an API version are CREATE_CLAIM, INFORM_AGREED_EXTENSION_DEFENDANT1/2, RESPOND_TO_CLAIM_DEFENDANT1/2, RESPOND_TO_DEFENCE and MANAGE_CONTACT_INFORMATION. ADD_CASE_NOTE, MEDIATION_UNSUCCESSFUL, CREATE_CASE_FLAGS, MAKE_CASE_FLAG_INACTIVE, STAY_CASE, MANAGE_STAY_REQUEST_UPDATE, LIFT_STAY, CREATE_SDO, MAKE_DIRECTIONS_ORDER, UPLOAD_EVIDENCE, CREATE_HEARING_NOTICE, PAY_HEARING_FEE, CONFIRM_TRIAL_ARRANGEMENTS, MAKE_FINAL_ORDER and CONFIRM_ORDER_REVIEW always use the UI. With API_UNTIL=&lt;state&gt; they go through the CCD API until the claim reaches that state, and every step after it goes through the UI. Leave API_UNTIL unset to do everything through the UI.</w:t>
       </w:r>
     </w:p>
     <w:p>
@@ -1345,9 +1364,9 @@
         </w:tblBorders>
       </w:tblPr>
       <w:tblGrid>
-        <w:gridCol w:w="3633"/>
-        <w:gridCol w:w="2765"/>
-        <w:gridCol w:w="3240"/>
+        <w:gridCol w:w="2860"/>
+        <w:gridCol w:w="4228"/>
+        <w:gridCol w:w="2550"/>
       </w:tblGrid>
       <w:tr>
         <w:trPr>
@@ -1355,7 +1374,7 @@
         </w:trPr>
         <w:tc>
           <w:tcPr>
-            <w:tcW w:type="dxa" w:w="3633"/>
+            <w:tcW w:type="dxa" w:w="2860"/>
             <w:tcBorders>
               <w:top w:val="single" w:color="BFBFBF" w:sz="4"/>
               <w:left w:val="single" w:color="BFBFBF" w:sz="4"/>
@@ -1385,7 +1404,7 @@
         </w:tc>
         <w:tc>
           <w:tcPr>
-            <w:tcW w:type="dxa" w:w="2765"/>
+            <w:tcW w:type="dxa" w:w="4228"/>
             <w:tcBorders>
               <w:top w:val="single" w:color="BFBFBF" w:sz="4"/>
               <w:left w:val="single" w:color="BFBFBF" w:sz="4"/>
@@ -1415,7 +1434,7 @@
         </w:tc>
         <w:tc>
           <w:tcPr>
-            <w:tcW w:type="dxa" w:w="3240"/>
+            <w:tcW w:type="dxa" w:w="2550"/>
             <w:tcBorders>
               <w:top w:val="single" w:color="BFBFBF" w:sz="4"/>
               <w:left w:val="single" w:color="BFBFBF" w:sz="4"/>
@@ -1450,7 +1469,7 @@
         </w:trPr>
         <w:tc>
           <w:tcPr>
-            <w:tcW w:type="dxa" w:w="3633"/>
+            <w:tcW w:type="dxa" w:w="2860"/>
             <w:tcBorders>
               <w:top w:val="single" w:color="BFBFBF" w:sz="4"/>
               <w:left w:val="single" w:color="BFBFBF" w:sz="4"/>
@@ -1477,34 +1496,34 @@
         </w:tc>
         <w:tc>
           <w:tcPr>
-            <w:tcW w:type="dxa" w:w="2765"/>
-            <w:tcBorders>
-              <w:top w:val="single" w:color="BFBFBF" w:sz="4"/>
-              <w:left w:val="single" w:color="BFBFBF" w:sz="4"/>
-              <w:bottom w:val="single" w:color="BFBFBF" w:sz="4"/>
-              <w:right w:val="single" w:color="BFBFBF" w:sz="4"/>
-            </w:tcBorders>
-            <w:tcMar>
-              <w:top w:type="dxa" w:w="60"/>
-              <w:left w:type="dxa" w:w="100"/>
-              <w:bottom w:type="dxa" w:w="60"/>
-              <w:right w:type="dxa" w:w="100"/>
-            </w:tcMar>
-          </w:tcPr>
-          <w:p>
-            <w:r>
-              <w:rPr>
-                <w:rFonts w:ascii="Arial" w:cs="Arial" w:eastAsia="Arial" w:hAnsi="Arial"/>
-                <w:sz w:val="20"/>
-                <w:szCs w:val="20"/>
-              </w:rPr>
-              <w:t xml:space="preserve">IN_MEDIATION</w:t>
-            </w:r>
-          </w:p>
-        </w:tc>
-        <w:tc>
-          <w:tcPr>
-            <w:tcW w:type="dxa" w:w="3240"/>
+            <w:tcW w:type="dxa" w:w="4228"/>
+            <w:tcBorders>
+              <w:top w:val="single" w:color="BFBFBF" w:sz="4"/>
+              <w:left w:val="single" w:color="BFBFBF" w:sz="4"/>
+              <w:bottom w:val="single" w:color="BFBFBF" w:sz="4"/>
+              <w:right w:val="single" w:color="BFBFBF" w:sz="4"/>
+            </w:tcBorders>
+            <w:tcMar>
+              <w:top w:type="dxa" w:w="60"/>
+              <w:left w:type="dxa" w:w="100"/>
+              <w:bottom w:type="dxa" w:w="60"/>
+              <w:right w:type="dxa" w:w="100"/>
+            </w:tcMar>
+          </w:tcPr>
+          <w:p>
+            <w:r>
+              <w:rPr>
+                <w:rFonts w:ascii="Arial" w:cs="Arial" w:eastAsia="Arial" w:hAnsi="Arial"/>
+                <w:sz w:val="20"/>
+                <w:szCs w:val="20"/>
+              </w:rPr>
+              <w:t xml:space="preserve">IN_MEDIATION, then JUDICIAL_REFERRAL after unsuccessful mediation</w:t>
+            </w:r>
+          </w:p>
+        </w:tc>
+        <w:tc>
+          <w:tcPr>
+            <w:tcW w:type="dxa" w:w="2550"/>
             <w:tcBorders>
               <w:top w:val="single" w:color="BFBFBF" w:sz="4"/>
               <w:left w:val="single" w:color="BFBFBF" w:sz="4"/>
@@ -1536,7 +1555,7 @@
         </w:trPr>
         <w:tc>
           <w:tcPr>
-            <w:tcW w:type="dxa" w:w="3633"/>
+            <w:tcW w:type="dxa" w:w="2860"/>
             <w:tcBorders>
               <w:top w:val="single" w:color="BFBFBF" w:sz="4"/>
               <w:left w:val="single" w:color="BFBFBF" w:sz="4"/>
@@ -1563,7 +1582,7 @@
         </w:tc>
         <w:tc>
           <w:tcPr>
-            <w:tcW w:type="dxa" w:w="2765"/>
+            <w:tcW w:type="dxa" w:w="4228"/>
             <w:tcBorders>
               <w:top w:val="single" w:color="BFBFBF" w:sz="4"/>
               <w:left w:val="single" w:color="BFBFBF" w:sz="4"/>
@@ -1590,7 +1609,7 @@
         </w:tc>
         <w:tc>
           <w:tcPr>
-            <w:tcW w:type="dxa" w:w="3240"/>
+            <w:tcW w:type="dxa" w:w="2550"/>
             <w:tcBorders>
               <w:top w:val="single" w:color="BFBFBF" w:sz="4"/>
               <w:left w:val="single" w:color="BFBFBF" w:sz="4"/>

--- a/playwright-tests/RUNNING_SPECIFIED_TESTS.docx
+++ b/playwright-tests/RUNNING_SPECIFIED_TESTS.docx
@@ -32,7 +32,7 @@
         <w:rPr>
           <w:rFonts w:ascii="Arial" w:cs="Arial" w:eastAsia="Arial" w:hAnsi="Arial"/>
         </w:rPr>
-        <w:t xml:space="preserve">Each command starts the journey from scratch: it creates a new specified (money) claim and takes it through the steps in order. A step that does not apply to the claim, or is switched off, is skipped. The journey currently ends with court staff confirming the judge's final order, which moves the claim to All_FINAL_ORDERS_ISSUED. A small claim goes to mediation, then after unsuccessful mediation gets the judge's small claims Standard Direction Order and ends in CASE_PROGRESSION: the small claims steps after the order are not coded yet.</w:t>
+        <w:t xml:space="preserve">Each command starts the journey from scratch: it creates a new specified (money) claim and takes it through the steps in order. A step that does not apply to the claim, or is switched off, is skipped. The journey currently ends with court staff confirming the judge's final order, which moves the claim to All_FINAL_ORDERS_ISSUED. A small claim goes to mediation, then after unsuccessful mediation gets a legal adviser's small claims Standard Direction Order, the solicitors' evidence uploads and a small claims hearing notice, and the claimant's solicitor pays the hearing fee, ending in PREPARE_FOR_HEARING_CONDUCT_HEARING: the small claims steps after that are not coded yet.</w:t>
       </w:r>
     </w:p>
     <w:p>
@@ -351,7 +351,7 @@
         <w:rPr>
           <w:rFonts w:ascii="Arial" w:cs="Arial" w:eastAsia="Arial" w:hAnsi="Arial"/>
         </w:rPr>
-        <w:t xml:space="preserve">UPLOAD_EVIDENCE (group: _CLAIMANT_SOLICITOR, _DEFENDANT1_SOLICITOR, _DEFENDANT2_SOLICITOR): once the judge's order has moved the claim to CASE_PROGRESSION, each solicitor uploads a disclosure list with "Upload Your Documents" (the second defendant's solicitor only for 1v2DS). A solicitor acting for two parties uploads it for both. The claim stays in CASE_PROGRESSION. It is always done in the UI.</w:t>
+        <w:t xml:space="preserve">UPLOAD_EVIDENCE (group: _CLAIMANT_SOLICITOR, _DEFENDANT1_SOLICITOR, _DEFENDANT2_SOLICITOR): once the judge's order has moved the claim to CASE_PROGRESSION, each solicitor uploads a disclosure list with "Upload Your Documents", or on the small claims track, which has no disclosure, documentary evidence for the hearing (once the small claims order is made) (the second defendant's solicitor only for 1v2DS). A solicitor acting for two parties uploads it for both. The claim stays in CASE_PROGRESSION. It is always done in the UI.</w:t>
       </w:r>
     </w:p>
     <w:p>
@@ -370,7 +370,7 @@
         <w:rPr>
           <w:rFonts w:ascii="Arial" w:cs="Arial" w:eastAsia="Arial" w:hAnsi="Arial"/>
         </w:rPr>
-        <w:t xml:space="preserve">CREATE_HEARING_NOTICE: once the evidence is in, the hearing centre admin lists the trial with "Create a hearing notice" (a first listing of a "Trial (Fast, Intermediate and Multi track)" notice at Clerkenwell, 8 weeks ahead). This stands in for HMC returning a listed hearing. civil-service works out the hearing fee and moves the claim to HEARING_READINESS. It is always done in the UI.</w:t>
+        <w:t xml:space="preserve">CREATE_HEARING_NOTICE: once the evidence is in, the hearing centre admin lists the trial with "Create a hearing notice" (a first listing of a "Trial (Fast, Intermediate and Multi track)" notice at Clerkenwell, 8 weeks ahead). A small claim gets a "Small claims hearing" notice instead, straight after its Standard Direction Order. This stands in for HMC returning a listed hearing. civil-service works out the hearing fee and moves the claim to HEARING_READINESS. It is always done in the UI.</w:t>
       </w:r>
     </w:p>
     <w:p>

--- a/playwright-tests/RUNNING_SPECIFIED_TESTS.docx
+++ b/playwright-tests/RUNNING_SPECIFIED_TESTS.docx
@@ -32,7 +32,7 @@
         <w:rPr>
           <w:rFonts w:ascii="Arial" w:cs="Arial" w:eastAsia="Arial" w:hAnsi="Arial"/>
         </w:rPr>
-        <w:t xml:space="preserve">Each command starts the journey from scratch: it creates a new specified (money) claim and takes it through the steps in order. A step that does not apply to the claim, or is switched off, is skipped. The journey currently ends with court staff confirming the judge's final order, which moves the claim to All_FINAL_ORDERS_ISSUED. A small claim goes to mediation, then after unsuccessful mediation gets a legal adviser's small claims Standard Direction Order, the solicitors' evidence uploads and a small claims hearing notice, and the claimant's solicitor pays the hearing fee, ending in PREPARE_FOR_HEARING_CONDUCT_HEARING: the small claims steps after that are not coded yet.</w:t>
+        <w:t xml:space="preserve">Each command starts the journey from scratch: it creates a new specified (money) claim and takes it through the steps in order. A step that does not apply to the claim, or is switched off, is skipped. The journey currently ends with court staff confirming the judge's final order, which moves the claim to All_FINAL_ORDERS_ISSUED. A small claim goes to mediation, then after unsuccessful mediation gets a legal adviser's small claims Standard Direction Order, the solicitors' evidence uploads and a small claims hearing notice, the claimant's solicitor pays the hearing fee and the trial bundle is created, ending in PREPARE_FOR_HEARING_CONDUCT_HEARING: the small claims steps after that are not coded yet.</w:t>
       </w:r>
     </w:p>
     <w:p>
@@ -446,7 +446,7 @@
         <w:rPr>
           <w:rFonts w:ascii="Arial" w:cs="Arial" w:eastAsia="Arial" w:hAnsi="Arial"/>
         </w:rPr>
-        <w:t xml:space="preserve">CREATE_TRIAL_BUNDLE: the trial bundle is created. civil-service's scheduler does this about 3 weeks before the hearing, for every track except intermediate and multi (small claims have bundles too, but the journey stops after their Standard Direction Order), so the test asks civil-service to do it now, waits for the bundle to be stitched into one document and checks the claimant's solicitor sees it on the Bundles tab. The claim stays in PREPARE_FOR_HEARING_CONDUCT_HEARING.</w:t>
+        <w:t xml:space="preserve">CREATE_TRIAL_BUNDLE: the trial bundle is created. civil-service's scheduler does this about 3 weeks before the hearing, for every track except intermediate and multi (small claims have bundles too), so the test asks civil-service to do it now, waits for the bundle to be stitched into one document and checks the claimant's solicitor sees it on the Bundles tab. The claim stays in PREPARE_FOR_HEARING_CONDUCT_HEARING.</w:t>
       </w:r>
     </w:p>
     <w:p>

--- a/playwright-tests/RUNNING_SPECIFIED_TESTS.docx
+++ b/playwright-tests/RUNNING_SPECIFIED_TESTS.docx
@@ -32,7 +32,7 @@
         <w:rPr>
           <w:rFonts w:ascii="Arial" w:cs="Arial" w:eastAsia="Arial" w:hAnsi="Arial"/>
         </w:rPr>
-        <w:t xml:space="preserve">Each command starts the journey from scratch: it creates a new specified (money) claim and takes it through the steps in order. A step that does not apply to the claim, or is switched off, is skipped. The journey currently ends with court staff confirming the judge's final order, which moves the claim to All_FINAL_ORDERS_ISSUED. A small claim goes to mediation, then after unsuccessful mediation gets a legal adviser's small claims Standard Direction Order, the solicitors' evidence uploads and a small claims hearing notice, the claimant's solicitor pays the hearing fee and the trial bundle is created, ending in PREPARE_FOR_HEARING_CONDUCT_HEARING: the small claims steps after that are not coded yet.</w:t>
+        <w:t xml:space="preserve">Each command starts the journey from scratch: it creates a new specified (money) claim and takes it through the steps in order. A step that does not apply to the claim, or is switched off, is skipped. The journey currently ends with court staff confirming the judge's final order, which moves the claim to All_FINAL_ORDERS_ISSUED. A small claim goes to mediation, then after unsuccessful mediation gets a legal adviser's small claims Standard Direction Order, the solicitors' evidence uploads and a small claims hearing notice, the claimant's solicitor pays the hearing fee and the trial bundle is created. After the hearing the judge's final order and the order review take it to All_FINAL_ORDERS_ISSUED, as on the other tracks.</w:t>
       </w:r>
     </w:p>
     <w:p>
@@ -484,7 +484,7 @@
         <w:rPr>
           <w:rFonts w:ascii="Arial" w:cs="Arial" w:eastAsia="Arial" w:hAnsi="Arial"/>
         </w:rPr>
-        <w:t xml:space="preserve">MAKE_FINAL_ORDER: the judge makes the final order with "Make an order" (FINAL_ORDER, see section 12). On the fast track the judge writes a free form or an assisted order on the page. On the intermediate and multi tracks the judge keeps the claim on its track, picks a template (for the after-hearing template, giving today as the hearing date), and uploads the completed order (playwright-tests/documents/TEST_ORDER.docx). The test checks the order was added to the case and its notifications sent. The claim stays in DECISION_OUTCOME. It is always done in the UI.</w:t>
+        <w:t xml:space="preserve">MAKE_FINAL_ORDER: the judge makes the final order with "Make an order" (FINAL_ORDER, see section 12). On the small claims and fast tracks the judge writes a free form or an assisted order on the page. On the intermediate and multi tracks the judge keeps the claim on its track, picks a template (for the after-hearing template, giving today as the hearing date), and uploads the completed order (playwright-tests/documents/TEST_ORDER.docx). The test checks the order was added to the case and its notifications sent. The claim stays in DECISION_OUTCOME. It is always done in the UI.</w:t>
       </w:r>
     </w:p>
     <w:p>
@@ -5796,7 +5796,7 @@
                 <w:sz w:val="20"/>
                 <w:szCs w:val="20"/>
               </w:rPr>
-              <w:t xml:space="preserve">Fast: FREE_FORM_ORDER, ASSISTED_ORDER. Intermediate: BLANK_TEMPLATE_AFTER_HEARING, BLANK_TEMPLATE_BEFORE_HEARING, FIX_A_DATE_FOR_CMC. Multi: those three and FIX_A_DATE_FOR_CCMC</w:t>
+              <w:t xml:space="preserve">Small and fast: FREE_FORM_ORDER, ASSISTED_ORDER. Intermediate: BLANK_TEMPLATE_AFTER_HEARING, BLANK_TEMPLATE_BEFORE_HEARING, FIX_A_DATE_FOR_CMC. Multi: those three and FIX_A_DATE_FOR_CCMC</w:t>
             </w:r>
           </w:p>
         </w:tc>
@@ -5850,7 +5850,7 @@
                 <w:sz w:val="20"/>
                 <w:szCs w:val="20"/>
               </w:rPr>
-              <w:t xml:space="preserve">FREE_FORM_ORDER on fast, BLANK_TEMPLATE_AFTER_HEARING on intermediate and multi. Any other value stops the run.</w:t>
+              <w:t xml:space="preserve">FREE_FORM_ORDER on small and fast, BLANK_TEMPLATE_AFTER_HEARING on intermediate and multi. Any other value stops the run.</w:t>
             </w:r>
           </w:p>
         </w:tc>

--- a/playwright-tests/RUNNING_SPECIFIED_TESTS.docx
+++ b/playwright-tests/RUNNING_SPECIFIED_TESTS.docx
@@ -294,7 +294,7 @@
         <w:rPr>
           <w:rFonts w:ascii="Arial" w:cs="Arial" w:eastAsia="Arial" w:hAnsi="Arial"/>
         </w:rPr>
-        <w:t xml:space="preserve">MEDIATION_UNSUCCESSFUL: when the claimant's response took a small claim to mediation (IN_MEDIATION), the hearing centre admin records with "Mediation Unsuccessful" that a party withdrew. civil-service moves the claim to JUDICIAL_REFERRAL for the judge's directions. It is always done in the UI.</w:t>
+        <w:t xml:space="preserve">MEDIATION_SUCCESSFUL (optional): when the claimant's response took a small claim to mediation (IN_MEDIATION), the hearing centre admin records with "Mediation Successful" that the claim settled today and uploads the mediation agreement. civil-service stays the case (CASE_STAYED), which ends the journey: MEDIATION_UNSUCCESSFUL and every step after it are skipped (MEDIATION_SUCCESSFUL=Yes). It is always done in the UI.</w:t>
       </w:r>
     </w:p>
     <w:p>
@@ -313,7 +313,7 @@
         <w:rPr>
           <w:rFonts w:ascii="Arial" w:cs="Arial" w:eastAsia="Arial" w:hAnsi="Arial"/>
         </w:rPr>
-        <w:t xml:space="preserve">CREATE_SDO: the judge makes a Standard Direction Order, moving the claim from JUDICIAL_REFERRAL to CASE_PROGRESSION. It runs on the fast track when the claimant's response took the claim to JUDICIAL_REFERRAL, and on the small claims track after unsuccessful mediation, where work allocation gives the directions task to a legal adviser, who makes the order (a one hour hearing, in person at the court civil-service fills in). It is always done in the UI, where the judge opens the event by its URL (and claims the directions task first where work allocation needs one).</w:t>
+        <w:t xml:space="preserve">MEDIATION_UNSUCCESSFUL: when the claimant's response took a small claim to mediation (IN_MEDIATION) and MEDIATION_SUCCESSFUL is not Yes, the hearing centre admin records with "Mediation Unsuccessful" that a party withdrew. civil-service moves the claim to JUDICIAL_REFERRAL for the judge's directions. It is always done in the UI.</w:t>
       </w:r>
     </w:p>
     <w:p>
@@ -332,7 +332,7 @@
         <w:rPr>
           <w:rFonts w:ascii="Arial" w:cs="Arial" w:eastAsia="Arial" w:hAnsi="Arial"/>
         </w:rPr>
-        <w:t xml:space="preserve">MAKE_DIRECTIONS_ORDER: on the intermediate and multi tracks, which have no Standard Direction Order, the judge makes a directions order with "Make an order" instead, also moving the claim from JUDICIAL_REFERRAL to CASE_PROGRESSION. The judge keeps the claim on its track, chooses the blank template for an order before a hearing and uploads the completed order (playwright-tests/documents/TEST_ORDER.docx; the page only takes Word documents). It is always done in the UI (claiming the track allocation task first where work allocation needs one).</w:t>
+        <w:t xml:space="preserve">CREATE_SDO: the judge makes a Standard Direction Order, moving the claim from JUDICIAL_REFERRAL to CASE_PROGRESSION. It runs on the fast track when the claimant's response took the claim to JUDICIAL_REFERRAL, and on the small claims track after unsuccessful mediation, where work allocation gives the directions task to a legal adviser, who makes the order (a one hour hearing, in person at the court civil-service fills in). It is always done in the UI, where the judge opens the event by its URL (and claims the directions task first where work allocation needs one).</w:t>
       </w:r>
     </w:p>
     <w:p>
@@ -351,7 +351,7 @@
         <w:rPr>
           <w:rFonts w:ascii="Arial" w:cs="Arial" w:eastAsia="Arial" w:hAnsi="Arial"/>
         </w:rPr>
-        <w:t xml:space="preserve">UPLOAD_EVIDENCE (group: _CLAIMANT_SOLICITOR, _DEFENDANT1_SOLICITOR, _DEFENDANT2_SOLICITOR): once the judge's order has moved the claim to CASE_PROGRESSION, each solicitor uploads a disclosure list with "Upload Your Documents", or on the small claims track, which has no disclosure, documentary evidence for the hearing (once the small claims order is made) (the second defendant's solicitor only for 1v2DS). A solicitor acting for two parties uploads it for both. The claim stays in CASE_PROGRESSION. It is always done in the UI.</w:t>
+        <w:t xml:space="preserve">MAKE_DIRECTIONS_ORDER: on the intermediate and multi tracks, which have no Standard Direction Order, the judge makes a directions order with "Make an order" instead, also moving the claim from JUDICIAL_REFERRAL to CASE_PROGRESSION. The judge keeps the claim on its track, chooses the blank template for an order before a hearing and uploads the completed order (playwright-tests/documents/TEST_ORDER.docx; the page only takes Word documents). It is always done in the UI (claiming the track allocation task first where work allocation needs one).</w:t>
       </w:r>
     </w:p>
     <w:p>
@@ -370,7 +370,7 @@
         <w:rPr>
           <w:rFonts w:ascii="Arial" w:cs="Arial" w:eastAsia="Arial" w:hAnsi="Arial"/>
         </w:rPr>
-        <w:t xml:space="preserve">CREATE_HEARING_NOTICE: once the evidence is in, the hearing centre admin lists the trial with "Create a hearing notice" (a first listing of a "Trial (Fast, Intermediate and Multi track)" notice at Clerkenwell, 8 weeks ahead). A small claim gets a "Small claims hearing" notice instead, straight after its Standard Direction Order. This stands in for HMC returning a listed hearing. civil-service works out the hearing fee and moves the claim to HEARING_READINESS. It is always done in the UI.</w:t>
+        <w:t xml:space="preserve">UPLOAD_EVIDENCE (group: _CLAIMANT_SOLICITOR, _DEFENDANT1_SOLICITOR, _DEFENDANT2_SOLICITOR): once the judge's order has moved the claim to CASE_PROGRESSION, each solicitor uploads a disclosure list with "Upload Your Documents", or on the small claims track, which has no disclosure, documentary evidence for the hearing (once the small claims order is made) (the second defendant's solicitor only for 1v2DS). A solicitor acting for two parties uploads it for both. The claim stays in CASE_PROGRESSION. It is always done in the UI.</w:t>
       </w:r>
     </w:p>
     <w:p>
@@ -389,7 +389,7 @@
         <w:rPr>
           <w:rFonts w:ascii="Arial" w:cs="Arial" w:eastAsia="Arial" w:hAnsi="Arial"/>
         </w:rPr>
-        <w:t xml:space="preserve">PAY_HEARING_FEE: the claimant's solicitor pays the hearing fee from the Service Request tab, by PBA or card (PAYMENT_METHOD). If the payment service has not told civil-service about the payment within a minute, the test does. The test then runs HEARING_FEE_PAID, which civil-service's scheduler would otherwise run later, moving the claim to PREPARE_FOR_HEARING_CONDUCT_HEARING. It is always done in the UI.</w:t>
+        <w:t xml:space="preserve">CREATE_HEARING_NOTICE: once the evidence is in, the hearing centre admin lists the trial with "Create a hearing notice" (a first listing of a "Trial (Fast, Intermediate and Multi track)" notice at Clerkenwell, 8 weeks ahead). A small claim gets a "Small claims hearing" notice instead, straight after its Standard Direction Order. This stands in for HMC returning a listed hearing. civil-service works out the hearing fee and moves the claim to HEARING_READINESS. It is always done in the UI.</w:t>
       </w:r>
     </w:p>
     <w:p>
@@ -408,7 +408,7 @@
         <w:rPr>
           <w:rFonts w:ascii="Arial" w:cs="Arial" w:eastAsia="Arial" w:hAnsi="Arial"/>
         </w:rPr>
-        <w:t xml:space="preserve">TRIAL_READY_CHECK: on the fast track only, the parties are asked to confirm they are ready for trial. civil-service's scheduler does this once the hearing is less than 3 weeks away; the hearing is 8 weeks ahead, so the test runs the event itself and checks it was recorded on the case. The claim stays in PREPARE_FOR_HEARING_CONDUCT_HEARING.</w:t>
+        <w:t xml:space="preserve">PAY_HEARING_FEE: the claimant's solicitor pays the hearing fee from the Service Request tab, by PBA or card (PAYMENT_METHOD). If the payment service has not told civil-service about the payment within a minute, the test does. The test then runs HEARING_FEE_PAID, which civil-service's scheduler would otherwise run later, moving the claim to PREPARE_FOR_HEARING_CONDUCT_HEARING. It is always done in the UI.</w:t>
       </w:r>
     </w:p>
     <w:p>
@@ -427,7 +427,7 @@
         <w:rPr>
           <w:rFonts w:ascii="Arial" w:cs="Arial" w:eastAsia="Arial" w:hAnsi="Arial"/>
         </w:rPr>
-        <w:t xml:space="preserve">CONFIRM_TRIAL_ARRANGEMENTS (group: _CLAIMANT_SOLICITOR, _DEFENDANT1_SOLICITOR, _DEFENDANT2_SOLICITOR): each solicitor confirms with "Confirm trial arrangements" that the case is ready for trial, with no change to the hearing requirements (the second defendant's solicitor only for 1v2DS). A solicitor acting for two parties confirms for both. Like the trial ready check it is fast track only (XUI does not offer it on the intermediate or multi tracks), and it has to be done more than 3 weeks before the hearing. The claim stays in PREPARE_FOR_HEARING_CONDUCT_HEARING. It is always done in the UI.</w:t>
+        <w:t xml:space="preserve">TRIAL_READY_CHECK: on the fast track only, the parties are asked to confirm they are ready for trial. civil-service's scheduler does this once the hearing is less than 3 weeks away; the hearing is 8 weeks ahead, so the test runs the event itself and checks it was recorded on the case. The claim stays in PREPARE_FOR_HEARING_CONDUCT_HEARING.</w:t>
       </w:r>
     </w:p>
     <w:p>
@@ -446,7 +446,7 @@
         <w:rPr>
           <w:rFonts w:ascii="Arial" w:cs="Arial" w:eastAsia="Arial" w:hAnsi="Arial"/>
         </w:rPr>
-        <w:t xml:space="preserve">CREATE_TRIAL_BUNDLE: the trial bundle is created. civil-service's scheduler does this about 3 weeks before the hearing, for every track except intermediate and multi (small claims have bundles too), so the test asks civil-service to do it now, waits for the bundle to be stitched into one document and checks the claimant's solicitor sees it on the Bundles tab. The claim stays in PREPARE_FOR_HEARING_CONDUCT_HEARING.</w:t>
+        <w:t xml:space="preserve">CONFIRM_TRIAL_ARRANGEMENTS (group: _CLAIMANT_SOLICITOR, _DEFENDANT1_SOLICITOR, _DEFENDANT2_SOLICITOR): each solicitor confirms with "Confirm trial arrangements" that the case is ready for trial, with no change to the hearing requirements (the second defendant's solicitor only for 1v2DS). A solicitor acting for two parties confirms for both. Like the trial ready check it is fast track only (XUI does not offer it on the intermediate or multi tracks), and it has to be done more than 3 weeks before the hearing. The claim stays in PREPARE_FOR_HEARING_CONDUCT_HEARING. It is always done in the UI.</w:t>
       </w:r>
     </w:p>
     <w:p>
@@ -465,7 +465,7 @@
         <w:rPr>
           <w:rFonts w:ascii="Arial" w:cs="Arial" w:eastAsia="Arial" w:hAnsi="Arial"/>
         </w:rPr>
-        <w:t xml:space="preserve">MOVE_TO_DECISION_OUTCOME: once the hearing date has passed, civil-service's scheduler moves the claim to DECISION_OUTCOME to wait for the judge's decision, on every track. The hearing is weeks away, so the test runs the event itself.</w:t>
+        <w:t xml:space="preserve">CREATE_TRIAL_BUNDLE: the trial bundle is created. civil-service's scheduler does this about 3 weeks before the hearing, for every track except intermediate and multi (small claims have bundles too), so the test asks civil-service to do it now, waits for the bundle to be stitched into one document and checks the claimant's solicitor sees it on the Bundles tab. The claim stays in PREPARE_FOR_HEARING_CONDUCT_HEARING.</w:t>
       </w:r>
     </w:p>
     <w:p>
@@ -484,7 +484,7 @@
         <w:rPr>
           <w:rFonts w:ascii="Arial" w:cs="Arial" w:eastAsia="Arial" w:hAnsi="Arial"/>
         </w:rPr>
-        <w:t xml:space="preserve">MAKE_FINAL_ORDER: the judge makes the final order with "Make an order" (FINAL_ORDER, see section 12). On the small claims and fast tracks the judge writes a free form or an assisted order on the page. On the intermediate and multi tracks the judge keeps the claim on its track, picks a template (for the after-hearing template, giving today as the hearing date), and uploads the completed order (playwright-tests/documents/TEST_ORDER.docx). The test checks the order was added to the case and its notifications sent. The claim stays in DECISION_OUTCOME. It is always done in the UI.</w:t>
+        <w:t xml:space="preserve">MOVE_TO_DECISION_OUTCOME: once the hearing date has passed, civil-service's scheduler moves the claim to DECISION_OUTCOME to wait for the judge's decision, on every track. The hearing is weeks away, so the test runs the event itself.</w:t>
       </w:r>
     </w:p>
     <w:p>
@@ -503,6 +503,25 @@
         <w:rPr>
           <w:rFonts w:ascii="Arial" w:cs="Arial" w:eastAsia="Arial" w:hAnsi="Arial"/>
         </w:rPr>
+        <w:t xml:space="preserve">MAKE_FINAL_ORDER: the judge makes the final order with "Make an order" (FINAL_ORDER, see section 12). On the small claims and fast tracks the judge writes a free form or an assisted order on the page. On the intermediate and multi tracks the judge keeps the claim on its track, picks a template (for the after-hearing template, giving today as the hearing date), and uploads the completed order (playwright-tests/documents/TEST_ORDER.docx). The test checks the order was added to the case and its notifications sent. The claim stays in DECISION_OUTCOME. It is always done in the UI.</w:t>
+      </w:r>
+    </w:p>
+    <w:p>
+      <w:pPr>
+        <w:pStyle w:val="ListParagraph"/>
+        <w:numPr>
+          <w:ilvl w:val="0"/>
+          <w:numId w:val="2"/>
+        </w:numPr>
+        <w:tabs>
+          <w:tab w:val="left" w:pos="720"/>
+        </w:tabs>
+        <w:spacing w:after="60"/>
+      </w:pPr>
+      <w:r>
+        <w:rPr>
+          <w:rFonts w:ascii="Arial" w:cs="Arial" w:eastAsia="Arial" w:hAnsi="Arial"/>
+        </w:rPr>
         <w:t xml:space="preserve">CONFIRM_ORDER_REVIEW: the hearing centre admin reviews the order with "Confirm order review": no date a party must do something by, a final order, and nothing left to do. This closes the claim on any track, moving it to All_FINAL_ORDERS_ISSUED. It is always done in the UI.</w:t>
       </w:r>
     </w:p>
@@ -547,7 +566,7 @@
         <w:rPr>
           <w:rFonts w:ascii="Arial" w:cs="Arial" w:eastAsia="Arial" w:hAnsi="Arial"/>
         </w:rPr>
-        <w:t xml:space="preserve">The steps with an API version are CREATE_CLAIM, INFORM_AGREED_EXTENSION_DEFENDANT1/2, RESPOND_TO_CLAIM_DEFENDANT1/2, RESPOND_TO_DEFENCE and MANAGE_CONTACT_INFORMATION. ADD_CASE_NOTE, MEDIATION_UNSUCCESSFUL, CREATE_CASE_FLAGS, MAKE_CASE_FLAG_INACTIVE, STAY_CASE, MANAGE_STAY_REQUEST_UPDATE, LIFT_STAY, CREATE_SDO, MAKE_DIRECTIONS_ORDER, UPLOAD_EVIDENCE, CREATE_HEARING_NOTICE, PAY_HEARING_FEE, CONFIRM_TRIAL_ARRANGEMENTS, MAKE_FINAL_ORDER and CONFIRM_ORDER_REVIEW always use the UI. With API_UNTIL=&lt;state&gt; they go through the CCD API until the claim reaches that state, and every step after it goes through the UI. Leave API_UNTIL unset to do everything through the UI.</w:t>
+        <w:t xml:space="preserve">The steps with an API version are CREATE_CLAIM, INFORM_AGREED_EXTENSION_DEFENDANT1/2, RESPOND_TO_CLAIM_DEFENDANT1/2, RESPOND_TO_DEFENCE and MANAGE_CONTACT_INFORMATION. ADD_CASE_NOTE, MEDIATION_SUCCESSFUL, MEDIATION_UNSUCCESSFUL, CREATE_CASE_FLAGS, MAKE_CASE_FLAG_INACTIVE, STAY_CASE, MANAGE_STAY_REQUEST_UPDATE, LIFT_STAY, CREATE_SDO, MAKE_DIRECTIONS_ORDER, UPLOAD_EVIDENCE, CREATE_HEARING_NOTICE, PAY_HEARING_FEE, CONFIRM_TRIAL_ARRANGEMENTS, MAKE_FINAL_ORDER and CONFIRM_ORDER_REVIEW always use the UI. With API_UNTIL=&lt;state&gt; they go through the CCD API until the claim reaches that state, and every step after it goes through the UI. Leave API_UNTIL unset to do everything through the UI.</w:t>
       </w:r>
     </w:p>
     <w:p>
@@ -1517,7 +1536,7 @@
                 <w:sz w:val="20"/>
                 <w:szCs w:val="20"/>
               </w:rPr>
-              <w:t xml:space="preserve">IN_MEDIATION, then JUDICIAL_REFERRAL after unsuccessful mediation</w:t>
+              <w:t xml:space="preserve">IN_MEDIATION, then JUDICIAL_REFERRAL after unsuccessful mediation (CASE_STAYED if it was successful)</w:t>
             </w:r>
           </w:p>
         </w:tc>
@@ -4608,6 +4627,119 @@
                 <w:szCs w:val="20"/>
               </w:rPr>
               <w:t xml:space="preserve">Optional steps: stay the case once it reaches JUDICIAL_REFERRAL, ask for an update and lift the stay.</w:t>
+            </w:r>
+          </w:p>
+        </w:tc>
+      </w:tr>
+      <w:tr>
+        <w:trPr>
+          <w:tblHeader w:val="off"/>
+        </w:trPr>
+        <w:tc>
+          <w:tcPr>
+            <w:tcW w:type="dxa" w:w="1692"/>
+            <w:tcBorders>
+              <w:top w:val="single" w:color="BFBFBF" w:sz="4"/>
+              <w:left w:val="single" w:color="BFBFBF" w:sz="4"/>
+              <w:bottom w:val="single" w:color="BFBFBF" w:sz="4"/>
+              <w:right w:val="single" w:color="BFBFBF" w:sz="4"/>
+            </w:tcBorders>
+            <w:tcMar>
+              <w:top w:type="dxa" w:w="60"/>
+              <w:left w:type="dxa" w:w="100"/>
+              <w:bottom w:type="dxa" w:w="60"/>
+              <w:right w:type="dxa" w:w="100"/>
+            </w:tcMar>
+          </w:tcPr>
+          <w:p>
+            <w:r>
+              <w:rPr>
+                <w:rFonts w:ascii="Courier New" w:cs="Courier New" w:eastAsia="Courier New" w:hAnsi="Courier New"/>
+                <w:sz w:val="20"/>
+                <w:szCs w:val="20"/>
+              </w:rPr>
+              <w:t xml:space="preserve">MEDIATION_SUCCESSFUL</w:t>
+            </w:r>
+          </w:p>
+        </w:tc>
+        <w:tc>
+          <w:tcPr>
+            <w:tcW w:type="dxa" w:w="3196"/>
+            <w:tcBorders>
+              <w:top w:val="single" w:color="BFBFBF" w:sz="4"/>
+              <w:left w:val="single" w:color="BFBFBF" w:sz="4"/>
+              <w:bottom w:val="single" w:color="BFBFBF" w:sz="4"/>
+              <w:right w:val="single" w:color="BFBFBF" w:sz="4"/>
+            </w:tcBorders>
+            <w:tcMar>
+              <w:top w:type="dxa" w:w="60"/>
+              <w:left w:type="dxa" w:w="100"/>
+              <w:bottom w:type="dxa" w:w="60"/>
+              <w:right w:type="dxa" w:w="100"/>
+            </w:tcMar>
+          </w:tcPr>
+          <w:p>
+            <w:r>
+              <w:rPr>
+                <w:rFonts w:ascii="Arial" w:cs="Arial" w:eastAsia="Arial" w:hAnsi="Arial"/>
+                <w:sz w:val="20"/>
+                <w:szCs w:val="20"/>
+              </w:rPr>
+              <w:t xml:space="preserve">Yes, No</w:t>
+            </w:r>
+          </w:p>
+        </w:tc>
+        <w:tc>
+          <w:tcPr>
+            <w:tcW w:type="dxa" w:w="1551"/>
+            <w:tcBorders>
+              <w:top w:val="single" w:color="BFBFBF" w:sz="4"/>
+              <w:left w:val="single" w:color="BFBFBF" w:sz="4"/>
+              <w:bottom w:val="single" w:color="BFBFBF" w:sz="4"/>
+              <w:right w:val="single" w:color="BFBFBF" w:sz="4"/>
+            </w:tcBorders>
+            <w:tcMar>
+              <w:top w:type="dxa" w:w="60"/>
+              <w:left w:type="dxa" w:w="100"/>
+              <w:bottom w:type="dxa" w:w="60"/>
+              <w:right w:type="dxa" w:w="100"/>
+            </w:tcMar>
+          </w:tcPr>
+          <w:p>
+            <w:r>
+              <w:rPr>
+                <w:rFonts w:ascii="Arial" w:cs="Arial" w:eastAsia="Arial" w:hAnsi="Arial"/>
+                <w:sz w:val="20"/>
+                <w:szCs w:val="20"/>
+              </w:rPr>
+              <w:t xml:space="preserve">No</w:t>
+            </w:r>
+          </w:p>
+        </w:tc>
+        <w:tc>
+          <w:tcPr>
+            <w:tcW w:type="dxa" w:w="3199"/>
+            <w:tcBorders>
+              <w:top w:val="single" w:color="BFBFBF" w:sz="4"/>
+              <w:left w:val="single" w:color="BFBFBF" w:sz="4"/>
+              <w:bottom w:val="single" w:color="BFBFBF" w:sz="4"/>
+              <w:right w:val="single" w:color="BFBFBF" w:sz="4"/>
+            </w:tcBorders>
+            <w:tcMar>
+              <w:top w:type="dxa" w:w="60"/>
+              <w:left w:type="dxa" w:w="100"/>
+              <w:bottom w:type="dxa" w:w="60"/>
+              <w:right w:type="dxa" w:w="100"/>
+            </w:tcMar>
+          </w:tcPr>
+          <w:p>
+            <w:r>
+              <w:rPr>
+                <w:rFonts w:ascii="Arial" w:cs="Arial" w:eastAsia="Arial" w:hAnsi="Arial"/>
+                <w:sz w:val="20"/>
+                <w:szCs w:val="20"/>
+              </w:rPr>
+              <w:t xml:space="preserve">Optional step: mediation settles a small claim, which stays the case (CASE_STAYED) and ends the journey, instead of mediation being unsuccessful.</w:t>
             </w:r>
           </w:p>
         </w:tc>

--- a/playwright-tests/RUNNING_SPECIFIED_TESTS.docx
+++ b/playwright-tests/RUNNING_SPECIFIED_TESTS.docx
@@ -142,7 +142,7 @@
         <w:rPr>
           <w:rFonts w:ascii="Arial" w:cs="Arial" w:eastAsia="Arial" w:hAnsi="Arial"/>
         </w:rPr>
-        <w:t xml:space="preserve">ADD_CASE_NOTE (optional): the hearing centre admin adds a case note with "Add a case note" straight after the claim is issued (ADD_CASE_NOTE=Yes). The test checks it shows on the Notes tab. The claim stays in AWAITING_RESPONDENT_ACKNOWLEDGEMENT. It is always done in the UI.</w:t>
+        <w:t xml:space="preserve">ADD_CASE_NOTE (optional): the hearing centre admin adds a case note with "Add a case note" straight after the claim is issued (ADD_CASE_NOTE=Yes). The test checks it shows on the Notes tab (through the API, that it is in the case's saved notes). The claim stays in AWAITING_RESPONDENT_ACKNOWLEDGEMENT. It has an API version.</w:t>
       </w:r>
     </w:p>
     <w:p>
@@ -237,7 +237,7 @@
         <w:rPr>
           <w:rFonts w:ascii="Arial" w:cs="Arial" w:eastAsia="Arial" w:hAnsi="Arial"/>
         </w:rPr>
-        <w:t xml:space="preserve">CREATE_CASE_FLAGS, MAKE_CASE_FLAG_INACTIVE (optional): once the claimant has responded and the claim is still online, the hearing centre admin adds each flag in CASE_FLAGS with "Create case flags", then makes the first one inactive with "Manage case flags" (see section 8). The test checks each flag was saved, and the claim stays in the state the claimant's response left it in. It is always done in the UI.</w:t>
+        <w:t xml:space="preserve">CREATE_CASE_FLAGS, MAKE_CASE_FLAG_INACTIVE (optional): once the claimant has responded and the claim is still online, the hearing centre admin adds each flag in CASE_FLAGS with "Create case flags", then makes the first one inactive with "Manage case flags" (see section 8). The test checks each flag was saved, and the claim stays in the state the claimant's response left it in. It has an API version.</w:t>
       </w:r>
     </w:p>
     <w:p>
@@ -275,7 +275,7 @@
         <w:rPr>
           <w:rFonts w:ascii="Arial" w:cs="Arial" w:eastAsia="Arial" w:hAnsi="Arial"/>
         </w:rPr>
-        <w:t xml:space="preserve">STAY_CASE, MANAGE_STAY_REQUEST_UPDATE, LIFT_STAY (optional): once the claimant's response has taken the claim to JUDICIAL_REFERRAL, the hearing centre admin stays the case with "Stay case" (CASE_STAYED), asks the parties for an update with "Manage stay", then lifts the stay, which takes the claim back to JUDICIAL_REFERRAL for the judge's order (STAY_CASE=Yes). It is always done in the UI.</w:t>
+        <w:t xml:space="preserve">STAY_CASE, MANAGE_STAY_REQUEST_UPDATE, LIFT_STAY (optional): once the claimant's response has taken the claim to JUDICIAL_REFERRAL, the hearing centre admin stays the case with "Stay case" (CASE_STAYED), asks the parties for an update with "Manage stay", then lifts the stay, which takes the claim back to JUDICIAL_REFERRAL for the judge's order (STAY_CASE=Yes). It has an API version.</w:t>
       </w:r>
     </w:p>
     <w:p>
@@ -294,7 +294,7 @@
         <w:rPr>
           <w:rFonts w:ascii="Arial" w:cs="Arial" w:eastAsia="Arial" w:hAnsi="Arial"/>
         </w:rPr>
-        <w:t xml:space="preserve">MEDIATION_SUCCESSFUL (optional): when the claimant's response took a small claim to mediation (IN_MEDIATION), the hearing centre admin records with "Mediation Successful" that the claim settled today and uploads the mediation agreement. civil-service stays the case (CASE_STAYED), which ends the journey: MEDIATION_UNSUCCESSFUL and every step after it are skipped (MEDIATION_SUCCESSFUL=Yes). It is always done in the UI.</w:t>
+        <w:t xml:space="preserve">MEDIATION_SUCCESSFUL (optional): when the claimant's response took a small claim to mediation (IN_MEDIATION), the hearing centre admin records with "Mediation Successful" that the claim settled today and uploads the mediation agreement. civil-service stays the case (CASE_STAYED), which ends the journey: MEDIATION_UNSUCCESSFUL and every step after it are skipped (MEDIATION_SUCCESSFUL=Yes). It has an API version.</w:t>
       </w:r>
     </w:p>
     <w:p>
@@ -313,7 +313,7 @@
         <w:rPr>
           <w:rFonts w:ascii="Arial" w:cs="Arial" w:eastAsia="Arial" w:hAnsi="Arial"/>
         </w:rPr>
-        <w:t xml:space="preserve">MEDIATION_UNSUCCESSFUL: when the claimant's response took a small claim to mediation (IN_MEDIATION) and MEDIATION_SUCCESSFUL is not Yes, the hearing centre admin records with "Mediation Unsuccessful" that a party withdrew. civil-service moves the claim to JUDICIAL_REFERRAL for the judge's directions. It is always done in the UI.</w:t>
+        <w:t xml:space="preserve">MEDIATION_UNSUCCESSFUL: when the claimant's response took a small claim to mediation (IN_MEDIATION) and MEDIATION_SUCCESSFUL is not Yes, the hearing centre admin records with "Mediation Unsuccessful" that a party withdrew. civil-service moves the claim to JUDICIAL_REFERRAL for the judge's directions. It has an API version.</w:t>
       </w:r>
     </w:p>
     <w:p>
@@ -332,7 +332,7 @@
         <w:rPr>
           <w:rFonts w:ascii="Arial" w:cs="Arial" w:eastAsia="Arial" w:hAnsi="Arial"/>
         </w:rPr>
-        <w:t xml:space="preserve">CREATE_SDO: the judge makes a Standard Direction Order, moving the claim from JUDICIAL_REFERRAL to CASE_PROGRESSION. It runs on the fast track when the claimant's response took the claim to JUDICIAL_REFERRAL, and on the small claims track after unsuccessful mediation, where work allocation gives the directions task to a legal adviser, who makes the order (a one hour hearing, in person at the court civil-service fills in). It is always done in the UI, where the judge opens the event by its URL (and claims the directions task first where work allocation needs one).</w:t>
+        <w:t xml:space="preserve">CREATE_SDO: the judge makes a Standard Direction Order, moving the claim from JUDICIAL_REFERRAL to CASE_PROGRESSION. It runs on the fast track when the claimant's response took the claim to JUDICIAL_REFERRAL, and on the small claims track after unsuccessful mediation, where work allocation gives the directions task to a legal adviser, who makes the order (a one hour hearing, in person at the court civil-service fills in). In the UI the judge opens the event by its URL. The directions task is claimed first where work allocation needs one, for the API version too.</w:t>
       </w:r>
     </w:p>
     <w:p>
@@ -351,7 +351,7 @@
         <w:rPr>
           <w:rFonts w:ascii="Arial" w:cs="Arial" w:eastAsia="Arial" w:hAnsi="Arial"/>
         </w:rPr>
-        <w:t xml:space="preserve">MAKE_DIRECTIONS_ORDER: on the intermediate and multi tracks, which have no Standard Direction Order, the judge makes a directions order with "Make an order" instead, also moving the claim from JUDICIAL_REFERRAL to CASE_PROGRESSION. The judge keeps the claim on its track, chooses the blank template for an order before a hearing and uploads the completed order (playwright-tests/documents/TEST_ORDER.docx; the page only takes Word documents). It is always done in the UI (claiming the track allocation task first where work allocation needs one).</w:t>
+        <w:t xml:space="preserve">MAKE_DIRECTIONS_ORDER: on the intermediate and multi tracks, which have no Standard Direction Order, the judge makes a directions order with "Make an order" instead, also moving the claim from JUDICIAL_REFERRAL to CASE_PROGRESSION. The judge keeps the claim on its track, chooses the blank template for an order before a hearing and uploads the completed order (playwright-tests/documents/TEST_ORDER.docx; the page only takes Word documents). The track allocation task is claimed first where work allocation needs one. It has an API version.</w:t>
       </w:r>
     </w:p>
     <w:p>
@@ -370,7 +370,7 @@
         <w:rPr>
           <w:rFonts w:ascii="Arial" w:cs="Arial" w:eastAsia="Arial" w:hAnsi="Arial"/>
         </w:rPr>
-        <w:t xml:space="preserve">UPLOAD_EVIDENCE (group: _CLAIMANT_SOLICITOR, _DEFENDANT1_SOLICITOR, _DEFENDANT2_SOLICITOR): once the judge's order has moved the claim to CASE_PROGRESSION, each solicitor uploads a disclosure list with "Upload Your Documents", or on the small claims track, which has no disclosure, documentary evidence for the hearing (once the small claims order is made) (the second defendant's solicitor only for 1v2DS). A solicitor acting for two parties uploads it for both. The claim stays in CASE_PROGRESSION. It is always done in the UI.</w:t>
+        <w:t xml:space="preserve">UPLOAD_EVIDENCE (group: _CLAIMANT_SOLICITOR, _DEFENDANT1_SOLICITOR, _DEFENDANT2_SOLICITOR): once the judge's order has moved the claim to CASE_PROGRESSION, each solicitor uploads a disclosure list with "Upload Your Documents", or on the small claims track, which has no disclosure, documentary evidence for the hearing (once the small claims order is made) (the second defendant's solicitor only for 1v2DS). A solicitor acting for two parties uploads it for both. The claim stays in CASE_PROGRESSION. It has an API version.</w:t>
       </w:r>
     </w:p>
     <w:p>
@@ -389,7 +389,7 @@
         <w:rPr>
           <w:rFonts w:ascii="Arial" w:cs="Arial" w:eastAsia="Arial" w:hAnsi="Arial"/>
         </w:rPr>
-        <w:t xml:space="preserve">CREATE_HEARING_NOTICE: once the evidence is in, the hearing centre admin lists the trial with "Create a hearing notice" (a first listing of a "Trial (Fast, Intermediate and Multi track)" notice at Clerkenwell, 8 weeks ahead). A small claim gets a "Small claims hearing" notice instead, straight after its Standard Direction Order. This stands in for HMC returning a listed hearing. civil-service works out the hearing fee and moves the claim to HEARING_READINESS. It is always done in the UI.</w:t>
+        <w:t xml:space="preserve">CREATE_HEARING_NOTICE: once the evidence is in, the hearing centre admin lists the trial with "Create a hearing notice" (a first listing of a "Trial (Fast, Intermediate and Multi track)" notice at Clerkenwell, 8 weeks ahead). A small claim gets a "Small claims hearing" notice instead, straight after its Standard Direction Order. This stands in for HMC returning a listed hearing. civil-service works out the hearing fee and moves the claim to HEARING_READINESS. It has an API version.</w:t>
       </w:r>
     </w:p>
     <w:p>
@@ -446,7 +446,7 @@
         <w:rPr>
           <w:rFonts w:ascii="Arial" w:cs="Arial" w:eastAsia="Arial" w:hAnsi="Arial"/>
         </w:rPr>
-        <w:t xml:space="preserve">CONFIRM_TRIAL_ARRANGEMENTS (group: _CLAIMANT_SOLICITOR, _DEFENDANT1_SOLICITOR, _DEFENDANT2_SOLICITOR): each solicitor confirms with "Confirm trial arrangements" that the case is ready for trial, with no change to the hearing requirements (the second defendant's solicitor only for 1v2DS). A solicitor acting for two parties confirms for both. Like the trial ready check it is fast track only (XUI does not offer it on the intermediate or multi tracks), and it has to be done more than 3 weeks before the hearing. The claim stays in PREPARE_FOR_HEARING_CONDUCT_HEARING. It is always done in the UI.</w:t>
+        <w:t xml:space="preserve">CONFIRM_TRIAL_ARRANGEMENTS (group: _CLAIMANT_SOLICITOR, _DEFENDANT1_SOLICITOR, _DEFENDANT2_SOLICITOR): each solicitor confirms with "Confirm trial arrangements" that the case is ready for trial, with no change to the hearing requirements (the second defendant's solicitor only for 1v2DS). A solicitor acting for two parties confirms for both. Like the trial ready check it is fast track only (XUI does not offer it on the intermediate or multi tracks), and it has to be done more than 3 weeks before the hearing. The claim stays in PREPARE_FOR_HEARING_CONDUCT_HEARING. It has an API version.</w:t>
       </w:r>
     </w:p>
     <w:p>
@@ -503,7 +503,7 @@
         <w:rPr>
           <w:rFonts w:ascii="Arial" w:cs="Arial" w:eastAsia="Arial" w:hAnsi="Arial"/>
         </w:rPr>
-        <w:t xml:space="preserve">MAKE_FINAL_ORDER: the judge makes the final order with "Make an order" (FINAL_ORDER, see section 12). On the small claims and fast tracks the judge writes a free form or an assisted order on the page. On the intermediate and multi tracks the judge keeps the claim on its track, picks a template (for the after-hearing template, giving today as the hearing date), and uploads the completed order (playwright-tests/documents/TEST_ORDER.docx). The test checks the order was added to the case and its notifications sent. The claim stays in DECISION_OUTCOME. It is always done in the UI.</w:t>
+        <w:t xml:space="preserve">MAKE_FINAL_ORDER: the judge makes the final order with "Make an order" (FINAL_ORDER, see section 12). On the small claims and fast tracks the judge writes a free form or an assisted order on the page. On the intermediate and multi tracks the judge keeps the claim on its track, picks a template (for the after-hearing template, giving today as the hearing date), and uploads the completed order (playwright-tests/documents/TEST_ORDER.docx). The test checks the order was added to the case and its notifications sent. The claim stays in DECISION_OUTCOME. It has an API version.</w:t>
       </w:r>
     </w:p>
     <w:p>
@@ -522,7 +522,7 @@
         <w:rPr>
           <w:rFonts w:ascii="Arial" w:cs="Arial" w:eastAsia="Arial" w:hAnsi="Arial"/>
         </w:rPr>
-        <w:t xml:space="preserve">CONFIRM_ORDER_REVIEW: the hearing centre admin reviews the order with "Confirm order review": no date a party must do something by, a final order, and nothing left to do. This closes the claim on any track, moving it to All_FINAL_ORDERS_ISSUED. It is always done in the UI.</w:t>
+        <w:t xml:space="preserve">CONFIRM_ORDER_REVIEW: the hearing centre admin reviews the order with "Confirm order review": no date a party must do something by, a final order, and nothing left to do. This closes the claim on any track, moving it to All_FINAL_ORDERS_ISSUED. It has an API version.</w:t>
       </w:r>
     </w:p>
     <w:p>
@@ -566,7 +566,7 @@
         <w:rPr>
           <w:rFonts w:ascii="Arial" w:cs="Arial" w:eastAsia="Arial" w:hAnsi="Arial"/>
         </w:rPr>
-        <w:t xml:space="preserve">The steps with an API version are CREATE_CLAIM, INFORM_AGREED_EXTENSION_DEFENDANT1/2, RESPOND_TO_CLAIM_DEFENDANT1/2, RESPOND_TO_DEFENCE and MANAGE_CONTACT_INFORMATION. ADD_CASE_NOTE, MEDIATION_SUCCESSFUL, MEDIATION_UNSUCCESSFUL, CREATE_CASE_FLAGS, MAKE_CASE_FLAG_INACTIVE, STAY_CASE, MANAGE_STAY_REQUEST_UPDATE, LIFT_STAY, CREATE_SDO, MAKE_DIRECTIONS_ORDER, UPLOAD_EVIDENCE, CREATE_HEARING_NOTICE, PAY_HEARING_FEE, CONFIRM_TRIAL_ARRANGEMENTS, MAKE_FINAL_ORDER and CONFIRM_ORDER_REVIEW always use the UI. With API_UNTIL=&lt;state&gt; they go through the CCD API until the claim reaches that state, and every step after it goes through the UI. Leave API_UNTIL unset to do everything through the UI.</w:t>
+        <w:t xml:space="preserve">Every event step has an API version except PAY_HEARING_FEE, which is paid in the UI's Service Request tab (ASSIGN_DEFENDANT_SOLICITORS, TRIAL_READY_CHECK, CREATE_TRIAL_BUNDLE and MOVE_TO_DECISION_OUTCOME are done through APIs whatever API_UNTIL is). An API version answers the same pages as the UI with the same answers. Where a page runs a civil-service callback when Continue is pressed (to fill in a list such as the hearing court, or to generate an order document), the API version has CCD run it too, as XUI does, and it submits only the event's own fields. Documents are civil-service's test document, except a judge's completed order, which must be a Word document: TEST_ORDER.docx is uploaded through XUI as the judge. With API_UNTIL=&lt;state&gt; they go through the CCD API until the claim reaches that state, and every step after it goes through the UI. Leave API_UNTIL unset to do everything through the UI.</w:t>
       </w:r>
     </w:p>
     <w:p>

--- a/playwright-tests/RUNNING_SPECIFIED_TESTS.docx
+++ b/playwright-tests/RUNNING_SPECIFIED_TESTS.docx
@@ -523,6 +523,44 @@
           <w:rFonts w:ascii="Arial" w:cs="Arial" w:eastAsia="Arial" w:hAnsi="Arial"/>
         </w:rPr>
         <w:t xml:space="preserve">CONFIRM_ORDER_REVIEW: the hearing centre admin reviews the order with "Confirm order review": no date a party must do something by, a final order, and nothing left to do. This closes the claim on any track, moving it to All_FINAL_ORDERS_ISSUED. It has an API version.</w:t>
+      </w:r>
+    </w:p>
+    <w:p>
+      <w:pPr>
+        <w:pStyle w:val="ListParagraph"/>
+        <w:numPr>
+          <w:ilvl w:val="0"/>
+          <w:numId w:val="2"/>
+        </w:numPr>
+        <w:tabs>
+          <w:tab w:val="left" w:pos="720"/>
+        </w:tabs>
+        <w:spacing w:after="60"/>
+      </w:pPr>
+      <w:r>
+        <w:rPr>
+          <w:rFonts w:ascii="Arial" w:cs="Arial" w:eastAsia="Arial" w:hAnsi="Arial"/>
+        </w:rPr>
+        <w:t xml:space="preserve">SETTLE_CLAIM_MARK_PAID_FULL (optional): once the rest of the journey has run, the claimant's solicitor settles the claim with "Settle this claim", marking it paid in full (SETTLE_CLAIM=MARK_PAID_IN_FULL). civil-service stays the case (CASE_STAYED) and tells the defendants. With two claimants it is for both. The step is skipped where the claim has ended in a state the event is not offered in (such as CASE_STAYED after successful mediation), or where there are two defendants and either is a litigant in person. It has an API version.</w:t>
+      </w:r>
+    </w:p>
+    <w:p>
+      <w:pPr>
+        <w:pStyle w:val="ListParagraph"/>
+        <w:numPr>
+          <w:ilvl w:val="0"/>
+          <w:numId w:val="2"/>
+        </w:numPr>
+        <w:tabs>
+          <w:tab w:val="left" w:pos="720"/>
+        </w:tabs>
+        <w:spacing w:after="60"/>
+      </w:pPr>
+      <w:r>
+        <w:rPr>
+          <w:rFonts w:ascii="Arial" w:cs="Arial" w:eastAsia="Arial" w:hAnsi="Arial"/>
+        </w:rPr>
+        <w:t xml:space="preserve">SETTLE_CLAIM (optional): once the rest of the journey has run, the hearing centre admin records with court staff's own "Settle this claim" that the claim settled following a judge's order (SETTLE_CLAIM=JUDGE_ORDER) or an approved consent order (CONSENT_ORDER), which moves it to CASE_SETTLED. Court staff can also settle a stayed case. It has an API version.</w:t>
       </w:r>
     </w:p>
     <w:p>
@@ -4740,6 +4778,119 @@
                 <w:szCs w:val="20"/>
               </w:rPr>
               <w:t xml:space="preserve">Optional step: mediation settles a small claim, which stays the case (CASE_STAYED) and ends the journey, instead of mediation being unsuccessful.</w:t>
+            </w:r>
+          </w:p>
+        </w:tc>
+      </w:tr>
+      <w:tr>
+        <w:trPr>
+          <w:tblHeader w:val="off"/>
+        </w:trPr>
+        <w:tc>
+          <w:tcPr>
+            <w:tcW w:type="dxa" w:w="1692"/>
+            <w:tcBorders>
+              <w:top w:val="single" w:color="BFBFBF" w:sz="4"/>
+              <w:left w:val="single" w:color="BFBFBF" w:sz="4"/>
+              <w:bottom w:val="single" w:color="BFBFBF" w:sz="4"/>
+              <w:right w:val="single" w:color="BFBFBF" w:sz="4"/>
+            </w:tcBorders>
+            <w:tcMar>
+              <w:top w:type="dxa" w:w="60"/>
+              <w:left w:type="dxa" w:w="100"/>
+              <w:bottom w:type="dxa" w:w="60"/>
+              <w:right w:type="dxa" w:w="100"/>
+            </w:tcMar>
+          </w:tcPr>
+          <w:p>
+            <w:r>
+              <w:rPr>
+                <w:rFonts w:ascii="Courier New" w:cs="Courier New" w:eastAsia="Courier New" w:hAnsi="Courier New"/>
+                <w:sz w:val="20"/>
+                <w:szCs w:val="20"/>
+              </w:rPr>
+              <w:t xml:space="preserve">SETTLE_CLAIM</w:t>
+            </w:r>
+          </w:p>
+        </w:tc>
+        <w:tc>
+          <w:tcPr>
+            <w:tcW w:type="dxa" w:w="3196"/>
+            <w:tcBorders>
+              <w:top w:val="single" w:color="BFBFBF" w:sz="4"/>
+              <w:left w:val="single" w:color="BFBFBF" w:sz="4"/>
+              <w:bottom w:val="single" w:color="BFBFBF" w:sz="4"/>
+              <w:right w:val="single" w:color="BFBFBF" w:sz="4"/>
+            </w:tcBorders>
+            <w:tcMar>
+              <w:top w:type="dxa" w:w="60"/>
+              <w:left w:type="dxa" w:w="100"/>
+              <w:bottom w:type="dxa" w:w="60"/>
+              <w:right w:type="dxa" w:w="100"/>
+            </w:tcMar>
+          </w:tcPr>
+          <w:p>
+            <w:r>
+              <w:rPr>
+                <w:rFonts w:ascii="Arial" w:cs="Arial" w:eastAsia="Arial" w:hAnsi="Arial"/>
+                <w:sz w:val="20"/>
+                <w:szCs w:val="20"/>
+              </w:rPr>
+              <w:t xml:space="preserve">MARK_PAID_IN_FULL, JUDGE_ORDER, CONSENT_ORDER</w:t>
+            </w:r>
+          </w:p>
+        </w:tc>
+        <w:tc>
+          <w:tcPr>
+            <w:tcW w:type="dxa" w:w="1551"/>
+            <w:tcBorders>
+              <w:top w:val="single" w:color="BFBFBF" w:sz="4"/>
+              <w:left w:val="single" w:color="BFBFBF" w:sz="4"/>
+              <w:bottom w:val="single" w:color="BFBFBF" w:sz="4"/>
+              <w:right w:val="single" w:color="BFBFBF" w:sz="4"/>
+            </w:tcBorders>
+            <w:tcMar>
+              <w:top w:type="dxa" w:w="60"/>
+              <w:left w:type="dxa" w:w="100"/>
+              <w:bottom w:type="dxa" w:w="60"/>
+              <w:right w:type="dxa" w:w="100"/>
+            </w:tcMar>
+          </w:tcPr>
+          <w:p>
+            <w:r>
+              <w:rPr>
+                <w:rFonts w:ascii="Arial" w:cs="Arial" w:eastAsia="Arial" w:hAnsi="Arial"/>
+                <w:sz w:val="20"/>
+                <w:szCs w:val="20"/>
+              </w:rPr>
+              <w:t xml:space="preserve">None</w:t>
+            </w:r>
+          </w:p>
+        </w:tc>
+        <w:tc>
+          <w:tcPr>
+            <w:tcW w:type="dxa" w:w="3199"/>
+            <w:tcBorders>
+              <w:top w:val="single" w:color="BFBFBF" w:sz="4"/>
+              <w:left w:val="single" w:color="BFBFBF" w:sz="4"/>
+              <w:bottom w:val="single" w:color="BFBFBF" w:sz="4"/>
+              <w:right w:val="single" w:color="BFBFBF" w:sz="4"/>
+            </w:tcBorders>
+            <w:tcMar>
+              <w:top w:type="dxa" w:w="60"/>
+              <w:left w:type="dxa" w:w="100"/>
+              <w:bottom w:type="dxa" w:w="60"/>
+              <w:right w:type="dxa" w:w="100"/>
+            </w:tcMar>
+          </w:tcPr>
+          <w:p>
+            <w:r>
+              <w:rPr>
+                <w:rFonts w:ascii="Arial" w:cs="Arial" w:eastAsia="Arial" w:hAnsi="Arial"/>
+                <w:sz w:val="20"/>
+                <w:szCs w:val="20"/>
+              </w:rPr>
+              <w:t xml:space="preserve">Optional step, once the rest of the journey has run: the claimant's solicitor marks the claim paid in full with "Settle this claim", which stays the case (CASE_STAYED), or the hearing centre admin records it settled after a judge's order or a consent order (CASE_SETTLED). Any other value stops the run.</w:t>
             </w:r>
           </w:p>
         </w:tc>

--- a/playwright-tests/RUNNING_SPECIFIED_TESTS.docx
+++ b/playwright-tests/RUNNING_SPECIFIED_TESTS.docx
@@ -541,7 +541,7 @@
         <w:rPr>
           <w:rFonts w:ascii="Arial" w:cs="Arial" w:eastAsia="Arial" w:hAnsi="Arial"/>
         </w:rPr>
-        <w:t xml:space="preserve">SETTLE_CLAIM_MARK_PAID_FULL (optional): once the rest of the journey has run, the claimant's solicitor settles the claim with "Settle this claim", marking it paid in full (SETTLE_CLAIM=MARK_PAID_IN_FULL). civil-service stays the case (CASE_STAYED) and tells the defendants. With two claimants it is for both. The step is skipped where the claim has ended in a state the event is not offered in (such as CASE_STAYED after successful mediation), or where there are two defendants and either is a litigant in person. It has an API version.</w:t>
+        <w:t xml:space="preserve">SETTLE_CLAIM_MARK_PAID_FULL (optional): once the rest of the journey has run, or where STOP_AT_STATE or STOP_AFTER_TEST stops it, the claimant's solicitor settles the claim with "Settle this claim", marking it paid in full (SETTLE_CLAIM=MARK_PAID_IN_FULL). civil-service stays the case (CASE_STAYED) and tells the defendants. With two claimants it is for both. It has an API version.</w:t>
       </w:r>
     </w:p>
     <w:p>
@@ -560,7 +560,26 @@
         <w:rPr>
           <w:rFonts w:ascii="Arial" w:cs="Arial" w:eastAsia="Arial" w:hAnsi="Arial"/>
         </w:rPr>
-        <w:t xml:space="preserve">SETTLE_CLAIM (optional): once the rest of the journey has run, the hearing centre admin records with court staff's own "Settle this claim" that the claim settled following a judge's order (SETTLE_CLAIM=JUDGE_ORDER) or an approved consent order (CONSENT_ORDER), which moves it to CASE_SETTLED. Court staff can also settle a stayed case. It has an API version.</w:t>
+        <w:t xml:space="preserve">SETTLE_CLAIM (optional): once the rest of the journey has run, or where it is stopped, the hearing centre admin records with court staff's own "Settle this claim" that the claim settled following a judge's order (SETTLE_CLAIM=JUDGE_ORDER) or an approved consent order (CONSENT_ORDER), which moves it to CASE_SETTLED. Court staff can also settle a stayed case. It has an API version.</w:t>
+      </w:r>
+    </w:p>
+    <w:p>
+      <w:pPr>
+        <w:pStyle w:val="ListParagraph"/>
+        <w:numPr>
+          <w:ilvl w:val="0"/>
+          <w:numId w:val="2"/>
+        </w:numPr>
+        <w:tabs>
+          <w:tab w:val="left" w:pos="720"/>
+        </w:tabs>
+        <w:spacing w:after="60"/>
+      </w:pPr>
+      <w:r>
+        <w:rPr>
+          <w:rFonts w:ascii="Arial" w:cs="Arial" w:eastAsia="Arial" w:hAnsi="Arial"/>
+        </w:rPr>
+        <w:t xml:space="preserve">DISCONTINUE_CLAIM, VALIDATE_DISCONTINUANCE (optional): once the rest of the journey has run, or where it is stopped, the claimant's solicitor fully discontinues the claim with "Discontinue this claim", for every claimant and against every defendant. Without the court's permission (DISCONTINUE_CLAIM=NO_PERMISSION_NEEDED) civil-service discontinues the claim (CASE_DISCONTINUED). With permission a judge gave today (PERMISSION_GRANTED), the hearing centre admin then claims the work allocation task and validates the discontinuance with "Validate discontinuance", which discontinues the claim. It is not offered once the final orders are issued or while the case is stayed. Both have API versions.</w:t>
       </w:r>
     </w:p>
     <w:p>
@@ -677,6 +696,17 @@
           <w:rFonts w:ascii="Arial" w:cs="Arial" w:eastAsia="Arial" w:hAnsi="Arial"/>
         </w:rPr>
         <w:t xml:space="preserve">STOP_AT_STATE=&lt;state&gt; stops as soon as the claim is in that state, and STOP_AFTER_TEST=&lt;step&gt; stops after that step. Add KEEP_CASE_ASSIGNMENTS=Yes to keep the solicitors assigned so you can carry on with the case by hand.</w:t>
+      </w:r>
+    </w:p>
+    <w:p>
+      <w:pPr>
+        <w:spacing w:after="120"/>
+      </w:pPr>
+      <w:r>
+        <w:rPr>
+          <w:rFonts w:ascii="Arial" w:cs="Arial" w:eastAsia="Arial" w:hAnsi="Arial"/>
+        </w:rPr>
+        <w:t xml:space="preserve">Settling or discontinuing the claim (SETTLE_CLAIM, DISCONTINUE_CLAIM) still runs where the journey is stopped, so the claim can be closed at any point. An invalid combination of settings fails the run before the first test, with every problem listed: for example SETTLE_CLAIM and DISCONTINUE_CLAIM together, settling or discontinuing as the claimant's solicitor against two defendants where one is a litigant in person, or settling or discontinuing where the journey ends in a state the event is not offered in (such as SETTLE_CLAIM=MARK_PAID_IN_FULL after successful mediation, or DISCONTINUE_CLAIM on a journey that runs to All_FINAL_ORDERS_ISSUED).</w:t>
       </w:r>
     </w:p>
     <w:p>
@@ -4890,7 +4920,120 @@
                 <w:sz w:val="20"/>
                 <w:szCs w:val="20"/>
               </w:rPr>
-              <w:t xml:space="preserve">Optional step, once the rest of the journey has run: the claimant's solicitor marks the claim paid in full with "Settle this claim", which stays the case (CASE_STAYED), or the hearing centre admin records it settled after a judge's order or a consent order (CASE_SETTLED). Any other value stops the run.</w:t>
+              <w:t xml:space="preserve">Optional step, once the rest of the journey has run or where it is stopped: the claimant's solicitor marks the claim paid in full with "Settle this claim", which stays the case (CASE_STAYED), or the hearing centre admin records it settled after a judge's order or a consent order (CASE_SETTLED).</w:t>
+            </w:r>
+          </w:p>
+        </w:tc>
+      </w:tr>
+      <w:tr>
+        <w:trPr>
+          <w:tblHeader w:val="off"/>
+        </w:trPr>
+        <w:tc>
+          <w:tcPr>
+            <w:tcW w:type="dxa" w:w="1692"/>
+            <w:tcBorders>
+              <w:top w:val="single" w:color="BFBFBF" w:sz="4"/>
+              <w:left w:val="single" w:color="BFBFBF" w:sz="4"/>
+              <w:bottom w:val="single" w:color="BFBFBF" w:sz="4"/>
+              <w:right w:val="single" w:color="BFBFBF" w:sz="4"/>
+            </w:tcBorders>
+            <w:tcMar>
+              <w:top w:type="dxa" w:w="60"/>
+              <w:left w:type="dxa" w:w="100"/>
+              <w:bottom w:type="dxa" w:w="60"/>
+              <w:right w:type="dxa" w:w="100"/>
+            </w:tcMar>
+          </w:tcPr>
+          <w:p>
+            <w:r>
+              <w:rPr>
+                <w:rFonts w:ascii="Courier New" w:cs="Courier New" w:eastAsia="Courier New" w:hAnsi="Courier New"/>
+                <w:sz w:val="20"/>
+                <w:szCs w:val="20"/>
+              </w:rPr>
+              <w:t xml:space="preserve">DISCONTINUE_CLAIM</w:t>
+            </w:r>
+          </w:p>
+        </w:tc>
+        <w:tc>
+          <w:tcPr>
+            <w:tcW w:type="dxa" w:w="3196"/>
+            <w:tcBorders>
+              <w:top w:val="single" w:color="BFBFBF" w:sz="4"/>
+              <w:left w:val="single" w:color="BFBFBF" w:sz="4"/>
+              <w:bottom w:val="single" w:color="BFBFBF" w:sz="4"/>
+              <w:right w:val="single" w:color="BFBFBF" w:sz="4"/>
+            </w:tcBorders>
+            <w:tcMar>
+              <w:top w:type="dxa" w:w="60"/>
+              <w:left w:type="dxa" w:w="100"/>
+              <w:bottom w:type="dxa" w:w="60"/>
+              <w:right w:type="dxa" w:w="100"/>
+            </w:tcMar>
+          </w:tcPr>
+          <w:p>
+            <w:r>
+              <w:rPr>
+                <w:rFonts w:ascii="Arial" w:cs="Arial" w:eastAsia="Arial" w:hAnsi="Arial"/>
+                <w:sz w:val="20"/>
+                <w:szCs w:val="20"/>
+              </w:rPr>
+              <w:t xml:space="preserve">NO_PERMISSION_NEEDED, PERMISSION_GRANTED</w:t>
+            </w:r>
+          </w:p>
+        </w:tc>
+        <w:tc>
+          <w:tcPr>
+            <w:tcW w:type="dxa" w:w="1551"/>
+            <w:tcBorders>
+              <w:top w:val="single" w:color="BFBFBF" w:sz="4"/>
+              <w:left w:val="single" w:color="BFBFBF" w:sz="4"/>
+              <w:bottom w:val="single" w:color="BFBFBF" w:sz="4"/>
+              <w:right w:val="single" w:color="BFBFBF" w:sz="4"/>
+            </w:tcBorders>
+            <w:tcMar>
+              <w:top w:type="dxa" w:w="60"/>
+              <w:left w:type="dxa" w:w="100"/>
+              <w:bottom w:type="dxa" w:w="60"/>
+              <w:right w:type="dxa" w:w="100"/>
+            </w:tcMar>
+          </w:tcPr>
+          <w:p>
+            <w:r>
+              <w:rPr>
+                <w:rFonts w:ascii="Arial" w:cs="Arial" w:eastAsia="Arial" w:hAnsi="Arial"/>
+                <w:sz w:val="20"/>
+                <w:szCs w:val="20"/>
+              </w:rPr>
+              <w:t xml:space="preserve">None</w:t>
+            </w:r>
+          </w:p>
+        </w:tc>
+        <w:tc>
+          <w:tcPr>
+            <w:tcW w:type="dxa" w:w="3199"/>
+            <w:tcBorders>
+              <w:top w:val="single" w:color="BFBFBF" w:sz="4"/>
+              <w:left w:val="single" w:color="BFBFBF" w:sz="4"/>
+              <w:bottom w:val="single" w:color="BFBFBF" w:sz="4"/>
+              <w:right w:val="single" w:color="BFBFBF" w:sz="4"/>
+            </w:tcBorders>
+            <w:tcMar>
+              <w:top w:type="dxa" w:w="60"/>
+              <w:left w:type="dxa" w:w="100"/>
+              <w:bottom w:type="dxa" w:w="60"/>
+              <w:right w:type="dxa" w:w="100"/>
+            </w:tcMar>
+          </w:tcPr>
+          <w:p>
+            <w:r>
+              <w:rPr>
+                <w:rFonts w:ascii="Arial" w:cs="Arial" w:eastAsia="Arial" w:hAnsi="Arial"/>
+                <w:sz w:val="20"/>
+                <w:szCs w:val="20"/>
+              </w:rPr>
+              <w:t xml:space="preserve">Optional steps, once the rest of the journey has run or where it is stopped: the claimant's solicitor fully discontinues the claim, without the court's permission (CASE_DISCONTINUED) or with a judge's permission, which the hearing centre admin then validates (CASE_DISCONTINUED).</w:t>
             </w:r>
           </w:p>
         </w:tc>

--- a/playwright-tests/RUNNING_SPECIFIED_TESTS.docx
+++ b/playwright-tests/RUNNING_SPECIFIED_TESTS.docx
@@ -143,6 +143,25 @@
           <w:rFonts w:ascii="Arial" w:cs="Arial" w:eastAsia="Arial" w:hAnsi="Arial"/>
         </w:rPr>
         <w:t xml:space="preserve">ADD_CASE_NOTE (optional): the hearing centre admin adds a case note with "Add a case note" straight after the claim is issued (ADD_CASE_NOTE=Yes). The test checks it shows on the Notes tab (through the API, that it is in the case's saved notes). The claim stays in AWAITING_RESPONDENT_ACKNOWLEDGEMENT. It has an API version.</w:t>
+      </w:r>
+    </w:p>
+    <w:p>
+      <w:pPr>
+        <w:pStyle w:val="ListParagraph"/>
+        <w:numPr>
+          <w:ilvl w:val="0"/>
+          <w:numId w:val="2"/>
+        </w:numPr>
+        <w:tabs>
+          <w:tab w:val="left" w:pos="720"/>
+        </w:tabs>
+        <w:spacing w:after="60"/>
+      </w:pPr>
+      <w:r>
+        <w:rPr>
+          <w:rFonts w:ascii="Arial" w:cs="Arial" w:eastAsia="Arial" w:hAnsi="Arial"/>
+        </w:rPr>
+        <w:t xml:space="preserve">MOVE_RESPONSE_DEADLINE, DEFAULT_JUDGMENT (optional): instead of the defendants responding, once the claim is issued (and any case note added) the response deadlines are moved to yesterday through civil-service's testing support, and the claimant's solicitor requests default judgment against every defendant with "Request Default Judgment": nothing paid, no fixed costs, paid immediately (DEFAULT_JUDGMENT=Yes). civil-service records the judgment through Judgments Online, which moves the claim to All_FINAL_ORDERS_ISSUED, or to JUDGMENT_REQUESTED where its judgment buffer is switched on. The defendants' steps and everything after them are skipped, apart from settling the claim. It has an API version.</w:t>
       </w:r>
     </w:p>
     <w:p>
@@ -2841,6 +2860,31 @@
     </w:p>
     <w:p>
       <w:pPr>
+        <w:spacing w:after="120"/>
+      </w:pPr>
+      <w:r>
+        <w:rPr>
+          <w:rFonts w:ascii="Arial" w:cs="Arial" w:eastAsia="Arial" w:hAnsi="Arial"/>
+        </w:rPr>
+        <w:t xml:space="preserve">The default judgment scenarios are SPEC_1v1_DEFAULT_JUDGMENT and SPEC_1v2DS_DEFAULT_JUDGMENT:</w:t>
+      </w:r>
+    </w:p>
+    <w:p>
+      <w:pPr>
+        <w:shd w:fill="F2F2F2" w:color="auto" w:val="clear"/>
+        <w:spacing w:after="160" w:before="60"/>
+      </w:pPr>
+      <w:r>
+        <w:rPr>
+          <w:rFonts w:ascii="Courier New" w:cs="Courier New" w:eastAsia="Courier New" w:hAnsi="Courier New"/>
+          <w:sz w:val="18"/>
+          <w:szCs w:val="18"/>
+        </w:rPr>
+        <w:t xml:space="preserve">ENV=aat SCENARIOS=Yes npx playwright test playwright-tests/e2e/journeys/SpecifiedSS.test.ts --project chromium --grep @SPEC_1v1_DEFAULT_JUDGMENT</w:t>
+      </w:r>
+    </w:p>
+    <w:p>
+      <w:pPr>
         <w:pStyle w:val="Heading2"/>
       </w:pPr>
       <w:r>
@@ -2858,7 +2902,7 @@
         <w:rPr>
           <w:rFonts w:ascii="Arial" w:cs="Arial" w:eastAsia="Arial" w:hAnsi="Arial"/>
         </w:rPr>
-        <w:t xml:space="preserve">Defaults apply when a parameter is not set. Every on/off parameter takes Yes or No, and treats anything other than Yes as No.</w:t>
+        <w:t xml:space="preserve">Defaults apply when a parameter is not set. Every on/off parameter takes Yes or No, and treats anything other than Yes as No. DEFAULT_JUDGMENT is the exception: any value other than Yes or No stops the run.</w:t>
       </w:r>
     </w:p>
     <w:tbl>
@@ -5034,6 +5078,119 @@
                 <w:szCs w:val="20"/>
               </w:rPr>
               <w:t xml:space="preserve">Optional steps, once the rest of the journey has run or where it is stopped: the claimant's solicitor fully discontinues the claim, without the court's permission (CASE_DISCONTINUED) or with a judge's permission, which the hearing centre admin then validates (CASE_DISCONTINUED).</w:t>
+            </w:r>
+          </w:p>
+        </w:tc>
+      </w:tr>
+      <w:tr>
+        <w:trPr>
+          <w:tblHeader w:val="off"/>
+        </w:trPr>
+        <w:tc>
+          <w:tcPr>
+            <w:tcW w:type="dxa" w:w="1692"/>
+            <w:tcBorders>
+              <w:top w:val="single" w:color="BFBFBF" w:sz="4"/>
+              <w:left w:val="single" w:color="BFBFBF" w:sz="4"/>
+              <w:bottom w:val="single" w:color="BFBFBF" w:sz="4"/>
+              <w:right w:val="single" w:color="BFBFBF" w:sz="4"/>
+            </w:tcBorders>
+            <w:tcMar>
+              <w:top w:type="dxa" w:w="60"/>
+              <w:left w:type="dxa" w:w="100"/>
+              <w:bottom w:type="dxa" w:w="60"/>
+              <w:right w:type="dxa" w:w="100"/>
+            </w:tcMar>
+          </w:tcPr>
+          <w:p>
+            <w:r>
+              <w:rPr>
+                <w:rFonts w:ascii="Courier New" w:cs="Courier New" w:eastAsia="Courier New" w:hAnsi="Courier New"/>
+                <w:sz w:val="20"/>
+                <w:szCs w:val="20"/>
+              </w:rPr>
+              <w:t xml:space="preserve">DEFAULT_JUDGMENT</w:t>
+            </w:r>
+          </w:p>
+        </w:tc>
+        <w:tc>
+          <w:tcPr>
+            <w:tcW w:type="dxa" w:w="3196"/>
+            <w:tcBorders>
+              <w:top w:val="single" w:color="BFBFBF" w:sz="4"/>
+              <w:left w:val="single" w:color="BFBFBF" w:sz="4"/>
+              <w:bottom w:val="single" w:color="BFBFBF" w:sz="4"/>
+              <w:right w:val="single" w:color="BFBFBF" w:sz="4"/>
+            </w:tcBorders>
+            <w:tcMar>
+              <w:top w:type="dxa" w:w="60"/>
+              <w:left w:type="dxa" w:w="100"/>
+              <w:bottom w:type="dxa" w:w="60"/>
+              <w:right w:type="dxa" w:w="100"/>
+            </w:tcMar>
+          </w:tcPr>
+          <w:p>
+            <w:r>
+              <w:rPr>
+                <w:rFonts w:ascii="Arial" w:cs="Arial" w:eastAsia="Arial" w:hAnsi="Arial"/>
+                <w:sz w:val="20"/>
+                <w:szCs w:val="20"/>
+              </w:rPr>
+              <w:t xml:space="preserve">Yes, No</w:t>
+            </w:r>
+          </w:p>
+        </w:tc>
+        <w:tc>
+          <w:tcPr>
+            <w:tcW w:type="dxa" w:w="1551"/>
+            <w:tcBorders>
+              <w:top w:val="single" w:color="BFBFBF" w:sz="4"/>
+              <w:left w:val="single" w:color="BFBFBF" w:sz="4"/>
+              <w:bottom w:val="single" w:color="BFBFBF" w:sz="4"/>
+              <w:right w:val="single" w:color="BFBFBF" w:sz="4"/>
+            </w:tcBorders>
+            <w:tcMar>
+              <w:top w:type="dxa" w:w="60"/>
+              <w:left w:type="dxa" w:w="100"/>
+              <w:bottom w:type="dxa" w:w="60"/>
+              <w:right w:type="dxa" w:w="100"/>
+            </w:tcMar>
+          </w:tcPr>
+          <w:p>
+            <w:r>
+              <w:rPr>
+                <w:rFonts w:ascii="Arial" w:cs="Arial" w:eastAsia="Arial" w:hAnsi="Arial"/>
+                <w:sz w:val="20"/>
+                <w:szCs w:val="20"/>
+              </w:rPr>
+              <w:t xml:space="preserve">No</w:t>
+            </w:r>
+          </w:p>
+        </w:tc>
+        <w:tc>
+          <w:tcPr>
+            <w:tcW w:type="dxa" w:w="3199"/>
+            <w:tcBorders>
+              <w:top w:val="single" w:color="BFBFBF" w:sz="4"/>
+              <w:left w:val="single" w:color="BFBFBF" w:sz="4"/>
+              <w:bottom w:val="single" w:color="BFBFBF" w:sz="4"/>
+              <w:right w:val="single" w:color="BFBFBF" w:sz="4"/>
+            </w:tcBorders>
+            <w:tcMar>
+              <w:top w:type="dxa" w:w="60"/>
+              <w:left w:type="dxa" w:w="100"/>
+              <w:bottom w:type="dxa" w:w="60"/>
+              <w:right w:type="dxa" w:w="100"/>
+            </w:tcMar>
+          </w:tcPr>
+          <w:p>
+            <w:r>
+              <w:rPr>
+                <w:rFonts w:ascii="Arial" w:cs="Arial" w:eastAsia="Arial" w:hAnsi="Arial"/>
+                <w:sz w:val="20"/>
+                <w:szCs w:val="20"/>
+              </w:rPr>
+              <w:t xml:space="preserve">Optional steps instead of the defendants responding: the response deadlines are moved to yesterday and the claimant's solicitor requests default judgment against every defendant, which records the judgment (All_FINAL_ORDERS_ISSUED, or JUDGMENT_REQUESTED with the judgment buffer). Cannot be used with INFORM_AGREED_EXTENSION, STAY_CASE, MEDIATION_SUCCESSFUL, CASE_FLAGS, MANAGE_CONTACT_INFORMATION or DISCONTINUE_CLAIM.</w:t>
             </w:r>
           </w:p>
         </w:tc>

--- a/playwright-tests/RUNNING_SPECIFIED_TESTS.docx
+++ b/playwright-tests/RUNNING_SPECIFIED_TESTS.docx
@@ -199,7 +199,7 @@
         <w:rPr>
           <w:rFonts w:ascii="Arial" w:cs="Arial" w:eastAsia="Arial" w:hAnsi="Arial"/>
         </w:rPr>
-        <w:t xml:space="preserve">INFORM_AGREED_EXTENSION_DEFENDANT1, INFORM_AGREED_EXTENSION_DEFENDANT2 (optional): each defendant's solicitor tells the court about an agreed extension, which moves their response deadline back.</w:t>
+        <w:t xml:space="preserve">NOTICE_OF_CHANGE (group: _CLAIMANT_1, _DEFENDANT_1, _DEFENDANT_2, optional): a solicitor takes over each party in NOTICE_OF_CHANGE from the "Notice of change" link on the case list (see section 10). By default this comes here, or after the step NOTICE_OF_CHANGE_AFTER names. It has an API version.</w:t>
       </w:r>
     </w:p>
     <w:p>
@@ -218,7 +218,7 @@
         <w:rPr>
           <w:rFonts w:ascii="Arial" w:cs="Arial" w:eastAsia="Arial" w:hAnsi="Arial"/>
         </w:rPr>
-        <w:t xml:space="preserve">RESPOND_TO_CLAIM_DEFENDANT1, RESPOND_TO_CLAIM_DEFENDANT2: each defendant's solicitor responds with a full defence, a full or part admission, or a counterclaim.</w:t>
+        <w:t xml:space="preserve">INFORM_AGREED_EXTENSION_DEFENDANT1, INFORM_AGREED_EXTENSION_DEFENDANT2 (optional): each defendant's solicitor tells the court about an agreed extension, which moves their response deadline back.</w:t>
       </w:r>
     </w:p>
     <w:p>
@@ -237,7 +237,7 @@
         <w:rPr>
           <w:rFonts w:ascii="Arial" w:cs="Arial" w:eastAsia="Arial" w:hAnsi="Arial"/>
         </w:rPr>
-        <w:t xml:space="preserve">RESPOND_TO_DEFENCE: the claimant's solicitor responds to the defence or the admission. It runs whenever the claim is still online once every defendant has responded (AWAITING_APPLICANT_INTENTION).</w:t>
+        <w:t xml:space="preserve">RESPOND_TO_CLAIM_DEFENDANT1, RESPOND_TO_CLAIM_DEFENDANT2: each defendant's solicitor responds with a full defence, a full or part admission, or a counterclaim.</w:t>
       </w:r>
     </w:p>
     <w:p>
@@ -256,7 +256,7 @@
         <w:rPr>
           <w:rFonts w:ascii="Arial" w:cs="Arial" w:eastAsia="Arial" w:hAnsi="Arial"/>
         </w:rPr>
-        <w:t xml:space="preserve">CREATE_CASE_FLAGS, MAKE_CASE_FLAG_INACTIVE (optional): once the claimant has responded and the claim is still online, the hearing centre admin adds each flag in CASE_FLAGS with "Create case flags", then makes the first one inactive with "Manage case flags" (see section 8). The test checks each flag was saved, and the claim stays in the state the claimant's response left it in. It has an API version.</w:t>
+        <w:t xml:space="preserve">RESPOND_TO_DEFENCE: the claimant's solicitor responds to the defence or the admission. It runs whenever the claim is still online once every defendant has responded (AWAITING_APPLICANT_INTENTION).</w:t>
       </w:r>
     </w:p>
     <w:p>
@@ -275,7 +275,7 @@
         <w:rPr>
           <w:rFonts w:ascii="Arial" w:cs="Arial" w:eastAsia="Arial" w:hAnsi="Arial"/>
         </w:rPr>
-        <w:t xml:space="preserve">MANAGE_CONTACT_INFORMATION (group, optional): once the claimant has responded and the claim is still online, each run in MANAGE_CONTACT_INFORMATION updates contact details with "Manage Contact Information", as the admin or a solicitor (see section 9). The test checks each change was saved, and the claim stays in the state the claimant's response left it in. It has an API version.</w:t>
+        <w:t xml:space="preserve">CREATE_CASE_FLAGS, MAKE_CASE_FLAG_INACTIVE (optional): once the claimant has responded and the claim is still online, the hearing centre admin adds each flag in CASE_FLAGS with "Create case flags", then makes the first one inactive with "Manage case flags" (see section 8). The test checks each flag was saved, and the claim stays in the state the claimant's response left it in. It has an API version.</w:t>
       </w:r>
     </w:p>
     <w:p>
@@ -294,7 +294,7 @@
         <w:rPr>
           <w:rFonts w:ascii="Arial" w:cs="Arial" w:eastAsia="Arial" w:hAnsi="Arial"/>
         </w:rPr>
-        <w:t xml:space="preserve">STAY_CASE, MANAGE_STAY_REQUEST_UPDATE, LIFT_STAY (optional): once the claimant's response has taken the claim to JUDICIAL_REFERRAL, the hearing centre admin stays the case with "Stay case" (CASE_STAYED), asks the parties for an update with "Manage stay", then lifts the stay, which takes the claim back to JUDICIAL_REFERRAL for the judge's order (STAY_CASE=Yes). It has an API version.</w:t>
+        <w:t xml:space="preserve">MANAGE_CONTACT_INFORMATION (group, optional): once the claimant has responded and the claim is still online, each run in MANAGE_CONTACT_INFORMATION updates contact details with "Manage Contact Information", as the admin or a solicitor (see section 9). The test checks each change was saved, and the claim stays in the state the claimant's response left it in. It has an API version.</w:t>
       </w:r>
     </w:p>
     <w:p>
@@ -313,7 +313,7 @@
         <w:rPr>
           <w:rFonts w:ascii="Arial" w:cs="Arial" w:eastAsia="Arial" w:hAnsi="Arial"/>
         </w:rPr>
-        <w:t xml:space="preserve">MEDIATION_SUCCESSFUL (optional): when the claimant's response took a small claim to mediation (IN_MEDIATION), the hearing centre admin records with "Mediation Successful" that the claim settled today and uploads the mediation agreement. civil-service stays the case (CASE_STAYED), which ends the journey: MEDIATION_UNSUCCESSFUL and every step after it are skipped (MEDIATION_SUCCESSFUL=Yes). It has an API version.</w:t>
+        <w:t xml:space="preserve">STAY_CASE, MANAGE_STAY_REQUEST_UPDATE, LIFT_STAY (optional): once the claimant's response has taken the claim to JUDICIAL_REFERRAL, the hearing centre admin stays the case with "Stay case" (CASE_STAYED), asks the parties for an update with "Manage stay", then lifts the stay, which takes the claim back to JUDICIAL_REFERRAL for the judge's order (STAY_CASE=Yes). It has an API version.</w:t>
       </w:r>
     </w:p>
     <w:p>
@@ -332,7 +332,7 @@
         <w:rPr>
           <w:rFonts w:ascii="Arial" w:cs="Arial" w:eastAsia="Arial" w:hAnsi="Arial"/>
         </w:rPr>
-        <w:t xml:space="preserve">MEDIATION_UNSUCCESSFUL: when the claimant's response took a small claim to mediation (IN_MEDIATION) and MEDIATION_SUCCESSFUL is not Yes, the hearing centre admin records with "Mediation Unsuccessful" that a party withdrew. civil-service moves the claim to JUDICIAL_REFERRAL for the judge's directions. It has an API version.</w:t>
+        <w:t xml:space="preserve">MEDIATION_SUCCESSFUL (optional): when the claimant's response took a small claim to mediation (IN_MEDIATION), the hearing centre admin records with "Mediation Successful" that the claim settled today and uploads the mediation agreement. civil-service stays the case (CASE_STAYED), which ends the journey: MEDIATION_UNSUCCESSFUL and every step after it are skipped (MEDIATION_SUCCESSFUL=Yes). It has an API version.</w:t>
       </w:r>
     </w:p>
     <w:p>
@@ -351,7 +351,7 @@
         <w:rPr>
           <w:rFonts w:ascii="Arial" w:cs="Arial" w:eastAsia="Arial" w:hAnsi="Arial"/>
         </w:rPr>
-        <w:t xml:space="preserve">CREATE_SDO: the judge makes a Standard Direction Order, moving the claim from JUDICIAL_REFERRAL to CASE_PROGRESSION. It runs on the fast track when the claimant's response took the claim to JUDICIAL_REFERRAL, and on the small claims track after unsuccessful mediation, where work allocation gives the directions task to a legal adviser, who makes the order (a one hour hearing, in person at the court civil-service fills in). In the UI the judge opens the event by its URL. The directions task is claimed first where work allocation needs one, for the API version too.</w:t>
+        <w:t xml:space="preserve">MEDIATION_UNSUCCESSFUL: when the claimant's response took a small claim to mediation (IN_MEDIATION) and MEDIATION_SUCCESSFUL is not Yes, the hearing centre admin records with "Mediation Unsuccessful" that a party withdrew. civil-service moves the claim to JUDICIAL_REFERRAL for the judge's directions. It has an API version.</w:t>
       </w:r>
     </w:p>
     <w:p>
@@ -370,7 +370,7 @@
         <w:rPr>
           <w:rFonts w:ascii="Arial" w:cs="Arial" w:eastAsia="Arial" w:hAnsi="Arial"/>
         </w:rPr>
-        <w:t xml:space="preserve">MAKE_DIRECTIONS_ORDER: on the intermediate and multi tracks, which have no Standard Direction Order, the judge makes a directions order with "Make an order" instead, also moving the claim from JUDICIAL_REFERRAL to CASE_PROGRESSION. The judge keeps the claim on its track, chooses the blank template for an order before a hearing and uploads the completed order (playwright-tests/documents/TEST_ORDER.docx; the page only takes Word documents). The track allocation task is claimed first where work allocation needs one. It has an API version.</w:t>
+        <w:t xml:space="preserve">CREATE_SDO: the judge makes a Standard Direction Order, moving the claim from JUDICIAL_REFERRAL to CASE_PROGRESSION. It runs on the fast track when the claimant's response took the claim to JUDICIAL_REFERRAL, and on the small claims track after unsuccessful mediation, where work allocation gives the directions task to a legal adviser, who makes the order (a one hour hearing, in person at the court civil-service fills in). In the UI the judge opens the event by its URL. The directions task is claimed first where work allocation needs one, for the API version too.</w:t>
       </w:r>
     </w:p>
     <w:p>
@@ -389,7 +389,7 @@
         <w:rPr>
           <w:rFonts w:ascii="Arial" w:cs="Arial" w:eastAsia="Arial" w:hAnsi="Arial"/>
         </w:rPr>
-        <w:t xml:space="preserve">UPLOAD_EVIDENCE (group: _CLAIMANT_SOLICITOR, _DEFENDANT1_SOLICITOR, _DEFENDANT2_SOLICITOR): once the judge's order has moved the claim to CASE_PROGRESSION, each solicitor uploads a disclosure list with "Upload Your Documents", or on the small claims track, which has no disclosure, documentary evidence for the hearing (once the small claims order is made) (the second defendant's solicitor only for 1v2DS). A solicitor acting for two parties uploads it for both. The claim stays in CASE_PROGRESSION. It has an API version.</w:t>
+        <w:t xml:space="preserve">MAKE_DIRECTIONS_ORDER: on the intermediate and multi tracks, which have no Standard Direction Order, the judge makes a directions order with "Make an order" instead, also moving the claim from JUDICIAL_REFERRAL to CASE_PROGRESSION. The judge keeps the claim on its track, chooses the blank template for an order before a hearing and uploads the completed order (playwright-tests/documents/TEST_ORDER.docx; the page only takes Word documents). The track allocation task is claimed first where work allocation needs one. It has an API version.</w:t>
       </w:r>
     </w:p>
     <w:p>
@@ -408,7 +408,7 @@
         <w:rPr>
           <w:rFonts w:ascii="Arial" w:cs="Arial" w:eastAsia="Arial" w:hAnsi="Arial"/>
         </w:rPr>
-        <w:t xml:space="preserve">CREATE_HEARING_NOTICE: once the evidence is in, the hearing centre admin lists the trial with "Create a hearing notice" (a first listing of a "Trial (Fast, Intermediate and Multi track)" notice at Clerkenwell, 8 weeks ahead). A small claim gets a "Small claims hearing" notice instead, straight after its Standard Direction Order. This stands in for HMC returning a listed hearing. civil-service works out the hearing fee and moves the claim to HEARING_READINESS. It has an API version.</w:t>
+        <w:t xml:space="preserve">UPLOAD_EVIDENCE (group: _CLAIMANT_SOLICITOR, _DEFENDANT1_SOLICITOR, _DEFENDANT2_SOLICITOR): once the judge's order has moved the claim to CASE_PROGRESSION, each solicitor uploads a disclosure list with "Upload Your Documents", or on the small claims track, which has no disclosure, documentary evidence for the hearing (once the small claims order is made) (the second defendant's solicitor only for 1v2DS). A solicitor acting for two parties uploads it for both. The claim stays in CASE_PROGRESSION. It has an API version.</w:t>
       </w:r>
     </w:p>
     <w:p>
@@ -427,7 +427,7 @@
         <w:rPr>
           <w:rFonts w:ascii="Arial" w:cs="Arial" w:eastAsia="Arial" w:hAnsi="Arial"/>
         </w:rPr>
-        <w:t xml:space="preserve">PAY_HEARING_FEE: the claimant's solicitor pays the hearing fee from the Service Request tab, by PBA or card (PAYMENT_METHOD). If the payment service has not told civil-service about the payment within a minute, the test does. The test then runs HEARING_FEE_PAID, which civil-service's scheduler would otherwise run later, moving the claim to PREPARE_FOR_HEARING_CONDUCT_HEARING. It is always done in the UI.</w:t>
+        <w:t xml:space="preserve">CREATE_HEARING_NOTICE: once the evidence is in, the hearing centre admin lists the trial with "Create a hearing notice" (a first listing of a "Trial (Fast, Intermediate and Multi track)" notice at Clerkenwell, 8 weeks ahead). A small claim gets a "Small claims hearing" notice instead, straight after its Standard Direction Order. This stands in for HMC returning a listed hearing. civil-service works out the hearing fee and moves the claim to HEARING_READINESS. It has an API version.</w:t>
       </w:r>
     </w:p>
     <w:p>
@@ -446,7 +446,7 @@
         <w:rPr>
           <w:rFonts w:ascii="Arial" w:cs="Arial" w:eastAsia="Arial" w:hAnsi="Arial"/>
         </w:rPr>
-        <w:t xml:space="preserve">TRIAL_READY_CHECK: on the fast track only, the parties are asked to confirm they are ready for trial. civil-service's scheduler does this once the hearing is less than 3 weeks away; the hearing is 8 weeks ahead, so the test runs the event itself and checks it was recorded on the case. The claim stays in PREPARE_FOR_HEARING_CONDUCT_HEARING.</w:t>
+        <w:t xml:space="preserve">PAY_HEARING_FEE: the claimant's solicitor pays the hearing fee from the Service Request tab, by PBA or card (PAYMENT_METHOD). If the payment service has not told civil-service about the payment within a minute, the test does. The test then runs HEARING_FEE_PAID, which civil-service's scheduler would otherwise run later, moving the claim to PREPARE_FOR_HEARING_CONDUCT_HEARING. It is always done in the UI.</w:t>
       </w:r>
     </w:p>
     <w:p>
@@ -465,7 +465,7 @@
         <w:rPr>
           <w:rFonts w:ascii="Arial" w:cs="Arial" w:eastAsia="Arial" w:hAnsi="Arial"/>
         </w:rPr>
-        <w:t xml:space="preserve">CONFIRM_TRIAL_ARRANGEMENTS (group: _CLAIMANT_SOLICITOR, _DEFENDANT1_SOLICITOR, _DEFENDANT2_SOLICITOR): each solicitor confirms with "Confirm trial arrangements" that the case is ready for trial, with no change to the hearing requirements (the second defendant's solicitor only for 1v2DS). A solicitor acting for two parties confirms for both. Like the trial ready check it is fast track only (XUI does not offer it on the intermediate or multi tracks), and it has to be done more than 3 weeks before the hearing. The claim stays in PREPARE_FOR_HEARING_CONDUCT_HEARING. It has an API version.</w:t>
+        <w:t xml:space="preserve">TRIAL_READY_CHECK: on the fast track only, the parties are asked to confirm they are ready for trial. civil-service's scheduler does this once the hearing is less than 3 weeks away; the hearing is 8 weeks ahead, so the test runs the event itself and checks it was recorded on the case. The claim stays in PREPARE_FOR_HEARING_CONDUCT_HEARING.</w:t>
       </w:r>
     </w:p>
     <w:p>
@@ -484,7 +484,7 @@
         <w:rPr>
           <w:rFonts w:ascii="Arial" w:cs="Arial" w:eastAsia="Arial" w:hAnsi="Arial"/>
         </w:rPr>
-        <w:t xml:space="preserve">CREATE_TRIAL_BUNDLE: the trial bundle is created. civil-service's scheduler does this about 3 weeks before the hearing, for every track except intermediate and multi (small claims have bundles too), so the test asks civil-service to do it now, waits for the bundle to be stitched into one document and checks the claimant's solicitor sees it on the Bundles tab. The claim stays in PREPARE_FOR_HEARING_CONDUCT_HEARING.</w:t>
+        <w:t xml:space="preserve">CONFIRM_TRIAL_ARRANGEMENTS (group: _CLAIMANT_SOLICITOR, _DEFENDANT1_SOLICITOR, _DEFENDANT2_SOLICITOR): each solicitor confirms with "Confirm trial arrangements" that the case is ready for trial, with no change to the hearing requirements (the second defendant's solicitor only for 1v2DS). A solicitor acting for two parties confirms for both. Like the trial ready check it is fast track only (XUI does not offer it on the intermediate or multi tracks), and it has to be done more than 3 weeks before the hearing. The claim stays in PREPARE_FOR_HEARING_CONDUCT_HEARING. It has an API version.</w:t>
       </w:r>
     </w:p>
     <w:p>
@@ -503,7 +503,7 @@
         <w:rPr>
           <w:rFonts w:ascii="Arial" w:cs="Arial" w:eastAsia="Arial" w:hAnsi="Arial"/>
         </w:rPr>
-        <w:t xml:space="preserve">MOVE_TO_DECISION_OUTCOME: once the hearing date has passed, civil-service's scheduler moves the claim to DECISION_OUTCOME to wait for the judge's decision, on every track. The hearing is weeks away, so the test runs the event itself.</w:t>
+        <w:t xml:space="preserve">CREATE_TRIAL_BUNDLE: the trial bundle is created. civil-service's scheduler does this about 3 weeks before the hearing, for every track except intermediate and multi (small claims have bundles too), so the test asks civil-service to do it now, waits for the bundle to be stitched into one document and checks the claimant's solicitor sees it on the Bundles tab. The claim stays in PREPARE_FOR_HEARING_CONDUCT_HEARING.</w:t>
       </w:r>
     </w:p>
     <w:p>
@@ -522,7 +522,26 @@
         <w:rPr>
           <w:rFonts w:ascii="Arial" w:cs="Arial" w:eastAsia="Arial" w:hAnsi="Arial"/>
         </w:rPr>
-        <w:t xml:space="preserve">MAKE_FINAL_ORDER: the judge makes the final order with "Make an order" (FINAL_ORDER, see section 12). On the small claims and fast tracks the judge writes a free form or an assisted order on the page. On the intermediate and multi tracks the judge keeps the claim on its track, picks a template (for the after-hearing template, giving today as the hearing date), and uploads the completed order (playwright-tests/documents/TEST_ORDER.docx). The test checks the order was added to the case and its notifications sent. The claim stays in DECISION_OUTCOME. It has an API version.</w:t>
+        <w:t xml:space="preserve">MOVE_TO_DECISION_OUTCOME: once the hearing date has passed, civil-service's scheduler moves the claim to DECISION_OUTCOME to wait for the judge's decision, on every track. The hearing is weeks away, so the test runs the event itself.</w:t>
+      </w:r>
+    </w:p>
+    <w:p>
+      <w:pPr>
+        <w:pStyle w:val="ListParagraph"/>
+        <w:numPr>
+          <w:ilvl w:val="0"/>
+          <w:numId w:val="2"/>
+        </w:numPr>
+        <w:tabs>
+          <w:tab w:val="left" w:pos="720"/>
+        </w:tabs>
+        <w:spacing w:after="60"/>
+      </w:pPr>
+      <w:r>
+        <w:rPr>
+          <w:rFonts w:ascii="Arial" w:cs="Arial" w:eastAsia="Arial" w:hAnsi="Arial"/>
+        </w:rPr>
+        <w:t xml:space="preserve">MAKE_FINAL_ORDER: the judge makes the final order with "Make an order" (FINAL_ORDER, see section 13). On the small claims and fast tracks the judge writes a free form or an assisted order on the page. On the intermediate and multi tracks the judge keeps the claim on its track, picks a template (for the after-hearing template, giving today as the hearing date), and uploads the completed order (playwright-tests/documents/TEST_ORDER.docx). The test checks the order was added to the case and its notifications sent. The claim stays in DECISION_OUTCOME. It has an API version.</w:t>
       </w:r>
     </w:p>
     <w:p>
@@ -2794,7 +2813,7 @@
         <w:rPr>
           <w:rFonts w:ascii="Arial" w:cs="Arial" w:eastAsia="Arial" w:hAnsi="Arial"/>
         </w:rPr>
-        <w:t xml:space="preserve">10. Paying fees by PBA or card</w:t>
+        <w:t xml:space="preserve">10. Notice of change</w:t>
       </w:r>
     </w:p>
     <w:p>
@@ -2805,7 +2824,67 @@
         <w:rPr>
           <w:rFonts w:ascii="Arial" w:cs="Arial" w:eastAsia="Arial" w:hAnsi="Arial"/>
         </w:rPr>
-        <w:t xml:space="preserve">PAYMENT_METHOD picks how the claimant's solicitor pays the claim fee and the hearing fee. PBA (the default) pays from their PBA account. CARD pays on GOV.UK Pay's pages with a test card, always in the UI, even when the claim is created through the API. Use CARD when PBA payments fail on the environment, for example with "Unable to retrieve account information".</w:t>
+        <w:t xml:space="preserve">A solicitor takes over a party from the "Notice of change" link on the case list, as in the unspecified journey (see section 7 of RUNNING_UNSPECIFIED_TESTS.md for the pages, the checks and the API version). NOTICE_OF_CHANGE lists the parties (CLAIMANT_1, DEFENDANT_1, DEFENDANT_2):</w:t>
+      </w:r>
+    </w:p>
+    <w:p>
+      <w:pPr>
+        <w:pStyle w:val="ListParagraph"/>
+        <w:numPr>
+          <w:ilvl w:val="0"/>
+          <w:numId w:val="2"/>
+        </w:numPr>
+        <w:tabs>
+          <w:tab w:val="left" w:pos="720"/>
+        </w:tabs>
+        <w:spacing w:after="60"/>
+      </w:pPr>
+      <w:r>
+        <w:rPr>
+          <w:rFonts w:ascii="Arial" w:cs="Arial" w:eastAsia="Arial" w:hAnsi="Arial"/>
+        </w:rPr>
+        <w:t xml:space="preserve">A defendant who is a LIP gets the solicitor the claim would have given them: Defendant 1 gets the Respondent1 Solicitor (Organisation 2) and Defendant 2 the Respondent2 Solicitor (Organisation 3). The journey then carries on as the represented claim type, so the solicitor responds through XUI instead of the defendant responding through the citizen service: a 1v1LIP claim carries on as 1v1.</w:t>
+      </w:r>
+    </w:p>
+    <w:p>
+      <w:pPr>
+        <w:pStyle w:val="ListParagraph"/>
+        <w:numPr>
+          <w:ilvl w:val="0"/>
+          <w:numId w:val="2"/>
+        </w:numPr>
+        <w:tabs>
+          <w:tab w:val="left" w:pos="720"/>
+        </w:tabs>
+        <w:spacing w:after="60"/>
+      </w:pPr>
+      <w:r>
+        <w:rPr>
+          <w:rFonts w:ascii="Arial" w:cs="Arial" w:eastAsia="Arial" w:hAnsi="Arial"/>
+        </w:rPr>
+        <w:t xml:space="preserve">A represented party moves to a solicitor of another organisation: the claimant to the New Claimant Solicitor (organisation 0FA7S8S), a defendant to the New Defendant Solicitor (organisation N5AFUXG). That party's later steps run as the new solicitor, and the test title says so.</w:t>
+      </w:r>
+    </w:p>
+    <w:p>
+      <w:pPr>
+        <w:spacing w:after="120"/>
+      </w:pPr>
+      <w:r>
+        <w:rPr>
+          <w:rFonts w:ascii="Arial" w:cs="Arial" w:eastAsia="Arial" w:hAnsi="Arial"/>
+        </w:rPr>
+        <w:t xml:space="preserve">A specified claim is not notified, so the earliest the notices of change can come is once the defendants' solicitors are assigned (ASSIGN_DEFENDANT_SOLICITORS). That is where they go by default, and the only place a LIP can be given a solicitor, so the solicitor can respond. NOTICE_OF_CHANGE_AFTER moves them later, for example to RESPOND_TO_DEFENCE.</w:t>
+      </w:r>
+    </w:p>
+    <w:p>
+      <w:pPr>
+        <w:spacing w:after="120"/>
+      </w:pPr>
+      <w:r>
+        <w:rPr>
+          <w:rFonts w:ascii="Arial" w:cs="Arial" w:eastAsia="Arial" w:hAnsi="Arial"/>
+        </w:rPr>
+        <w:t xml:space="preserve">A LIP defendant gets a solicitor once the claim is issued, and the solicitor responds:</w:t>
       </w:r>
     </w:p>
     <w:p>
@@ -2819,18 +2898,7 @@
           <w:sz w:val="18"/>
           <w:szCs w:val="18"/>
         </w:rPr>
-        <w:t xml:space="preserve">ENV=aat PAYMENT_METHOD=CARD API_UNTIL=JUDICIAL_REFERRAL npx playwright test playwright-tests/e2e/journeys/SpecifiedSS.test.ts --project chromium</w:t>
-      </w:r>
-    </w:p>
-    <w:p>
-      <w:pPr>
-        <w:pStyle w:val="Heading2"/>
-      </w:pPr>
-      <w:r>
-        <w:rPr>
-          <w:rFonts w:ascii="Arial" w:cs="Arial" w:eastAsia="Arial" w:hAnsi="Arial"/>
-        </w:rPr>
-        <w:t xml:space="preserve">11. Named scenarios</w:t>
+        <w:t xml:space="preserve">ENV=aat CLAIM_TYPE=1v1LIP NOTICE_OF_CHANGE=DEFENDANT_1 STOP_AFTER_TEST=RESPOND_TO_DEFENCE npx playwright test playwright-tests/e2e/journeys/SpecifiedSS.test.ts --project chromium</w:t>
       </w:r>
     </w:p>
     <w:p>
@@ -2841,7 +2909,7 @@
         <w:rPr>
           <w:rFonts w:ascii="Arial" w:cs="Arial" w:eastAsia="Arial" w:hAnsi="Arial"/>
         </w:rPr>
-        <w:t xml:space="preserve">Run a named scenario from playwright-tests/scenarios/specifiedScenarios.ts, or use a test:SPEC_* script in package.json:</w:t>
+        <w:t xml:space="preserve">Both parties change solicitor once the claimant has responded:</w:t>
       </w:r>
     </w:p>
     <w:p>
@@ -2855,7 +2923,7 @@
           <w:sz w:val="18"/>
           <w:szCs w:val="18"/>
         </w:rPr>
-        <w:t xml:space="preserve">ENV=aat SCENARIOS=Yes npx playwright test playwright-tests/e2e/journeys/SpecifiedSS.test.ts --project chromium --grep @SPEC_1v2DS_FAST</w:t>
+        <w:t xml:space="preserve">ENV=aat NOTICE_OF_CHANGE=CLAIMANT_1,DEFENDANT_1 NOTICE_OF_CHANGE_AFTER=RESPOND_TO_DEFENCE npx playwright test playwright-tests/e2e/journeys/SpecifiedSS.test.ts --project chromium</w:t>
       </w:r>
     </w:p>
     <w:p>
@@ -2866,7 +2934,29 @@
         <w:rPr>
           <w:rFonts w:ascii="Arial" w:cs="Arial" w:eastAsia="Arial" w:hAnsi="Arial"/>
         </w:rPr>
-        <w:t xml:space="preserve">The default judgment scenarios are SPEC_1v1_DEFAULT_JUDGMENT and SPEC_1v2DS_DEFAULT_JUDGMENT:</w:t>
+        <w:t xml:space="preserve">The same settings fail the run before the first test as in the unspecified journey, with ASSIGN_DEFENDANT_SOLICITORS in place of NOTIFY_CLAIM_DETAILS.</w:t>
+      </w:r>
+    </w:p>
+    <w:p>
+      <w:pPr>
+        <w:pStyle w:val="Heading2"/>
+      </w:pPr>
+      <w:r>
+        <w:rPr>
+          <w:rFonts w:ascii="Arial" w:cs="Arial" w:eastAsia="Arial" w:hAnsi="Arial"/>
+        </w:rPr>
+        <w:t xml:space="preserve">11. Paying fees by PBA or card</w:t>
+      </w:r>
+    </w:p>
+    <w:p>
+      <w:pPr>
+        <w:spacing w:after="120"/>
+      </w:pPr>
+      <w:r>
+        <w:rPr>
+          <w:rFonts w:ascii="Arial" w:cs="Arial" w:eastAsia="Arial" w:hAnsi="Arial"/>
+        </w:rPr>
+        <w:t xml:space="preserve">PAYMENT_METHOD picks how the claimant's solicitor pays the claim fee and the hearing fee. PBA (the default) pays from their PBA account. CARD pays on GOV.UK Pay's pages with a test card, always in the UI, even when the claim is created through the API. Use CARD when PBA payments fail on the environment, for example with "Unable to retrieve account information".</w:t>
       </w:r>
     </w:p>
     <w:p>
@@ -2880,18 +2970,104 @@
           <w:sz w:val="18"/>
           <w:szCs w:val="18"/>
         </w:rPr>
+        <w:t xml:space="preserve">ENV=aat PAYMENT_METHOD=CARD API_UNTIL=JUDICIAL_REFERRAL npx playwright test playwright-tests/e2e/journeys/SpecifiedSS.test.ts --project chromium</w:t>
+      </w:r>
+    </w:p>
+    <w:p>
+      <w:pPr>
+        <w:pStyle w:val="Heading2"/>
+      </w:pPr>
+      <w:r>
+        <w:rPr>
+          <w:rFonts w:ascii="Arial" w:cs="Arial" w:eastAsia="Arial" w:hAnsi="Arial"/>
+        </w:rPr>
+        <w:t xml:space="preserve">12. Named scenarios</w:t>
+      </w:r>
+    </w:p>
+    <w:p>
+      <w:pPr>
+        <w:spacing w:after="120"/>
+      </w:pPr>
+      <w:r>
+        <w:rPr>
+          <w:rFonts w:ascii="Arial" w:cs="Arial" w:eastAsia="Arial" w:hAnsi="Arial"/>
+        </w:rPr>
+        <w:t xml:space="preserve">Run a named scenario from playwright-tests/scenarios/specifiedScenarios.ts, or use a test:SPEC_* script in package.json:</w:t>
+      </w:r>
+    </w:p>
+    <w:p>
+      <w:pPr>
+        <w:shd w:fill="F2F2F2" w:color="auto" w:val="clear"/>
+        <w:spacing w:after="160" w:before="60"/>
+      </w:pPr>
+      <w:r>
+        <w:rPr>
+          <w:rFonts w:ascii="Courier New" w:cs="Courier New" w:eastAsia="Courier New" w:hAnsi="Courier New"/>
+          <w:sz w:val="18"/>
+          <w:szCs w:val="18"/>
+        </w:rPr>
+        <w:t xml:space="preserve">ENV=aat SCENARIOS=Yes npx playwright test playwright-tests/e2e/journeys/SpecifiedSS.test.ts --project chromium --grep @SPEC_1v2DS_FAST</w:t>
+      </w:r>
+    </w:p>
+    <w:p>
+      <w:pPr>
+        <w:spacing w:after="120"/>
+      </w:pPr>
+      <w:r>
+        <w:rPr>
+          <w:rFonts w:ascii="Arial" w:cs="Arial" w:eastAsia="Arial" w:hAnsi="Arial"/>
+        </w:rPr>
+        <w:t xml:space="preserve">The default judgment scenarios are SPEC_1v1_DEFAULT_JUDGMENT and SPEC_1v2DS_DEFAULT_JUDGMENT:</w:t>
+      </w:r>
+    </w:p>
+    <w:p>
+      <w:pPr>
+        <w:shd w:fill="F2F2F2" w:color="auto" w:val="clear"/>
+        <w:spacing w:after="160" w:before="60"/>
+      </w:pPr>
+      <w:r>
+        <w:rPr>
+          <w:rFonts w:ascii="Courier New" w:cs="Courier New" w:eastAsia="Courier New" w:hAnsi="Courier New"/>
+          <w:sz w:val="18"/>
+          <w:szCs w:val="18"/>
+        </w:rPr>
         <w:t xml:space="preserve">ENV=aat SCENARIOS=Yes npx playwright test playwright-tests/e2e/journeys/SpecifiedSS.test.ts --project chromium --grep @SPEC_1v1_DEFAULT_JUDGMENT</w:t>
       </w:r>
     </w:p>
     <w:p>
       <w:pPr>
+        <w:spacing w:after="120"/>
+      </w:pPr>
+      <w:r>
+        <w:rPr>
+          <w:rFonts w:ascii="Arial" w:cs="Arial" w:eastAsia="Arial" w:hAnsi="Arial"/>
+        </w:rPr>
+        <w:t xml:space="preserve">The notice of change scenarios are SPEC_1v1_LIP_FAST_NOTICE_OF_CHANGE, where a LIP defendant gets a solicitor (yarn test:SPEC_1v1_LIP_FAST_NOTICE_OF_CHANGE), and SPEC_1v1_FAST_NOTICE_OF_CHANGE, where both parties change solicitor after the claimant's response (yarn test:SPEC_1v1_FAST_NOTICE_OF_CHANGE):</w:t>
+      </w:r>
+    </w:p>
+    <w:p>
+      <w:pPr>
+        <w:shd w:fill="F2F2F2" w:color="auto" w:val="clear"/>
+        <w:spacing w:after="160" w:before="60"/>
+      </w:pPr>
+      <w:r>
+        <w:rPr>
+          <w:rFonts w:ascii="Courier New" w:cs="Courier New" w:eastAsia="Courier New" w:hAnsi="Courier New"/>
+          <w:sz w:val="18"/>
+          <w:szCs w:val="18"/>
+        </w:rPr>
+        <w:t xml:space="preserve">ENV=aat SCENARIOS=Yes npx playwright test playwright-tests/e2e/journeys/SpecifiedSS.test.ts --project chromium --grep @SPEC_1v1_FAST_NOTICE_OF_CHANGE</w:t>
+      </w:r>
+    </w:p>
+    <w:p>
+      <w:pPr>
         <w:pStyle w:val="Heading2"/>
       </w:pPr>
       <w:r>
         <w:rPr>
           <w:rFonts w:ascii="Arial" w:cs="Arial" w:eastAsia="Arial" w:hAnsi="Arial"/>
         </w:rPr>
-        <w:t xml:space="preserve">12. Claim parameters</w:t>
+        <w:t xml:space="preserve">13. Claim parameters</w:t>
       </w:r>
     </w:p>
     <w:p>
@@ -2918,10 +3094,10 @@
         </w:tblBorders>
       </w:tblPr>
       <w:tblGrid>
-        <w:gridCol w:w="1692"/>
-        <w:gridCol w:w="3196"/>
-        <w:gridCol w:w="1551"/>
-        <w:gridCol w:w="3199"/>
+        <w:gridCol w:w="1676"/>
+        <w:gridCol w:w="3166"/>
+        <w:gridCol w:w="1629"/>
+        <w:gridCol w:w="3167"/>
       </w:tblGrid>
       <w:tr>
         <w:trPr>
@@ -2929,7 +3105,7 @@
         </w:trPr>
         <w:tc>
           <w:tcPr>
-            <w:tcW w:type="dxa" w:w="1692"/>
+            <w:tcW w:type="dxa" w:w="1676"/>
             <w:tcBorders>
               <w:top w:val="single" w:color="BFBFBF" w:sz="4"/>
               <w:left w:val="single" w:color="BFBFBF" w:sz="4"/>
@@ -2959,7 +3135,7 @@
         </w:tc>
         <w:tc>
           <w:tcPr>
-            <w:tcW w:type="dxa" w:w="3196"/>
+            <w:tcW w:type="dxa" w:w="3166"/>
             <w:tcBorders>
               <w:top w:val="single" w:color="BFBFBF" w:sz="4"/>
               <w:left w:val="single" w:color="BFBFBF" w:sz="4"/>
@@ -2989,7 +3165,7 @@
         </w:tc>
         <w:tc>
           <w:tcPr>
-            <w:tcW w:type="dxa" w:w="1551"/>
+            <w:tcW w:type="dxa" w:w="1629"/>
             <w:tcBorders>
               <w:top w:val="single" w:color="BFBFBF" w:sz="4"/>
               <w:left w:val="single" w:color="BFBFBF" w:sz="4"/>
@@ -3019,7 +3195,7 @@
         </w:tc>
         <w:tc>
           <w:tcPr>
-            <w:tcW w:type="dxa" w:w="3199"/>
+            <w:tcW w:type="dxa" w:w="3167"/>
             <w:tcBorders>
               <w:top w:val="single" w:color="BFBFBF" w:sz="4"/>
               <w:left w:val="single" w:color="BFBFBF" w:sz="4"/>
@@ -3054,7 +3230,7 @@
         </w:trPr>
         <w:tc>
           <w:tcPr>
-            <w:tcW w:type="dxa" w:w="1692"/>
+            <w:tcW w:type="dxa" w:w="1676"/>
             <w:tcBorders>
               <w:top w:val="single" w:color="BFBFBF" w:sz="4"/>
               <w:left w:val="single" w:color="BFBFBF" w:sz="4"/>
@@ -3081,7 +3257,7 @@
         </w:tc>
         <w:tc>
           <w:tcPr>
-            <w:tcW w:type="dxa" w:w="3196"/>
+            <w:tcW w:type="dxa" w:w="3166"/>
             <w:tcBorders>
               <w:top w:val="single" w:color="BFBFBF" w:sz="4"/>
               <w:left w:val="single" w:color="BFBFBF" w:sz="4"/>
@@ -3108,7 +3284,7 @@
         </w:tc>
         <w:tc>
           <w:tcPr>
-            <w:tcW w:type="dxa" w:w="1551"/>
+            <w:tcW w:type="dxa" w:w="1629"/>
             <w:tcBorders>
               <w:top w:val="single" w:color="BFBFBF" w:sz="4"/>
               <w:left w:val="single" w:color="BFBFBF" w:sz="4"/>
@@ -3135,7 +3311,7 @@
         </w:tc>
         <w:tc>
           <w:tcPr>
-            <w:tcW w:type="dxa" w:w="3199"/>
+            <w:tcW w:type="dxa" w:w="3167"/>
             <w:tcBorders>
               <w:top w:val="single" w:color="BFBFBF" w:sz="4"/>
               <w:left w:val="single" w:color="BFBFBF" w:sz="4"/>
@@ -3167,7 +3343,7 @@
         </w:trPr>
         <w:tc>
           <w:tcPr>
-            <w:tcW w:type="dxa" w:w="1692"/>
+            <w:tcW w:type="dxa" w:w="1676"/>
             <w:tcBorders>
               <w:top w:val="single" w:color="BFBFBF" w:sz="4"/>
               <w:left w:val="single" w:color="BFBFBF" w:sz="4"/>
@@ -3194,7 +3370,7 @@
         </w:tc>
         <w:tc>
           <w:tcPr>
-            <w:tcW w:type="dxa" w:w="3196"/>
+            <w:tcW w:type="dxa" w:w="3166"/>
             <w:tcBorders>
               <w:top w:val="single" w:color="BFBFBF" w:sz="4"/>
               <w:left w:val="single" w:color="BFBFBF" w:sz="4"/>
@@ -3221,7 +3397,7 @@
         </w:tc>
         <w:tc>
           <w:tcPr>
-            <w:tcW w:type="dxa" w:w="1551"/>
+            <w:tcW w:type="dxa" w:w="1629"/>
             <w:tcBorders>
               <w:top w:val="single" w:color="BFBFBF" w:sz="4"/>
               <w:left w:val="single" w:color="BFBFBF" w:sz="4"/>
@@ -3248,7 +3424,7 @@
         </w:tc>
         <w:tc>
           <w:tcPr>
-            <w:tcW w:type="dxa" w:w="3199"/>
+            <w:tcW w:type="dxa" w:w="3167"/>
             <w:tcBorders>
               <w:top w:val="single" w:color="BFBFBF" w:sz="4"/>
               <w:left w:val="single" w:color="BFBFBF" w:sz="4"/>
@@ -3280,7 +3456,7 @@
         </w:trPr>
         <w:tc>
           <w:tcPr>
-            <w:tcW w:type="dxa" w:w="1692"/>
+            <w:tcW w:type="dxa" w:w="1676"/>
             <w:tcBorders>
               <w:top w:val="single" w:color="BFBFBF" w:sz="4"/>
               <w:left w:val="single" w:color="BFBFBF" w:sz="4"/>
@@ -3307,7 +3483,7 @@
         </w:tc>
         <w:tc>
           <w:tcPr>
-            <w:tcW w:type="dxa" w:w="3196"/>
+            <w:tcW w:type="dxa" w:w="3166"/>
             <w:tcBorders>
               <w:top w:val="single" w:color="BFBFBF" w:sz="4"/>
               <w:left w:val="single" w:color="BFBFBF" w:sz="4"/>
@@ -3334,7 +3510,7 @@
         </w:tc>
         <w:tc>
           <w:tcPr>
-            <w:tcW w:type="dxa" w:w="1551"/>
+            <w:tcW w:type="dxa" w:w="1629"/>
             <w:tcBorders>
               <w:top w:val="single" w:color="BFBFBF" w:sz="4"/>
               <w:left w:val="single" w:color="BFBFBF" w:sz="4"/>
@@ -3361,7 +3537,7 @@
         </w:tc>
         <w:tc>
           <w:tcPr>
-            <w:tcW w:type="dxa" w:w="3199"/>
+            <w:tcW w:type="dxa" w:w="3167"/>
             <w:tcBorders>
               <w:top w:val="single" w:color="BFBFBF" w:sz="4"/>
               <w:left w:val="single" w:color="BFBFBF" w:sz="4"/>
@@ -3393,7 +3569,7 @@
         </w:trPr>
         <w:tc>
           <w:tcPr>
-            <w:tcW w:type="dxa" w:w="1692"/>
+            <w:tcW w:type="dxa" w:w="1676"/>
             <w:tcBorders>
               <w:top w:val="single" w:color="BFBFBF" w:sz="4"/>
               <w:left w:val="single" w:color="BFBFBF" w:sz="4"/>
@@ -3420,7 +3596,7 @@
         </w:tc>
         <w:tc>
           <w:tcPr>
-            <w:tcW w:type="dxa" w:w="3196"/>
+            <w:tcW w:type="dxa" w:w="3166"/>
             <w:tcBorders>
               <w:top w:val="single" w:color="BFBFBF" w:sz="4"/>
               <w:left w:val="single" w:color="BFBFBF" w:sz="4"/>
@@ -3447,7 +3623,7 @@
         </w:tc>
         <w:tc>
           <w:tcPr>
-            <w:tcW w:type="dxa" w:w="1551"/>
+            <w:tcW w:type="dxa" w:w="1629"/>
             <w:tcBorders>
               <w:top w:val="single" w:color="BFBFBF" w:sz="4"/>
               <w:left w:val="single" w:color="BFBFBF" w:sz="4"/>
@@ -3474,7 +3650,7 @@
         </w:tc>
         <w:tc>
           <w:tcPr>
-            <w:tcW w:type="dxa" w:w="3199"/>
+            <w:tcW w:type="dxa" w:w="3167"/>
             <w:tcBorders>
               <w:top w:val="single" w:color="BFBFBF" w:sz="4"/>
               <w:left w:val="single" w:color="BFBFBF" w:sz="4"/>
@@ -3506,7 +3682,7 @@
         </w:trPr>
         <w:tc>
           <w:tcPr>
-            <w:tcW w:type="dxa" w:w="1692"/>
+            <w:tcW w:type="dxa" w:w="1676"/>
             <w:tcBorders>
               <w:top w:val="single" w:color="BFBFBF" w:sz="4"/>
               <w:left w:val="single" w:color="BFBFBF" w:sz="4"/>
@@ -3533,7 +3709,7 @@
         </w:tc>
         <w:tc>
           <w:tcPr>
-            <w:tcW w:type="dxa" w:w="3196"/>
+            <w:tcW w:type="dxa" w:w="3166"/>
             <w:tcBorders>
               <w:top w:val="single" w:color="BFBFBF" w:sz="4"/>
               <w:left w:val="single" w:color="BFBFBF" w:sz="4"/>
@@ -3560,7 +3736,7 @@
         </w:tc>
         <w:tc>
           <w:tcPr>
-            <w:tcW w:type="dxa" w:w="1551"/>
+            <w:tcW w:type="dxa" w:w="1629"/>
             <w:tcBorders>
               <w:top w:val="single" w:color="BFBFBF" w:sz="4"/>
               <w:left w:val="single" w:color="BFBFBF" w:sz="4"/>
@@ -3587,7 +3763,7 @@
         </w:tc>
         <w:tc>
           <w:tcPr>
-            <w:tcW w:type="dxa" w:w="3199"/>
+            <w:tcW w:type="dxa" w:w="3167"/>
             <w:tcBorders>
               <w:top w:val="single" w:color="BFBFBF" w:sz="4"/>
               <w:left w:val="single" w:color="BFBFBF" w:sz="4"/>
@@ -3619,7 +3795,7 @@
         </w:trPr>
         <w:tc>
           <w:tcPr>
-            <w:tcW w:type="dxa" w:w="1692"/>
+            <w:tcW w:type="dxa" w:w="1676"/>
             <w:tcBorders>
               <w:top w:val="single" w:color="BFBFBF" w:sz="4"/>
               <w:left w:val="single" w:color="BFBFBF" w:sz="4"/>
@@ -3646,7 +3822,7 @@
         </w:tc>
         <w:tc>
           <w:tcPr>
-            <w:tcW w:type="dxa" w:w="3196"/>
+            <w:tcW w:type="dxa" w:w="3166"/>
             <w:tcBorders>
               <w:top w:val="single" w:color="BFBFBF" w:sz="4"/>
               <w:left w:val="single" w:color="BFBFBF" w:sz="4"/>
@@ -3673,7 +3849,7 @@
         </w:tc>
         <w:tc>
           <w:tcPr>
-            <w:tcW w:type="dxa" w:w="1551"/>
+            <w:tcW w:type="dxa" w:w="1629"/>
             <w:tcBorders>
               <w:top w:val="single" w:color="BFBFBF" w:sz="4"/>
               <w:left w:val="single" w:color="BFBFBF" w:sz="4"/>
@@ -3700,7 +3876,7 @@
         </w:tc>
         <w:tc>
           <w:tcPr>
-            <w:tcW w:type="dxa" w:w="3199"/>
+            <w:tcW w:type="dxa" w:w="3167"/>
             <w:tcBorders>
               <w:top w:val="single" w:color="BFBFBF" w:sz="4"/>
               <w:left w:val="single" w:color="BFBFBF" w:sz="4"/>
@@ -3732,7 +3908,7 @@
         </w:trPr>
         <w:tc>
           <w:tcPr>
-            <w:tcW w:type="dxa" w:w="1692"/>
+            <w:tcW w:type="dxa" w:w="1676"/>
             <w:tcBorders>
               <w:top w:val="single" w:color="BFBFBF" w:sz="4"/>
               <w:left w:val="single" w:color="BFBFBF" w:sz="4"/>
@@ -3759,7 +3935,7 @@
         </w:tc>
         <w:tc>
           <w:tcPr>
-            <w:tcW w:type="dxa" w:w="3196"/>
+            <w:tcW w:type="dxa" w:w="3166"/>
             <w:tcBorders>
               <w:top w:val="single" w:color="BFBFBF" w:sz="4"/>
               <w:left w:val="single" w:color="BFBFBF" w:sz="4"/>
@@ -3786,7 +3962,7 @@
         </w:tc>
         <w:tc>
           <w:tcPr>
-            <w:tcW w:type="dxa" w:w="1551"/>
+            <w:tcW w:type="dxa" w:w="1629"/>
             <w:tcBorders>
               <w:top w:val="single" w:color="BFBFBF" w:sz="4"/>
               <w:left w:val="single" w:color="BFBFBF" w:sz="4"/>
@@ -3813,7 +3989,7 @@
         </w:tc>
         <w:tc>
           <w:tcPr>
-            <w:tcW w:type="dxa" w:w="3199"/>
+            <w:tcW w:type="dxa" w:w="3167"/>
             <w:tcBorders>
               <w:top w:val="single" w:color="BFBFBF" w:sz="4"/>
               <w:left w:val="single" w:color="BFBFBF" w:sz="4"/>
@@ -3845,7 +4021,7 @@
         </w:trPr>
         <w:tc>
           <w:tcPr>
-            <w:tcW w:type="dxa" w:w="1692"/>
+            <w:tcW w:type="dxa" w:w="1676"/>
             <w:tcBorders>
               <w:top w:val="single" w:color="BFBFBF" w:sz="4"/>
               <w:left w:val="single" w:color="BFBFBF" w:sz="4"/>
@@ -3872,7 +4048,7 @@
         </w:tc>
         <w:tc>
           <w:tcPr>
-            <w:tcW w:type="dxa" w:w="3196"/>
+            <w:tcW w:type="dxa" w:w="3166"/>
             <w:tcBorders>
               <w:top w:val="single" w:color="BFBFBF" w:sz="4"/>
               <w:left w:val="single" w:color="BFBFBF" w:sz="4"/>
@@ -3899,7 +4075,7 @@
         </w:tc>
         <w:tc>
           <w:tcPr>
-            <w:tcW w:type="dxa" w:w="1551"/>
+            <w:tcW w:type="dxa" w:w="1629"/>
             <w:tcBorders>
               <w:top w:val="single" w:color="BFBFBF" w:sz="4"/>
               <w:left w:val="single" w:color="BFBFBF" w:sz="4"/>
@@ -3926,7 +4102,7 @@
         </w:tc>
         <w:tc>
           <w:tcPr>
-            <w:tcW w:type="dxa" w:w="3199"/>
+            <w:tcW w:type="dxa" w:w="3167"/>
             <w:tcBorders>
               <w:top w:val="single" w:color="BFBFBF" w:sz="4"/>
               <w:left w:val="single" w:color="BFBFBF" w:sz="4"/>
@@ -3958,7 +4134,7 @@
         </w:trPr>
         <w:tc>
           <w:tcPr>
-            <w:tcW w:type="dxa" w:w="1692"/>
+            <w:tcW w:type="dxa" w:w="1676"/>
             <w:tcBorders>
               <w:top w:val="single" w:color="BFBFBF" w:sz="4"/>
               <w:left w:val="single" w:color="BFBFBF" w:sz="4"/>
@@ -3985,7 +4161,7 @@
         </w:tc>
         <w:tc>
           <w:tcPr>
-            <w:tcW w:type="dxa" w:w="3196"/>
+            <w:tcW w:type="dxa" w:w="3166"/>
             <w:tcBorders>
               <w:top w:val="single" w:color="BFBFBF" w:sz="4"/>
               <w:left w:val="single" w:color="BFBFBF" w:sz="4"/>
@@ -4012,7 +4188,7 @@
         </w:tc>
         <w:tc>
           <w:tcPr>
-            <w:tcW w:type="dxa" w:w="1551"/>
+            <w:tcW w:type="dxa" w:w="1629"/>
             <w:tcBorders>
               <w:top w:val="single" w:color="BFBFBF" w:sz="4"/>
               <w:left w:val="single" w:color="BFBFBF" w:sz="4"/>
@@ -4039,7 +4215,7 @@
         </w:tc>
         <w:tc>
           <w:tcPr>
-            <w:tcW w:type="dxa" w:w="3199"/>
+            <w:tcW w:type="dxa" w:w="3167"/>
             <w:tcBorders>
               <w:top w:val="single" w:color="BFBFBF" w:sz="4"/>
               <w:left w:val="single" w:color="BFBFBF" w:sz="4"/>
@@ -4071,7 +4247,7 @@
         </w:trPr>
         <w:tc>
           <w:tcPr>
-            <w:tcW w:type="dxa" w:w="1692"/>
+            <w:tcW w:type="dxa" w:w="1676"/>
             <w:tcBorders>
               <w:top w:val="single" w:color="BFBFBF" w:sz="4"/>
               <w:left w:val="single" w:color="BFBFBF" w:sz="4"/>
@@ -4098,7 +4274,7 @@
         </w:tc>
         <w:tc>
           <w:tcPr>
-            <w:tcW w:type="dxa" w:w="3196"/>
+            <w:tcW w:type="dxa" w:w="3166"/>
             <w:tcBorders>
               <w:top w:val="single" w:color="BFBFBF" w:sz="4"/>
               <w:left w:val="single" w:color="BFBFBF" w:sz="4"/>
@@ -4125,7 +4301,7 @@
         </w:tc>
         <w:tc>
           <w:tcPr>
-            <w:tcW w:type="dxa" w:w="1551"/>
+            <w:tcW w:type="dxa" w:w="1629"/>
             <w:tcBorders>
               <w:top w:val="single" w:color="BFBFBF" w:sz="4"/>
               <w:left w:val="single" w:color="BFBFBF" w:sz="4"/>
@@ -4152,7 +4328,7 @@
         </w:tc>
         <w:tc>
           <w:tcPr>
-            <w:tcW w:type="dxa" w:w="3199"/>
+            <w:tcW w:type="dxa" w:w="3167"/>
             <w:tcBorders>
               <w:top w:val="single" w:color="BFBFBF" w:sz="4"/>
               <w:left w:val="single" w:color="BFBFBF" w:sz="4"/>
@@ -4184,7 +4360,7 @@
         </w:trPr>
         <w:tc>
           <w:tcPr>
-            <w:tcW w:type="dxa" w:w="1692"/>
+            <w:tcW w:type="dxa" w:w="1676"/>
             <w:tcBorders>
               <w:top w:val="single" w:color="BFBFBF" w:sz="4"/>
               <w:left w:val="single" w:color="BFBFBF" w:sz="4"/>
@@ -4211,7 +4387,7 @@
         </w:tc>
         <w:tc>
           <w:tcPr>
-            <w:tcW w:type="dxa" w:w="3196"/>
+            <w:tcW w:type="dxa" w:w="3166"/>
             <w:tcBorders>
               <w:top w:val="single" w:color="BFBFBF" w:sz="4"/>
               <w:left w:val="single" w:color="BFBFBF" w:sz="4"/>
@@ -4238,7 +4414,7 @@
         </w:tc>
         <w:tc>
           <w:tcPr>
-            <w:tcW w:type="dxa" w:w="1551"/>
+            <w:tcW w:type="dxa" w:w="1629"/>
             <w:tcBorders>
               <w:top w:val="single" w:color="BFBFBF" w:sz="4"/>
               <w:left w:val="single" w:color="BFBFBF" w:sz="4"/>
@@ -4265,7 +4441,7 @@
         </w:tc>
         <w:tc>
           <w:tcPr>
-            <w:tcW w:type="dxa" w:w="3199"/>
+            <w:tcW w:type="dxa" w:w="3167"/>
             <w:tcBorders>
               <w:top w:val="single" w:color="BFBFBF" w:sz="4"/>
               <w:left w:val="single" w:color="BFBFBF" w:sz="4"/>
@@ -4297,7 +4473,7 @@
         </w:trPr>
         <w:tc>
           <w:tcPr>
-            <w:tcW w:type="dxa" w:w="1692"/>
+            <w:tcW w:type="dxa" w:w="1676"/>
             <w:tcBorders>
               <w:top w:val="single" w:color="BFBFBF" w:sz="4"/>
               <w:left w:val="single" w:color="BFBFBF" w:sz="4"/>
@@ -4324,7 +4500,7 @@
         </w:tc>
         <w:tc>
           <w:tcPr>
-            <w:tcW w:type="dxa" w:w="3196"/>
+            <w:tcW w:type="dxa" w:w="3166"/>
             <w:tcBorders>
               <w:top w:val="single" w:color="BFBFBF" w:sz="4"/>
               <w:left w:val="single" w:color="BFBFBF" w:sz="4"/>
@@ -4351,7 +4527,7 @@
         </w:tc>
         <w:tc>
           <w:tcPr>
-            <w:tcW w:type="dxa" w:w="1551"/>
+            <w:tcW w:type="dxa" w:w="1629"/>
             <w:tcBorders>
               <w:top w:val="single" w:color="BFBFBF" w:sz="4"/>
               <w:left w:val="single" w:color="BFBFBF" w:sz="4"/>
@@ -4378,7 +4554,7 @@
         </w:tc>
         <w:tc>
           <w:tcPr>
-            <w:tcW w:type="dxa" w:w="3199"/>
+            <w:tcW w:type="dxa" w:w="3167"/>
             <w:tcBorders>
               <w:top w:val="single" w:color="BFBFBF" w:sz="4"/>
               <w:left w:val="single" w:color="BFBFBF" w:sz="4"/>
@@ -4410,7 +4586,7 @@
         </w:trPr>
         <w:tc>
           <w:tcPr>
-            <w:tcW w:type="dxa" w:w="1692"/>
+            <w:tcW w:type="dxa" w:w="1676"/>
             <w:tcBorders>
               <w:top w:val="single" w:color="BFBFBF" w:sz="4"/>
               <w:left w:val="single" w:color="BFBFBF" w:sz="4"/>
@@ -4437,7 +4613,7 @@
         </w:tc>
         <w:tc>
           <w:tcPr>
-            <w:tcW w:type="dxa" w:w="3196"/>
+            <w:tcW w:type="dxa" w:w="3166"/>
             <w:tcBorders>
               <w:top w:val="single" w:color="BFBFBF" w:sz="4"/>
               <w:left w:val="single" w:color="BFBFBF" w:sz="4"/>
@@ -4464,7 +4640,7 @@
         </w:tc>
         <w:tc>
           <w:tcPr>
-            <w:tcW w:type="dxa" w:w="1551"/>
+            <w:tcW w:type="dxa" w:w="1629"/>
             <w:tcBorders>
               <w:top w:val="single" w:color="BFBFBF" w:sz="4"/>
               <w:left w:val="single" w:color="BFBFBF" w:sz="4"/>
@@ -4491,7 +4667,7 @@
         </w:tc>
         <w:tc>
           <w:tcPr>
-            <w:tcW w:type="dxa" w:w="3199"/>
+            <w:tcW w:type="dxa" w:w="3167"/>
             <w:tcBorders>
               <w:top w:val="single" w:color="BFBFBF" w:sz="4"/>
               <w:left w:val="single" w:color="BFBFBF" w:sz="4"/>
@@ -4523,7 +4699,7 @@
         </w:trPr>
         <w:tc>
           <w:tcPr>
-            <w:tcW w:type="dxa" w:w="1692"/>
+            <w:tcW w:type="dxa" w:w="1676"/>
             <w:tcBorders>
               <w:top w:val="single" w:color="BFBFBF" w:sz="4"/>
               <w:left w:val="single" w:color="BFBFBF" w:sz="4"/>
@@ -4550,7 +4726,7 @@
         </w:tc>
         <w:tc>
           <w:tcPr>
-            <w:tcW w:type="dxa" w:w="3196"/>
+            <w:tcW w:type="dxa" w:w="3166"/>
             <w:tcBorders>
               <w:top w:val="single" w:color="BFBFBF" w:sz="4"/>
               <w:left w:val="single" w:color="BFBFBF" w:sz="4"/>
@@ -4577,7 +4753,7 @@
         </w:tc>
         <w:tc>
           <w:tcPr>
-            <w:tcW w:type="dxa" w:w="1551"/>
+            <w:tcW w:type="dxa" w:w="1629"/>
             <w:tcBorders>
               <w:top w:val="single" w:color="BFBFBF" w:sz="4"/>
               <w:left w:val="single" w:color="BFBFBF" w:sz="4"/>
@@ -4604,7 +4780,7 @@
         </w:tc>
         <w:tc>
           <w:tcPr>
-            <w:tcW w:type="dxa" w:w="3199"/>
+            <w:tcW w:type="dxa" w:w="3167"/>
             <w:tcBorders>
               <w:top w:val="single" w:color="BFBFBF" w:sz="4"/>
               <w:left w:val="single" w:color="BFBFBF" w:sz="4"/>
@@ -4636,7 +4812,7 @@
         </w:trPr>
         <w:tc>
           <w:tcPr>
-            <w:tcW w:type="dxa" w:w="1692"/>
+            <w:tcW w:type="dxa" w:w="1676"/>
             <w:tcBorders>
               <w:top w:val="single" w:color="BFBFBF" w:sz="4"/>
               <w:left w:val="single" w:color="BFBFBF" w:sz="4"/>
@@ -4657,88 +4833,88 @@
                 <w:sz w:val="20"/>
                 <w:szCs w:val="20"/>
               </w:rPr>
-              <w:t xml:space="preserve">STAY_CASE</w:t>
-            </w:r>
-          </w:p>
-        </w:tc>
-        <w:tc>
-          <w:tcPr>
-            <w:tcW w:type="dxa" w:w="3196"/>
-            <w:tcBorders>
-              <w:top w:val="single" w:color="BFBFBF" w:sz="4"/>
-              <w:left w:val="single" w:color="BFBFBF" w:sz="4"/>
-              <w:bottom w:val="single" w:color="BFBFBF" w:sz="4"/>
-              <w:right w:val="single" w:color="BFBFBF" w:sz="4"/>
-            </w:tcBorders>
-            <w:tcMar>
-              <w:top w:type="dxa" w:w="60"/>
-              <w:left w:type="dxa" w:w="100"/>
-              <w:bottom w:type="dxa" w:w="60"/>
-              <w:right w:type="dxa" w:w="100"/>
-            </w:tcMar>
-          </w:tcPr>
-          <w:p>
-            <w:r>
-              <w:rPr>
-                <w:rFonts w:ascii="Arial" w:cs="Arial" w:eastAsia="Arial" w:hAnsi="Arial"/>
-                <w:sz w:val="20"/>
-                <w:szCs w:val="20"/>
-              </w:rPr>
-              <w:t xml:space="preserve">Yes, No</w:t>
-            </w:r>
-          </w:p>
-        </w:tc>
-        <w:tc>
-          <w:tcPr>
-            <w:tcW w:type="dxa" w:w="1551"/>
-            <w:tcBorders>
-              <w:top w:val="single" w:color="BFBFBF" w:sz="4"/>
-              <w:left w:val="single" w:color="BFBFBF" w:sz="4"/>
-              <w:bottom w:val="single" w:color="BFBFBF" w:sz="4"/>
-              <w:right w:val="single" w:color="BFBFBF" w:sz="4"/>
-            </w:tcBorders>
-            <w:tcMar>
-              <w:top w:type="dxa" w:w="60"/>
-              <w:left w:type="dxa" w:w="100"/>
-              <w:bottom w:type="dxa" w:w="60"/>
-              <w:right w:type="dxa" w:w="100"/>
-            </w:tcMar>
-          </w:tcPr>
-          <w:p>
-            <w:r>
-              <w:rPr>
-                <w:rFonts w:ascii="Arial" w:cs="Arial" w:eastAsia="Arial" w:hAnsi="Arial"/>
-                <w:sz w:val="20"/>
-                <w:szCs w:val="20"/>
-              </w:rPr>
-              <w:t xml:space="preserve">No</w:t>
-            </w:r>
-          </w:p>
-        </w:tc>
-        <w:tc>
-          <w:tcPr>
-            <w:tcW w:type="dxa" w:w="3199"/>
-            <w:tcBorders>
-              <w:top w:val="single" w:color="BFBFBF" w:sz="4"/>
-              <w:left w:val="single" w:color="BFBFBF" w:sz="4"/>
-              <w:bottom w:val="single" w:color="BFBFBF" w:sz="4"/>
-              <w:right w:val="single" w:color="BFBFBF" w:sz="4"/>
-            </w:tcBorders>
-            <w:tcMar>
-              <w:top w:type="dxa" w:w="60"/>
-              <w:left w:type="dxa" w:w="100"/>
-              <w:bottom w:type="dxa" w:w="60"/>
-              <w:right w:type="dxa" w:w="100"/>
-            </w:tcMar>
-          </w:tcPr>
-          <w:p>
-            <w:r>
-              <w:rPr>
-                <w:rFonts w:ascii="Arial" w:cs="Arial" w:eastAsia="Arial" w:hAnsi="Arial"/>
-                <w:sz w:val="20"/>
-                <w:szCs w:val="20"/>
-              </w:rPr>
-              <w:t xml:space="preserve">Optional steps: stay the case once it reaches JUDICIAL_REFERRAL, ask for an update and lift the stay.</w:t>
+              <w:t xml:space="preserve">NOTICE_OF_CHANGE</w:t>
+            </w:r>
+          </w:p>
+        </w:tc>
+        <w:tc>
+          <w:tcPr>
+            <w:tcW w:type="dxa" w:w="3166"/>
+            <w:tcBorders>
+              <w:top w:val="single" w:color="BFBFBF" w:sz="4"/>
+              <w:left w:val="single" w:color="BFBFBF" w:sz="4"/>
+              <w:bottom w:val="single" w:color="BFBFBF" w:sz="4"/>
+              <w:right w:val="single" w:color="BFBFBF" w:sz="4"/>
+            </w:tcBorders>
+            <w:tcMar>
+              <w:top w:type="dxa" w:w="60"/>
+              <w:left w:type="dxa" w:w="100"/>
+              <w:bottom w:type="dxa" w:w="60"/>
+              <w:right w:type="dxa" w:w="100"/>
+            </w:tcMar>
+          </w:tcPr>
+          <w:p>
+            <w:r>
+              <w:rPr>
+                <w:rFonts w:ascii="Arial" w:cs="Arial" w:eastAsia="Arial" w:hAnsi="Arial"/>
+                <w:sz w:val="20"/>
+                <w:szCs w:val="20"/>
+              </w:rPr>
+              <w:t xml:space="preserve">A list of CLAIMANT_1, DEFENDANT_1, DEFENDANT_2</w:t>
+            </w:r>
+          </w:p>
+        </w:tc>
+        <w:tc>
+          <w:tcPr>
+            <w:tcW w:type="dxa" w:w="1629"/>
+            <w:tcBorders>
+              <w:top w:val="single" w:color="BFBFBF" w:sz="4"/>
+              <w:left w:val="single" w:color="BFBFBF" w:sz="4"/>
+              <w:bottom w:val="single" w:color="BFBFBF" w:sz="4"/>
+              <w:right w:val="single" w:color="BFBFBF" w:sz="4"/>
+            </w:tcBorders>
+            <w:tcMar>
+              <w:top w:type="dxa" w:w="60"/>
+              <w:left w:type="dxa" w:w="100"/>
+              <w:bottom w:type="dxa" w:w="60"/>
+              <w:right w:type="dxa" w:w="100"/>
+            </w:tcMar>
+          </w:tcPr>
+          <w:p>
+            <w:r>
+              <w:rPr>
+                <w:rFonts w:ascii="Arial" w:cs="Arial" w:eastAsia="Arial" w:hAnsi="Arial"/>
+                <w:sz w:val="20"/>
+                <w:szCs w:val="20"/>
+              </w:rPr>
+              <w:t xml:space="preserve">None</w:t>
+            </w:r>
+          </w:p>
+        </w:tc>
+        <w:tc>
+          <w:tcPr>
+            <w:tcW w:type="dxa" w:w="3167"/>
+            <w:tcBorders>
+              <w:top w:val="single" w:color="BFBFBF" w:sz="4"/>
+              <w:left w:val="single" w:color="BFBFBF" w:sz="4"/>
+              <w:bottom w:val="single" w:color="BFBFBF" w:sz="4"/>
+              <w:right w:val="single" w:color="BFBFBF" w:sz="4"/>
+            </w:tcBorders>
+            <w:tcMar>
+              <w:top w:type="dxa" w:w="60"/>
+              <w:left w:type="dxa" w:w="100"/>
+              <w:bottom w:type="dxa" w:w="60"/>
+              <w:right w:type="dxa" w:w="100"/>
+            </w:tcMar>
+          </w:tcPr>
+          <w:p>
+            <w:r>
+              <w:rPr>
+                <w:rFonts w:ascii="Arial" w:cs="Arial" w:eastAsia="Arial" w:hAnsi="Arial"/>
+                <w:sz w:val="20"/>
+                <w:szCs w:val="20"/>
+              </w:rPr>
+              <w:t xml:space="preserve">Optional steps: a solicitor takes over each party with a notice of change (section 10). A LIP defendant gets the solicitor the represented claim type would have, and the journey carries on as that claim type. A represented party moves to a solicitor of another organisation, who runs that party's later steps. Has an API version.</w:t>
             </w:r>
           </w:p>
         </w:tc>
@@ -4749,7 +4925,7 @@
         </w:trPr>
         <w:tc>
           <w:tcPr>
-            <w:tcW w:type="dxa" w:w="1692"/>
+            <w:tcW w:type="dxa" w:w="1676"/>
             <w:tcBorders>
               <w:top w:val="single" w:color="BFBFBF" w:sz="4"/>
               <w:left w:val="single" w:color="BFBFBF" w:sz="4"/>
@@ -4770,88 +4946,88 @@
                 <w:sz w:val="20"/>
                 <w:szCs w:val="20"/>
               </w:rPr>
-              <w:t xml:space="preserve">MEDIATION_SUCCESSFUL</w:t>
-            </w:r>
-          </w:p>
-        </w:tc>
-        <w:tc>
-          <w:tcPr>
-            <w:tcW w:type="dxa" w:w="3196"/>
-            <w:tcBorders>
-              <w:top w:val="single" w:color="BFBFBF" w:sz="4"/>
-              <w:left w:val="single" w:color="BFBFBF" w:sz="4"/>
-              <w:bottom w:val="single" w:color="BFBFBF" w:sz="4"/>
-              <w:right w:val="single" w:color="BFBFBF" w:sz="4"/>
-            </w:tcBorders>
-            <w:tcMar>
-              <w:top w:type="dxa" w:w="60"/>
-              <w:left w:type="dxa" w:w="100"/>
-              <w:bottom w:type="dxa" w:w="60"/>
-              <w:right w:type="dxa" w:w="100"/>
-            </w:tcMar>
-          </w:tcPr>
-          <w:p>
-            <w:r>
-              <w:rPr>
-                <w:rFonts w:ascii="Arial" w:cs="Arial" w:eastAsia="Arial" w:hAnsi="Arial"/>
-                <w:sz w:val="20"/>
-                <w:szCs w:val="20"/>
-              </w:rPr>
-              <w:t xml:space="preserve">Yes, No</w:t>
-            </w:r>
-          </w:p>
-        </w:tc>
-        <w:tc>
-          <w:tcPr>
-            <w:tcW w:type="dxa" w:w="1551"/>
-            <w:tcBorders>
-              <w:top w:val="single" w:color="BFBFBF" w:sz="4"/>
-              <w:left w:val="single" w:color="BFBFBF" w:sz="4"/>
-              <w:bottom w:val="single" w:color="BFBFBF" w:sz="4"/>
-              <w:right w:val="single" w:color="BFBFBF" w:sz="4"/>
-            </w:tcBorders>
-            <w:tcMar>
-              <w:top w:type="dxa" w:w="60"/>
-              <w:left w:type="dxa" w:w="100"/>
-              <w:bottom w:type="dxa" w:w="60"/>
-              <w:right w:type="dxa" w:w="100"/>
-            </w:tcMar>
-          </w:tcPr>
-          <w:p>
-            <w:r>
-              <w:rPr>
-                <w:rFonts w:ascii="Arial" w:cs="Arial" w:eastAsia="Arial" w:hAnsi="Arial"/>
-                <w:sz w:val="20"/>
-                <w:szCs w:val="20"/>
-              </w:rPr>
-              <w:t xml:space="preserve">No</w:t>
-            </w:r>
-          </w:p>
-        </w:tc>
-        <w:tc>
-          <w:tcPr>
-            <w:tcW w:type="dxa" w:w="3199"/>
-            <w:tcBorders>
-              <w:top w:val="single" w:color="BFBFBF" w:sz="4"/>
-              <w:left w:val="single" w:color="BFBFBF" w:sz="4"/>
-              <w:bottom w:val="single" w:color="BFBFBF" w:sz="4"/>
-              <w:right w:val="single" w:color="BFBFBF" w:sz="4"/>
-            </w:tcBorders>
-            <w:tcMar>
-              <w:top w:type="dxa" w:w="60"/>
-              <w:left w:type="dxa" w:w="100"/>
-              <w:bottom w:type="dxa" w:w="60"/>
-              <w:right w:type="dxa" w:w="100"/>
-            </w:tcMar>
-          </w:tcPr>
-          <w:p>
-            <w:r>
-              <w:rPr>
-                <w:rFonts w:ascii="Arial" w:cs="Arial" w:eastAsia="Arial" w:hAnsi="Arial"/>
-                <w:sz w:val="20"/>
-                <w:szCs w:val="20"/>
-              </w:rPr>
-              <w:t xml:space="preserve">Optional step: mediation settles a small claim, which stays the case (CASE_STAYED) and ends the journey, instead of mediation being unsuccessful.</w:t>
+              <w:t xml:space="preserve">NOTICE_OF_CHANGE_AFTER</w:t>
+            </w:r>
+          </w:p>
+        </w:tc>
+        <w:tc>
+          <w:tcPr>
+            <w:tcW w:type="dxa" w:w="3166"/>
+            <w:tcBorders>
+              <w:top w:val="single" w:color="BFBFBF" w:sz="4"/>
+              <w:left w:val="single" w:color="BFBFBF" w:sz="4"/>
+              <w:bottom w:val="single" w:color="BFBFBF" w:sz="4"/>
+              <w:right w:val="single" w:color="BFBFBF" w:sz="4"/>
+            </w:tcBorders>
+            <w:tcMar>
+              <w:top w:type="dxa" w:w="60"/>
+              <w:left w:type="dxa" w:w="100"/>
+              <w:bottom w:type="dxa" w:w="60"/>
+              <w:right w:type="dxa" w:w="100"/>
+            </w:tcMar>
+          </w:tcPr>
+          <w:p>
+            <w:r>
+              <w:rPr>
+                <w:rFonts w:ascii="Arial" w:cs="Arial" w:eastAsia="Arial" w:hAnsi="Arial"/>
+                <w:sz w:val="20"/>
+                <w:szCs w:val="20"/>
+              </w:rPr>
+              <w:t xml:space="preserve">A step name, from ASSIGN_DEFENDANT_SOLICITORS on</w:t>
+            </w:r>
+          </w:p>
+        </w:tc>
+        <w:tc>
+          <w:tcPr>
+            <w:tcW w:type="dxa" w:w="1629"/>
+            <w:tcBorders>
+              <w:top w:val="single" w:color="BFBFBF" w:sz="4"/>
+              <w:left w:val="single" w:color="BFBFBF" w:sz="4"/>
+              <w:bottom w:val="single" w:color="BFBFBF" w:sz="4"/>
+              <w:right w:val="single" w:color="BFBFBF" w:sz="4"/>
+            </w:tcBorders>
+            <w:tcMar>
+              <w:top w:type="dxa" w:w="60"/>
+              <w:left w:type="dxa" w:w="100"/>
+              <w:bottom w:type="dxa" w:w="60"/>
+              <w:right w:type="dxa" w:w="100"/>
+            </w:tcMar>
+          </w:tcPr>
+          <w:p>
+            <w:r>
+              <w:rPr>
+                <w:rFonts w:ascii="Arial" w:cs="Arial" w:eastAsia="Arial" w:hAnsi="Arial"/>
+                <w:sz w:val="20"/>
+                <w:szCs w:val="20"/>
+              </w:rPr>
+              <w:t xml:space="preserve">ASSIGN_DEFENDANT_SOLICITORS</w:t>
+            </w:r>
+          </w:p>
+        </w:tc>
+        <w:tc>
+          <w:tcPr>
+            <w:tcW w:type="dxa" w:w="3167"/>
+            <w:tcBorders>
+              <w:top w:val="single" w:color="BFBFBF" w:sz="4"/>
+              <w:left w:val="single" w:color="BFBFBF" w:sz="4"/>
+              <w:bottom w:val="single" w:color="BFBFBF" w:sz="4"/>
+              <w:right w:val="single" w:color="BFBFBF" w:sz="4"/>
+            </w:tcBorders>
+            <w:tcMar>
+              <w:top w:type="dxa" w:w="60"/>
+              <w:left w:type="dxa" w:w="100"/>
+              <w:bottom w:type="dxa" w:w="60"/>
+              <w:right w:type="dxa" w:w="100"/>
+            </w:tcMar>
+          </w:tcPr>
+          <w:p>
+            <w:r>
+              <w:rPr>
+                <w:rFonts w:ascii="Arial" w:cs="Arial" w:eastAsia="Arial" w:hAnsi="Arial"/>
+                <w:sz w:val="20"/>
+                <w:szCs w:val="20"/>
+              </w:rPr>
+              <w:t xml:space="preserve">The step the notices of change follow, for example RESPOND_TO_DEFENCE. A LIP can only be given a solicitor after ASSIGN_DEFENDANT_SOLICITORS.</w:t>
             </w:r>
           </w:p>
         </w:tc>
@@ -4862,7 +5038,7 @@
         </w:trPr>
         <w:tc>
           <w:tcPr>
-            <w:tcW w:type="dxa" w:w="1692"/>
+            <w:tcW w:type="dxa" w:w="1676"/>
             <w:tcBorders>
               <w:top w:val="single" w:color="BFBFBF" w:sz="4"/>
               <w:left w:val="single" w:color="BFBFBF" w:sz="4"/>
@@ -4883,88 +5059,88 @@
                 <w:sz w:val="20"/>
                 <w:szCs w:val="20"/>
               </w:rPr>
-              <w:t xml:space="preserve">SETTLE_CLAIM</w:t>
-            </w:r>
-          </w:p>
-        </w:tc>
-        <w:tc>
-          <w:tcPr>
-            <w:tcW w:type="dxa" w:w="3196"/>
-            <w:tcBorders>
-              <w:top w:val="single" w:color="BFBFBF" w:sz="4"/>
-              <w:left w:val="single" w:color="BFBFBF" w:sz="4"/>
-              <w:bottom w:val="single" w:color="BFBFBF" w:sz="4"/>
-              <w:right w:val="single" w:color="BFBFBF" w:sz="4"/>
-            </w:tcBorders>
-            <w:tcMar>
-              <w:top w:type="dxa" w:w="60"/>
-              <w:left w:type="dxa" w:w="100"/>
-              <w:bottom w:type="dxa" w:w="60"/>
-              <w:right w:type="dxa" w:w="100"/>
-            </w:tcMar>
-          </w:tcPr>
-          <w:p>
-            <w:r>
-              <w:rPr>
-                <w:rFonts w:ascii="Arial" w:cs="Arial" w:eastAsia="Arial" w:hAnsi="Arial"/>
-                <w:sz w:val="20"/>
-                <w:szCs w:val="20"/>
-              </w:rPr>
-              <w:t xml:space="preserve">MARK_PAID_IN_FULL, JUDGE_ORDER, CONSENT_ORDER</w:t>
-            </w:r>
-          </w:p>
-        </w:tc>
-        <w:tc>
-          <w:tcPr>
-            <w:tcW w:type="dxa" w:w="1551"/>
-            <w:tcBorders>
-              <w:top w:val="single" w:color="BFBFBF" w:sz="4"/>
-              <w:left w:val="single" w:color="BFBFBF" w:sz="4"/>
-              <w:bottom w:val="single" w:color="BFBFBF" w:sz="4"/>
-              <w:right w:val="single" w:color="BFBFBF" w:sz="4"/>
-            </w:tcBorders>
-            <w:tcMar>
-              <w:top w:type="dxa" w:w="60"/>
-              <w:left w:type="dxa" w:w="100"/>
-              <w:bottom w:type="dxa" w:w="60"/>
-              <w:right w:type="dxa" w:w="100"/>
-            </w:tcMar>
-          </w:tcPr>
-          <w:p>
-            <w:r>
-              <w:rPr>
-                <w:rFonts w:ascii="Arial" w:cs="Arial" w:eastAsia="Arial" w:hAnsi="Arial"/>
-                <w:sz w:val="20"/>
-                <w:szCs w:val="20"/>
-              </w:rPr>
-              <w:t xml:space="preserve">None</w:t>
-            </w:r>
-          </w:p>
-        </w:tc>
-        <w:tc>
-          <w:tcPr>
-            <w:tcW w:type="dxa" w:w="3199"/>
-            <w:tcBorders>
-              <w:top w:val="single" w:color="BFBFBF" w:sz="4"/>
-              <w:left w:val="single" w:color="BFBFBF" w:sz="4"/>
-              <w:bottom w:val="single" w:color="BFBFBF" w:sz="4"/>
-              <w:right w:val="single" w:color="BFBFBF" w:sz="4"/>
-            </w:tcBorders>
-            <w:tcMar>
-              <w:top w:type="dxa" w:w="60"/>
-              <w:left w:type="dxa" w:w="100"/>
-              <w:bottom w:type="dxa" w:w="60"/>
-              <w:right w:type="dxa" w:w="100"/>
-            </w:tcMar>
-          </w:tcPr>
-          <w:p>
-            <w:r>
-              <w:rPr>
-                <w:rFonts w:ascii="Arial" w:cs="Arial" w:eastAsia="Arial" w:hAnsi="Arial"/>
-                <w:sz w:val="20"/>
-                <w:szCs w:val="20"/>
-              </w:rPr>
-              <w:t xml:space="preserve">Optional step, once the rest of the journey has run or where it is stopped: the claimant's solicitor marks the claim paid in full with "Settle this claim", which stays the case (CASE_STAYED), or the hearing centre admin records it settled after a judge's order or a consent order (CASE_SETTLED).</w:t>
+              <w:t xml:space="preserve">STAY_CASE</w:t>
+            </w:r>
+          </w:p>
+        </w:tc>
+        <w:tc>
+          <w:tcPr>
+            <w:tcW w:type="dxa" w:w="3166"/>
+            <w:tcBorders>
+              <w:top w:val="single" w:color="BFBFBF" w:sz="4"/>
+              <w:left w:val="single" w:color="BFBFBF" w:sz="4"/>
+              <w:bottom w:val="single" w:color="BFBFBF" w:sz="4"/>
+              <w:right w:val="single" w:color="BFBFBF" w:sz="4"/>
+            </w:tcBorders>
+            <w:tcMar>
+              <w:top w:type="dxa" w:w="60"/>
+              <w:left w:type="dxa" w:w="100"/>
+              <w:bottom w:type="dxa" w:w="60"/>
+              <w:right w:type="dxa" w:w="100"/>
+            </w:tcMar>
+          </w:tcPr>
+          <w:p>
+            <w:r>
+              <w:rPr>
+                <w:rFonts w:ascii="Arial" w:cs="Arial" w:eastAsia="Arial" w:hAnsi="Arial"/>
+                <w:sz w:val="20"/>
+                <w:szCs w:val="20"/>
+              </w:rPr>
+              <w:t xml:space="preserve">Yes, No</w:t>
+            </w:r>
+          </w:p>
+        </w:tc>
+        <w:tc>
+          <w:tcPr>
+            <w:tcW w:type="dxa" w:w="1629"/>
+            <w:tcBorders>
+              <w:top w:val="single" w:color="BFBFBF" w:sz="4"/>
+              <w:left w:val="single" w:color="BFBFBF" w:sz="4"/>
+              <w:bottom w:val="single" w:color="BFBFBF" w:sz="4"/>
+              <w:right w:val="single" w:color="BFBFBF" w:sz="4"/>
+            </w:tcBorders>
+            <w:tcMar>
+              <w:top w:type="dxa" w:w="60"/>
+              <w:left w:type="dxa" w:w="100"/>
+              <w:bottom w:type="dxa" w:w="60"/>
+              <w:right w:type="dxa" w:w="100"/>
+            </w:tcMar>
+          </w:tcPr>
+          <w:p>
+            <w:r>
+              <w:rPr>
+                <w:rFonts w:ascii="Arial" w:cs="Arial" w:eastAsia="Arial" w:hAnsi="Arial"/>
+                <w:sz w:val="20"/>
+                <w:szCs w:val="20"/>
+              </w:rPr>
+              <w:t xml:space="preserve">No</w:t>
+            </w:r>
+          </w:p>
+        </w:tc>
+        <w:tc>
+          <w:tcPr>
+            <w:tcW w:type="dxa" w:w="3167"/>
+            <w:tcBorders>
+              <w:top w:val="single" w:color="BFBFBF" w:sz="4"/>
+              <w:left w:val="single" w:color="BFBFBF" w:sz="4"/>
+              <w:bottom w:val="single" w:color="BFBFBF" w:sz="4"/>
+              <w:right w:val="single" w:color="BFBFBF" w:sz="4"/>
+            </w:tcBorders>
+            <w:tcMar>
+              <w:top w:type="dxa" w:w="60"/>
+              <w:left w:type="dxa" w:w="100"/>
+              <w:bottom w:type="dxa" w:w="60"/>
+              <w:right w:type="dxa" w:w="100"/>
+            </w:tcMar>
+          </w:tcPr>
+          <w:p>
+            <w:r>
+              <w:rPr>
+                <w:rFonts w:ascii="Arial" w:cs="Arial" w:eastAsia="Arial" w:hAnsi="Arial"/>
+                <w:sz w:val="20"/>
+                <w:szCs w:val="20"/>
+              </w:rPr>
+              <w:t xml:space="preserve">Optional steps: stay the case once it reaches JUDICIAL_REFERRAL, ask for an update and lift the stay.</w:t>
             </w:r>
           </w:p>
         </w:tc>
@@ -4975,7 +5151,7 @@
         </w:trPr>
         <w:tc>
           <w:tcPr>
-            <w:tcW w:type="dxa" w:w="1692"/>
+            <w:tcW w:type="dxa" w:w="1676"/>
             <w:tcBorders>
               <w:top w:val="single" w:color="BFBFBF" w:sz="4"/>
               <w:left w:val="single" w:color="BFBFBF" w:sz="4"/>
@@ -4996,88 +5172,88 @@
                 <w:sz w:val="20"/>
                 <w:szCs w:val="20"/>
               </w:rPr>
-              <w:t xml:space="preserve">DISCONTINUE_CLAIM</w:t>
-            </w:r>
-          </w:p>
-        </w:tc>
-        <w:tc>
-          <w:tcPr>
-            <w:tcW w:type="dxa" w:w="3196"/>
-            <w:tcBorders>
-              <w:top w:val="single" w:color="BFBFBF" w:sz="4"/>
-              <w:left w:val="single" w:color="BFBFBF" w:sz="4"/>
-              <w:bottom w:val="single" w:color="BFBFBF" w:sz="4"/>
-              <w:right w:val="single" w:color="BFBFBF" w:sz="4"/>
-            </w:tcBorders>
-            <w:tcMar>
-              <w:top w:type="dxa" w:w="60"/>
-              <w:left w:type="dxa" w:w="100"/>
-              <w:bottom w:type="dxa" w:w="60"/>
-              <w:right w:type="dxa" w:w="100"/>
-            </w:tcMar>
-          </w:tcPr>
-          <w:p>
-            <w:r>
-              <w:rPr>
-                <w:rFonts w:ascii="Arial" w:cs="Arial" w:eastAsia="Arial" w:hAnsi="Arial"/>
-                <w:sz w:val="20"/>
-                <w:szCs w:val="20"/>
-              </w:rPr>
-              <w:t xml:space="preserve">NO_PERMISSION_NEEDED, PERMISSION_GRANTED</w:t>
-            </w:r>
-          </w:p>
-        </w:tc>
-        <w:tc>
-          <w:tcPr>
-            <w:tcW w:type="dxa" w:w="1551"/>
-            <w:tcBorders>
-              <w:top w:val="single" w:color="BFBFBF" w:sz="4"/>
-              <w:left w:val="single" w:color="BFBFBF" w:sz="4"/>
-              <w:bottom w:val="single" w:color="BFBFBF" w:sz="4"/>
-              <w:right w:val="single" w:color="BFBFBF" w:sz="4"/>
-            </w:tcBorders>
-            <w:tcMar>
-              <w:top w:type="dxa" w:w="60"/>
-              <w:left w:type="dxa" w:w="100"/>
-              <w:bottom w:type="dxa" w:w="60"/>
-              <w:right w:type="dxa" w:w="100"/>
-            </w:tcMar>
-          </w:tcPr>
-          <w:p>
-            <w:r>
-              <w:rPr>
-                <w:rFonts w:ascii="Arial" w:cs="Arial" w:eastAsia="Arial" w:hAnsi="Arial"/>
-                <w:sz w:val="20"/>
-                <w:szCs w:val="20"/>
-              </w:rPr>
-              <w:t xml:space="preserve">None</w:t>
-            </w:r>
-          </w:p>
-        </w:tc>
-        <w:tc>
-          <w:tcPr>
-            <w:tcW w:type="dxa" w:w="3199"/>
-            <w:tcBorders>
-              <w:top w:val="single" w:color="BFBFBF" w:sz="4"/>
-              <w:left w:val="single" w:color="BFBFBF" w:sz="4"/>
-              <w:bottom w:val="single" w:color="BFBFBF" w:sz="4"/>
-              <w:right w:val="single" w:color="BFBFBF" w:sz="4"/>
-            </w:tcBorders>
-            <w:tcMar>
-              <w:top w:type="dxa" w:w="60"/>
-              <w:left w:type="dxa" w:w="100"/>
-              <w:bottom w:type="dxa" w:w="60"/>
-              <w:right w:type="dxa" w:w="100"/>
-            </w:tcMar>
-          </w:tcPr>
-          <w:p>
-            <w:r>
-              <w:rPr>
-                <w:rFonts w:ascii="Arial" w:cs="Arial" w:eastAsia="Arial" w:hAnsi="Arial"/>
-                <w:sz w:val="20"/>
-                <w:szCs w:val="20"/>
-              </w:rPr>
-              <w:t xml:space="preserve">Optional steps, once the rest of the journey has run or where it is stopped: the claimant's solicitor fully discontinues the claim, without the court's permission (CASE_DISCONTINUED) or with a judge's permission, which the hearing centre admin then validates (CASE_DISCONTINUED).</w:t>
+              <w:t xml:space="preserve">MEDIATION_SUCCESSFUL</w:t>
+            </w:r>
+          </w:p>
+        </w:tc>
+        <w:tc>
+          <w:tcPr>
+            <w:tcW w:type="dxa" w:w="3166"/>
+            <w:tcBorders>
+              <w:top w:val="single" w:color="BFBFBF" w:sz="4"/>
+              <w:left w:val="single" w:color="BFBFBF" w:sz="4"/>
+              <w:bottom w:val="single" w:color="BFBFBF" w:sz="4"/>
+              <w:right w:val="single" w:color="BFBFBF" w:sz="4"/>
+            </w:tcBorders>
+            <w:tcMar>
+              <w:top w:type="dxa" w:w="60"/>
+              <w:left w:type="dxa" w:w="100"/>
+              <w:bottom w:type="dxa" w:w="60"/>
+              <w:right w:type="dxa" w:w="100"/>
+            </w:tcMar>
+          </w:tcPr>
+          <w:p>
+            <w:r>
+              <w:rPr>
+                <w:rFonts w:ascii="Arial" w:cs="Arial" w:eastAsia="Arial" w:hAnsi="Arial"/>
+                <w:sz w:val="20"/>
+                <w:szCs w:val="20"/>
+              </w:rPr>
+              <w:t xml:space="preserve">Yes, No</w:t>
+            </w:r>
+          </w:p>
+        </w:tc>
+        <w:tc>
+          <w:tcPr>
+            <w:tcW w:type="dxa" w:w="1629"/>
+            <w:tcBorders>
+              <w:top w:val="single" w:color="BFBFBF" w:sz="4"/>
+              <w:left w:val="single" w:color="BFBFBF" w:sz="4"/>
+              <w:bottom w:val="single" w:color="BFBFBF" w:sz="4"/>
+              <w:right w:val="single" w:color="BFBFBF" w:sz="4"/>
+            </w:tcBorders>
+            <w:tcMar>
+              <w:top w:type="dxa" w:w="60"/>
+              <w:left w:type="dxa" w:w="100"/>
+              <w:bottom w:type="dxa" w:w="60"/>
+              <w:right w:type="dxa" w:w="100"/>
+            </w:tcMar>
+          </w:tcPr>
+          <w:p>
+            <w:r>
+              <w:rPr>
+                <w:rFonts w:ascii="Arial" w:cs="Arial" w:eastAsia="Arial" w:hAnsi="Arial"/>
+                <w:sz w:val="20"/>
+                <w:szCs w:val="20"/>
+              </w:rPr>
+              <w:t xml:space="preserve">No</w:t>
+            </w:r>
+          </w:p>
+        </w:tc>
+        <w:tc>
+          <w:tcPr>
+            <w:tcW w:type="dxa" w:w="3167"/>
+            <w:tcBorders>
+              <w:top w:val="single" w:color="BFBFBF" w:sz="4"/>
+              <w:left w:val="single" w:color="BFBFBF" w:sz="4"/>
+              <w:bottom w:val="single" w:color="BFBFBF" w:sz="4"/>
+              <w:right w:val="single" w:color="BFBFBF" w:sz="4"/>
+            </w:tcBorders>
+            <w:tcMar>
+              <w:top w:type="dxa" w:w="60"/>
+              <w:left w:type="dxa" w:w="100"/>
+              <w:bottom w:type="dxa" w:w="60"/>
+              <w:right w:type="dxa" w:w="100"/>
+            </w:tcMar>
+          </w:tcPr>
+          <w:p>
+            <w:r>
+              <w:rPr>
+                <w:rFonts w:ascii="Arial" w:cs="Arial" w:eastAsia="Arial" w:hAnsi="Arial"/>
+                <w:sz w:val="20"/>
+                <w:szCs w:val="20"/>
+              </w:rPr>
+              <w:t xml:space="preserve">Optional step: mediation settles a small claim, which stays the case (CASE_STAYED) and ends the journey, instead of mediation being unsuccessful.</w:t>
             </w:r>
           </w:p>
         </w:tc>
@@ -5088,7 +5264,7 @@
         </w:trPr>
         <w:tc>
           <w:tcPr>
-            <w:tcW w:type="dxa" w:w="1692"/>
+            <w:tcW w:type="dxa" w:w="1676"/>
             <w:tcBorders>
               <w:top w:val="single" w:color="BFBFBF" w:sz="4"/>
               <w:left w:val="single" w:color="BFBFBF" w:sz="4"/>
@@ -5109,88 +5285,88 @@
                 <w:sz w:val="20"/>
                 <w:szCs w:val="20"/>
               </w:rPr>
-              <w:t xml:space="preserve">DEFAULT_JUDGMENT</w:t>
-            </w:r>
-          </w:p>
-        </w:tc>
-        <w:tc>
-          <w:tcPr>
-            <w:tcW w:type="dxa" w:w="3196"/>
-            <w:tcBorders>
-              <w:top w:val="single" w:color="BFBFBF" w:sz="4"/>
-              <w:left w:val="single" w:color="BFBFBF" w:sz="4"/>
-              <w:bottom w:val="single" w:color="BFBFBF" w:sz="4"/>
-              <w:right w:val="single" w:color="BFBFBF" w:sz="4"/>
-            </w:tcBorders>
-            <w:tcMar>
-              <w:top w:type="dxa" w:w="60"/>
-              <w:left w:type="dxa" w:w="100"/>
-              <w:bottom w:type="dxa" w:w="60"/>
-              <w:right w:type="dxa" w:w="100"/>
-            </w:tcMar>
-          </w:tcPr>
-          <w:p>
-            <w:r>
-              <w:rPr>
-                <w:rFonts w:ascii="Arial" w:cs="Arial" w:eastAsia="Arial" w:hAnsi="Arial"/>
-                <w:sz w:val="20"/>
-                <w:szCs w:val="20"/>
-              </w:rPr>
-              <w:t xml:space="preserve">Yes, No</w:t>
-            </w:r>
-          </w:p>
-        </w:tc>
-        <w:tc>
-          <w:tcPr>
-            <w:tcW w:type="dxa" w:w="1551"/>
-            <w:tcBorders>
-              <w:top w:val="single" w:color="BFBFBF" w:sz="4"/>
-              <w:left w:val="single" w:color="BFBFBF" w:sz="4"/>
-              <w:bottom w:val="single" w:color="BFBFBF" w:sz="4"/>
-              <w:right w:val="single" w:color="BFBFBF" w:sz="4"/>
-            </w:tcBorders>
-            <w:tcMar>
-              <w:top w:type="dxa" w:w="60"/>
-              <w:left w:type="dxa" w:w="100"/>
-              <w:bottom w:type="dxa" w:w="60"/>
-              <w:right w:type="dxa" w:w="100"/>
-            </w:tcMar>
-          </w:tcPr>
-          <w:p>
-            <w:r>
-              <w:rPr>
-                <w:rFonts w:ascii="Arial" w:cs="Arial" w:eastAsia="Arial" w:hAnsi="Arial"/>
-                <w:sz w:val="20"/>
-                <w:szCs w:val="20"/>
-              </w:rPr>
-              <w:t xml:space="preserve">No</w:t>
-            </w:r>
-          </w:p>
-        </w:tc>
-        <w:tc>
-          <w:tcPr>
-            <w:tcW w:type="dxa" w:w="3199"/>
-            <w:tcBorders>
-              <w:top w:val="single" w:color="BFBFBF" w:sz="4"/>
-              <w:left w:val="single" w:color="BFBFBF" w:sz="4"/>
-              <w:bottom w:val="single" w:color="BFBFBF" w:sz="4"/>
-              <w:right w:val="single" w:color="BFBFBF" w:sz="4"/>
-            </w:tcBorders>
-            <w:tcMar>
-              <w:top w:type="dxa" w:w="60"/>
-              <w:left w:type="dxa" w:w="100"/>
-              <w:bottom w:type="dxa" w:w="60"/>
-              <w:right w:type="dxa" w:w="100"/>
-            </w:tcMar>
-          </w:tcPr>
-          <w:p>
-            <w:r>
-              <w:rPr>
-                <w:rFonts w:ascii="Arial" w:cs="Arial" w:eastAsia="Arial" w:hAnsi="Arial"/>
-                <w:sz w:val="20"/>
-                <w:szCs w:val="20"/>
-              </w:rPr>
-              <w:t xml:space="preserve">Optional steps instead of the defendants responding: the response deadlines are moved to yesterday and the claimant's solicitor requests default judgment against every defendant, which records the judgment (All_FINAL_ORDERS_ISSUED, or JUDGMENT_REQUESTED with the judgment buffer). Cannot be used with INFORM_AGREED_EXTENSION, STAY_CASE, MEDIATION_SUCCESSFUL, CASE_FLAGS, MANAGE_CONTACT_INFORMATION or DISCONTINUE_CLAIM.</w:t>
+              <w:t xml:space="preserve">SETTLE_CLAIM</w:t>
+            </w:r>
+          </w:p>
+        </w:tc>
+        <w:tc>
+          <w:tcPr>
+            <w:tcW w:type="dxa" w:w="3166"/>
+            <w:tcBorders>
+              <w:top w:val="single" w:color="BFBFBF" w:sz="4"/>
+              <w:left w:val="single" w:color="BFBFBF" w:sz="4"/>
+              <w:bottom w:val="single" w:color="BFBFBF" w:sz="4"/>
+              <w:right w:val="single" w:color="BFBFBF" w:sz="4"/>
+            </w:tcBorders>
+            <w:tcMar>
+              <w:top w:type="dxa" w:w="60"/>
+              <w:left w:type="dxa" w:w="100"/>
+              <w:bottom w:type="dxa" w:w="60"/>
+              <w:right w:type="dxa" w:w="100"/>
+            </w:tcMar>
+          </w:tcPr>
+          <w:p>
+            <w:r>
+              <w:rPr>
+                <w:rFonts w:ascii="Arial" w:cs="Arial" w:eastAsia="Arial" w:hAnsi="Arial"/>
+                <w:sz w:val="20"/>
+                <w:szCs w:val="20"/>
+              </w:rPr>
+              <w:t xml:space="preserve">MARK_PAID_IN_FULL, JUDGE_ORDER, CONSENT_ORDER</w:t>
+            </w:r>
+          </w:p>
+        </w:tc>
+        <w:tc>
+          <w:tcPr>
+            <w:tcW w:type="dxa" w:w="1629"/>
+            <w:tcBorders>
+              <w:top w:val="single" w:color="BFBFBF" w:sz="4"/>
+              <w:left w:val="single" w:color="BFBFBF" w:sz="4"/>
+              <w:bottom w:val="single" w:color="BFBFBF" w:sz="4"/>
+              <w:right w:val="single" w:color="BFBFBF" w:sz="4"/>
+            </w:tcBorders>
+            <w:tcMar>
+              <w:top w:type="dxa" w:w="60"/>
+              <w:left w:type="dxa" w:w="100"/>
+              <w:bottom w:type="dxa" w:w="60"/>
+              <w:right w:type="dxa" w:w="100"/>
+            </w:tcMar>
+          </w:tcPr>
+          <w:p>
+            <w:r>
+              <w:rPr>
+                <w:rFonts w:ascii="Arial" w:cs="Arial" w:eastAsia="Arial" w:hAnsi="Arial"/>
+                <w:sz w:val="20"/>
+                <w:szCs w:val="20"/>
+              </w:rPr>
+              <w:t xml:space="preserve">None</w:t>
+            </w:r>
+          </w:p>
+        </w:tc>
+        <w:tc>
+          <w:tcPr>
+            <w:tcW w:type="dxa" w:w="3167"/>
+            <w:tcBorders>
+              <w:top w:val="single" w:color="BFBFBF" w:sz="4"/>
+              <w:left w:val="single" w:color="BFBFBF" w:sz="4"/>
+              <w:bottom w:val="single" w:color="BFBFBF" w:sz="4"/>
+              <w:right w:val="single" w:color="BFBFBF" w:sz="4"/>
+            </w:tcBorders>
+            <w:tcMar>
+              <w:top w:type="dxa" w:w="60"/>
+              <w:left w:type="dxa" w:w="100"/>
+              <w:bottom w:type="dxa" w:w="60"/>
+              <w:right w:type="dxa" w:w="100"/>
+            </w:tcMar>
+          </w:tcPr>
+          <w:p>
+            <w:r>
+              <w:rPr>
+                <w:rFonts w:ascii="Arial" w:cs="Arial" w:eastAsia="Arial" w:hAnsi="Arial"/>
+                <w:sz w:val="20"/>
+                <w:szCs w:val="20"/>
+              </w:rPr>
+              <w:t xml:space="preserve">Optional step, once the rest of the journey has run or where it is stopped: the claimant's solicitor marks the claim paid in full with "Settle this claim", which stays the case (CASE_STAYED), or the hearing centre admin records it settled after a judge's order or a consent order (CASE_SETTLED).</w:t>
             </w:r>
           </w:p>
         </w:tc>
@@ -5201,7 +5377,7 @@
         </w:trPr>
         <w:tc>
           <w:tcPr>
-            <w:tcW w:type="dxa" w:w="1692"/>
+            <w:tcW w:type="dxa" w:w="1676"/>
             <w:tcBorders>
               <w:top w:val="single" w:color="BFBFBF" w:sz="4"/>
               <w:left w:val="single" w:color="BFBFBF" w:sz="4"/>
@@ -5222,88 +5398,88 @@
                 <w:sz w:val="20"/>
                 <w:szCs w:val="20"/>
               </w:rPr>
-              <w:t xml:space="preserve">INFORM_AGREED_EXTENSION</w:t>
-            </w:r>
-          </w:p>
-        </w:tc>
-        <w:tc>
-          <w:tcPr>
-            <w:tcW w:type="dxa" w:w="3196"/>
-            <w:tcBorders>
-              <w:top w:val="single" w:color="BFBFBF" w:sz="4"/>
-              <w:left w:val="single" w:color="BFBFBF" w:sz="4"/>
-              <w:bottom w:val="single" w:color="BFBFBF" w:sz="4"/>
-              <w:right w:val="single" w:color="BFBFBF" w:sz="4"/>
-            </w:tcBorders>
-            <w:tcMar>
-              <w:top w:type="dxa" w:w="60"/>
-              <w:left w:type="dxa" w:w="100"/>
-              <w:bottom w:type="dxa" w:w="60"/>
-              <w:right w:type="dxa" w:w="100"/>
-            </w:tcMar>
-          </w:tcPr>
-          <w:p>
-            <w:r>
-              <w:rPr>
-                <w:rFonts w:ascii="Arial" w:cs="Arial" w:eastAsia="Arial" w:hAnsi="Arial"/>
-                <w:sz w:val="20"/>
-                <w:szCs w:val="20"/>
-              </w:rPr>
-              <w:t xml:space="preserve">Yes, No</w:t>
-            </w:r>
-          </w:p>
-        </w:tc>
-        <w:tc>
-          <w:tcPr>
-            <w:tcW w:type="dxa" w:w="1551"/>
-            <w:tcBorders>
-              <w:top w:val="single" w:color="BFBFBF" w:sz="4"/>
-              <w:left w:val="single" w:color="BFBFBF" w:sz="4"/>
-              <w:bottom w:val="single" w:color="BFBFBF" w:sz="4"/>
-              <w:right w:val="single" w:color="BFBFBF" w:sz="4"/>
-            </w:tcBorders>
-            <w:tcMar>
-              <w:top w:type="dxa" w:w="60"/>
-              <w:left w:type="dxa" w:w="100"/>
-              <w:bottom w:type="dxa" w:w="60"/>
-              <w:right w:type="dxa" w:w="100"/>
-            </w:tcMar>
-          </w:tcPr>
-          <w:p>
-            <w:r>
-              <w:rPr>
-                <w:rFonts w:ascii="Arial" w:cs="Arial" w:eastAsia="Arial" w:hAnsi="Arial"/>
-                <w:sz w:val="20"/>
-                <w:szCs w:val="20"/>
-              </w:rPr>
-              <w:t xml:space="preserve">No</w:t>
-            </w:r>
-          </w:p>
-        </w:tc>
-        <w:tc>
-          <w:tcPr>
-            <w:tcW w:type="dxa" w:w="3199"/>
-            <w:tcBorders>
-              <w:top w:val="single" w:color="BFBFBF" w:sz="4"/>
-              <w:left w:val="single" w:color="BFBFBF" w:sz="4"/>
-              <w:bottom w:val="single" w:color="BFBFBF" w:sz="4"/>
-              <w:right w:val="single" w:color="BFBFBF" w:sz="4"/>
-            </w:tcBorders>
-            <w:tcMar>
-              <w:top w:type="dxa" w:w="60"/>
-              <w:left w:type="dxa" w:w="100"/>
-              <w:bottom w:type="dxa" w:w="60"/>
-              <w:right w:type="dxa" w:w="100"/>
-            </w:tcMar>
-          </w:tcPr>
-          <w:p>
-            <w:r>
-              <w:rPr>
-                <w:rFonts w:ascii="Arial" w:cs="Arial" w:eastAsia="Arial" w:hAnsi="Arial"/>
-                <w:sz w:val="20"/>
-                <w:szCs w:val="20"/>
-              </w:rPr>
-              <w:t xml:space="preserve">Optional steps: each defendant's solicitor informs the court of an agreed extension before responding.</w:t>
+              <w:t xml:space="preserve">DISCONTINUE_CLAIM</w:t>
+            </w:r>
+          </w:p>
+        </w:tc>
+        <w:tc>
+          <w:tcPr>
+            <w:tcW w:type="dxa" w:w="3166"/>
+            <w:tcBorders>
+              <w:top w:val="single" w:color="BFBFBF" w:sz="4"/>
+              <w:left w:val="single" w:color="BFBFBF" w:sz="4"/>
+              <w:bottom w:val="single" w:color="BFBFBF" w:sz="4"/>
+              <w:right w:val="single" w:color="BFBFBF" w:sz="4"/>
+            </w:tcBorders>
+            <w:tcMar>
+              <w:top w:type="dxa" w:w="60"/>
+              <w:left w:type="dxa" w:w="100"/>
+              <w:bottom w:type="dxa" w:w="60"/>
+              <w:right w:type="dxa" w:w="100"/>
+            </w:tcMar>
+          </w:tcPr>
+          <w:p>
+            <w:r>
+              <w:rPr>
+                <w:rFonts w:ascii="Arial" w:cs="Arial" w:eastAsia="Arial" w:hAnsi="Arial"/>
+                <w:sz w:val="20"/>
+                <w:szCs w:val="20"/>
+              </w:rPr>
+              <w:t xml:space="preserve">NO_PERMISSION_NEEDED, PERMISSION_GRANTED</w:t>
+            </w:r>
+          </w:p>
+        </w:tc>
+        <w:tc>
+          <w:tcPr>
+            <w:tcW w:type="dxa" w:w="1629"/>
+            <w:tcBorders>
+              <w:top w:val="single" w:color="BFBFBF" w:sz="4"/>
+              <w:left w:val="single" w:color="BFBFBF" w:sz="4"/>
+              <w:bottom w:val="single" w:color="BFBFBF" w:sz="4"/>
+              <w:right w:val="single" w:color="BFBFBF" w:sz="4"/>
+            </w:tcBorders>
+            <w:tcMar>
+              <w:top w:type="dxa" w:w="60"/>
+              <w:left w:type="dxa" w:w="100"/>
+              <w:bottom w:type="dxa" w:w="60"/>
+              <w:right w:type="dxa" w:w="100"/>
+            </w:tcMar>
+          </w:tcPr>
+          <w:p>
+            <w:r>
+              <w:rPr>
+                <w:rFonts w:ascii="Arial" w:cs="Arial" w:eastAsia="Arial" w:hAnsi="Arial"/>
+                <w:sz w:val="20"/>
+                <w:szCs w:val="20"/>
+              </w:rPr>
+              <w:t xml:space="preserve">None</w:t>
+            </w:r>
+          </w:p>
+        </w:tc>
+        <w:tc>
+          <w:tcPr>
+            <w:tcW w:type="dxa" w:w="3167"/>
+            <w:tcBorders>
+              <w:top w:val="single" w:color="BFBFBF" w:sz="4"/>
+              <w:left w:val="single" w:color="BFBFBF" w:sz="4"/>
+              <w:bottom w:val="single" w:color="BFBFBF" w:sz="4"/>
+              <w:right w:val="single" w:color="BFBFBF" w:sz="4"/>
+            </w:tcBorders>
+            <w:tcMar>
+              <w:top w:type="dxa" w:w="60"/>
+              <w:left w:type="dxa" w:w="100"/>
+              <w:bottom w:type="dxa" w:w="60"/>
+              <w:right w:type="dxa" w:w="100"/>
+            </w:tcMar>
+          </w:tcPr>
+          <w:p>
+            <w:r>
+              <w:rPr>
+                <w:rFonts w:ascii="Arial" w:cs="Arial" w:eastAsia="Arial" w:hAnsi="Arial"/>
+                <w:sz w:val="20"/>
+                <w:szCs w:val="20"/>
+              </w:rPr>
+              <w:t xml:space="preserve">Optional steps, once the rest of the journey has run or where it is stopped: the claimant's solicitor fully discontinues the claim, without the court's permission (CASE_DISCONTINUED) or with a judge's permission, which the hearing centre admin then validates (CASE_DISCONTINUED).</w:t>
             </w:r>
           </w:p>
         </w:tc>
@@ -5314,7 +5490,7 @@
         </w:trPr>
         <w:tc>
           <w:tcPr>
-            <w:tcW w:type="dxa" w:w="1692"/>
+            <w:tcW w:type="dxa" w:w="1676"/>
             <w:tcBorders>
               <w:top w:val="single" w:color="BFBFBF" w:sz="4"/>
               <w:left w:val="single" w:color="BFBFBF" w:sz="4"/>
@@ -5335,88 +5511,88 @@
                 <w:sz w:val="20"/>
                 <w:szCs w:val="20"/>
               </w:rPr>
-              <w:t xml:space="preserve">RESPONDENT1_RESPONSE</w:t>
-            </w:r>
-          </w:p>
-        </w:tc>
-        <w:tc>
-          <w:tcPr>
-            <w:tcW w:type="dxa" w:w="3196"/>
-            <w:tcBorders>
-              <w:top w:val="single" w:color="BFBFBF" w:sz="4"/>
-              <w:left w:val="single" w:color="BFBFBF" w:sz="4"/>
-              <w:bottom w:val="single" w:color="BFBFBF" w:sz="4"/>
-              <w:right w:val="single" w:color="BFBFBF" w:sz="4"/>
-            </w:tcBorders>
-            <w:tcMar>
-              <w:top w:type="dxa" w:w="60"/>
-              <w:left w:type="dxa" w:w="100"/>
-              <w:bottom w:type="dxa" w:w="60"/>
-              <w:right w:type="dxa" w:w="100"/>
-            </w:tcMar>
-          </w:tcPr>
-          <w:p>
-            <w:r>
-              <w:rPr>
-                <w:rFonts w:ascii="Arial" w:cs="Arial" w:eastAsia="Arial" w:hAnsi="Arial"/>
-                <w:sz w:val="20"/>
-                <w:szCs w:val="20"/>
-              </w:rPr>
-              <w:t xml:space="preserve">FULL_DEFENCE, FULL_ADMISSION, PART_ADMISSION, COUNTER_CLAIM</w:t>
-            </w:r>
-          </w:p>
-        </w:tc>
-        <w:tc>
-          <w:tcPr>
-            <w:tcW w:type="dxa" w:w="1551"/>
-            <w:tcBorders>
-              <w:top w:val="single" w:color="BFBFBF" w:sz="4"/>
-              <w:left w:val="single" w:color="BFBFBF" w:sz="4"/>
-              <w:bottom w:val="single" w:color="BFBFBF" w:sz="4"/>
-              <w:right w:val="single" w:color="BFBFBF" w:sz="4"/>
-            </w:tcBorders>
-            <w:tcMar>
-              <w:top w:type="dxa" w:w="60"/>
-              <w:left w:type="dxa" w:w="100"/>
-              <w:bottom w:type="dxa" w:w="60"/>
-              <w:right w:type="dxa" w:w="100"/>
-            </w:tcMar>
-          </w:tcPr>
-          <w:p>
-            <w:r>
-              <w:rPr>
-                <w:rFonts w:ascii="Arial" w:cs="Arial" w:eastAsia="Arial" w:hAnsi="Arial"/>
-                <w:sz w:val="20"/>
-                <w:szCs w:val="20"/>
-              </w:rPr>
-              <w:t xml:space="preserve">FULL_DEFENCE</w:t>
-            </w:r>
-          </w:p>
-        </w:tc>
-        <w:tc>
-          <w:tcPr>
-            <w:tcW w:type="dxa" w:w="3199"/>
-            <w:tcBorders>
-              <w:top w:val="single" w:color="BFBFBF" w:sz="4"/>
-              <w:left w:val="single" w:color="BFBFBF" w:sz="4"/>
-              <w:bottom w:val="single" w:color="BFBFBF" w:sz="4"/>
-              <w:right w:val="single" w:color="BFBFBF" w:sz="4"/>
-            </w:tcBorders>
-            <w:tcMar>
-              <w:top w:type="dxa" w:w="60"/>
-              <w:left w:type="dxa" w:w="100"/>
-              <w:bottom w:type="dxa" w:w="60"/>
-              <w:right w:type="dxa" w:w="100"/>
-            </w:tcMar>
-          </w:tcPr>
-          <w:p>
-            <w:r>
-              <w:rPr>
-                <w:rFonts w:ascii="Arial" w:cs="Arial" w:eastAsia="Arial" w:hAnsi="Arial"/>
-                <w:sz w:val="20"/>
-                <w:szCs w:val="20"/>
-              </w:rPr>
-              <w:t xml:space="preserve">Defendant 1's response.</w:t>
+              <w:t xml:space="preserve">DEFAULT_JUDGMENT</w:t>
+            </w:r>
+          </w:p>
+        </w:tc>
+        <w:tc>
+          <w:tcPr>
+            <w:tcW w:type="dxa" w:w="3166"/>
+            <w:tcBorders>
+              <w:top w:val="single" w:color="BFBFBF" w:sz="4"/>
+              <w:left w:val="single" w:color="BFBFBF" w:sz="4"/>
+              <w:bottom w:val="single" w:color="BFBFBF" w:sz="4"/>
+              <w:right w:val="single" w:color="BFBFBF" w:sz="4"/>
+            </w:tcBorders>
+            <w:tcMar>
+              <w:top w:type="dxa" w:w="60"/>
+              <w:left w:type="dxa" w:w="100"/>
+              <w:bottom w:type="dxa" w:w="60"/>
+              <w:right w:type="dxa" w:w="100"/>
+            </w:tcMar>
+          </w:tcPr>
+          <w:p>
+            <w:r>
+              <w:rPr>
+                <w:rFonts w:ascii="Arial" w:cs="Arial" w:eastAsia="Arial" w:hAnsi="Arial"/>
+                <w:sz w:val="20"/>
+                <w:szCs w:val="20"/>
+              </w:rPr>
+              <w:t xml:space="preserve">Yes, No</w:t>
+            </w:r>
+          </w:p>
+        </w:tc>
+        <w:tc>
+          <w:tcPr>
+            <w:tcW w:type="dxa" w:w="1629"/>
+            <w:tcBorders>
+              <w:top w:val="single" w:color="BFBFBF" w:sz="4"/>
+              <w:left w:val="single" w:color="BFBFBF" w:sz="4"/>
+              <w:bottom w:val="single" w:color="BFBFBF" w:sz="4"/>
+              <w:right w:val="single" w:color="BFBFBF" w:sz="4"/>
+            </w:tcBorders>
+            <w:tcMar>
+              <w:top w:type="dxa" w:w="60"/>
+              <w:left w:type="dxa" w:w="100"/>
+              <w:bottom w:type="dxa" w:w="60"/>
+              <w:right w:type="dxa" w:w="100"/>
+            </w:tcMar>
+          </w:tcPr>
+          <w:p>
+            <w:r>
+              <w:rPr>
+                <w:rFonts w:ascii="Arial" w:cs="Arial" w:eastAsia="Arial" w:hAnsi="Arial"/>
+                <w:sz w:val="20"/>
+                <w:szCs w:val="20"/>
+              </w:rPr>
+              <w:t xml:space="preserve">No</w:t>
+            </w:r>
+          </w:p>
+        </w:tc>
+        <w:tc>
+          <w:tcPr>
+            <w:tcW w:type="dxa" w:w="3167"/>
+            <w:tcBorders>
+              <w:top w:val="single" w:color="BFBFBF" w:sz="4"/>
+              <w:left w:val="single" w:color="BFBFBF" w:sz="4"/>
+              <w:bottom w:val="single" w:color="BFBFBF" w:sz="4"/>
+              <w:right w:val="single" w:color="BFBFBF" w:sz="4"/>
+            </w:tcBorders>
+            <w:tcMar>
+              <w:top w:type="dxa" w:w="60"/>
+              <w:left w:type="dxa" w:w="100"/>
+              <w:bottom w:type="dxa" w:w="60"/>
+              <w:right w:type="dxa" w:w="100"/>
+            </w:tcMar>
+          </w:tcPr>
+          <w:p>
+            <w:r>
+              <w:rPr>
+                <w:rFonts w:ascii="Arial" w:cs="Arial" w:eastAsia="Arial" w:hAnsi="Arial"/>
+                <w:sz w:val="20"/>
+                <w:szCs w:val="20"/>
+              </w:rPr>
+              <w:t xml:space="preserve">Optional steps instead of the defendants responding: the response deadlines are moved to yesterday and the claimant's solicitor requests default judgment against every defendant, which records the judgment (All_FINAL_ORDERS_ISSUED, or JUDGMENT_REQUESTED with the judgment buffer). Cannot be used with INFORM_AGREED_EXTENSION, STAY_CASE, MEDIATION_SUCCESSFUL, CASE_FLAGS, MANAGE_CONTACT_INFORMATION or DISCONTINUE_CLAIM.</w:t>
             </w:r>
           </w:p>
         </w:tc>
@@ -5427,7 +5603,7 @@
         </w:trPr>
         <w:tc>
           <w:tcPr>
-            <w:tcW w:type="dxa" w:w="1692"/>
+            <w:tcW w:type="dxa" w:w="1676"/>
             <w:tcBorders>
               <w:top w:val="single" w:color="BFBFBF" w:sz="4"/>
               <w:left w:val="single" w:color="BFBFBF" w:sz="4"/>
@@ -5448,88 +5624,88 @@
                 <w:sz w:val="20"/>
                 <w:szCs w:val="20"/>
               </w:rPr>
-              <w:t xml:space="preserve">RESPONDENT2_RESPONSE</w:t>
-            </w:r>
-          </w:p>
-        </w:tc>
-        <w:tc>
-          <w:tcPr>
-            <w:tcW w:type="dxa" w:w="3196"/>
-            <w:tcBorders>
-              <w:top w:val="single" w:color="BFBFBF" w:sz="4"/>
-              <w:left w:val="single" w:color="BFBFBF" w:sz="4"/>
-              <w:bottom w:val="single" w:color="BFBFBF" w:sz="4"/>
-              <w:right w:val="single" w:color="BFBFBF" w:sz="4"/>
-            </w:tcBorders>
-            <w:tcMar>
-              <w:top w:type="dxa" w:w="60"/>
-              <w:left w:type="dxa" w:w="100"/>
-              <w:bottom w:type="dxa" w:w="60"/>
-              <w:right w:type="dxa" w:w="100"/>
-            </w:tcMar>
-          </w:tcPr>
-          <w:p>
-            <w:r>
-              <w:rPr>
-                <w:rFonts w:ascii="Arial" w:cs="Arial" w:eastAsia="Arial" w:hAnsi="Arial"/>
-                <w:sz w:val="20"/>
-                <w:szCs w:val="20"/>
-              </w:rPr>
-              <w:t xml:space="preserve">FULL_DEFENCE, FULL_ADMISSION, PART_ADMISSION, COUNTER_CLAIM</w:t>
-            </w:r>
-          </w:p>
-        </w:tc>
-        <w:tc>
-          <w:tcPr>
-            <w:tcW w:type="dxa" w:w="1551"/>
-            <w:tcBorders>
-              <w:top w:val="single" w:color="BFBFBF" w:sz="4"/>
-              <w:left w:val="single" w:color="BFBFBF" w:sz="4"/>
-              <w:bottom w:val="single" w:color="BFBFBF" w:sz="4"/>
-              <w:right w:val="single" w:color="BFBFBF" w:sz="4"/>
-            </w:tcBorders>
-            <w:tcMar>
-              <w:top w:type="dxa" w:w="60"/>
-              <w:left w:type="dxa" w:w="100"/>
-              <w:bottom w:type="dxa" w:w="60"/>
-              <w:right w:type="dxa" w:w="100"/>
-            </w:tcMar>
-          </w:tcPr>
-          <w:p>
-            <w:r>
-              <w:rPr>
-                <w:rFonts w:ascii="Arial" w:cs="Arial" w:eastAsia="Arial" w:hAnsi="Arial"/>
-                <w:sz w:val="20"/>
-                <w:szCs w:val="20"/>
-              </w:rPr>
-              <w:t xml:space="preserve">FULL_DEFENCE</w:t>
-            </w:r>
-          </w:p>
-        </w:tc>
-        <w:tc>
-          <w:tcPr>
-            <w:tcW w:type="dxa" w:w="3199"/>
-            <w:tcBorders>
-              <w:top w:val="single" w:color="BFBFBF" w:sz="4"/>
-              <w:left w:val="single" w:color="BFBFBF" w:sz="4"/>
-              <w:bottom w:val="single" w:color="BFBFBF" w:sz="4"/>
-              <w:right w:val="single" w:color="BFBFBF" w:sz="4"/>
-            </w:tcBorders>
-            <w:tcMar>
-              <w:top w:type="dxa" w:w="60"/>
-              <w:left w:type="dxa" w:w="100"/>
-              <w:bottom w:type="dxa" w:w="60"/>
-              <w:right w:type="dxa" w:w="100"/>
-            </w:tcMar>
-          </w:tcPr>
-          <w:p>
-            <w:r>
-              <w:rPr>
-                <w:rFonts w:ascii="Arial" w:cs="Arial" w:eastAsia="Arial" w:hAnsi="Arial"/>
-                <w:sz w:val="20"/>
-                <w:szCs w:val="20"/>
-              </w:rPr>
-              <w:t xml:space="preserve">Defendant 2's response, or in a 2v1 claim the defendant's response to Claimant 2.</w:t>
+              <w:t xml:space="preserve">INFORM_AGREED_EXTENSION</w:t>
+            </w:r>
+          </w:p>
+        </w:tc>
+        <w:tc>
+          <w:tcPr>
+            <w:tcW w:type="dxa" w:w="3166"/>
+            <w:tcBorders>
+              <w:top w:val="single" w:color="BFBFBF" w:sz="4"/>
+              <w:left w:val="single" w:color="BFBFBF" w:sz="4"/>
+              <w:bottom w:val="single" w:color="BFBFBF" w:sz="4"/>
+              <w:right w:val="single" w:color="BFBFBF" w:sz="4"/>
+            </w:tcBorders>
+            <w:tcMar>
+              <w:top w:type="dxa" w:w="60"/>
+              <w:left w:type="dxa" w:w="100"/>
+              <w:bottom w:type="dxa" w:w="60"/>
+              <w:right w:type="dxa" w:w="100"/>
+            </w:tcMar>
+          </w:tcPr>
+          <w:p>
+            <w:r>
+              <w:rPr>
+                <w:rFonts w:ascii="Arial" w:cs="Arial" w:eastAsia="Arial" w:hAnsi="Arial"/>
+                <w:sz w:val="20"/>
+                <w:szCs w:val="20"/>
+              </w:rPr>
+              <w:t xml:space="preserve">Yes, No</w:t>
+            </w:r>
+          </w:p>
+        </w:tc>
+        <w:tc>
+          <w:tcPr>
+            <w:tcW w:type="dxa" w:w="1629"/>
+            <w:tcBorders>
+              <w:top w:val="single" w:color="BFBFBF" w:sz="4"/>
+              <w:left w:val="single" w:color="BFBFBF" w:sz="4"/>
+              <w:bottom w:val="single" w:color="BFBFBF" w:sz="4"/>
+              <w:right w:val="single" w:color="BFBFBF" w:sz="4"/>
+            </w:tcBorders>
+            <w:tcMar>
+              <w:top w:type="dxa" w:w="60"/>
+              <w:left w:type="dxa" w:w="100"/>
+              <w:bottom w:type="dxa" w:w="60"/>
+              <w:right w:type="dxa" w:w="100"/>
+            </w:tcMar>
+          </w:tcPr>
+          <w:p>
+            <w:r>
+              <w:rPr>
+                <w:rFonts w:ascii="Arial" w:cs="Arial" w:eastAsia="Arial" w:hAnsi="Arial"/>
+                <w:sz w:val="20"/>
+                <w:szCs w:val="20"/>
+              </w:rPr>
+              <w:t xml:space="preserve">No</w:t>
+            </w:r>
+          </w:p>
+        </w:tc>
+        <w:tc>
+          <w:tcPr>
+            <w:tcW w:type="dxa" w:w="3167"/>
+            <w:tcBorders>
+              <w:top w:val="single" w:color="BFBFBF" w:sz="4"/>
+              <w:left w:val="single" w:color="BFBFBF" w:sz="4"/>
+              <w:bottom w:val="single" w:color="BFBFBF" w:sz="4"/>
+              <w:right w:val="single" w:color="BFBFBF" w:sz="4"/>
+            </w:tcBorders>
+            <w:tcMar>
+              <w:top w:type="dxa" w:w="60"/>
+              <w:left w:type="dxa" w:w="100"/>
+              <w:bottom w:type="dxa" w:w="60"/>
+              <w:right w:type="dxa" w:w="100"/>
+            </w:tcMar>
+          </w:tcPr>
+          <w:p>
+            <w:r>
+              <w:rPr>
+                <w:rFonts w:ascii="Arial" w:cs="Arial" w:eastAsia="Arial" w:hAnsi="Arial"/>
+                <w:sz w:val="20"/>
+                <w:szCs w:val="20"/>
+              </w:rPr>
+              <w:t xml:space="preserve">Optional steps: each defendant's solicitor informs the court of an agreed extension before responding.</w:t>
             </w:r>
           </w:p>
         </w:tc>
@@ -5540,7 +5716,7 @@
         </w:trPr>
         <w:tc>
           <w:tcPr>
-            <w:tcW w:type="dxa" w:w="1692"/>
+            <w:tcW w:type="dxa" w:w="1676"/>
             <w:tcBorders>
               <w:top w:val="single" w:color="BFBFBF" w:sz="4"/>
               <w:left w:val="single" w:color="BFBFBF" w:sz="4"/>
@@ -5561,88 +5737,88 @@
                 <w:sz w:val="20"/>
                 <w:szCs w:val="20"/>
               </w:rPr>
-              <w:t xml:space="preserve">RESPONDENT1_EMPLOYMENT</w:t>
-            </w:r>
-          </w:p>
-        </w:tc>
-        <w:tc>
-          <w:tcPr>
-            <w:tcW w:type="dxa" w:w="3196"/>
-            <w:tcBorders>
-              <w:top w:val="single" w:color="BFBFBF" w:sz="4"/>
-              <w:left w:val="single" w:color="BFBFBF" w:sz="4"/>
-              <w:bottom w:val="single" w:color="BFBFBF" w:sz="4"/>
-              <w:right w:val="single" w:color="BFBFBF" w:sz="4"/>
-            </w:tcBorders>
-            <w:tcMar>
-              <w:top w:type="dxa" w:w="60"/>
-              <w:left w:type="dxa" w:w="100"/>
-              <w:bottom w:type="dxa" w:w="60"/>
-              <w:right w:type="dxa" w:w="100"/>
-            </w:tcMar>
-          </w:tcPr>
-          <w:p>
-            <w:r>
-              <w:rPr>
-                <w:rFonts w:ascii="Arial" w:cs="Arial" w:eastAsia="Arial" w:hAnsi="Arial"/>
-                <w:sz w:val="20"/>
-                <w:szCs w:val="20"/>
-              </w:rPr>
-              <w:t xml:space="preserve">RETIRED, SELF_EMPLOYED</w:t>
-            </w:r>
-          </w:p>
-        </w:tc>
-        <w:tc>
-          <w:tcPr>
-            <w:tcW w:type="dxa" w:w="1551"/>
-            <w:tcBorders>
-              <w:top w:val="single" w:color="BFBFBF" w:sz="4"/>
-              <w:left w:val="single" w:color="BFBFBF" w:sz="4"/>
-              <w:bottom w:val="single" w:color="BFBFBF" w:sz="4"/>
-              <w:right w:val="single" w:color="BFBFBF" w:sz="4"/>
-            </w:tcBorders>
-            <w:tcMar>
-              <w:top w:type="dxa" w:w="60"/>
-              <w:left w:type="dxa" w:w="100"/>
-              <w:bottom w:type="dxa" w:w="60"/>
-              <w:right w:type="dxa" w:w="100"/>
-            </w:tcMar>
-          </w:tcPr>
-          <w:p>
-            <w:r>
-              <w:rPr>
-                <w:rFonts w:ascii="Arial" w:cs="Arial" w:eastAsia="Arial" w:hAnsi="Arial"/>
-                <w:sz w:val="20"/>
-                <w:szCs w:val="20"/>
-              </w:rPr>
-              <w:t xml:space="preserve">RETIRED</w:t>
-            </w:r>
-          </w:p>
-        </w:tc>
-        <w:tc>
-          <w:tcPr>
-            <w:tcW w:type="dxa" w:w="3199"/>
-            <w:tcBorders>
-              <w:top w:val="single" w:color="BFBFBF" w:sz="4"/>
-              <w:left w:val="single" w:color="BFBFBF" w:sz="4"/>
-              <w:bottom w:val="single" w:color="BFBFBF" w:sz="4"/>
-              <w:right w:val="single" w:color="BFBFBF" w:sz="4"/>
-            </w:tcBorders>
-            <w:tcMar>
-              <w:top w:type="dxa" w:w="60"/>
-              <w:left w:type="dxa" w:w="100"/>
-              <w:bottom w:type="dxa" w:w="60"/>
-              <w:right w:type="dxa" w:w="100"/>
-            </w:tcMar>
-          </w:tcPr>
-          <w:p>
-            <w:r>
-              <w:rPr>
-                <w:rFonts w:ascii="Arial" w:cs="Arial" w:eastAsia="Arial" w:hAnsi="Arial"/>
-                <w:sz w:val="20"/>
-                <w:szCs w:val="20"/>
-              </w:rPr>
-              <w:t xml:space="preserve">What Defendant 1 says about their work when they give their finances (an individual or sole trader admitting and not paying immediately).</w:t>
+              <w:t xml:space="preserve">RESPONDENT1_RESPONSE</w:t>
+            </w:r>
+          </w:p>
+        </w:tc>
+        <w:tc>
+          <w:tcPr>
+            <w:tcW w:type="dxa" w:w="3166"/>
+            <w:tcBorders>
+              <w:top w:val="single" w:color="BFBFBF" w:sz="4"/>
+              <w:left w:val="single" w:color="BFBFBF" w:sz="4"/>
+              <w:bottom w:val="single" w:color="BFBFBF" w:sz="4"/>
+              <w:right w:val="single" w:color="BFBFBF" w:sz="4"/>
+            </w:tcBorders>
+            <w:tcMar>
+              <w:top w:type="dxa" w:w="60"/>
+              <w:left w:type="dxa" w:w="100"/>
+              <w:bottom w:type="dxa" w:w="60"/>
+              <w:right w:type="dxa" w:w="100"/>
+            </w:tcMar>
+          </w:tcPr>
+          <w:p>
+            <w:r>
+              <w:rPr>
+                <w:rFonts w:ascii="Arial" w:cs="Arial" w:eastAsia="Arial" w:hAnsi="Arial"/>
+                <w:sz w:val="20"/>
+                <w:szCs w:val="20"/>
+              </w:rPr>
+              <w:t xml:space="preserve">FULL_DEFENCE, FULL_ADMISSION, PART_ADMISSION, COUNTER_CLAIM</w:t>
+            </w:r>
+          </w:p>
+        </w:tc>
+        <w:tc>
+          <w:tcPr>
+            <w:tcW w:type="dxa" w:w="1629"/>
+            <w:tcBorders>
+              <w:top w:val="single" w:color="BFBFBF" w:sz="4"/>
+              <w:left w:val="single" w:color="BFBFBF" w:sz="4"/>
+              <w:bottom w:val="single" w:color="BFBFBF" w:sz="4"/>
+              <w:right w:val="single" w:color="BFBFBF" w:sz="4"/>
+            </w:tcBorders>
+            <w:tcMar>
+              <w:top w:type="dxa" w:w="60"/>
+              <w:left w:type="dxa" w:w="100"/>
+              <w:bottom w:type="dxa" w:w="60"/>
+              <w:right w:type="dxa" w:w="100"/>
+            </w:tcMar>
+          </w:tcPr>
+          <w:p>
+            <w:r>
+              <w:rPr>
+                <w:rFonts w:ascii="Arial" w:cs="Arial" w:eastAsia="Arial" w:hAnsi="Arial"/>
+                <w:sz w:val="20"/>
+                <w:szCs w:val="20"/>
+              </w:rPr>
+              <w:t xml:space="preserve">FULL_DEFENCE</w:t>
+            </w:r>
+          </w:p>
+        </w:tc>
+        <w:tc>
+          <w:tcPr>
+            <w:tcW w:type="dxa" w:w="3167"/>
+            <w:tcBorders>
+              <w:top w:val="single" w:color="BFBFBF" w:sz="4"/>
+              <w:left w:val="single" w:color="BFBFBF" w:sz="4"/>
+              <w:bottom w:val="single" w:color="BFBFBF" w:sz="4"/>
+              <w:right w:val="single" w:color="BFBFBF" w:sz="4"/>
+            </w:tcBorders>
+            <w:tcMar>
+              <w:top w:type="dxa" w:w="60"/>
+              <w:left w:type="dxa" w:w="100"/>
+              <w:bottom w:type="dxa" w:w="60"/>
+              <w:right w:type="dxa" w:w="100"/>
+            </w:tcMar>
+          </w:tcPr>
+          <w:p>
+            <w:r>
+              <w:rPr>
+                <w:rFonts w:ascii="Arial" w:cs="Arial" w:eastAsia="Arial" w:hAnsi="Arial"/>
+                <w:sz w:val="20"/>
+                <w:szCs w:val="20"/>
+              </w:rPr>
+              <w:t xml:space="preserve">Defendant 1's response.</w:t>
             </w:r>
           </w:p>
         </w:tc>
@@ -5653,7 +5829,7 @@
         </w:trPr>
         <w:tc>
           <w:tcPr>
-            <w:tcW w:type="dxa" w:w="1692"/>
+            <w:tcW w:type="dxa" w:w="1676"/>
             <w:tcBorders>
               <w:top w:val="single" w:color="BFBFBF" w:sz="4"/>
               <w:left w:val="single" w:color="BFBFBF" w:sz="4"/>
@@ -5674,88 +5850,88 @@
                 <w:sz w:val="20"/>
                 <w:szCs w:val="20"/>
               </w:rPr>
-              <w:t xml:space="preserve">RESPONDENT2_EMPLOYMENT</w:t>
-            </w:r>
-          </w:p>
-        </w:tc>
-        <w:tc>
-          <w:tcPr>
-            <w:tcW w:type="dxa" w:w="3196"/>
-            <w:tcBorders>
-              <w:top w:val="single" w:color="BFBFBF" w:sz="4"/>
-              <w:left w:val="single" w:color="BFBFBF" w:sz="4"/>
-              <w:bottom w:val="single" w:color="BFBFBF" w:sz="4"/>
-              <w:right w:val="single" w:color="BFBFBF" w:sz="4"/>
-            </w:tcBorders>
-            <w:tcMar>
-              <w:top w:type="dxa" w:w="60"/>
-              <w:left w:type="dxa" w:w="100"/>
-              <w:bottom w:type="dxa" w:w="60"/>
-              <w:right w:type="dxa" w:w="100"/>
-            </w:tcMar>
-          </w:tcPr>
-          <w:p>
-            <w:r>
-              <w:rPr>
-                <w:rFonts w:ascii="Arial" w:cs="Arial" w:eastAsia="Arial" w:hAnsi="Arial"/>
-                <w:sz w:val="20"/>
-                <w:szCs w:val="20"/>
-              </w:rPr>
-              <w:t xml:space="preserve">RETIRED, SELF_EMPLOYED</w:t>
-            </w:r>
-          </w:p>
-        </w:tc>
-        <w:tc>
-          <w:tcPr>
-            <w:tcW w:type="dxa" w:w="1551"/>
-            <w:tcBorders>
-              <w:top w:val="single" w:color="BFBFBF" w:sz="4"/>
-              <w:left w:val="single" w:color="BFBFBF" w:sz="4"/>
-              <w:bottom w:val="single" w:color="BFBFBF" w:sz="4"/>
-              <w:right w:val="single" w:color="BFBFBF" w:sz="4"/>
-            </w:tcBorders>
-            <w:tcMar>
-              <w:top w:type="dxa" w:w="60"/>
-              <w:left w:type="dxa" w:w="100"/>
-              <w:bottom w:type="dxa" w:w="60"/>
-              <w:right w:type="dxa" w:w="100"/>
-            </w:tcMar>
-          </w:tcPr>
-          <w:p>
-            <w:r>
-              <w:rPr>
-                <w:rFonts w:ascii="Arial" w:cs="Arial" w:eastAsia="Arial" w:hAnsi="Arial"/>
-                <w:sz w:val="20"/>
-                <w:szCs w:val="20"/>
-              </w:rPr>
-              <w:t xml:space="preserve">RETIRED</w:t>
-            </w:r>
-          </w:p>
-        </w:tc>
-        <w:tc>
-          <w:tcPr>
-            <w:tcW w:type="dxa" w:w="3199"/>
-            <w:tcBorders>
-              <w:top w:val="single" w:color="BFBFBF" w:sz="4"/>
-              <w:left w:val="single" w:color="BFBFBF" w:sz="4"/>
-              <w:bottom w:val="single" w:color="BFBFBF" w:sz="4"/>
-              <w:right w:val="single" w:color="BFBFBF" w:sz="4"/>
-            </w:tcBorders>
-            <w:tcMar>
-              <w:top w:type="dxa" w:w="60"/>
-              <w:left w:type="dxa" w:w="100"/>
-              <w:bottom w:type="dxa" w:w="60"/>
-              <w:right w:type="dxa" w:w="100"/>
-            </w:tcMar>
-          </w:tcPr>
-          <w:p>
-            <w:r>
-              <w:rPr>
-                <w:rFonts w:ascii="Arial" w:cs="Arial" w:eastAsia="Arial" w:hAnsi="Arial"/>
-                <w:sz w:val="20"/>
-                <w:szCs w:val="20"/>
-              </w:rPr>
-              <w:t xml:space="preserve">The same for Defendant 2.</w:t>
+              <w:t xml:space="preserve">RESPONDENT2_RESPONSE</w:t>
+            </w:r>
+          </w:p>
+        </w:tc>
+        <w:tc>
+          <w:tcPr>
+            <w:tcW w:type="dxa" w:w="3166"/>
+            <w:tcBorders>
+              <w:top w:val="single" w:color="BFBFBF" w:sz="4"/>
+              <w:left w:val="single" w:color="BFBFBF" w:sz="4"/>
+              <w:bottom w:val="single" w:color="BFBFBF" w:sz="4"/>
+              <w:right w:val="single" w:color="BFBFBF" w:sz="4"/>
+            </w:tcBorders>
+            <w:tcMar>
+              <w:top w:type="dxa" w:w="60"/>
+              <w:left w:type="dxa" w:w="100"/>
+              <w:bottom w:type="dxa" w:w="60"/>
+              <w:right w:type="dxa" w:w="100"/>
+            </w:tcMar>
+          </w:tcPr>
+          <w:p>
+            <w:r>
+              <w:rPr>
+                <w:rFonts w:ascii="Arial" w:cs="Arial" w:eastAsia="Arial" w:hAnsi="Arial"/>
+                <w:sz w:val="20"/>
+                <w:szCs w:val="20"/>
+              </w:rPr>
+              <w:t xml:space="preserve">FULL_DEFENCE, FULL_ADMISSION, PART_ADMISSION, COUNTER_CLAIM</w:t>
+            </w:r>
+          </w:p>
+        </w:tc>
+        <w:tc>
+          <w:tcPr>
+            <w:tcW w:type="dxa" w:w="1629"/>
+            <w:tcBorders>
+              <w:top w:val="single" w:color="BFBFBF" w:sz="4"/>
+              <w:left w:val="single" w:color="BFBFBF" w:sz="4"/>
+              <w:bottom w:val="single" w:color="BFBFBF" w:sz="4"/>
+              <w:right w:val="single" w:color="BFBFBF" w:sz="4"/>
+            </w:tcBorders>
+            <w:tcMar>
+              <w:top w:type="dxa" w:w="60"/>
+              <w:left w:type="dxa" w:w="100"/>
+              <w:bottom w:type="dxa" w:w="60"/>
+              <w:right w:type="dxa" w:w="100"/>
+            </w:tcMar>
+          </w:tcPr>
+          <w:p>
+            <w:r>
+              <w:rPr>
+                <w:rFonts w:ascii="Arial" w:cs="Arial" w:eastAsia="Arial" w:hAnsi="Arial"/>
+                <w:sz w:val="20"/>
+                <w:szCs w:val="20"/>
+              </w:rPr>
+              <w:t xml:space="preserve">FULL_DEFENCE</w:t>
+            </w:r>
+          </w:p>
+        </w:tc>
+        <w:tc>
+          <w:tcPr>
+            <w:tcW w:type="dxa" w:w="3167"/>
+            <w:tcBorders>
+              <w:top w:val="single" w:color="BFBFBF" w:sz="4"/>
+              <w:left w:val="single" w:color="BFBFBF" w:sz="4"/>
+              <w:bottom w:val="single" w:color="BFBFBF" w:sz="4"/>
+              <w:right w:val="single" w:color="BFBFBF" w:sz="4"/>
+            </w:tcBorders>
+            <w:tcMar>
+              <w:top w:type="dxa" w:w="60"/>
+              <w:left w:type="dxa" w:w="100"/>
+              <w:bottom w:type="dxa" w:w="60"/>
+              <w:right w:type="dxa" w:w="100"/>
+            </w:tcMar>
+          </w:tcPr>
+          <w:p>
+            <w:r>
+              <w:rPr>
+                <w:rFonts w:ascii="Arial" w:cs="Arial" w:eastAsia="Arial" w:hAnsi="Arial"/>
+                <w:sz w:val="20"/>
+                <w:szCs w:val="20"/>
+              </w:rPr>
+              <w:t xml:space="preserve">Defendant 2's response, or in a 2v1 claim the defendant's response to Claimant 2.</w:t>
             </w:r>
           </w:p>
         </w:tc>
@@ -5766,7 +5942,7 @@
         </w:trPr>
         <w:tc>
           <w:tcPr>
-            <w:tcW w:type="dxa" w:w="1692"/>
+            <w:tcW w:type="dxa" w:w="1676"/>
             <w:tcBorders>
               <w:top w:val="single" w:color="BFBFBF" w:sz="4"/>
               <w:left w:val="single" w:color="BFBFBF" w:sz="4"/>
@@ -5787,88 +5963,88 @@
                 <w:sz w:val="20"/>
                 <w:szCs w:val="20"/>
               </w:rPr>
-              <w:t xml:space="preserve">ADMISSION_PAYMENT_ROUTE</w:t>
-            </w:r>
-          </w:p>
-        </w:tc>
-        <w:tc>
-          <w:tcPr>
-            <w:tcW w:type="dxa" w:w="3196"/>
-            <w:tcBorders>
-              <w:top w:val="single" w:color="BFBFBF" w:sz="4"/>
-              <w:left w:val="single" w:color="BFBFBF" w:sz="4"/>
-              <w:bottom w:val="single" w:color="BFBFBF" w:sz="4"/>
-              <w:right w:val="single" w:color="BFBFBF" w:sz="4"/>
-            </w:tcBorders>
-            <w:tcMar>
-              <w:top w:type="dxa" w:w="60"/>
-              <w:left w:type="dxa" w:w="100"/>
-              <w:bottom w:type="dxa" w:w="60"/>
-              <w:right w:type="dxa" w:w="100"/>
-            </w:tcMar>
-          </w:tcPr>
-          <w:p>
-            <w:r>
-              <w:rPr>
-                <w:rFonts w:ascii="Arial" w:cs="Arial" w:eastAsia="Arial" w:hAnsi="Arial"/>
-                <w:sz w:val="20"/>
-                <w:szCs w:val="20"/>
-              </w:rPr>
-              <w:t xml:space="preserve">IMMEDIATELY, BY_SET_DATE, SUGGESTION_OF_REPAYMENT_PLAN</w:t>
-            </w:r>
-          </w:p>
-        </w:tc>
-        <w:tc>
-          <w:tcPr>
-            <w:tcW w:type="dxa" w:w="1551"/>
-            <w:tcBorders>
-              <w:top w:val="single" w:color="BFBFBF" w:sz="4"/>
-              <w:left w:val="single" w:color="BFBFBF" w:sz="4"/>
-              <w:bottom w:val="single" w:color="BFBFBF" w:sz="4"/>
-              <w:right w:val="single" w:color="BFBFBF" w:sz="4"/>
-            </w:tcBorders>
-            <w:tcMar>
-              <w:top w:type="dxa" w:w="60"/>
-              <w:left w:type="dxa" w:w="100"/>
-              <w:bottom w:type="dxa" w:w="60"/>
-              <w:right w:type="dxa" w:w="100"/>
-            </w:tcMar>
-          </w:tcPr>
-          <w:p>
-            <w:r>
-              <w:rPr>
-                <w:rFonts w:ascii="Arial" w:cs="Arial" w:eastAsia="Arial" w:hAnsi="Arial"/>
-                <w:sz w:val="20"/>
-                <w:szCs w:val="20"/>
-              </w:rPr>
-              <w:t xml:space="preserve">IMMEDIATELY</w:t>
-            </w:r>
-          </w:p>
-        </w:tc>
-        <w:tc>
-          <w:tcPr>
-            <w:tcW w:type="dxa" w:w="3199"/>
-            <w:tcBorders>
-              <w:top w:val="single" w:color="BFBFBF" w:sz="4"/>
-              <w:left w:val="single" w:color="BFBFBF" w:sz="4"/>
-              <w:bottom w:val="single" w:color="BFBFBF" w:sz="4"/>
-              <w:right w:val="single" w:color="BFBFBF" w:sz="4"/>
-            </w:tcBorders>
-            <w:tcMar>
-              <w:top w:type="dxa" w:w="60"/>
-              <w:left w:type="dxa" w:w="100"/>
-              <w:bottom w:type="dxa" w:w="60"/>
-              <w:right w:type="dxa" w:w="100"/>
-            </w:tcMar>
-          </w:tcPr>
-          <w:p>
-            <w:r>
-              <w:rPr>
-                <w:rFonts w:ascii="Arial" w:cs="Arial" w:eastAsia="Arial" w:hAnsi="Arial"/>
-                <w:sz w:val="20"/>
-                <w:szCs w:val="20"/>
-              </w:rPr>
-              <w:t xml:space="preserve">When a defendant who admits all or part of the claim will pay.</w:t>
+              <w:t xml:space="preserve">RESPONDENT1_EMPLOYMENT</w:t>
+            </w:r>
+          </w:p>
+        </w:tc>
+        <w:tc>
+          <w:tcPr>
+            <w:tcW w:type="dxa" w:w="3166"/>
+            <w:tcBorders>
+              <w:top w:val="single" w:color="BFBFBF" w:sz="4"/>
+              <w:left w:val="single" w:color="BFBFBF" w:sz="4"/>
+              <w:bottom w:val="single" w:color="BFBFBF" w:sz="4"/>
+              <w:right w:val="single" w:color="BFBFBF" w:sz="4"/>
+            </w:tcBorders>
+            <w:tcMar>
+              <w:top w:type="dxa" w:w="60"/>
+              <w:left w:type="dxa" w:w="100"/>
+              <w:bottom w:type="dxa" w:w="60"/>
+              <w:right w:type="dxa" w:w="100"/>
+            </w:tcMar>
+          </w:tcPr>
+          <w:p>
+            <w:r>
+              <w:rPr>
+                <w:rFonts w:ascii="Arial" w:cs="Arial" w:eastAsia="Arial" w:hAnsi="Arial"/>
+                <w:sz w:val="20"/>
+                <w:szCs w:val="20"/>
+              </w:rPr>
+              <w:t xml:space="preserve">RETIRED, SELF_EMPLOYED</w:t>
+            </w:r>
+          </w:p>
+        </w:tc>
+        <w:tc>
+          <w:tcPr>
+            <w:tcW w:type="dxa" w:w="1629"/>
+            <w:tcBorders>
+              <w:top w:val="single" w:color="BFBFBF" w:sz="4"/>
+              <w:left w:val="single" w:color="BFBFBF" w:sz="4"/>
+              <w:bottom w:val="single" w:color="BFBFBF" w:sz="4"/>
+              <w:right w:val="single" w:color="BFBFBF" w:sz="4"/>
+            </w:tcBorders>
+            <w:tcMar>
+              <w:top w:type="dxa" w:w="60"/>
+              <w:left w:type="dxa" w:w="100"/>
+              <w:bottom w:type="dxa" w:w="60"/>
+              <w:right w:type="dxa" w:w="100"/>
+            </w:tcMar>
+          </w:tcPr>
+          <w:p>
+            <w:r>
+              <w:rPr>
+                <w:rFonts w:ascii="Arial" w:cs="Arial" w:eastAsia="Arial" w:hAnsi="Arial"/>
+                <w:sz w:val="20"/>
+                <w:szCs w:val="20"/>
+              </w:rPr>
+              <w:t xml:space="preserve">RETIRED</w:t>
+            </w:r>
+          </w:p>
+        </w:tc>
+        <w:tc>
+          <w:tcPr>
+            <w:tcW w:type="dxa" w:w="3167"/>
+            <w:tcBorders>
+              <w:top w:val="single" w:color="BFBFBF" w:sz="4"/>
+              <w:left w:val="single" w:color="BFBFBF" w:sz="4"/>
+              <w:bottom w:val="single" w:color="BFBFBF" w:sz="4"/>
+              <w:right w:val="single" w:color="BFBFBF" w:sz="4"/>
+            </w:tcBorders>
+            <w:tcMar>
+              <w:top w:type="dxa" w:w="60"/>
+              <w:left w:type="dxa" w:w="100"/>
+              <w:bottom w:type="dxa" w:w="60"/>
+              <w:right w:type="dxa" w:w="100"/>
+            </w:tcMar>
+          </w:tcPr>
+          <w:p>
+            <w:r>
+              <w:rPr>
+                <w:rFonts w:ascii="Arial" w:cs="Arial" w:eastAsia="Arial" w:hAnsi="Arial"/>
+                <w:sz w:val="20"/>
+                <w:szCs w:val="20"/>
+              </w:rPr>
+              <w:t xml:space="preserve">What Defendant 1 says about their work when they give their finances (an individual or sole trader admitting and not paying immediately).</w:t>
             </w:r>
           </w:p>
         </w:tc>
@@ -5879,7 +6055,7 @@
         </w:trPr>
         <w:tc>
           <w:tcPr>
-            <w:tcW w:type="dxa" w:w="1692"/>
+            <w:tcW w:type="dxa" w:w="1676"/>
             <w:tcBorders>
               <w:top w:val="single" w:color="BFBFBF" w:sz="4"/>
               <w:left w:val="single" w:color="BFBFBF" w:sz="4"/>
@@ -5900,88 +6076,88 @@
                 <w:sz w:val="20"/>
                 <w:szCs w:val="20"/>
               </w:rPr>
-              <w:t xml:space="preserve">CLAIMANT_PROCEED</w:t>
-            </w:r>
-          </w:p>
-        </w:tc>
-        <w:tc>
-          <w:tcPr>
-            <w:tcW w:type="dxa" w:w="3196"/>
-            <w:tcBorders>
-              <w:top w:val="single" w:color="BFBFBF" w:sz="4"/>
-              <w:left w:val="single" w:color="BFBFBF" w:sz="4"/>
-              <w:bottom w:val="single" w:color="BFBFBF" w:sz="4"/>
-              <w:right w:val="single" w:color="BFBFBF" w:sz="4"/>
-            </w:tcBorders>
-            <w:tcMar>
-              <w:top w:type="dxa" w:w="60"/>
-              <w:left w:type="dxa" w:w="100"/>
-              <w:bottom w:type="dxa" w:w="60"/>
-              <w:right w:type="dxa" w:w="100"/>
-            </w:tcMar>
-          </w:tcPr>
-          <w:p>
-            <w:r>
-              <w:rPr>
-                <w:rFonts w:ascii="Arial" w:cs="Arial" w:eastAsia="Arial" w:hAnsi="Arial"/>
-                <w:sz w:val="20"/>
-                <w:szCs w:val="20"/>
-              </w:rPr>
-              <w:t xml:space="preserve">Yes, No</w:t>
-            </w:r>
-          </w:p>
-        </w:tc>
-        <w:tc>
-          <w:tcPr>
-            <w:tcW w:type="dxa" w:w="1551"/>
-            <w:tcBorders>
-              <w:top w:val="single" w:color="BFBFBF" w:sz="4"/>
-              <w:left w:val="single" w:color="BFBFBF" w:sz="4"/>
-              <w:bottom w:val="single" w:color="BFBFBF" w:sz="4"/>
-              <w:right w:val="single" w:color="BFBFBF" w:sz="4"/>
-            </w:tcBorders>
-            <w:tcMar>
-              <w:top w:type="dxa" w:w="60"/>
-              <w:left w:type="dxa" w:w="100"/>
-              <w:bottom w:type="dxa" w:w="60"/>
-              <w:right w:type="dxa" w:w="100"/>
-            </w:tcMar>
-          </w:tcPr>
-          <w:p>
-            <w:r>
-              <w:rPr>
-                <w:rFonts w:ascii="Arial" w:cs="Arial" w:eastAsia="Arial" w:hAnsi="Arial"/>
-                <w:sz w:val="20"/>
-                <w:szCs w:val="20"/>
-              </w:rPr>
-              <w:t xml:space="preserve">Yes</w:t>
-            </w:r>
-          </w:p>
-        </w:tc>
-        <w:tc>
-          <w:tcPr>
-            <w:tcW w:type="dxa" w:w="3199"/>
-            <w:tcBorders>
-              <w:top w:val="single" w:color="BFBFBF" w:sz="4"/>
-              <w:left w:val="single" w:color="BFBFBF" w:sz="4"/>
-              <w:bottom w:val="single" w:color="BFBFBF" w:sz="4"/>
-              <w:right w:val="single" w:color="BFBFBF" w:sz="4"/>
-            </w:tcBorders>
-            <w:tcMar>
-              <w:top w:type="dxa" w:w="60"/>
-              <w:left w:type="dxa" w:w="100"/>
-              <w:bottom w:type="dxa" w:w="60"/>
-              <w:right w:type="dxa" w:w="100"/>
-            </w:tcMar>
-          </w:tcPr>
-          <w:p>
-            <w:r>
-              <w:rPr>
-                <w:rFonts w:ascii="Arial" w:cs="Arial" w:eastAsia="Arial" w:hAnsi="Arial"/>
-                <w:sz w:val="20"/>
-                <w:szCs w:val="20"/>
-              </w:rPr>
-              <w:t xml:space="preserve">Whether the claimant proceeds with the claim after the defendants' full defences, or after a 2v1 or 1v2SS admission. Any other value stops the run.</w:t>
+              <w:t xml:space="preserve">RESPONDENT2_EMPLOYMENT</w:t>
+            </w:r>
+          </w:p>
+        </w:tc>
+        <w:tc>
+          <w:tcPr>
+            <w:tcW w:type="dxa" w:w="3166"/>
+            <w:tcBorders>
+              <w:top w:val="single" w:color="BFBFBF" w:sz="4"/>
+              <w:left w:val="single" w:color="BFBFBF" w:sz="4"/>
+              <w:bottom w:val="single" w:color="BFBFBF" w:sz="4"/>
+              <w:right w:val="single" w:color="BFBFBF" w:sz="4"/>
+            </w:tcBorders>
+            <w:tcMar>
+              <w:top w:type="dxa" w:w="60"/>
+              <w:left w:type="dxa" w:w="100"/>
+              <w:bottom w:type="dxa" w:w="60"/>
+              <w:right w:type="dxa" w:w="100"/>
+            </w:tcMar>
+          </w:tcPr>
+          <w:p>
+            <w:r>
+              <w:rPr>
+                <w:rFonts w:ascii="Arial" w:cs="Arial" w:eastAsia="Arial" w:hAnsi="Arial"/>
+                <w:sz w:val="20"/>
+                <w:szCs w:val="20"/>
+              </w:rPr>
+              <w:t xml:space="preserve">RETIRED, SELF_EMPLOYED</w:t>
+            </w:r>
+          </w:p>
+        </w:tc>
+        <w:tc>
+          <w:tcPr>
+            <w:tcW w:type="dxa" w:w="1629"/>
+            <w:tcBorders>
+              <w:top w:val="single" w:color="BFBFBF" w:sz="4"/>
+              <w:left w:val="single" w:color="BFBFBF" w:sz="4"/>
+              <w:bottom w:val="single" w:color="BFBFBF" w:sz="4"/>
+              <w:right w:val="single" w:color="BFBFBF" w:sz="4"/>
+            </w:tcBorders>
+            <w:tcMar>
+              <w:top w:type="dxa" w:w="60"/>
+              <w:left w:type="dxa" w:w="100"/>
+              <w:bottom w:type="dxa" w:w="60"/>
+              <w:right w:type="dxa" w:w="100"/>
+            </w:tcMar>
+          </w:tcPr>
+          <w:p>
+            <w:r>
+              <w:rPr>
+                <w:rFonts w:ascii="Arial" w:cs="Arial" w:eastAsia="Arial" w:hAnsi="Arial"/>
+                <w:sz w:val="20"/>
+                <w:szCs w:val="20"/>
+              </w:rPr>
+              <w:t xml:space="preserve">RETIRED</w:t>
+            </w:r>
+          </w:p>
+        </w:tc>
+        <w:tc>
+          <w:tcPr>
+            <w:tcW w:type="dxa" w:w="3167"/>
+            <w:tcBorders>
+              <w:top w:val="single" w:color="BFBFBF" w:sz="4"/>
+              <w:left w:val="single" w:color="BFBFBF" w:sz="4"/>
+              <w:bottom w:val="single" w:color="BFBFBF" w:sz="4"/>
+              <w:right w:val="single" w:color="BFBFBF" w:sz="4"/>
+            </w:tcBorders>
+            <w:tcMar>
+              <w:top w:type="dxa" w:w="60"/>
+              <w:left w:type="dxa" w:w="100"/>
+              <w:bottom w:type="dxa" w:w="60"/>
+              <w:right w:type="dxa" w:w="100"/>
+            </w:tcMar>
+          </w:tcPr>
+          <w:p>
+            <w:r>
+              <w:rPr>
+                <w:rFonts w:ascii="Arial" w:cs="Arial" w:eastAsia="Arial" w:hAnsi="Arial"/>
+                <w:sz w:val="20"/>
+                <w:szCs w:val="20"/>
+              </w:rPr>
+              <w:t xml:space="preserve">The same for Defendant 2.</w:t>
             </w:r>
           </w:p>
         </w:tc>
@@ -5992,7 +6168,7 @@
         </w:trPr>
         <w:tc>
           <w:tcPr>
-            <w:tcW w:type="dxa" w:w="1692"/>
+            <w:tcW w:type="dxa" w:w="1676"/>
             <w:tcBorders>
               <w:top w:val="single" w:color="BFBFBF" w:sz="4"/>
               <w:left w:val="single" w:color="BFBFBF" w:sz="4"/>
@@ -6013,88 +6189,88 @@
                 <w:sz w:val="20"/>
                 <w:szCs w:val="20"/>
               </w:rPr>
-              <w:t xml:space="preserve">CLAIMANT_ACCEPTS_AMOUNT</w:t>
-            </w:r>
-          </w:p>
-        </w:tc>
-        <w:tc>
-          <w:tcPr>
-            <w:tcW w:type="dxa" w:w="3196"/>
-            <w:tcBorders>
-              <w:top w:val="single" w:color="BFBFBF" w:sz="4"/>
-              <w:left w:val="single" w:color="BFBFBF" w:sz="4"/>
-              <w:bottom w:val="single" w:color="BFBFBF" w:sz="4"/>
-              <w:right w:val="single" w:color="BFBFBF" w:sz="4"/>
-            </w:tcBorders>
-            <w:tcMar>
-              <w:top w:type="dxa" w:w="60"/>
-              <w:left w:type="dxa" w:w="100"/>
-              <w:bottom w:type="dxa" w:w="60"/>
-              <w:right w:type="dxa" w:w="100"/>
-            </w:tcMar>
-          </w:tcPr>
-          <w:p>
-            <w:r>
-              <w:rPr>
-                <w:rFonts w:ascii="Arial" w:cs="Arial" w:eastAsia="Arial" w:hAnsi="Arial"/>
-                <w:sz w:val="20"/>
-                <w:szCs w:val="20"/>
-              </w:rPr>
-              <w:t xml:space="preserve">Yes, No</w:t>
-            </w:r>
-          </w:p>
-        </w:tc>
-        <w:tc>
-          <w:tcPr>
-            <w:tcW w:type="dxa" w:w="1551"/>
-            <w:tcBorders>
-              <w:top w:val="single" w:color="BFBFBF" w:sz="4"/>
-              <w:left w:val="single" w:color="BFBFBF" w:sz="4"/>
-              <w:bottom w:val="single" w:color="BFBFBF" w:sz="4"/>
-              <w:right w:val="single" w:color="BFBFBF" w:sz="4"/>
-            </w:tcBorders>
-            <w:tcMar>
-              <w:top w:type="dxa" w:w="60"/>
-              <w:left w:type="dxa" w:w="100"/>
-              <w:bottom w:type="dxa" w:w="60"/>
-              <w:right w:type="dxa" w:w="100"/>
-            </w:tcMar>
-          </w:tcPr>
-          <w:p>
-            <w:r>
-              <w:rPr>
-                <w:rFonts w:ascii="Arial" w:cs="Arial" w:eastAsia="Arial" w:hAnsi="Arial"/>
-                <w:sz w:val="20"/>
-                <w:szCs w:val="20"/>
-              </w:rPr>
-              <w:t xml:space="preserve">Yes</w:t>
-            </w:r>
-          </w:p>
-        </w:tc>
-        <w:tc>
-          <w:tcPr>
-            <w:tcW w:type="dxa" w:w="3199"/>
-            <w:tcBorders>
-              <w:top w:val="single" w:color="BFBFBF" w:sz="4"/>
-              <w:left w:val="single" w:color="BFBFBF" w:sz="4"/>
-              <w:bottom w:val="single" w:color="BFBFBF" w:sz="4"/>
-              <w:right w:val="single" w:color="BFBFBF" w:sz="4"/>
-            </w:tcBorders>
-            <w:tcMar>
-              <w:top w:type="dxa" w:w="60"/>
-              <w:left w:type="dxa" w:w="100"/>
-              <w:bottom w:type="dxa" w:w="60"/>
-              <w:right w:type="dxa" w:w="100"/>
-            </w:tcMar>
-          </w:tcPr>
-          <w:p>
-            <w:r>
-              <w:rPr>
-                <w:rFonts w:ascii="Arial" w:cs="Arial" w:eastAsia="Arial" w:hAnsi="Arial"/>
-                <w:sz w:val="20"/>
-                <w:szCs w:val="20"/>
-              </w:rPr>
-              <w:t xml:space="preserve">Whether the claimant accepts the amount a 1v1 defendant admits (part admission).</w:t>
+              <w:t xml:space="preserve">ADMISSION_PAYMENT_ROUTE</w:t>
+            </w:r>
+          </w:p>
+        </w:tc>
+        <w:tc>
+          <w:tcPr>
+            <w:tcW w:type="dxa" w:w="3166"/>
+            <w:tcBorders>
+              <w:top w:val="single" w:color="BFBFBF" w:sz="4"/>
+              <w:left w:val="single" w:color="BFBFBF" w:sz="4"/>
+              <w:bottom w:val="single" w:color="BFBFBF" w:sz="4"/>
+              <w:right w:val="single" w:color="BFBFBF" w:sz="4"/>
+            </w:tcBorders>
+            <w:tcMar>
+              <w:top w:type="dxa" w:w="60"/>
+              <w:left w:type="dxa" w:w="100"/>
+              <w:bottom w:type="dxa" w:w="60"/>
+              <w:right w:type="dxa" w:w="100"/>
+            </w:tcMar>
+          </w:tcPr>
+          <w:p>
+            <w:r>
+              <w:rPr>
+                <w:rFonts w:ascii="Arial" w:cs="Arial" w:eastAsia="Arial" w:hAnsi="Arial"/>
+                <w:sz w:val="20"/>
+                <w:szCs w:val="20"/>
+              </w:rPr>
+              <w:t xml:space="preserve">IMMEDIATELY, BY_SET_DATE, SUGGESTION_OF_REPAYMENT_PLAN</w:t>
+            </w:r>
+          </w:p>
+        </w:tc>
+        <w:tc>
+          <w:tcPr>
+            <w:tcW w:type="dxa" w:w="1629"/>
+            <w:tcBorders>
+              <w:top w:val="single" w:color="BFBFBF" w:sz="4"/>
+              <w:left w:val="single" w:color="BFBFBF" w:sz="4"/>
+              <w:bottom w:val="single" w:color="BFBFBF" w:sz="4"/>
+              <w:right w:val="single" w:color="BFBFBF" w:sz="4"/>
+            </w:tcBorders>
+            <w:tcMar>
+              <w:top w:type="dxa" w:w="60"/>
+              <w:left w:type="dxa" w:w="100"/>
+              <w:bottom w:type="dxa" w:w="60"/>
+              <w:right w:type="dxa" w:w="100"/>
+            </w:tcMar>
+          </w:tcPr>
+          <w:p>
+            <w:r>
+              <w:rPr>
+                <w:rFonts w:ascii="Arial" w:cs="Arial" w:eastAsia="Arial" w:hAnsi="Arial"/>
+                <w:sz w:val="20"/>
+                <w:szCs w:val="20"/>
+              </w:rPr>
+              <w:t xml:space="preserve">IMMEDIATELY</w:t>
+            </w:r>
+          </w:p>
+        </w:tc>
+        <w:tc>
+          <w:tcPr>
+            <w:tcW w:type="dxa" w:w="3167"/>
+            <w:tcBorders>
+              <w:top w:val="single" w:color="BFBFBF" w:sz="4"/>
+              <w:left w:val="single" w:color="BFBFBF" w:sz="4"/>
+              <w:bottom w:val="single" w:color="BFBFBF" w:sz="4"/>
+              <w:right w:val="single" w:color="BFBFBF" w:sz="4"/>
+            </w:tcBorders>
+            <w:tcMar>
+              <w:top w:type="dxa" w:w="60"/>
+              <w:left w:type="dxa" w:w="100"/>
+              <w:bottom w:type="dxa" w:w="60"/>
+              <w:right w:type="dxa" w:w="100"/>
+            </w:tcMar>
+          </w:tcPr>
+          <w:p>
+            <w:r>
+              <w:rPr>
+                <w:rFonts w:ascii="Arial" w:cs="Arial" w:eastAsia="Arial" w:hAnsi="Arial"/>
+                <w:sz w:val="20"/>
+                <w:szCs w:val="20"/>
+              </w:rPr>
+              <w:t xml:space="preserve">When a defendant who admits all or part of the claim will pay.</w:t>
             </w:r>
           </w:p>
         </w:tc>
@@ -6105,7 +6281,7 @@
         </w:trPr>
         <w:tc>
           <w:tcPr>
-            <w:tcW w:type="dxa" w:w="1692"/>
+            <w:tcW w:type="dxa" w:w="1676"/>
             <w:tcBorders>
               <w:top w:val="single" w:color="BFBFBF" w:sz="4"/>
               <w:left w:val="single" w:color="BFBFBF" w:sz="4"/>
@@ -6126,13 +6302,13 @@
                 <w:sz w:val="20"/>
                 <w:szCs w:val="20"/>
               </w:rPr>
-              <w:t xml:space="preserve">CLAIMANT_ACCEPTS_PLAN</w:t>
-            </w:r>
-          </w:p>
-        </w:tc>
-        <w:tc>
-          <w:tcPr>
-            <w:tcW w:type="dxa" w:w="3196"/>
+              <w:t xml:space="preserve">CLAIMANT_PROCEED</w:t>
+            </w:r>
+          </w:p>
+        </w:tc>
+        <w:tc>
+          <w:tcPr>
+            <w:tcW w:type="dxa" w:w="3166"/>
             <w:tcBorders>
               <w:top w:val="single" w:color="BFBFBF" w:sz="4"/>
               <w:left w:val="single" w:color="BFBFBF" w:sz="4"/>
@@ -6159,7 +6335,7 @@
         </w:tc>
         <w:tc>
           <w:tcPr>
-            <w:tcW w:type="dxa" w:w="1551"/>
+            <w:tcW w:type="dxa" w:w="1629"/>
             <w:tcBorders>
               <w:top w:val="single" w:color="BFBFBF" w:sz="4"/>
               <w:left w:val="single" w:color="BFBFBF" w:sz="4"/>
@@ -6186,28 +6362,28 @@
         </w:tc>
         <w:tc>
           <w:tcPr>
-            <w:tcW w:type="dxa" w:w="3199"/>
-            <w:tcBorders>
-              <w:top w:val="single" w:color="BFBFBF" w:sz="4"/>
-              <w:left w:val="single" w:color="BFBFBF" w:sz="4"/>
-              <w:bottom w:val="single" w:color="BFBFBF" w:sz="4"/>
-              <w:right w:val="single" w:color="BFBFBF" w:sz="4"/>
-            </w:tcBorders>
-            <w:tcMar>
-              <w:top w:type="dxa" w:w="60"/>
-              <w:left w:type="dxa" w:w="100"/>
-              <w:bottom w:type="dxa" w:w="60"/>
-              <w:right w:type="dxa" w:w="100"/>
-            </w:tcMar>
-          </w:tcPr>
-          <w:p>
-            <w:r>
-              <w:rPr>
-                <w:rFonts w:ascii="Arial" w:cs="Arial" w:eastAsia="Arial" w:hAnsi="Arial"/>
-                <w:sz w:val="20"/>
-                <w:szCs w:val="20"/>
-              </w:rPr>
-              <w:t xml:space="preserve">Whether the claimant accepts a 1v1 defendant's payment date or repayment plan.</w:t>
+            <w:tcW w:type="dxa" w:w="3167"/>
+            <w:tcBorders>
+              <w:top w:val="single" w:color="BFBFBF" w:sz="4"/>
+              <w:left w:val="single" w:color="BFBFBF" w:sz="4"/>
+              <w:bottom w:val="single" w:color="BFBFBF" w:sz="4"/>
+              <w:right w:val="single" w:color="BFBFBF" w:sz="4"/>
+            </w:tcBorders>
+            <w:tcMar>
+              <w:top w:type="dxa" w:w="60"/>
+              <w:left w:type="dxa" w:w="100"/>
+              <w:bottom w:type="dxa" w:w="60"/>
+              <w:right w:type="dxa" w:w="100"/>
+            </w:tcMar>
+          </w:tcPr>
+          <w:p>
+            <w:r>
+              <w:rPr>
+                <w:rFonts w:ascii="Arial" w:cs="Arial" w:eastAsia="Arial" w:hAnsi="Arial"/>
+                <w:sz w:val="20"/>
+                <w:szCs w:val="20"/>
+              </w:rPr>
+              <w:t xml:space="preserve">Whether the claimant proceeds with the claim after the defendants' full defences, or after a 2v1 or 1v2SS admission. Any other value stops the run.</w:t>
             </w:r>
           </w:p>
         </w:tc>
@@ -6218,7 +6394,7 @@
         </w:trPr>
         <w:tc>
           <w:tcPr>
-            <w:tcW w:type="dxa" w:w="1692"/>
+            <w:tcW w:type="dxa" w:w="1676"/>
             <w:tcBorders>
               <w:top w:val="single" w:color="BFBFBF" w:sz="4"/>
               <w:left w:val="single" w:color="BFBFBF" w:sz="4"/>
@@ -6239,88 +6415,88 @@
                 <w:sz w:val="20"/>
                 <w:szCs w:val="20"/>
               </w:rPr>
-              <w:t xml:space="preserve">CLAIMANT_SUGGESTED_PAYMENT</w:t>
-            </w:r>
-          </w:p>
-        </w:tc>
-        <w:tc>
-          <w:tcPr>
-            <w:tcW w:type="dxa" w:w="3196"/>
-            <w:tcBorders>
-              <w:top w:val="single" w:color="BFBFBF" w:sz="4"/>
-              <w:left w:val="single" w:color="BFBFBF" w:sz="4"/>
-              <w:bottom w:val="single" w:color="BFBFBF" w:sz="4"/>
-              <w:right w:val="single" w:color="BFBFBF" w:sz="4"/>
-            </w:tcBorders>
-            <w:tcMar>
-              <w:top w:type="dxa" w:w="60"/>
-              <w:left w:type="dxa" w:w="100"/>
-              <w:bottom w:type="dxa" w:w="60"/>
-              <w:right w:type="dxa" w:w="100"/>
-            </w:tcMar>
-          </w:tcPr>
-          <w:p>
-            <w:r>
-              <w:rPr>
-                <w:rFonts w:ascii="Arial" w:cs="Arial" w:eastAsia="Arial" w:hAnsi="Arial"/>
-                <w:sz w:val="20"/>
-                <w:szCs w:val="20"/>
-              </w:rPr>
-              <w:t xml:space="preserve">IMMEDIATELY, SET_DATE, REPAYMENT_PLAN</w:t>
-            </w:r>
-          </w:p>
-        </w:tc>
-        <w:tc>
-          <w:tcPr>
-            <w:tcW w:type="dxa" w:w="1551"/>
-            <w:tcBorders>
-              <w:top w:val="single" w:color="BFBFBF" w:sz="4"/>
-              <w:left w:val="single" w:color="BFBFBF" w:sz="4"/>
-              <w:bottom w:val="single" w:color="BFBFBF" w:sz="4"/>
-              <w:right w:val="single" w:color="BFBFBF" w:sz="4"/>
-            </w:tcBorders>
-            <w:tcMar>
-              <w:top w:type="dxa" w:w="60"/>
-              <w:left w:type="dxa" w:w="100"/>
-              <w:bottom w:type="dxa" w:w="60"/>
-              <w:right w:type="dxa" w:w="100"/>
-            </w:tcMar>
-          </w:tcPr>
-          <w:p>
-            <w:r>
-              <w:rPr>
-                <w:rFonts w:ascii="Arial" w:cs="Arial" w:eastAsia="Arial" w:hAnsi="Arial"/>
-                <w:sz w:val="20"/>
-                <w:szCs w:val="20"/>
-              </w:rPr>
-              <w:t xml:space="preserve">IMMEDIATELY</w:t>
-            </w:r>
-          </w:p>
-        </w:tc>
-        <w:tc>
-          <w:tcPr>
-            <w:tcW w:type="dxa" w:w="3199"/>
-            <w:tcBorders>
-              <w:top w:val="single" w:color="BFBFBF" w:sz="4"/>
-              <w:left w:val="single" w:color="BFBFBF" w:sz="4"/>
-              <w:bottom w:val="single" w:color="BFBFBF" w:sz="4"/>
-              <w:right w:val="single" w:color="BFBFBF" w:sz="4"/>
-            </w:tcBorders>
-            <w:tcMar>
-              <w:top w:type="dxa" w:w="60"/>
-              <w:left w:type="dxa" w:w="100"/>
-              <w:bottom w:type="dxa" w:w="60"/>
-              <w:right w:type="dxa" w:w="100"/>
-            </w:tcMar>
-          </w:tcPr>
-          <w:p>
-            <w:r>
-              <w:rPr>
-                <w:rFonts w:ascii="Arial" w:cs="Arial" w:eastAsia="Arial" w:hAnsi="Arial"/>
-                <w:sz w:val="20"/>
-                <w:szCs w:val="20"/>
-              </w:rPr>
-              <w:t xml:space="preserve">How the claimant suggests the defendant pays when they reject the date or plan.</w:t>
+              <w:t xml:space="preserve">CLAIMANT_ACCEPTS_AMOUNT</w:t>
+            </w:r>
+          </w:p>
+        </w:tc>
+        <w:tc>
+          <w:tcPr>
+            <w:tcW w:type="dxa" w:w="3166"/>
+            <w:tcBorders>
+              <w:top w:val="single" w:color="BFBFBF" w:sz="4"/>
+              <w:left w:val="single" w:color="BFBFBF" w:sz="4"/>
+              <w:bottom w:val="single" w:color="BFBFBF" w:sz="4"/>
+              <w:right w:val="single" w:color="BFBFBF" w:sz="4"/>
+            </w:tcBorders>
+            <w:tcMar>
+              <w:top w:type="dxa" w:w="60"/>
+              <w:left w:type="dxa" w:w="100"/>
+              <w:bottom w:type="dxa" w:w="60"/>
+              <w:right w:type="dxa" w:w="100"/>
+            </w:tcMar>
+          </w:tcPr>
+          <w:p>
+            <w:r>
+              <w:rPr>
+                <w:rFonts w:ascii="Arial" w:cs="Arial" w:eastAsia="Arial" w:hAnsi="Arial"/>
+                <w:sz w:val="20"/>
+                <w:szCs w:val="20"/>
+              </w:rPr>
+              <w:t xml:space="preserve">Yes, No</w:t>
+            </w:r>
+          </w:p>
+        </w:tc>
+        <w:tc>
+          <w:tcPr>
+            <w:tcW w:type="dxa" w:w="1629"/>
+            <w:tcBorders>
+              <w:top w:val="single" w:color="BFBFBF" w:sz="4"/>
+              <w:left w:val="single" w:color="BFBFBF" w:sz="4"/>
+              <w:bottom w:val="single" w:color="BFBFBF" w:sz="4"/>
+              <w:right w:val="single" w:color="BFBFBF" w:sz="4"/>
+            </w:tcBorders>
+            <w:tcMar>
+              <w:top w:type="dxa" w:w="60"/>
+              <w:left w:type="dxa" w:w="100"/>
+              <w:bottom w:type="dxa" w:w="60"/>
+              <w:right w:type="dxa" w:w="100"/>
+            </w:tcMar>
+          </w:tcPr>
+          <w:p>
+            <w:r>
+              <w:rPr>
+                <w:rFonts w:ascii="Arial" w:cs="Arial" w:eastAsia="Arial" w:hAnsi="Arial"/>
+                <w:sz w:val="20"/>
+                <w:szCs w:val="20"/>
+              </w:rPr>
+              <w:t xml:space="preserve">Yes</w:t>
+            </w:r>
+          </w:p>
+        </w:tc>
+        <w:tc>
+          <w:tcPr>
+            <w:tcW w:type="dxa" w:w="3167"/>
+            <w:tcBorders>
+              <w:top w:val="single" w:color="BFBFBF" w:sz="4"/>
+              <w:left w:val="single" w:color="BFBFBF" w:sz="4"/>
+              <w:bottom w:val="single" w:color="BFBFBF" w:sz="4"/>
+              <w:right w:val="single" w:color="BFBFBF" w:sz="4"/>
+            </w:tcBorders>
+            <w:tcMar>
+              <w:top w:type="dxa" w:w="60"/>
+              <w:left w:type="dxa" w:w="100"/>
+              <w:bottom w:type="dxa" w:w="60"/>
+              <w:right w:type="dxa" w:w="100"/>
+            </w:tcMar>
+          </w:tcPr>
+          <w:p>
+            <w:r>
+              <w:rPr>
+                <w:rFonts w:ascii="Arial" w:cs="Arial" w:eastAsia="Arial" w:hAnsi="Arial"/>
+                <w:sz w:val="20"/>
+                <w:szCs w:val="20"/>
+              </w:rPr>
+              <w:t xml:space="preserve">Whether the claimant accepts the amount a 1v1 defendant admits (part admission).</w:t>
             </w:r>
           </w:p>
         </w:tc>
@@ -6331,7 +6507,7 @@
         </w:trPr>
         <w:tc>
           <w:tcPr>
-            <w:tcW w:type="dxa" w:w="1692"/>
+            <w:tcW w:type="dxa" w:w="1676"/>
             <w:tcBorders>
               <w:top w:val="single" w:color="BFBFBF" w:sz="4"/>
               <w:left w:val="single" w:color="BFBFBF" w:sz="4"/>
@@ -6352,13 +6528,239 @@
                 <w:sz w:val="20"/>
                 <w:szCs w:val="20"/>
               </w:rPr>
+              <w:t xml:space="preserve">CLAIMANT_ACCEPTS_PLAN</w:t>
+            </w:r>
+          </w:p>
+        </w:tc>
+        <w:tc>
+          <w:tcPr>
+            <w:tcW w:type="dxa" w:w="3166"/>
+            <w:tcBorders>
+              <w:top w:val="single" w:color="BFBFBF" w:sz="4"/>
+              <w:left w:val="single" w:color="BFBFBF" w:sz="4"/>
+              <w:bottom w:val="single" w:color="BFBFBF" w:sz="4"/>
+              <w:right w:val="single" w:color="BFBFBF" w:sz="4"/>
+            </w:tcBorders>
+            <w:tcMar>
+              <w:top w:type="dxa" w:w="60"/>
+              <w:left w:type="dxa" w:w="100"/>
+              <w:bottom w:type="dxa" w:w="60"/>
+              <w:right w:type="dxa" w:w="100"/>
+            </w:tcMar>
+          </w:tcPr>
+          <w:p>
+            <w:r>
+              <w:rPr>
+                <w:rFonts w:ascii="Arial" w:cs="Arial" w:eastAsia="Arial" w:hAnsi="Arial"/>
+                <w:sz w:val="20"/>
+                <w:szCs w:val="20"/>
+              </w:rPr>
+              <w:t xml:space="preserve">Yes, No</w:t>
+            </w:r>
+          </w:p>
+        </w:tc>
+        <w:tc>
+          <w:tcPr>
+            <w:tcW w:type="dxa" w:w="1629"/>
+            <w:tcBorders>
+              <w:top w:val="single" w:color="BFBFBF" w:sz="4"/>
+              <w:left w:val="single" w:color="BFBFBF" w:sz="4"/>
+              <w:bottom w:val="single" w:color="BFBFBF" w:sz="4"/>
+              <w:right w:val="single" w:color="BFBFBF" w:sz="4"/>
+            </w:tcBorders>
+            <w:tcMar>
+              <w:top w:type="dxa" w:w="60"/>
+              <w:left w:type="dxa" w:w="100"/>
+              <w:bottom w:type="dxa" w:w="60"/>
+              <w:right w:type="dxa" w:w="100"/>
+            </w:tcMar>
+          </w:tcPr>
+          <w:p>
+            <w:r>
+              <w:rPr>
+                <w:rFonts w:ascii="Arial" w:cs="Arial" w:eastAsia="Arial" w:hAnsi="Arial"/>
+                <w:sz w:val="20"/>
+                <w:szCs w:val="20"/>
+              </w:rPr>
+              <w:t xml:space="preserve">Yes</w:t>
+            </w:r>
+          </w:p>
+        </w:tc>
+        <w:tc>
+          <w:tcPr>
+            <w:tcW w:type="dxa" w:w="3167"/>
+            <w:tcBorders>
+              <w:top w:val="single" w:color="BFBFBF" w:sz="4"/>
+              <w:left w:val="single" w:color="BFBFBF" w:sz="4"/>
+              <w:bottom w:val="single" w:color="BFBFBF" w:sz="4"/>
+              <w:right w:val="single" w:color="BFBFBF" w:sz="4"/>
+            </w:tcBorders>
+            <w:tcMar>
+              <w:top w:type="dxa" w:w="60"/>
+              <w:left w:type="dxa" w:w="100"/>
+              <w:bottom w:type="dxa" w:w="60"/>
+              <w:right w:type="dxa" w:w="100"/>
+            </w:tcMar>
+          </w:tcPr>
+          <w:p>
+            <w:r>
+              <w:rPr>
+                <w:rFonts w:ascii="Arial" w:cs="Arial" w:eastAsia="Arial" w:hAnsi="Arial"/>
+                <w:sz w:val="20"/>
+                <w:szCs w:val="20"/>
+              </w:rPr>
+              <w:t xml:space="preserve">Whether the claimant accepts a 1v1 defendant's payment date or repayment plan.</w:t>
+            </w:r>
+          </w:p>
+        </w:tc>
+      </w:tr>
+      <w:tr>
+        <w:trPr>
+          <w:tblHeader w:val="off"/>
+        </w:trPr>
+        <w:tc>
+          <w:tcPr>
+            <w:tcW w:type="dxa" w:w="1676"/>
+            <w:tcBorders>
+              <w:top w:val="single" w:color="BFBFBF" w:sz="4"/>
+              <w:left w:val="single" w:color="BFBFBF" w:sz="4"/>
+              <w:bottom w:val="single" w:color="BFBFBF" w:sz="4"/>
+              <w:right w:val="single" w:color="BFBFBF" w:sz="4"/>
+            </w:tcBorders>
+            <w:tcMar>
+              <w:top w:type="dxa" w:w="60"/>
+              <w:left w:type="dxa" w:w="100"/>
+              <w:bottom w:type="dxa" w:w="60"/>
+              <w:right w:type="dxa" w:w="100"/>
+            </w:tcMar>
+          </w:tcPr>
+          <w:p>
+            <w:r>
+              <w:rPr>
+                <w:rFonts w:ascii="Courier New" w:cs="Courier New" w:eastAsia="Courier New" w:hAnsi="Courier New"/>
+                <w:sz w:val="20"/>
+                <w:szCs w:val="20"/>
+              </w:rPr>
+              <w:t xml:space="preserve">CLAIMANT_SUGGESTED_PAYMENT</w:t>
+            </w:r>
+          </w:p>
+        </w:tc>
+        <w:tc>
+          <w:tcPr>
+            <w:tcW w:type="dxa" w:w="3166"/>
+            <w:tcBorders>
+              <w:top w:val="single" w:color="BFBFBF" w:sz="4"/>
+              <w:left w:val="single" w:color="BFBFBF" w:sz="4"/>
+              <w:bottom w:val="single" w:color="BFBFBF" w:sz="4"/>
+              <w:right w:val="single" w:color="BFBFBF" w:sz="4"/>
+            </w:tcBorders>
+            <w:tcMar>
+              <w:top w:type="dxa" w:w="60"/>
+              <w:left w:type="dxa" w:w="100"/>
+              <w:bottom w:type="dxa" w:w="60"/>
+              <w:right w:type="dxa" w:w="100"/>
+            </w:tcMar>
+          </w:tcPr>
+          <w:p>
+            <w:r>
+              <w:rPr>
+                <w:rFonts w:ascii="Arial" w:cs="Arial" w:eastAsia="Arial" w:hAnsi="Arial"/>
+                <w:sz w:val="20"/>
+                <w:szCs w:val="20"/>
+              </w:rPr>
+              <w:t xml:space="preserve">IMMEDIATELY, SET_DATE, REPAYMENT_PLAN</w:t>
+            </w:r>
+          </w:p>
+        </w:tc>
+        <w:tc>
+          <w:tcPr>
+            <w:tcW w:type="dxa" w:w="1629"/>
+            <w:tcBorders>
+              <w:top w:val="single" w:color="BFBFBF" w:sz="4"/>
+              <w:left w:val="single" w:color="BFBFBF" w:sz="4"/>
+              <w:bottom w:val="single" w:color="BFBFBF" w:sz="4"/>
+              <w:right w:val="single" w:color="BFBFBF" w:sz="4"/>
+            </w:tcBorders>
+            <w:tcMar>
+              <w:top w:type="dxa" w:w="60"/>
+              <w:left w:type="dxa" w:w="100"/>
+              <w:bottom w:type="dxa" w:w="60"/>
+              <w:right w:type="dxa" w:w="100"/>
+            </w:tcMar>
+          </w:tcPr>
+          <w:p>
+            <w:r>
+              <w:rPr>
+                <w:rFonts w:ascii="Arial" w:cs="Arial" w:eastAsia="Arial" w:hAnsi="Arial"/>
+                <w:sz w:val="20"/>
+                <w:szCs w:val="20"/>
+              </w:rPr>
+              <w:t xml:space="preserve">IMMEDIATELY</w:t>
+            </w:r>
+          </w:p>
+        </w:tc>
+        <w:tc>
+          <w:tcPr>
+            <w:tcW w:type="dxa" w:w="3167"/>
+            <w:tcBorders>
+              <w:top w:val="single" w:color="BFBFBF" w:sz="4"/>
+              <w:left w:val="single" w:color="BFBFBF" w:sz="4"/>
+              <w:bottom w:val="single" w:color="BFBFBF" w:sz="4"/>
+              <w:right w:val="single" w:color="BFBFBF" w:sz="4"/>
+            </w:tcBorders>
+            <w:tcMar>
+              <w:top w:type="dxa" w:w="60"/>
+              <w:left w:type="dxa" w:w="100"/>
+              <w:bottom w:type="dxa" w:w="60"/>
+              <w:right w:type="dxa" w:w="100"/>
+            </w:tcMar>
+          </w:tcPr>
+          <w:p>
+            <w:r>
+              <w:rPr>
+                <w:rFonts w:ascii="Arial" w:cs="Arial" w:eastAsia="Arial" w:hAnsi="Arial"/>
+                <w:sz w:val="20"/>
+                <w:szCs w:val="20"/>
+              </w:rPr>
+              <w:t xml:space="preserve">How the claimant suggests the defendant pays when they reject the date or plan.</w:t>
+            </w:r>
+          </w:p>
+        </w:tc>
+      </w:tr>
+      <w:tr>
+        <w:trPr>
+          <w:tblHeader w:val="off"/>
+        </w:trPr>
+        <w:tc>
+          <w:tcPr>
+            <w:tcW w:type="dxa" w:w="1676"/>
+            <w:tcBorders>
+              <w:top w:val="single" w:color="BFBFBF" w:sz="4"/>
+              <w:left w:val="single" w:color="BFBFBF" w:sz="4"/>
+              <w:bottom w:val="single" w:color="BFBFBF" w:sz="4"/>
+              <w:right w:val="single" w:color="BFBFBF" w:sz="4"/>
+            </w:tcBorders>
+            <w:tcMar>
+              <w:top w:type="dxa" w:w="60"/>
+              <w:left w:type="dxa" w:w="100"/>
+              <w:bottom w:type="dxa" w:w="60"/>
+              <w:right w:type="dxa" w:w="100"/>
+            </w:tcMar>
+          </w:tcPr>
+          <w:p>
+            <w:r>
+              <w:rPr>
+                <w:rFonts w:ascii="Courier New" w:cs="Courier New" w:eastAsia="Courier New" w:hAnsi="Courier New"/>
+                <w:sz w:val="20"/>
+                <w:szCs w:val="20"/>
+              </w:rPr>
               <w:t xml:space="preserve">FINAL_ORDER</w:t>
             </w:r>
           </w:p>
         </w:tc>
         <w:tc>
           <w:tcPr>
-            <w:tcW w:type="dxa" w:w="3196"/>
+            <w:tcW w:type="dxa" w:w="3166"/>
             <w:tcBorders>
               <w:top w:val="single" w:color="BFBFBF" w:sz="4"/>
               <w:left w:val="single" w:color="BFBFBF" w:sz="4"/>
@@ -6385,7 +6787,7 @@
         </w:tc>
         <w:tc>
           <w:tcPr>
-            <w:tcW w:type="dxa" w:w="1551"/>
+            <w:tcW w:type="dxa" w:w="1629"/>
             <w:tcBorders>
               <w:top w:val="single" w:color="BFBFBF" w:sz="4"/>
               <w:left w:val="single" w:color="BFBFBF" w:sz="4"/>
@@ -6412,7 +6814,7 @@
         </w:tc>
         <w:tc>
           <w:tcPr>
-            <w:tcW w:type="dxa" w:w="3199"/>
+            <w:tcW w:type="dxa" w:w="3167"/>
             <w:tcBorders>
               <w:top w:val="single" w:color="BFBFBF" w:sz="4"/>
               <w:left w:val="single" w:color="BFBFBF" w:sz="4"/>
@@ -6455,7 +6857,7 @@
         <w:rPr>
           <w:rFonts w:ascii="Arial" w:cs="Arial" w:eastAsia="Arial" w:hAnsi="Arial"/>
         </w:rPr>
-        <w:t xml:space="preserve">13. Run settings</w:t>
+        <w:t xml:space="preserve">14. Run settings</w:t>
       </w:r>
     </w:p>
     <w:p>
@@ -6466,7 +6868,7 @@
         <w:rPr>
           <w:rFonts w:ascii="Arial" w:cs="Arial" w:eastAsia="Arial" w:hAnsi="Arial"/>
         </w:rPr>
-        <w:t xml:space="preserve">ENV, PREVIEW_SERVICE, PR_NUMBER, API_UNTIL, STOP_AT_STATE, STOP_AFTER_TEST, KEEP_CASE_ASSIGNMENTS, SCENARIOS, WORKERS and PREFLIGHT work as described in section 11 of RUNNING_UNSPECIFIED_TESTS.md.</w:t>
+        <w:t xml:space="preserve">ENV, PREVIEW_SERVICE, PR_NUMBER, API_UNTIL, STOP_AT_STATE, STOP_AFTER_TEST, KEEP_CASE_ASSIGNMENTS, SCENARIOS, WORKERS, PREFLIGHT and AAC_API_URL work as described in section 11 of RUNNING_UNSPECIFIED_TESTS.md.</w:t>
       </w:r>
     </w:p>
     <w:sectPr>

--- a/playwright-tests/RUNNING_SPECIFIED_TESTS.docx
+++ b/playwright-tests/RUNNING_SPECIFIED_TESTS.docx
@@ -3007,6 +3007,42 @@
           <w:szCs w:val="18"/>
         </w:rPr>
         <w:t xml:space="preserve">ENV=aat SCENARIOS=Yes npx playwright test playwright-tests/e2e/journeys/SpecifiedSS.test.ts --project chromium --grep @SPEC_1v2DS_FAST</w:t>
+      </w:r>
+    </w:p>
+    <w:p>
+      <w:pPr>
+        <w:spacing w:after="120"/>
+      </w:pPr>
+      <w:r>
+        <w:rPr>
+          <w:rFonts w:ascii="Arial" w:cs="Arial" w:eastAsia="Arial" w:hAnsi="Arial"/>
+        </w:rPr>
+        <w:t xml:space="preserve">Every named scenario is tagged @spec-nightly, the specified nightly set. The spec-nightly project runs them all, headless (yarn test:spec-nightly:ci, which sets SCENARIOS=Yes):</w:t>
+      </w:r>
+    </w:p>
+    <w:p>
+      <w:pPr>
+        <w:shd w:fill="F2F2F2" w:color="auto" w:val="clear"/>
+        <w:spacing w:after="160" w:before="60"/>
+      </w:pPr>
+      <w:r>
+        <w:rPr>
+          <w:rFonts w:ascii="Courier New" w:cs="Courier New" w:eastAsia="Courier New" w:hAnsi="Courier New"/>
+          <w:sz w:val="18"/>
+          <w:szCs w:val="18"/>
+        </w:rPr>
+        <w:t xml:space="preserve">ENV=aat SCENARIOS=Yes npx playwright test --project spec-nightly</w:t>
+      </w:r>
+    </w:p>
+    <w:p>
+      <w:pPr>
+        <w:spacing w:after="120"/>
+      </w:pPr>
+      <w:r>
+        <w:rPr>
+          <w:rFonts w:ascii="Arial" w:cs="Arial" w:eastAsia="Arial" w:hAnsi="Arial"/>
+        </w:rPr>
+        <w:t xml:space="preserve">Nothing runs the nightly set on a schedule yet: neither Jenkinsfile_nightly nor Jenkinsfile_CNP calls it.</w:t>
       </w:r>
     </w:p>
     <w:p>
